--- a/Church/2026/2026_0822_MenloChurch.docx
+++ b/Church/2026/2026_0822_MenloChurch.docx
@@ -89,7 +89,7 @@
           <w:rPr>
             <w:rStyle w:val="Hyperlink"/>
           </w:rPr>
-          <w:t>https://www.youtube.com/watch?v=OzpZKMucPfs</w:t>
+          <w:t>https://www.youtube.com/watch?v=IeYb7vOVnmU&amp;t=251s</w:t>
         </w:r>
       </w:hyperlink>
     </w:p>
@@ -138,7 +138,31 @@
           <w:sz w:val="20"/>
           <w:szCs w:val="20"/>
         </w:rPr>
-        <w:t>he Mirrow| What Is a Follower Of the Way?</w:t>
+        <w:t>he Mirro</w:t>
+      </w:r>
+      <w:r>
+        <w:rPr>
+          <w:rFonts w:cstheme="minorHAnsi"/>
+          <w:sz w:val="20"/>
+          <w:szCs w:val="20"/>
+        </w:rPr>
+        <w:t>r</w:t>
+      </w:r>
+      <w:r>
+        <w:rPr>
+          <w:rFonts w:cstheme="minorHAnsi"/>
+          <w:sz w:val="20"/>
+          <w:szCs w:val="20"/>
+        </w:rPr>
+        <w:t xml:space="preserve"> (Undivided Follower) </w:t>
+      </w:r>
+      <w:r>
+        <w:rPr>
+          <w:rFonts w:cstheme="minorHAnsi"/>
+          <w:sz w:val="20"/>
+          <w:szCs w:val="20"/>
+        </w:rPr>
+        <w:t>| What Is a Follower Of the Way?</w:t>
       </w:r>
       <w:r>
         <w:rPr>
@@ -220,7 +244,7 @@
           <w:sz w:val="20"/>
           <w:szCs w:val="20"/>
         </w:rPr>
-        <w:t>36:30</w:t>
+        <w:t>36:39</w:t>
       </w:r>
     </w:p>
     <w:p>
@@ -364,7 +388,7 @@
           <w:sz w:val="20"/>
           <w:szCs w:val="20"/>
         </w:rPr>
-        <w:t>36:30</w:t>
+        <w:t>36:39</w:t>
       </w:r>
     </w:p>
     <w:p>
@@ -526,7 +550,7 @@
           <w:sz w:val="20"/>
           <w:szCs w:val="20"/>
         </w:rPr>
-        <w:t>36:30</w:t>
+        <w:t>36:39</w:t>
       </w:r>
     </w:p>
     <w:p>
@@ -688,7 +712,7 @@
           <w:sz w:val="20"/>
           <w:szCs w:val="20"/>
         </w:rPr>
-        <w:t>36:30</w:t>
+        <w:t>36:39</w:t>
       </w:r>
     </w:p>
     <w:p>
@@ -764,7 +788,7 @@
           <w:sz w:val="20"/>
           <w:szCs w:val="20"/>
         </w:rPr>
-        <w:t>36:30</w:t>
+        <w:t>36:39</w:t>
       </w:r>
     </w:p>
     <w:p>
@@ -904,6 +928,813 @@
           <w:szCs w:val="20"/>
         </w:rPr>
       </w:pPr>
+      <w:r>
+        <w:rPr>
+          <w:rFonts w:cstheme="minorHAnsi"/>
+          <w:sz w:val="20"/>
+          <w:szCs w:val="20"/>
+        </w:rPr>
+        <w:t>1</w:t>
+      </w:r>
+      <w:r>
+        <w:rPr>
+          <w:rFonts w:cstheme="minorHAnsi"/>
+          <w:sz w:val="20"/>
+          <w:szCs w:val="20"/>
+        </w:rPr>
+        <w:t>:</w:t>
+      </w:r>
+      <w:r>
+        <w:rPr>
+          <w:rFonts w:cstheme="minorHAnsi"/>
+          <w:sz w:val="20"/>
+          <w:szCs w:val="20"/>
+        </w:rPr>
+        <w:t>00</w:t>
+      </w:r>
+      <w:r>
+        <w:rPr>
+          <w:rFonts w:cstheme="minorHAnsi"/>
+          <w:sz w:val="20"/>
+          <w:szCs w:val="20"/>
+        </w:rPr>
+        <w:t>/</w:t>
+      </w:r>
+      <w:r>
+        <w:rPr>
+          <w:rFonts w:cstheme="minorHAnsi"/>
+          <w:sz w:val="20"/>
+          <w:szCs w:val="20"/>
+        </w:rPr>
+        <w:t>36:39</w:t>
+      </w:r>
+    </w:p>
+    <w:p>
+      <w:pPr>
+        <w:rPr>
+          <w:rFonts w:cstheme="minorHAnsi"/>
+          <w:sz w:val="20"/>
+          <w:szCs w:val="20"/>
+        </w:rPr>
+      </w:pPr>
+    </w:p>
+    <w:p>
+      <w:pPr>
+        <w:rPr>
+          <w:rFonts w:cstheme="minorHAnsi"/>
+          <w:sz w:val="20"/>
+          <w:szCs w:val="20"/>
+        </w:rPr>
+      </w:pPr>
+      <w:r>
+        <w:rPr>
+          <w:rFonts w:cstheme="minorHAnsi"/>
+          <w:noProof/>
+          <w:sz w:val="20"/>
+          <w:szCs w:val="20"/>
+        </w:rPr>
+        <w:lastRenderedPageBreak/>
+        <w:drawing>
+          <wp:inline distT="0" distB="0" distL="0" distR="0" wp14:anchorId="6B2CF93E" wp14:editId="4E843637">
+            <wp:extent cx="3848100" cy="2273877"/>
+            <wp:effectExtent l="0" t="0" r="0" b="0"/>
+            <wp:docPr id="855085418" name="Picture 1"/>
+            <wp:cNvGraphicFramePr>
+              <a:graphicFrameLocks xmlns:a="http://schemas.openxmlformats.org/drawingml/2006/main" noChangeAspect="1"/>
+            </wp:cNvGraphicFramePr>
+            <a:graphic xmlns:a="http://schemas.openxmlformats.org/drawingml/2006/main">
+              <a:graphicData uri="http://schemas.openxmlformats.org/drawingml/2006/picture">
+                <pic:pic xmlns:pic="http://schemas.openxmlformats.org/drawingml/2006/picture">
+                  <pic:nvPicPr>
+                    <pic:cNvPr id="855085418" name=""/>
+                    <pic:cNvPicPr/>
+                  </pic:nvPicPr>
+                  <pic:blipFill>
+                    <a:blip r:embed="rId17"/>
+                    <a:stretch>
+                      <a:fillRect/>
+                    </a:stretch>
+                  </pic:blipFill>
+                  <pic:spPr>
+                    <a:xfrm>
+                      <a:off x="0" y="0"/>
+                      <a:ext cx="3853324" cy="2276964"/>
+                    </a:xfrm>
+                    <a:prstGeom prst="rect">
+                      <a:avLst/>
+                    </a:prstGeom>
+                  </pic:spPr>
+                </pic:pic>
+              </a:graphicData>
+            </a:graphic>
+          </wp:inline>
+        </w:drawing>
+      </w:r>
+    </w:p>
+    <w:p>
+      <w:pPr>
+        <w:rPr>
+          <w:rFonts w:cstheme="minorHAnsi"/>
+          <w:sz w:val="20"/>
+          <w:szCs w:val="20"/>
+        </w:rPr>
+      </w:pPr>
+      <w:r>
+        <w:rPr>
+          <w:rFonts w:cstheme="minorHAnsi"/>
+          <w:sz w:val="20"/>
+          <w:szCs w:val="20"/>
+        </w:rPr>
+        <w:t>Nobody makes us yes decision.</w:t>
+      </w:r>
+      <w:r>
+        <w:rPr>
+          <w:rFonts w:cstheme="minorHAnsi"/>
+          <w:sz w:val="20"/>
+          <w:szCs w:val="20"/>
+        </w:rPr>
+        <w:t xml:space="preserve"> All the decisions we made individually.</w:t>
+      </w:r>
+    </w:p>
+    <w:p>
+      <w:pPr>
+        <w:rPr>
+          <w:rFonts w:cstheme="minorHAnsi"/>
+          <w:sz w:val="20"/>
+          <w:szCs w:val="20"/>
+        </w:rPr>
+      </w:pPr>
+    </w:p>
+    <w:p>
+      <w:pPr>
+        <w:rPr>
+          <w:rFonts w:cstheme="minorHAnsi"/>
+          <w:sz w:val="20"/>
+          <w:szCs w:val="20"/>
+        </w:rPr>
+      </w:pPr>
+      <w:r>
+        <w:rPr>
+          <w:rFonts w:cstheme="minorHAnsi"/>
+          <w:sz w:val="20"/>
+          <w:szCs w:val="20"/>
+        </w:rPr>
+        <w:t>5</w:t>
+      </w:r>
+      <w:r>
+        <w:rPr>
+          <w:rFonts w:cstheme="minorHAnsi"/>
+          <w:sz w:val="20"/>
+          <w:szCs w:val="20"/>
+        </w:rPr>
+        <w:t>:</w:t>
+      </w:r>
+      <w:r>
+        <w:rPr>
+          <w:rFonts w:cstheme="minorHAnsi"/>
+          <w:sz w:val="20"/>
+          <w:szCs w:val="20"/>
+        </w:rPr>
+        <w:t>0</w:t>
+      </w:r>
+      <w:r>
+        <w:rPr>
+          <w:rFonts w:cstheme="minorHAnsi"/>
+          <w:sz w:val="20"/>
+          <w:szCs w:val="20"/>
+        </w:rPr>
+        <w:t>0</w:t>
+      </w:r>
+      <w:r>
+        <w:rPr>
+          <w:rFonts w:cstheme="minorHAnsi"/>
+          <w:sz w:val="20"/>
+          <w:szCs w:val="20"/>
+        </w:rPr>
+        <w:t>/</w:t>
+      </w:r>
+      <w:r>
+        <w:rPr>
+          <w:rFonts w:cstheme="minorHAnsi"/>
+          <w:sz w:val="20"/>
+          <w:szCs w:val="20"/>
+        </w:rPr>
+        <w:t>36:39</w:t>
+      </w:r>
+    </w:p>
+    <w:p>
+      <w:pPr>
+        <w:rPr>
+          <w:rFonts w:cstheme="minorHAnsi"/>
+          <w:sz w:val="20"/>
+          <w:szCs w:val="20"/>
+        </w:rPr>
+      </w:pPr>
+      <w:r>
+        <w:rPr>
+          <w:rFonts w:cstheme="minorHAnsi"/>
+          <w:sz w:val="20"/>
+          <w:szCs w:val="20"/>
+        </w:rPr>
+        <w:t>Pray: We make decisions by ourselves.</w:t>
+      </w:r>
+    </w:p>
+    <w:p>
+      <w:pPr>
+        <w:rPr>
+          <w:rFonts w:cstheme="minorHAnsi"/>
+          <w:sz w:val="20"/>
+          <w:szCs w:val="20"/>
+        </w:rPr>
+      </w:pPr>
+    </w:p>
+    <w:p>
+      <w:pPr>
+        <w:rPr>
+          <w:rFonts w:cstheme="minorHAnsi"/>
+          <w:sz w:val="20"/>
+          <w:szCs w:val="20"/>
+        </w:rPr>
+      </w:pPr>
+      <w:r>
+        <w:rPr>
+          <w:rFonts w:cstheme="minorHAnsi"/>
+          <w:sz w:val="20"/>
+          <w:szCs w:val="20"/>
+        </w:rPr>
+        <w:t>5</w:t>
+      </w:r>
+      <w:r>
+        <w:rPr>
+          <w:rFonts w:cstheme="minorHAnsi"/>
+          <w:sz w:val="20"/>
+          <w:szCs w:val="20"/>
+        </w:rPr>
+        <w:t>:</w:t>
+      </w:r>
+      <w:r>
+        <w:rPr>
+          <w:rFonts w:cstheme="minorHAnsi"/>
+          <w:sz w:val="20"/>
+          <w:szCs w:val="20"/>
+        </w:rPr>
+        <w:t>35</w:t>
+      </w:r>
+      <w:r>
+        <w:rPr>
+          <w:rFonts w:cstheme="minorHAnsi"/>
+          <w:sz w:val="20"/>
+          <w:szCs w:val="20"/>
+        </w:rPr>
+        <w:t>/</w:t>
+      </w:r>
+      <w:r>
+        <w:rPr>
+          <w:rFonts w:cstheme="minorHAnsi"/>
+          <w:sz w:val="20"/>
+          <w:szCs w:val="20"/>
+        </w:rPr>
+        <w:t>36:39</w:t>
+      </w:r>
+    </w:p>
+    <w:p>
+      <w:pPr>
+        <w:rPr>
+          <w:rFonts w:cstheme="minorHAnsi"/>
+          <w:sz w:val="20"/>
+          <w:szCs w:val="20"/>
+        </w:rPr>
+      </w:pPr>
+      <w:r>
+        <w:rPr>
+          <w:rFonts w:cstheme="minorHAnsi"/>
+          <w:noProof/>
+          <w:sz w:val="20"/>
+          <w:szCs w:val="20"/>
+        </w:rPr>
+        <w:drawing>
+          <wp:inline distT="0" distB="0" distL="0" distR="0" wp14:anchorId="45E46212" wp14:editId="37EB4F01">
+            <wp:extent cx="4686300" cy="735413"/>
+            <wp:effectExtent l="0" t="0" r="0" b="7620"/>
+            <wp:docPr id="218959766" name="Picture 1"/>
+            <wp:cNvGraphicFramePr>
+              <a:graphicFrameLocks xmlns:a="http://schemas.openxmlformats.org/drawingml/2006/main" noChangeAspect="1"/>
+            </wp:cNvGraphicFramePr>
+            <a:graphic xmlns:a="http://schemas.openxmlformats.org/drawingml/2006/main">
+              <a:graphicData uri="http://schemas.openxmlformats.org/drawingml/2006/picture">
+                <pic:pic xmlns:pic="http://schemas.openxmlformats.org/drawingml/2006/picture">
+                  <pic:nvPicPr>
+                    <pic:cNvPr id="218959766" name=""/>
+                    <pic:cNvPicPr/>
+                  </pic:nvPicPr>
+                  <pic:blipFill>
+                    <a:blip r:embed="rId18"/>
+                    <a:stretch>
+                      <a:fillRect/>
+                    </a:stretch>
+                  </pic:blipFill>
+                  <pic:spPr>
+                    <a:xfrm>
+                      <a:off x="0" y="0"/>
+                      <a:ext cx="4704584" cy="738282"/>
+                    </a:xfrm>
+                    <a:prstGeom prst="rect">
+                      <a:avLst/>
+                    </a:prstGeom>
+                  </pic:spPr>
+                </pic:pic>
+              </a:graphicData>
+            </a:graphic>
+          </wp:inline>
+        </w:drawing>
+      </w:r>
+    </w:p>
+    <w:p>
+      <w:pPr>
+        <w:rPr>
+          <w:rFonts w:cstheme="minorHAnsi"/>
+          <w:sz w:val="20"/>
+          <w:szCs w:val="20"/>
+        </w:rPr>
+      </w:pPr>
+      <w:r>
+        <w:rPr>
+          <w:rFonts w:cstheme="minorHAnsi"/>
+          <w:sz w:val="20"/>
+          <w:szCs w:val="20"/>
+        </w:rPr>
+        <w:t>The word “scattered (</w:t>
+      </w:r>
+      <w:r>
+        <w:rPr>
+          <w:rFonts w:cstheme="minorHAnsi" w:hint="eastAsia"/>
+          <w:sz w:val="20"/>
+          <w:szCs w:val="20"/>
+        </w:rPr>
+        <w:t>散漫</w:t>
+      </w:r>
+      <w:r>
+        <w:rPr>
+          <w:rFonts w:cstheme="minorHAnsi"/>
+          <w:sz w:val="20"/>
+          <w:szCs w:val="20"/>
+        </w:rPr>
+        <w:t xml:space="preserve">)” is a preemptive </w:t>
+      </w:r>
+      <w:r>
+        <w:rPr>
+          <w:rFonts w:cstheme="minorHAnsi"/>
+          <w:sz w:val="20"/>
+          <w:szCs w:val="20"/>
+        </w:rPr>
+        <w:t>(</w:t>
+      </w:r>
+      <w:r>
+        <w:rPr>
+          <w:rFonts w:cstheme="minorHAnsi" w:hint="eastAsia"/>
+          <w:sz w:val="20"/>
+          <w:szCs w:val="20"/>
+        </w:rPr>
+        <w:t>先發制人的</w:t>
+      </w:r>
+      <w:r>
+        <w:rPr>
+          <w:rFonts w:cstheme="minorHAnsi"/>
+          <w:sz w:val="20"/>
+          <w:szCs w:val="20"/>
+        </w:rPr>
+        <w:t>;</w:t>
+      </w:r>
+      <w:r>
+        <w:rPr>
+          <w:rFonts w:cstheme="minorHAnsi" w:hint="eastAsia"/>
+          <w:sz w:val="20"/>
+          <w:szCs w:val="20"/>
+        </w:rPr>
+        <w:t>搶先的</w:t>
+      </w:r>
+      <w:r>
+        <w:rPr>
+          <w:rFonts w:cstheme="minorHAnsi"/>
+          <w:sz w:val="20"/>
+          <w:szCs w:val="20"/>
+        </w:rPr>
+        <w:t xml:space="preserve">) </w:t>
+      </w:r>
+      <w:r>
+        <w:rPr>
+          <w:rFonts w:cstheme="minorHAnsi"/>
+          <w:sz w:val="20"/>
+          <w:szCs w:val="20"/>
+        </w:rPr>
+        <w:t xml:space="preserve">apology that we would put in a email when we are behind. It is a description of what all of this is doing to our souls at its deepest point. It is more than </w:t>
+      </w:r>
+    </w:p>
+    <w:p>
+      <w:pPr>
+        <w:rPr>
+          <w:rFonts w:cstheme="minorHAnsi"/>
+          <w:sz w:val="20"/>
+          <w:szCs w:val="20"/>
+        </w:rPr>
+      </w:pPr>
+    </w:p>
+    <w:p>
+      <w:pPr>
+        <w:rPr>
+          <w:rFonts w:cstheme="minorHAnsi"/>
+          <w:sz w:val="20"/>
+          <w:szCs w:val="20"/>
+        </w:rPr>
+      </w:pPr>
+      <w:r>
+        <w:rPr>
+          <w:rFonts w:cstheme="minorHAnsi"/>
+          <w:sz w:val="20"/>
+          <w:szCs w:val="20"/>
+        </w:rPr>
+        <w:t>8</w:t>
+      </w:r>
+      <w:r>
+        <w:rPr>
+          <w:rFonts w:cstheme="minorHAnsi"/>
+          <w:sz w:val="20"/>
+          <w:szCs w:val="20"/>
+        </w:rPr>
+        <w:t>:</w:t>
+      </w:r>
+      <w:r>
+        <w:rPr>
+          <w:rFonts w:cstheme="minorHAnsi"/>
+          <w:sz w:val="20"/>
+          <w:szCs w:val="20"/>
+        </w:rPr>
+        <w:t>00</w:t>
+      </w:r>
+      <w:r>
+        <w:rPr>
+          <w:rFonts w:cstheme="minorHAnsi"/>
+          <w:sz w:val="20"/>
+          <w:szCs w:val="20"/>
+        </w:rPr>
+        <w:t>/</w:t>
+      </w:r>
+      <w:r>
+        <w:rPr>
+          <w:rFonts w:cstheme="minorHAnsi"/>
+          <w:sz w:val="20"/>
+          <w:szCs w:val="20"/>
+        </w:rPr>
+        <w:t>36:39</w:t>
+      </w:r>
+    </w:p>
+    <w:p>
+      <w:pPr>
+        <w:rPr>
+          <w:rFonts w:cstheme="minorHAnsi"/>
+          <w:sz w:val="20"/>
+          <w:szCs w:val="20"/>
+        </w:rPr>
+      </w:pPr>
+      <w:r>
+        <w:rPr>
+          <w:rFonts w:cstheme="minorHAnsi"/>
+          <w:noProof/>
+          <w:sz w:val="20"/>
+          <w:szCs w:val="20"/>
+        </w:rPr>
+        <w:drawing>
+          <wp:inline distT="0" distB="0" distL="0" distR="0" wp14:anchorId="7FDE912A" wp14:editId="69AD325F">
+            <wp:extent cx="5257800" cy="608916"/>
+            <wp:effectExtent l="0" t="0" r="0" b="1270"/>
+            <wp:docPr id="1741014797" name="Picture 1"/>
+            <wp:cNvGraphicFramePr>
+              <a:graphicFrameLocks xmlns:a="http://schemas.openxmlformats.org/drawingml/2006/main" noChangeAspect="1"/>
+            </wp:cNvGraphicFramePr>
+            <a:graphic xmlns:a="http://schemas.openxmlformats.org/drawingml/2006/main">
+              <a:graphicData uri="http://schemas.openxmlformats.org/drawingml/2006/picture">
+                <pic:pic xmlns:pic="http://schemas.openxmlformats.org/drawingml/2006/picture">
+                  <pic:nvPicPr>
+                    <pic:cNvPr id="1741014797" name=""/>
+                    <pic:cNvPicPr/>
+                  </pic:nvPicPr>
+                  <pic:blipFill>
+                    <a:blip r:embed="rId19"/>
+                    <a:stretch>
+                      <a:fillRect/>
+                    </a:stretch>
+                  </pic:blipFill>
+                  <pic:spPr>
+                    <a:xfrm>
+                      <a:off x="0" y="0"/>
+                      <a:ext cx="5278716" cy="611338"/>
+                    </a:xfrm>
+                    <a:prstGeom prst="rect">
+                      <a:avLst/>
+                    </a:prstGeom>
+                  </pic:spPr>
+                </pic:pic>
+              </a:graphicData>
+            </a:graphic>
+          </wp:inline>
+        </w:drawing>
+      </w:r>
+    </w:p>
+    <w:p>
+      <w:pPr>
+        <w:rPr>
+          <w:rFonts w:cstheme="minorHAnsi"/>
+          <w:sz w:val="20"/>
+          <w:szCs w:val="20"/>
+        </w:rPr>
+      </w:pPr>
+      <w:r>
+        <w:rPr>
+          <w:rFonts w:cstheme="minorHAnsi"/>
+          <w:sz w:val="20"/>
+          <w:szCs w:val="20"/>
+        </w:rPr>
+        <w:t>You are graduating from a class you never know you enrolled in.</w:t>
+      </w:r>
+    </w:p>
+    <w:p>
+      <w:pPr>
+        <w:rPr>
+          <w:rFonts w:cstheme="minorHAnsi"/>
+          <w:sz w:val="20"/>
+          <w:szCs w:val="20"/>
+        </w:rPr>
+      </w:pPr>
+      <w:r>
+        <w:rPr>
+          <w:rFonts w:cstheme="minorHAnsi"/>
+          <w:sz w:val="20"/>
+          <w:szCs w:val="20"/>
+        </w:rPr>
+        <w:t>You are graduating from a class in your life that you didn’t even know you had enrolled in.</w:t>
+      </w:r>
+    </w:p>
+    <w:p>
+      <w:pPr>
+        <w:rPr>
+          <w:rFonts w:cstheme="minorHAnsi"/>
+          <w:sz w:val="20"/>
+          <w:szCs w:val="20"/>
+        </w:rPr>
+      </w:pPr>
+      <w:r>
+        <w:rPr>
+          <w:rFonts w:cstheme="minorHAnsi"/>
+          <w:sz w:val="20"/>
+          <w:szCs w:val="20"/>
+        </w:rPr>
+        <w:t>Apostle Paul write</w:t>
+      </w:r>
+      <w:r>
+        <w:rPr>
+          <w:rFonts w:cstheme="minorHAnsi"/>
+          <w:sz w:val="20"/>
+          <w:szCs w:val="20"/>
+        </w:rPr>
+        <w:t>s</w:t>
+      </w:r>
+      <w:r>
+        <w:rPr>
+          <w:rFonts w:cstheme="minorHAnsi"/>
+          <w:sz w:val="20"/>
+          <w:szCs w:val="20"/>
+        </w:rPr>
+        <w:t xml:space="preserve"> 2,000 years </w:t>
+      </w:r>
+      <w:r>
+        <w:rPr>
+          <w:rFonts w:cstheme="minorHAnsi"/>
+          <w:sz w:val="20"/>
+          <w:szCs w:val="20"/>
+        </w:rPr>
+        <w:t>ago at Ephesus Church.</w:t>
+      </w:r>
+    </w:p>
+    <w:p>
+      <w:pPr>
+        <w:rPr>
+          <w:rFonts w:cstheme="minorHAnsi"/>
+          <w:sz w:val="20"/>
+          <w:szCs w:val="20"/>
+        </w:rPr>
+      </w:pPr>
+    </w:p>
+    <w:p>
+      <w:pPr>
+        <w:rPr>
+          <w:rFonts w:cstheme="minorHAnsi"/>
+          <w:sz w:val="20"/>
+          <w:szCs w:val="20"/>
+        </w:rPr>
+      </w:pPr>
+      <w:r>
+        <w:rPr>
+          <w:rFonts w:cstheme="minorHAnsi"/>
+          <w:sz w:val="20"/>
+          <w:szCs w:val="20"/>
+        </w:rPr>
+        <w:t>8</w:t>
+      </w:r>
+      <w:r>
+        <w:rPr>
+          <w:rFonts w:cstheme="minorHAnsi"/>
+          <w:sz w:val="20"/>
+          <w:szCs w:val="20"/>
+        </w:rPr>
+        <w:t>:</w:t>
+      </w:r>
+      <w:r>
+        <w:rPr>
+          <w:rFonts w:cstheme="minorHAnsi"/>
+          <w:sz w:val="20"/>
+          <w:szCs w:val="20"/>
+        </w:rPr>
+        <w:t>38</w:t>
+      </w:r>
+      <w:r>
+        <w:rPr>
+          <w:rFonts w:cstheme="minorHAnsi"/>
+          <w:sz w:val="20"/>
+          <w:szCs w:val="20"/>
+        </w:rPr>
+        <w:t>/</w:t>
+      </w:r>
+      <w:r>
+        <w:rPr>
+          <w:rFonts w:cstheme="minorHAnsi"/>
+          <w:sz w:val="20"/>
+          <w:szCs w:val="20"/>
+        </w:rPr>
+        <w:t>36:39</w:t>
+      </w:r>
+    </w:p>
+    <w:p>
+      <w:pPr>
+        <w:rPr>
+          <w:rFonts w:cstheme="minorHAnsi"/>
+          <w:sz w:val="20"/>
+          <w:szCs w:val="20"/>
+        </w:rPr>
+      </w:pPr>
+      <w:r>
+        <w:rPr>
+          <w:rFonts w:cstheme="minorHAnsi"/>
+          <w:sz w:val="20"/>
+          <w:szCs w:val="20"/>
+        </w:rPr>
+        <w:lastRenderedPageBreak/>
+        <w:drawing>
+          <wp:inline distT="0" distB="0" distL="0" distR="0" wp14:anchorId="66A195CD" wp14:editId="5FFCBF00">
+            <wp:extent cx="2962688" cy="4029637"/>
+            <wp:effectExtent l="0" t="0" r="9525" b="9525"/>
+            <wp:docPr id="817999025" name="Picture 1"/>
+            <wp:cNvGraphicFramePr>
+              <a:graphicFrameLocks xmlns:a="http://schemas.openxmlformats.org/drawingml/2006/main" noChangeAspect="1"/>
+            </wp:cNvGraphicFramePr>
+            <a:graphic xmlns:a="http://schemas.openxmlformats.org/drawingml/2006/main">
+              <a:graphicData uri="http://schemas.openxmlformats.org/drawingml/2006/picture">
+                <pic:pic xmlns:pic="http://schemas.openxmlformats.org/drawingml/2006/picture">
+                  <pic:nvPicPr>
+                    <pic:cNvPr id="817999025" name=""/>
+                    <pic:cNvPicPr/>
+                  </pic:nvPicPr>
+                  <pic:blipFill>
+                    <a:blip r:embed="rId20"/>
+                    <a:stretch>
+                      <a:fillRect/>
+                    </a:stretch>
+                  </pic:blipFill>
+                  <pic:spPr>
+                    <a:xfrm>
+                      <a:off x="0" y="0"/>
+                      <a:ext cx="2962688" cy="4029637"/>
+                    </a:xfrm>
+                    <a:prstGeom prst="rect">
+                      <a:avLst/>
+                    </a:prstGeom>
+                  </pic:spPr>
+                </pic:pic>
+              </a:graphicData>
+            </a:graphic>
+          </wp:inline>
+        </w:drawing>
+      </w:r>
+    </w:p>
+    <w:p>
+      <w:pPr>
+        <w:rPr>
+          <w:rFonts w:cstheme="minorHAnsi"/>
+          <w:sz w:val="20"/>
+          <w:szCs w:val="20"/>
+        </w:rPr>
+      </w:pPr>
+      <w:r>
+        <w:rPr>
+          <w:rFonts w:cstheme="minorHAnsi"/>
+          <w:sz w:val="20"/>
+          <w:szCs w:val="20"/>
+        </w:rPr>
+        <w:t>Ephesians 5:15-16</w:t>
+      </w:r>
+      <w:r>
+        <w:rPr>
+          <w:rFonts w:cstheme="minorHAnsi"/>
+          <w:sz w:val="20"/>
+          <w:szCs w:val="20"/>
+        </w:rPr>
+        <w:t xml:space="preserve"> </w:t>
+      </w:r>
+    </w:p>
+    <w:p>
+      <w:pPr>
+        <w:rPr>
+          <w:rFonts w:cstheme="minorHAnsi"/>
+          <w:sz w:val="20"/>
+          <w:szCs w:val="20"/>
+        </w:rPr>
+      </w:pPr>
+      <w:r>
+        <w:rPr>
+          <w:rFonts w:cstheme="minorHAnsi"/>
+          <w:sz w:val="20"/>
+          <w:szCs w:val="20"/>
+        </w:rPr>
+        <w:t>Look carefully then how you walk, not as unwise but as wise, making the best use of the time, because the days are evil.</w:t>
+      </w:r>
+    </w:p>
+    <w:p>
+      <w:pPr>
+        <w:rPr>
+          <w:rFonts w:cstheme="minorHAnsi"/>
+          <w:sz w:val="20"/>
+          <w:szCs w:val="20"/>
+        </w:rPr>
+      </w:pPr>
+    </w:p>
+    <w:p>
+      <w:pPr>
+        <w:rPr>
+          <w:rFonts w:cstheme="minorHAnsi"/>
+          <w:sz w:val="20"/>
+          <w:szCs w:val="20"/>
+        </w:rPr>
+      </w:pPr>
+      <w:r>
+        <w:rPr>
+          <w:rFonts w:cstheme="minorHAnsi"/>
+          <w:sz w:val="20"/>
+          <w:szCs w:val="20"/>
+        </w:rPr>
+        <w:t>Paul said, the time is harmful</w:t>
+      </w:r>
+      <w:r>
+        <w:rPr>
+          <w:rFonts w:cstheme="minorHAnsi"/>
+          <w:sz w:val="20"/>
+          <w:szCs w:val="20"/>
+        </w:rPr>
+        <w:t>. Time damages us</w:t>
+      </w:r>
+      <w:r>
+        <w:rPr>
+          <w:rFonts w:cstheme="minorHAnsi"/>
+          <w:sz w:val="20"/>
+          <w:szCs w:val="20"/>
+        </w:rPr>
+        <w:t>. Paul said time is immortal and thieves,</w:t>
+      </w:r>
+    </w:p>
+    <w:p>
+      <w:pPr>
+        <w:rPr>
+          <w:rFonts w:cstheme="minorHAnsi"/>
+          <w:sz w:val="20"/>
+          <w:szCs w:val="20"/>
+        </w:rPr>
+      </w:pPr>
+    </w:p>
+    <w:p>
+      <w:pPr>
+        <w:rPr>
+          <w:rFonts w:cstheme="minorHAnsi"/>
+          <w:sz w:val="20"/>
+          <w:szCs w:val="20"/>
+        </w:rPr>
+      </w:pPr>
+    </w:p>
+    <w:p>
+      <w:pPr>
+        <w:rPr>
+          <w:rFonts w:cstheme="minorHAnsi"/>
+          <w:sz w:val="20"/>
+          <w:szCs w:val="20"/>
+        </w:rPr>
+      </w:pPr>
     </w:p>
     <w:p>
       <w:pPr>
@@ -998,12 +1829,12 @@
       </w:r>
     </w:p>
     <w:p>
-      <w:hyperlink r:id="rId17" w:history="1">
+      <w:hyperlink r:id="rId21" w:history="1">
         <w:r>
           <w:rPr>
             <w:rStyle w:val="Hyperlink"/>
           </w:rPr>
-          <w:t>https://www.youtube.com/watch?v=OzpZKMucPfs</w:t>
+          <w:t>https://www.youtube.com/watch?v=IeYb7vOVnmU&amp;t=251s</w:t>
         </w:r>
       </w:hyperlink>
     </w:p>
@@ -1015,7 +1846,7 @@
           <w:szCs w:val="20"/>
         </w:rPr>
       </w:pPr>
-      <w:hyperlink r:id="rId18" w:history="1">
+      <w:hyperlink r:id="rId22" w:history="1">
         <w:r>
           <w:rPr>
             <w:rStyle w:val="Hyperlink"/>
@@ -1044,15 +1875,7 @@
           <w:sz w:val="20"/>
           <w:szCs w:val="20"/>
         </w:rPr>
-        <w:t>T</w:t>
-      </w:r>
-      <w:r>
-        <w:rPr>
-          <w:rFonts w:cstheme="minorHAnsi"/>
-          <w:sz w:val="20"/>
-          <w:szCs w:val="20"/>
-        </w:rPr>
-        <w:t>he Mirrow| What Is a Follower Of the Way?</w:t>
+        <w:t>The Mirror (Undivided Follower) | What Is a Follower Of the Way?</w:t>
       </w:r>
       <w:r>
         <w:rPr>
@@ -1086,7 +1909,7 @@
       </w:pPr>
     </w:p>
     <w:sectPr>
-      <w:footerReference w:type="default" r:id="rId19"/>
+      <w:footerReference w:type="default" r:id="rId23"/>
       <w:pgSz w:w="12240" w:h="15840"/>
       <w:pgMar w:top="1440" w:right="1440" w:bottom="1530" w:left="1440" w:header="0" w:footer="720" w:gutter="0"/>
       <w:cols w:space="720"/>

--- a/Church/2026/2026_0822_MenloChurch.docx
+++ b/Church/2026/2026_0822_MenloChurch.docx
@@ -1327,7 +1327,25 @@
           <w:sz w:val="20"/>
           <w:szCs w:val="20"/>
         </w:rPr>
-        <w:t xml:space="preserve">apology that we would put in a email when we are behind. It is a description of what all of this is doing to our souls at its deepest point. It is more than </w:t>
+        <w:t xml:space="preserve">apology that we would put in </w:t>
+      </w:r>
+      <w:proofErr w:type="spellStart"/>
+      <w:r>
+        <w:rPr>
+          <w:rFonts w:cstheme="minorHAnsi"/>
+          <w:sz w:val="20"/>
+          <w:szCs w:val="20"/>
+        </w:rPr>
+        <w:t>a</w:t>
+      </w:r>
+      <w:proofErr w:type="spellEnd"/>
+      <w:r>
+        <w:rPr>
+          <w:rFonts w:cstheme="minorHAnsi"/>
+          <w:sz w:val="20"/>
+          <w:szCs w:val="20"/>
+        </w:rPr>
+        <w:t xml:space="preserve"> email when we are behind. It is a description of what all of this is doing to our souls at its deepest point. It is more than </w:t>
       </w:r>
     </w:p>
     <w:p>
@@ -1706,8 +1724,897 @@
           <w:sz w:val="20"/>
           <w:szCs w:val="20"/>
         </w:rPr>
-        <w:t>. Paul said time is immortal and thieves,</w:t>
+        <w:t>. Paul said time is immortal and thieves</w:t>
       </w:r>
+      <w:r>
+        <w:rPr>
+          <w:rFonts w:cstheme="minorHAnsi"/>
+          <w:sz w:val="20"/>
+          <w:szCs w:val="20"/>
+        </w:rPr>
+        <w:t>. We should make the best use of it.</w:t>
+      </w:r>
+    </w:p>
+    <w:p>
+      <w:pPr>
+        <w:rPr>
+          <w:rFonts w:cstheme="minorHAnsi"/>
+          <w:sz w:val="20"/>
+          <w:szCs w:val="20"/>
+        </w:rPr>
+      </w:pPr>
+    </w:p>
+    <w:p>
+      <w:pPr>
+        <w:rPr>
+          <w:rFonts w:cstheme="minorHAnsi"/>
+          <w:sz w:val="20"/>
+          <w:szCs w:val="20"/>
+        </w:rPr>
+      </w:pPr>
+      <w:r>
+        <w:rPr>
+          <w:rFonts w:cstheme="minorHAnsi"/>
+          <w:sz w:val="20"/>
+          <w:szCs w:val="20"/>
+        </w:rPr>
+        <w:t>9</w:t>
+      </w:r>
+      <w:r>
+        <w:rPr>
+          <w:rFonts w:cstheme="minorHAnsi"/>
+          <w:sz w:val="20"/>
+          <w:szCs w:val="20"/>
+        </w:rPr>
+        <w:t>:</w:t>
+      </w:r>
+      <w:r>
+        <w:rPr>
+          <w:rFonts w:cstheme="minorHAnsi"/>
+          <w:sz w:val="20"/>
+          <w:szCs w:val="20"/>
+        </w:rPr>
+        <w:t>46</w:t>
+      </w:r>
+      <w:r>
+        <w:rPr>
+          <w:rFonts w:cstheme="minorHAnsi"/>
+          <w:sz w:val="20"/>
+          <w:szCs w:val="20"/>
+        </w:rPr>
+        <w:t>/</w:t>
+      </w:r>
+      <w:r>
+        <w:rPr>
+          <w:rFonts w:cstheme="minorHAnsi"/>
+          <w:sz w:val="20"/>
+          <w:szCs w:val="20"/>
+        </w:rPr>
+        <w:t>36:39</w:t>
+      </w:r>
+    </w:p>
+    <w:p>
+      <w:pPr>
+        <w:rPr>
+          <w:rFonts w:cstheme="minorHAnsi"/>
+          <w:sz w:val="20"/>
+          <w:szCs w:val="20"/>
+        </w:rPr>
+      </w:pPr>
+      <w:r>
+        <w:rPr>
+          <w:rFonts w:cstheme="minorHAnsi"/>
+          <w:sz w:val="20"/>
+          <w:szCs w:val="20"/>
+        </w:rPr>
+        <w:t>To Paul, you don’t manage your time. You buy time back from someone or something that is already trying to steal time</w:t>
+      </w:r>
+      <w:r>
+        <w:rPr>
+          <w:rFonts w:cstheme="minorHAnsi"/>
+          <w:sz w:val="20"/>
+          <w:szCs w:val="20"/>
+        </w:rPr>
+        <w:t xml:space="preserve"> and attention</w:t>
+      </w:r>
+      <w:r>
+        <w:rPr>
+          <w:rFonts w:cstheme="minorHAnsi"/>
+          <w:sz w:val="20"/>
+          <w:szCs w:val="20"/>
+        </w:rPr>
+        <w:t>.</w:t>
+      </w:r>
+    </w:p>
+    <w:p>
+      <w:pPr>
+        <w:rPr>
+          <w:rFonts w:cstheme="minorHAnsi"/>
+          <w:sz w:val="20"/>
+          <w:szCs w:val="20"/>
+        </w:rPr>
+      </w:pPr>
+    </w:p>
+    <w:p>
+      <w:pPr>
+        <w:rPr>
+          <w:rFonts w:cstheme="minorHAnsi"/>
+          <w:sz w:val="20"/>
+          <w:szCs w:val="20"/>
+        </w:rPr>
+      </w:pPr>
+      <w:r>
+        <w:rPr>
+          <w:rFonts w:cstheme="minorHAnsi"/>
+          <w:sz w:val="20"/>
+          <w:szCs w:val="20"/>
+        </w:rPr>
+        <w:t>9</w:t>
+      </w:r>
+      <w:r>
+        <w:rPr>
+          <w:rFonts w:cstheme="minorHAnsi"/>
+          <w:sz w:val="20"/>
+          <w:szCs w:val="20"/>
+        </w:rPr>
+        <w:t>:</w:t>
+      </w:r>
+      <w:r>
+        <w:rPr>
+          <w:rFonts w:cstheme="minorHAnsi"/>
+          <w:sz w:val="20"/>
+          <w:szCs w:val="20"/>
+        </w:rPr>
+        <w:t>55</w:t>
+      </w:r>
+      <w:r>
+        <w:rPr>
+          <w:rFonts w:cstheme="minorHAnsi"/>
+          <w:sz w:val="20"/>
+          <w:szCs w:val="20"/>
+        </w:rPr>
+        <w:t>/</w:t>
+      </w:r>
+      <w:r>
+        <w:rPr>
+          <w:rFonts w:cstheme="minorHAnsi"/>
+          <w:sz w:val="20"/>
+          <w:szCs w:val="20"/>
+        </w:rPr>
+        <w:t>36:39</w:t>
+      </w:r>
+    </w:p>
+    <w:p>
+      <w:pPr>
+        <w:rPr>
+          <w:rFonts w:cstheme="minorHAnsi"/>
+          <w:sz w:val="20"/>
+          <w:szCs w:val="20"/>
+        </w:rPr>
+      </w:pPr>
+    </w:p>
+    <w:p>
+      <w:pPr>
+        <w:rPr>
+          <w:rFonts w:cstheme="minorHAnsi"/>
+          <w:sz w:val="20"/>
+          <w:szCs w:val="20"/>
+        </w:rPr>
+      </w:pPr>
+      <w:r>
+        <w:rPr>
+          <w:rFonts w:cstheme="minorHAnsi"/>
+          <w:sz w:val="20"/>
+          <w:szCs w:val="20"/>
+        </w:rPr>
+        <w:lastRenderedPageBreak/>
+        <w:drawing>
+          <wp:inline distT="0" distB="0" distL="0" distR="0" wp14:anchorId="2E8AE8E7" wp14:editId="6DFA8FCA">
+            <wp:extent cx="3121135" cy="4705350"/>
+            <wp:effectExtent l="0" t="0" r="3175" b="0"/>
+            <wp:docPr id="1205001870" name="Picture 1"/>
+            <wp:cNvGraphicFramePr>
+              <a:graphicFrameLocks xmlns:a="http://schemas.openxmlformats.org/drawingml/2006/main" noChangeAspect="1"/>
+            </wp:cNvGraphicFramePr>
+            <a:graphic xmlns:a="http://schemas.openxmlformats.org/drawingml/2006/main">
+              <a:graphicData uri="http://schemas.openxmlformats.org/drawingml/2006/picture">
+                <pic:pic xmlns:pic="http://schemas.openxmlformats.org/drawingml/2006/picture">
+                  <pic:nvPicPr>
+                    <pic:cNvPr id="1205001870" name=""/>
+                    <pic:cNvPicPr/>
+                  </pic:nvPicPr>
+                  <pic:blipFill>
+                    <a:blip r:embed="rId21"/>
+                    <a:stretch>
+                      <a:fillRect/>
+                    </a:stretch>
+                  </pic:blipFill>
+                  <pic:spPr>
+                    <a:xfrm>
+                      <a:off x="0" y="0"/>
+                      <a:ext cx="3135938" cy="4727666"/>
+                    </a:xfrm>
+                    <a:prstGeom prst="rect">
+                      <a:avLst/>
+                    </a:prstGeom>
+                  </pic:spPr>
+                </pic:pic>
+              </a:graphicData>
+            </a:graphic>
+          </wp:inline>
+        </w:drawing>
+      </w:r>
+    </w:p>
+    <w:p>
+      <w:pPr>
+        <w:rPr>
+          <w:rFonts w:cstheme="minorHAnsi"/>
+          <w:b/>
+          <w:bCs/>
+          <w:sz w:val="20"/>
+          <w:szCs w:val="20"/>
+        </w:rPr>
+      </w:pPr>
+    </w:p>
+    <w:p>
+      <w:pPr>
+        <w:rPr>
+          <w:rFonts w:cstheme="minorHAnsi"/>
+          <w:b/>
+          <w:bCs/>
+          <w:sz w:val="20"/>
+          <w:szCs w:val="20"/>
+        </w:rPr>
+      </w:pPr>
+      <w:r>
+        <w:rPr>
+          <w:rFonts w:cstheme="minorHAnsi"/>
+          <w:b/>
+          <w:bCs/>
+          <w:sz w:val="20"/>
+          <w:szCs w:val="20"/>
+        </w:rPr>
+        <w:t xml:space="preserve">Extracted </w:t>
+      </w:r>
+      <w:r>
+        <w:rPr>
+          <w:rFonts w:cstheme="minorHAnsi"/>
+          <w:b/>
+          <w:bCs/>
+          <w:sz w:val="20"/>
+          <w:szCs w:val="20"/>
+        </w:rPr>
+        <w:t>words</w:t>
+      </w:r>
+      <w:r>
+        <w:rPr>
+          <w:rFonts w:cstheme="minorHAnsi"/>
+          <w:b/>
+          <w:bCs/>
+          <w:sz w:val="20"/>
+          <w:szCs w:val="20"/>
+        </w:rPr>
+        <w:t xml:space="preserve"> From Image</w:t>
+      </w:r>
+    </w:p>
+    <w:p>
+      <w:pPr>
+        <w:numPr>
+          <w:ilvl w:val="0"/>
+          <w:numId w:val="117"/>
+        </w:numPr>
+        <w:rPr>
+          <w:rFonts w:cstheme="minorHAnsi"/>
+          <w:sz w:val="20"/>
+          <w:szCs w:val="20"/>
+        </w:rPr>
+      </w:pPr>
+      <w:r>
+        <w:rPr>
+          <w:rFonts w:cstheme="minorHAnsi"/>
+          <w:b/>
+          <w:bCs/>
+          <w:sz w:val="20"/>
+          <w:szCs w:val="20"/>
+        </w:rPr>
+        <w:t>Top Section:</w:t>
+      </w:r>
+    </w:p>
+    <w:p>
+      <w:pPr>
+        <w:numPr>
+          <w:ilvl w:val="1"/>
+          <w:numId w:val="117"/>
+        </w:numPr>
+        <w:rPr>
+          <w:rFonts w:cstheme="minorHAnsi"/>
+          <w:sz w:val="20"/>
+          <w:szCs w:val="20"/>
+        </w:rPr>
+      </w:pPr>
+      <w:r>
+        <w:rPr>
+          <w:rFonts w:cstheme="minorHAnsi"/>
+          <w:sz w:val="20"/>
+          <w:szCs w:val="20"/>
+        </w:rPr>
+        <w:t>Undivided Follower</w:t>
+      </w:r>
+    </w:p>
+    <w:p>
+      <w:pPr>
+        <w:numPr>
+          <w:ilvl w:val="1"/>
+          <w:numId w:val="117"/>
+        </w:numPr>
+        <w:rPr>
+          <w:rFonts w:cstheme="minorHAnsi"/>
+          <w:sz w:val="20"/>
+          <w:szCs w:val="20"/>
+        </w:rPr>
+      </w:pPr>
+      <w:r>
+        <w:rPr>
+          <w:rFonts w:cstheme="minorHAnsi"/>
+          <w:sz w:val="20"/>
+          <w:szCs w:val="20"/>
+        </w:rPr>
+        <w:t>Sacrificial Developer</w:t>
+      </w:r>
+    </w:p>
+    <w:p>
+      <w:pPr>
+        <w:numPr>
+          <w:ilvl w:val="1"/>
+          <w:numId w:val="117"/>
+        </w:numPr>
+        <w:rPr>
+          <w:rFonts w:cstheme="minorHAnsi"/>
+          <w:sz w:val="20"/>
+          <w:szCs w:val="20"/>
+        </w:rPr>
+      </w:pPr>
+      <w:r>
+        <w:rPr>
+          <w:rFonts w:cstheme="minorHAnsi"/>
+          <w:sz w:val="20"/>
+          <w:szCs w:val="20"/>
+        </w:rPr>
+        <w:t>Unhurried Friend</w:t>
+      </w:r>
+    </w:p>
+    <w:p>
+      <w:pPr>
+        <w:numPr>
+          <w:ilvl w:val="1"/>
+          <w:numId w:val="117"/>
+        </w:numPr>
+        <w:rPr>
+          <w:rFonts w:cstheme="minorHAnsi"/>
+          <w:sz w:val="20"/>
+          <w:szCs w:val="20"/>
+        </w:rPr>
+      </w:pPr>
+      <w:r>
+        <w:rPr>
+          <w:rFonts w:cstheme="minorHAnsi"/>
+          <w:sz w:val="20"/>
+          <w:szCs w:val="20"/>
+        </w:rPr>
+        <w:t>Thoughtful Witness</w:t>
+      </w:r>
+    </w:p>
+    <w:p>
+      <w:pPr>
+        <w:numPr>
+          <w:ilvl w:val="0"/>
+          <w:numId w:val="117"/>
+        </w:numPr>
+        <w:rPr>
+          <w:rFonts w:cstheme="minorHAnsi"/>
+          <w:sz w:val="20"/>
+          <w:szCs w:val="20"/>
+        </w:rPr>
+      </w:pPr>
+      <w:r>
+        <w:rPr>
+          <w:rFonts w:cstheme="minorHAnsi"/>
+          <w:b/>
+          <w:bCs/>
+          <w:sz w:val="20"/>
+          <w:szCs w:val="20"/>
+        </w:rPr>
+        <w:t>Bottom Section:</w:t>
+      </w:r>
+    </w:p>
+    <w:p>
+      <w:pPr>
+        <w:numPr>
+          <w:ilvl w:val="1"/>
+          <w:numId w:val="117"/>
+        </w:numPr>
+        <w:rPr>
+          <w:rFonts w:cstheme="minorHAnsi"/>
+          <w:sz w:val="20"/>
+          <w:szCs w:val="20"/>
+        </w:rPr>
+      </w:pPr>
+      <w:r>
+        <w:rPr>
+          <w:rFonts w:cstheme="minorHAnsi"/>
+          <w:sz w:val="20"/>
+          <w:szCs w:val="20"/>
+        </w:rPr>
+        <w:t>Reclaiming</w:t>
+      </w:r>
+    </w:p>
+    <w:p>
+      <w:pPr>
+        <w:numPr>
+          <w:ilvl w:val="1"/>
+          <w:numId w:val="117"/>
+        </w:numPr>
+        <w:rPr>
+          <w:rFonts w:cstheme="minorHAnsi"/>
+          <w:sz w:val="20"/>
+          <w:szCs w:val="20"/>
+        </w:rPr>
+      </w:pPr>
+      <w:r>
+        <w:rPr>
+          <w:rFonts w:cstheme="minorHAnsi"/>
+          <w:sz w:val="20"/>
+          <w:szCs w:val="20"/>
+        </w:rPr>
+        <w:t>THE WAY</w:t>
+      </w:r>
+    </w:p>
+    <w:p>
+      <w:pPr>
+        <w:numPr>
+          <w:ilvl w:val="1"/>
+          <w:numId w:val="117"/>
+        </w:numPr>
+        <w:rPr>
+          <w:rFonts w:cstheme="minorHAnsi"/>
+          <w:sz w:val="20"/>
+          <w:szCs w:val="20"/>
+        </w:rPr>
+      </w:pPr>
+      <w:r>
+        <w:rPr>
+          <w:rFonts w:cstheme="minorHAnsi"/>
+          <w:sz w:val="20"/>
+          <w:szCs w:val="20"/>
+        </w:rPr>
+        <w:t>of Jesus</w:t>
+      </w:r>
+    </w:p>
+    <w:p>
+      <w:pPr>
+        <w:rPr>
+          <w:rFonts w:cstheme="minorHAnsi"/>
+          <w:sz w:val="20"/>
+          <w:szCs w:val="20"/>
+        </w:rPr>
+      </w:pPr>
+    </w:p>
+    <w:p>
+      <w:pPr>
+        <w:rPr>
+          <w:rFonts w:cstheme="minorHAnsi"/>
+          <w:sz w:val="20"/>
+          <w:szCs w:val="20"/>
+        </w:rPr>
+      </w:pPr>
+      <w:r>
+        <w:rPr>
+          <w:rFonts w:cstheme="minorHAnsi"/>
+          <w:sz w:val="20"/>
+          <w:szCs w:val="20"/>
+        </w:rPr>
+        <w:t xml:space="preserve">The image displays a poster titled </w:t>
+      </w:r>
+      <w:r>
+        <w:rPr>
+          <w:rFonts w:cstheme="minorHAnsi"/>
+          <w:b/>
+          <w:bCs/>
+          <w:sz w:val="20"/>
+          <w:szCs w:val="20"/>
+        </w:rPr>
+        <w:t>"Reclaiming the Way of Jesus"</w:t>
+      </w:r>
+      <w:r>
+        <w:rPr>
+          <w:rFonts w:cstheme="minorHAnsi"/>
+          <w:sz w:val="20"/>
+          <w:szCs w:val="20"/>
+        </w:rPr>
+        <w:t>, which outlines four primary "Kingdom Qualities" used within a church ministry or community setting.</w:t>
+      </w:r>
+    </w:p>
+    <w:p>
+      <w:pPr>
+        <w:rPr>
+          <w:rFonts w:cstheme="minorHAnsi"/>
+          <w:b/>
+          <w:bCs/>
+          <w:sz w:val="20"/>
+          <w:szCs w:val="20"/>
+        </w:rPr>
+      </w:pPr>
+      <w:r>
+        <w:rPr>
+          <w:rFonts w:cstheme="minorHAnsi"/>
+          <w:b/>
+          <w:bCs/>
+          <w:sz w:val="20"/>
+          <w:szCs w:val="20"/>
+        </w:rPr>
+        <w:t>Core Concepts Detailed on the Poster</w:t>
+      </w:r>
+    </w:p>
+    <w:p>
+      <w:pPr>
+        <w:numPr>
+          <w:ilvl w:val="0"/>
+          <w:numId w:val="118"/>
+        </w:numPr>
+        <w:rPr>
+          <w:rFonts w:cstheme="minorHAnsi"/>
+          <w:sz w:val="20"/>
+          <w:szCs w:val="20"/>
+        </w:rPr>
+      </w:pPr>
+      <w:r>
+        <w:rPr>
+          <w:rFonts w:cstheme="minorHAnsi"/>
+          <w:b/>
+          <w:bCs/>
+          <w:sz w:val="20"/>
+          <w:szCs w:val="20"/>
+        </w:rPr>
+        <w:t>Undivided Follower:</w:t>
+      </w:r>
+      <w:r>
+        <w:rPr>
+          <w:rFonts w:cstheme="minorHAnsi"/>
+          <w:sz w:val="20"/>
+          <w:szCs w:val="20"/>
+        </w:rPr>
+        <w:t xml:space="preserve"> Symbolized by a head icon with a gear/light. It emphasizes dedication, commitment, and aligning one's whole life around Jesus rather than living a fractured or compartmentalized life.</w:t>
+      </w:r>
+    </w:p>
+    <w:p>
+      <w:pPr>
+        <w:numPr>
+          <w:ilvl w:val="0"/>
+          <w:numId w:val="118"/>
+        </w:numPr>
+        <w:rPr>
+          <w:rFonts w:cstheme="minorHAnsi"/>
+          <w:sz w:val="20"/>
+          <w:szCs w:val="20"/>
+        </w:rPr>
+      </w:pPr>
+      <w:r>
+        <w:rPr>
+          <w:rFonts w:cstheme="minorHAnsi"/>
+          <w:b/>
+          <w:bCs/>
+          <w:sz w:val="20"/>
+          <w:szCs w:val="20"/>
+        </w:rPr>
+        <w:t>Unhurried Friend:</w:t>
+      </w:r>
+      <w:r>
+        <w:rPr>
+          <w:rFonts w:cstheme="minorHAnsi"/>
+          <w:sz w:val="20"/>
+          <w:szCs w:val="20"/>
+        </w:rPr>
+        <w:t xml:space="preserve"> Symbolized by an icon of two people standing side by side. It highlights making oneself intentionally present, intentional connection, and creating space or margin for God and others. </w:t>
+      </w:r>
+    </w:p>
+    <w:p>
+      <w:pPr>
+        <w:numPr>
+          <w:ilvl w:val="0"/>
+          <w:numId w:val="118"/>
+        </w:numPr>
+        <w:rPr>
+          <w:rFonts w:cstheme="minorHAnsi"/>
+          <w:sz w:val="20"/>
+          <w:szCs w:val="20"/>
+        </w:rPr>
+      </w:pPr>
+      <w:r>
+        <w:rPr>
+          <w:rFonts w:cstheme="minorHAnsi"/>
+          <w:b/>
+          <w:bCs/>
+          <w:sz w:val="20"/>
+          <w:szCs w:val="20"/>
+        </w:rPr>
+        <w:t>Sacrificial Developer:</w:t>
+      </w:r>
+      <w:r>
+        <w:rPr>
+          <w:rFonts w:cstheme="minorHAnsi"/>
+          <w:sz w:val="20"/>
+          <w:szCs w:val="20"/>
+        </w:rPr>
+        <w:t xml:space="preserve"> Symbolized by an icon showing upraised hands holding or elevating a block. It signifies investing in, empowering, and discipling others while fully establishing your identity in Christ.</w:t>
+      </w:r>
+    </w:p>
+    <w:p>
+      <w:pPr>
+        <w:numPr>
+          <w:ilvl w:val="0"/>
+          <w:numId w:val="118"/>
+        </w:numPr>
+        <w:rPr>
+          <w:rFonts w:cstheme="minorHAnsi"/>
+          <w:sz w:val="20"/>
+          <w:szCs w:val="20"/>
+        </w:rPr>
+      </w:pPr>
+      <w:r>
+        <w:rPr>
+          <w:rFonts w:cstheme="minorHAnsi"/>
+          <w:b/>
+          <w:bCs/>
+          <w:sz w:val="20"/>
+          <w:szCs w:val="20"/>
+        </w:rPr>
+        <w:lastRenderedPageBreak/>
+        <w:t>Thoughtful Witness:</w:t>
+      </w:r>
+      <w:r>
+        <w:rPr>
+          <w:rFonts w:cstheme="minorHAnsi"/>
+          <w:sz w:val="20"/>
+          <w:szCs w:val="20"/>
+        </w:rPr>
+        <w:t xml:space="preserve"> Symbolized by a flag icon with a small heart. It encourages sharing the gospel through a balance of deep compassion and personal conviction.</w:t>
+      </w:r>
+    </w:p>
+    <w:p>
+      <w:pPr>
+        <w:rPr>
+          <w:rFonts w:cstheme="minorHAnsi"/>
+          <w:sz w:val="20"/>
+          <w:szCs w:val="20"/>
+        </w:rPr>
+      </w:pPr>
+    </w:p>
+    <w:p>
+      <w:pPr>
+        <w:rPr>
+          <w:rFonts w:cstheme="minorHAnsi"/>
+          <w:sz w:val="20"/>
+          <w:szCs w:val="20"/>
+        </w:rPr>
+      </w:pPr>
+      <w:r>
+        <w:rPr>
+          <w:rFonts w:cstheme="minorHAnsi"/>
+          <w:sz w:val="20"/>
+          <w:szCs w:val="20"/>
+        </w:rPr>
+        <w:t>10</w:t>
+      </w:r>
+      <w:r>
+        <w:rPr>
+          <w:rFonts w:cstheme="minorHAnsi"/>
+          <w:sz w:val="20"/>
+          <w:szCs w:val="20"/>
+        </w:rPr>
+        <w:t>:</w:t>
+      </w:r>
+      <w:r>
+        <w:rPr>
+          <w:rFonts w:cstheme="minorHAnsi"/>
+          <w:sz w:val="20"/>
+          <w:szCs w:val="20"/>
+        </w:rPr>
+        <w:t>03</w:t>
+      </w:r>
+      <w:r>
+        <w:rPr>
+          <w:rFonts w:cstheme="minorHAnsi"/>
+          <w:sz w:val="20"/>
+          <w:szCs w:val="20"/>
+        </w:rPr>
+        <w:t>/</w:t>
+      </w:r>
+      <w:r>
+        <w:rPr>
+          <w:rFonts w:cstheme="minorHAnsi"/>
+          <w:sz w:val="20"/>
+          <w:szCs w:val="20"/>
+        </w:rPr>
+        <w:t>36:39</w:t>
+      </w:r>
+    </w:p>
+    <w:p>
+      <w:pPr>
+        <w:rPr>
+          <w:rFonts w:cstheme="minorHAnsi"/>
+          <w:sz w:val="20"/>
+          <w:szCs w:val="20"/>
+        </w:rPr>
+      </w:pPr>
+      <w:r>
+        <w:rPr>
+          <w:rFonts w:cstheme="minorHAnsi"/>
+          <w:sz w:val="20"/>
+          <w:szCs w:val="20"/>
+        </w:rPr>
+        <w:t>After 2000 years, we reclaim the way of Jesus. A lot of people have tried to co-op</w:t>
+      </w:r>
+      <w:r>
+        <w:rPr>
+          <w:rFonts w:cstheme="minorHAnsi"/>
+          <w:sz w:val="20"/>
+          <w:szCs w:val="20"/>
+        </w:rPr>
+        <w:t>t and make something different.</w:t>
+      </w:r>
+      <w:r>
+        <w:rPr>
+          <w:rFonts w:cstheme="minorHAnsi"/>
+          <w:sz w:val="20"/>
+          <w:szCs w:val="20"/>
+        </w:rPr>
+        <w:t xml:space="preserve"> We go back to Bible to see what is looks like.</w:t>
+      </w:r>
+      <w:r>
+        <w:rPr>
+          <w:rFonts w:cstheme="minorHAnsi"/>
+          <w:sz w:val="20"/>
+          <w:szCs w:val="20"/>
+        </w:rPr>
+        <w:t xml:space="preserve"> Reclaim is not soft or passive. We cannot reclaim the misplaced. We reclaim what was taken from us.</w:t>
+      </w:r>
+      <w:r>
+        <w:rPr>
+          <w:rFonts w:cstheme="minorHAnsi"/>
+          <w:sz w:val="20"/>
+          <w:szCs w:val="20"/>
+        </w:rPr>
+        <w:t xml:space="preserve"> </w:t>
+      </w:r>
+    </w:p>
+    <w:p>
+      <w:pPr>
+        <w:spacing w:line="278" w:lineRule="auto"/>
+        <w:rPr>
+          <w:rFonts w:cstheme="minorHAnsi"/>
+          <w:sz w:val="20"/>
+          <w:szCs w:val="20"/>
+        </w:rPr>
+      </w:pPr>
+    </w:p>
+    <w:p>
+      <w:pPr>
+        <w:spacing w:line="278" w:lineRule="auto"/>
+        <w:rPr>
+          <w:rFonts w:cstheme="minorHAnsi"/>
+          <w:sz w:val="20"/>
+          <w:szCs w:val="20"/>
+        </w:rPr>
+      </w:pPr>
+      <w:r>
+        <w:rPr>
+          <w:rFonts w:cstheme="minorHAnsi"/>
+          <w:sz w:val="20"/>
+          <w:szCs w:val="20"/>
+        </w:rPr>
+        <w:t>10</w:t>
+      </w:r>
+      <w:r>
+        <w:rPr>
+          <w:rFonts w:cstheme="minorHAnsi"/>
+          <w:sz w:val="20"/>
+          <w:szCs w:val="20"/>
+        </w:rPr>
+        <w:t>:</w:t>
+      </w:r>
+      <w:r>
+        <w:rPr>
+          <w:rFonts w:cstheme="minorHAnsi"/>
+          <w:sz w:val="20"/>
+          <w:szCs w:val="20"/>
+        </w:rPr>
+        <w:t>03</w:t>
+      </w:r>
+      <w:r>
+        <w:rPr>
+          <w:rFonts w:cstheme="minorHAnsi"/>
+          <w:sz w:val="20"/>
+          <w:szCs w:val="20"/>
+        </w:rPr>
+        <w:t>/</w:t>
+      </w:r>
+      <w:r>
+        <w:rPr>
+          <w:rFonts w:cstheme="minorHAnsi"/>
+          <w:sz w:val="20"/>
+          <w:szCs w:val="20"/>
+        </w:rPr>
+        <w:t>36:39</w:t>
+      </w:r>
+    </w:p>
+    <w:p>
+      <w:pPr>
+        <w:spacing w:line="278" w:lineRule="auto"/>
+        <w:rPr>
+          <w:rFonts w:cstheme="minorHAnsi"/>
+          <w:sz w:val="20"/>
+          <w:szCs w:val="20"/>
+        </w:rPr>
+      </w:pPr>
+      <w:r>
+        <w:rPr>
+          <w:rFonts w:cstheme="minorHAnsi"/>
+          <w:sz w:val="20"/>
+          <w:szCs w:val="20"/>
+        </w:rPr>
+        <w:t>We reclaim the way of Jesus</w:t>
+      </w:r>
+      <w:r>
+        <w:rPr>
+          <w:rFonts w:cstheme="minorHAnsi"/>
+          <w:sz w:val="20"/>
+          <w:szCs w:val="20"/>
+        </w:rPr>
+        <w:t xml:space="preserve">. It is </w:t>
+      </w:r>
+      <w:proofErr w:type="spellStart"/>
+      <w:r>
+        <w:rPr>
+          <w:rFonts w:cstheme="minorHAnsi"/>
+          <w:sz w:val="20"/>
+          <w:szCs w:val="20"/>
+        </w:rPr>
+        <w:t>a</w:t>
+      </w:r>
+      <w:proofErr w:type="spellEnd"/>
+      <w:r>
+        <w:rPr>
+          <w:rFonts w:cstheme="minorHAnsi"/>
+          <w:sz w:val="20"/>
+          <w:szCs w:val="20"/>
+        </w:rPr>
+        <w:t xml:space="preserve"> easier, healthier, </w:t>
+      </w:r>
+      <w:r>
+        <w:rPr>
+          <w:rFonts w:cstheme="minorHAnsi"/>
+          <w:sz w:val="20"/>
+          <w:szCs w:val="20"/>
+        </w:rPr>
+        <w:t xml:space="preserve">and </w:t>
+      </w:r>
+      <w:r>
+        <w:rPr>
+          <w:rFonts w:cstheme="minorHAnsi"/>
+          <w:sz w:val="20"/>
+          <w:szCs w:val="20"/>
+        </w:rPr>
+        <w:t>lifegiving way,</w:t>
+      </w:r>
+    </w:p>
+    <w:p>
+      <w:pPr>
+        <w:rPr>
+          <w:rFonts w:cstheme="minorHAnsi"/>
+          <w:sz w:val="20"/>
+          <w:szCs w:val="20"/>
+        </w:rPr>
+      </w:pPr>
     </w:p>
     <w:p>
       <w:pPr>
@@ -1829,7 +2736,7 @@
       </w:r>
     </w:p>
     <w:p>
-      <w:hyperlink r:id="rId21" w:history="1">
+      <w:hyperlink r:id="rId22" w:history="1">
         <w:r>
           <w:rPr>
             <w:rStyle w:val="Hyperlink"/>
@@ -1846,7 +2753,7 @@
           <w:szCs w:val="20"/>
         </w:rPr>
       </w:pPr>
-      <w:hyperlink r:id="rId22" w:history="1">
+      <w:hyperlink r:id="rId23" w:history="1">
         <w:r>
           <w:rPr>
             <w:rStyle w:val="Hyperlink"/>
@@ -1909,7 +2816,7 @@
       </w:pPr>
     </w:p>
     <w:sectPr>
-      <w:footerReference w:type="default" r:id="rId23"/>
+      <w:footerReference w:type="default" r:id="rId24"/>
       <w:pgSz w:w="12240" w:h="15840"/>
       <w:pgMar w:top="1440" w:right="1440" w:bottom="1530" w:left="1440" w:header="0" w:footer="720" w:gutter="0"/>
       <w:cols w:space="720"/>
@@ -10052,6 +10959,155 @@
     </w:lvl>
   </w:abstractNum>
   <w:abstractNum w:abstractNumId="56" w15:restartNumberingAfterBreak="0">
+    <w:nsid w:val="3E1F5E5C"/>
+    <w:multiLevelType w:val="multilevel"/>
+    <w:tmpl w:val="848EA8D0"/>
+    <w:lvl w:ilvl="0">
+      <w:start w:val="1"/>
+      <w:numFmt w:val="bullet"/>
+      <w:lvlText w:val=""/>
+      <w:lvlJc w:val="left"/>
+      <w:pPr>
+        <w:tabs>
+          <w:tab w:val="num" w:pos="720"/>
+        </w:tabs>
+        <w:ind w:left="720" w:hanging="360"/>
+      </w:pPr>
+      <w:rPr>
+        <w:rFonts w:ascii="Symbol" w:hAnsi="Symbol" w:hint="default"/>
+        <w:sz w:val="20"/>
+      </w:rPr>
+    </w:lvl>
+    <w:lvl w:ilvl="1" w:tentative="1">
+      <w:start w:val="1"/>
+      <w:numFmt w:val="bullet"/>
+      <w:lvlText w:val="o"/>
+      <w:lvlJc w:val="left"/>
+      <w:pPr>
+        <w:tabs>
+          <w:tab w:val="num" w:pos="1440"/>
+        </w:tabs>
+        <w:ind w:left="1440" w:hanging="360"/>
+      </w:pPr>
+      <w:rPr>
+        <w:rFonts w:ascii="Courier New" w:hAnsi="Courier New" w:hint="default"/>
+        <w:sz w:val="20"/>
+      </w:rPr>
+    </w:lvl>
+    <w:lvl w:ilvl="2" w:tentative="1">
+      <w:start w:val="1"/>
+      <w:numFmt w:val="bullet"/>
+      <w:lvlText w:val=""/>
+      <w:lvlJc w:val="left"/>
+      <w:pPr>
+        <w:tabs>
+          <w:tab w:val="num" w:pos="2160"/>
+        </w:tabs>
+        <w:ind w:left="2160" w:hanging="360"/>
+      </w:pPr>
+      <w:rPr>
+        <w:rFonts w:ascii="Wingdings" w:hAnsi="Wingdings" w:hint="default"/>
+        <w:sz w:val="20"/>
+      </w:rPr>
+    </w:lvl>
+    <w:lvl w:ilvl="3" w:tentative="1">
+      <w:start w:val="1"/>
+      <w:numFmt w:val="bullet"/>
+      <w:lvlText w:val=""/>
+      <w:lvlJc w:val="left"/>
+      <w:pPr>
+        <w:tabs>
+          <w:tab w:val="num" w:pos="2880"/>
+        </w:tabs>
+        <w:ind w:left="2880" w:hanging="360"/>
+      </w:pPr>
+      <w:rPr>
+        <w:rFonts w:ascii="Wingdings" w:hAnsi="Wingdings" w:hint="default"/>
+        <w:sz w:val="20"/>
+      </w:rPr>
+    </w:lvl>
+    <w:lvl w:ilvl="4" w:tentative="1">
+      <w:start w:val="1"/>
+      <w:numFmt w:val="bullet"/>
+      <w:lvlText w:val=""/>
+      <w:lvlJc w:val="left"/>
+      <w:pPr>
+        <w:tabs>
+          <w:tab w:val="num" w:pos="3600"/>
+        </w:tabs>
+        <w:ind w:left="3600" w:hanging="360"/>
+      </w:pPr>
+      <w:rPr>
+        <w:rFonts w:ascii="Wingdings" w:hAnsi="Wingdings" w:hint="default"/>
+        <w:sz w:val="20"/>
+      </w:rPr>
+    </w:lvl>
+    <w:lvl w:ilvl="5" w:tentative="1">
+      <w:start w:val="1"/>
+      <w:numFmt w:val="bullet"/>
+      <w:lvlText w:val=""/>
+      <w:lvlJc w:val="left"/>
+      <w:pPr>
+        <w:tabs>
+          <w:tab w:val="num" w:pos="4320"/>
+        </w:tabs>
+        <w:ind w:left="4320" w:hanging="360"/>
+      </w:pPr>
+      <w:rPr>
+        <w:rFonts w:ascii="Wingdings" w:hAnsi="Wingdings" w:hint="default"/>
+        <w:sz w:val="20"/>
+      </w:rPr>
+    </w:lvl>
+    <w:lvl w:ilvl="6" w:tentative="1">
+      <w:start w:val="1"/>
+      <w:numFmt w:val="bullet"/>
+      <w:lvlText w:val=""/>
+      <w:lvlJc w:val="left"/>
+      <w:pPr>
+        <w:tabs>
+          <w:tab w:val="num" w:pos="5040"/>
+        </w:tabs>
+        <w:ind w:left="5040" w:hanging="360"/>
+      </w:pPr>
+      <w:rPr>
+        <w:rFonts w:ascii="Wingdings" w:hAnsi="Wingdings" w:hint="default"/>
+        <w:sz w:val="20"/>
+      </w:rPr>
+    </w:lvl>
+    <w:lvl w:ilvl="7" w:tentative="1">
+      <w:start w:val="1"/>
+      <w:numFmt w:val="bullet"/>
+      <w:lvlText w:val=""/>
+      <w:lvlJc w:val="left"/>
+      <w:pPr>
+        <w:tabs>
+          <w:tab w:val="num" w:pos="5760"/>
+        </w:tabs>
+        <w:ind w:left="5760" w:hanging="360"/>
+      </w:pPr>
+      <w:rPr>
+        <w:rFonts w:ascii="Wingdings" w:hAnsi="Wingdings" w:hint="default"/>
+        <w:sz w:val="20"/>
+      </w:rPr>
+    </w:lvl>
+    <w:lvl w:ilvl="8" w:tentative="1">
+      <w:start w:val="1"/>
+      <w:numFmt w:val="bullet"/>
+      <w:lvlText w:val=""/>
+      <w:lvlJc w:val="left"/>
+      <w:pPr>
+        <w:tabs>
+          <w:tab w:val="num" w:pos="6480"/>
+        </w:tabs>
+        <w:ind w:left="6480" w:hanging="360"/>
+      </w:pPr>
+      <w:rPr>
+        <w:rFonts w:ascii="Wingdings" w:hAnsi="Wingdings" w:hint="default"/>
+        <w:sz w:val="20"/>
+      </w:rPr>
+    </w:lvl>
+  </w:abstractNum>
+  <w:abstractNum w:abstractNumId="57" w15:restartNumberingAfterBreak="0">
     <w:nsid w:val="3E6737BD"/>
     <w:multiLevelType w:val="multilevel"/>
     <w:tmpl w:val="018EE24A"/>
@@ -10200,7 +11256,7 @@
       </w:rPr>
     </w:lvl>
   </w:abstractNum>
-  <w:abstractNum w:abstractNumId="57" w15:restartNumberingAfterBreak="0">
+  <w:abstractNum w:abstractNumId="58" w15:restartNumberingAfterBreak="0">
     <w:nsid w:val="3E933DA1"/>
     <w:multiLevelType w:val="multilevel"/>
     <w:tmpl w:val="F1561678"/>
@@ -10349,7 +11405,7 @@
       </w:rPr>
     </w:lvl>
   </w:abstractNum>
-  <w:abstractNum w:abstractNumId="58" w15:restartNumberingAfterBreak="0">
+  <w:abstractNum w:abstractNumId="59" w15:restartNumberingAfterBreak="0">
     <w:nsid w:val="3EB02634"/>
     <w:multiLevelType w:val="multilevel"/>
     <w:tmpl w:val="BA226344"/>
@@ -10498,7 +11554,7 @@
       </w:rPr>
     </w:lvl>
   </w:abstractNum>
-  <w:abstractNum w:abstractNumId="59" w15:restartNumberingAfterBreak="0">
+  <w:abstractNum w:abstractNumId="60" w15:restartNumberingAfterBreak="0">
     <w:nsid w:val="3ECA1C56"/>
     <w:multiLevelType w:val="multilevel"/>
     <w:tmpl w:val="90582042"/>
@@ -10647,7 +11703,156 @@
       </w:rPr>
     </w:lvl>
   </w:abstractNum>
-  <w:abstractNum w:abstractNumId="60" w15:restartNumberingAfterBreak="0">
+  <w:abstractNum w:abstractNumId="61" w15:restartNumberingAfterBreak="0">
+    <w:nsid w:val="40134F7E"/>
+    <w:multiLevelType w:val="multilevel"/>
+    <w:tmpl w:val="9BC8F04C"/>
+    <w:lvl w:ilvl="0">
+      <w:start w:val="1"/>
+      <w:numFmt w:val="bullet"/>
+      <w:lvlText w:val=""/>
+      <w:lvlJc w:val="left"/>
+      <w:pPr>
+        <w:tabs>
+          <w:tab w:val="num" w:pos="720"/>
+        </w:tabs>
+        <w:ind w:left="720" w:hanging="360"/>
+      </w:pPr>
+      <w:rPr>
+        <w:rFonts w:ascii="Symbol" w:hAnsi="Symbol" w:hint="default"/>
+        <w:sz w:val="20"/>
+      </w:rPr>
+    </w:lvl>
+    <w:lvl w:ilvl="1">
+      <w:start w:val="1"/>
+      <w:numFmt w:val="bullet"/>
+      <w:lvlText w:val="o"/>
+      <w:lvlJc w:val="left"/>
+      <w:pPr>
+        <w:tabs>
+          <w:tab w:val="num" w:pos="1440"/>
+        </w:tabs>
+        <w:ind w:left="1440" w:hanging="360"/>
+      </w:pPr>
+      <w:rPr>
+        <w:rFonts w:ascii="Courier New" w:hAnsi="Courier New" w:hint="default"/>
+        <w:sz w:val="20"/>
+      </w:rPr>
+    </w:lvl>
+    <w:lvl w:ilvl="2" w:tentative="1">
+      <w:start w:val="1"/>
+      <w:numFmt w:val="bullet"/>
+      <w:lvlText w:val=""/>
+      <w:lvlJc w:val="left"/>
+      <w:pPr>
+        <w:tabs>
+          <w:tab w:val="num" w:pos="2160"/>
+        </w:tabs>
+        <w:ind w:left="2160" w:hanging="360"/>
+      </w:pPr>
+      <w:rPr>
+        <w:rFonts w:ascii="Wingdings" w:hAnsi="Wingdings" w:hint="default"/>
+        <w:sz w:val="20"/>
+      </w:rPr>
+    </w:lvl>
+    <w:lvl w:ilvl="3" w:tentative="1">
+      <w:start w:val="1"/>
+      <w:numFmt w:val="bullet"/>
+      <w:lvlText w:val=""/>
+      <w:lvlJc w:val="left"/>
+      <w:pPr>
+        <w:tabs>
+          <w:tab w:val="num" w:pos="2880"/>
+        </w:tabs>
+        <w:ind w:left="2880" w:hanging="360"/>
+      </w:pPr>
+      <w:rPr>
+        <w:rFonts w:ascii="Wingdings" w:hAnsi="Wingdings" w:hint="default"/>
+        <w:sz w:val="20"/>
+      </w:rPr>
+    </w:lvl>
+    <w:lvl w:ilvl="4" w:tentative="1">
+      <w:start w:val="1"/>
+      <w:numFmt w:val="bullet"/>
+      <w:lvlText w:val=""/>
+      <w:lvlJc w:val="left"/>
+      <w:pPr>
+        <w:tabs>
+          <w:tab w:val="num" w:pos="3600"/>
+        </w:tabs>
+        <w:ind w:left="3600" w:hanging="360"/>
+      </w:pPr>
+      <w:rPr>
+        <w:rFonts w:ascii="Wingdings" w:hAnsi="Wingdings" w:hint="default"/>
+        <w:sz w:val="20"/>
+      </w:rPr>
+    </w:lvl>
+    <w:lvl w:ilvl="5" w:tentative="1">
+      <w:start w:val="1"/>
+      <w:numFmt w:val="bullet"/>
+      <w:lvlText w:val=""/>
+      <w:lvlJc w:val="left"/>
+      <w:pPr>
+        <w:tabs>
+          <w:tab w:val="num" w:pos="4320"/>
+        </w:tabs>
+        <w:ind w:left="4320" w:hanging="360"/>
+      </w:pPr>
+      <w:rPr>
+        <w:rFonts w:ascii="Wingdings" w:hAnsi="Wingdings" w:hint="default"/>
+        <w:sz w:val="20"/>
+      </w:rPr>
+    </w:lvl>
+    <w:lvl w:ilvl="6" w:tentative="1">
+      <w:start w:val="1"/>
+      <w:numFmt w:val="bullet"/>
+      <w:lvlText w:val=""/>
+      <w:lvlJc w:val="left"/>
+      <w:pPr>
+        <w:tabs>
+          <w:tab w:val="num" w:pos="5040"/>
+        </w:tabs>
+        <w:ind w:left="5040" w:hanging="360"/>
+      </w:pPr>
+      <w:rPr>
+        <w:rFonts w:ascii="Wingdings" w:hAnsi="Wingdings" w:hint="default"/>
+        <w:sz w:val="20"/>
+      </w:rPr>
+    </w:lvl>
+    <w:lvl w:ilvl="7" w:tentative="1">
+      <w:start w:val="1"/>
+      <w:numFmt w:val="bullet"/>
+      <w:lvlText w:val=""/>
+      <w:lvlJc w:val="left"/>
+      <w:pPr>
+        <w:tabs>
+          <w:tab w:val="num" w:pos="5760"/>
+        </w:tabs>
+        <w:ind w:left="5760" w:hanging="360"/>
+      </w:pPr>
+      <w:rPr>
+        <w:rFonts w:ascii="Wingdings" w:hAnsi="Wingdings" w:hint="default"/>
+        <w:sz w:val="20"/>
+      </w:rPr>
+    </w:lvl>
+    <w:lvl w:ilvl="8" w:tentative="1">
+      <w:start w:val="1"/>
+      <w:numFmt w:val="bullet"/>
+      <w:lvlText w:val=""/>
+      <w:lvlJc w:val="left"/>
+      <w:pPr>
+        <w:tabs>
+          <w:tab w:val="num" w:pos="6480"/>
+        </w:tabs>
+        <w:ind w:left="6480" w:hanging="360"/>
+      </w:pPr>
+      <w:rPr>
+        <w:rFonts w:ascii="Wingdings" w:hAnsi="Wingdings" w:hint="default"/>
+        <w:sz w:val="20"/>
+      </w:rPr>
+    </w:lvl>
+  </w:abstractNum>
+  <w:abstractNum w:abstractNumId="62" w15:restartNumberingAfterBreak="0">
     <w:nsid w:val="40787F28"/>
     <w:multiLevelType w:val="multilevel"/>
     <w:tmpl w:val="CDDAA9B8"/>
@@ -10796,7 +12001,7 @@
       </w:rPr>
     </w:lvl>
   </w:abstractNum>
-  <w:abstractNum w:abstractNumId="61" w15:restartNumberingAfterBreak="0">
+  <w:abstractNum w:abstractNumId="63" w15:restartNumberingAfterBreak="0">
     <w:nsid w:val="407F781C"/>
     <w:multiLevelType w:val="multilevel"/>
     <w:tmpl w:val="128E32A2"/>
@@ -10909,7 +12114,7 @@
       </w:pPr>
     </w:lvl>
   </w:abstractNum>
-  <w:abstractNum w:abstractNumId="62" w15:restartNumberingAfterBreak="0">
+  <w:abstractNum w:abstractNumId="64" w15:restartNumberingAfterBreak="0">
     <w:nsid w:val="41BA3989"/>
     <w:multiLevelType w:val="multilevel"/>
     <w:tmpl w:val="073AAFA2"/>
@@ -11058,7 +12263,7 @@
       </w:rPr>
     </w:lvl>
   </w:abstractNum>
-  <w:abstractNum w:abstractNumId="63" w15:restartNumberingAfterBreak="0">
+  <w:abstractNum w:abstractNumId="65" w15:restartNumberingAfterBreak="0">
     <w:nsid w:val="42131A4B"/>
     <w:multiLevelType w:val="multilevel"/>
     <w:tmpl w:val="D0806716"/>
@@ -11207,7 +12412,7 @@
       </w:rPr>
     </w:lvl>
   </w:abstractNum>
-  <w:abstractNum w:abstractNumId="64" w15:restartNumberingAfterBreak="0">
+  <w:abstractNum w:abstractNumId="66" w15:restartNumberingAfterBreak="0">
     <w:nsid w:val="43000B16"/>
     <w:multiLevelType w:val="multilevel"/>
     <w:tmpl w:val="E2381AEE"/>
@@ -11356,7 +12561,7 @@
       </w:rPr>
     </w:lvl>
   </w:abstractNum>
-  <w:abstractNum w:abstractNumId="65" w15:restartNumberingAfterBreak="0">
+  <w:abstractNum w:abstractNumId="67" w15:restartNumberingAfterBreak="0">
     <w:nsid w:val="4367124F"/>
     <w:multiLevelType w:val="multilevel"/>
     <w:tmpl w:val="07D0098A"/>
@@ -11505,7 +12710,7 @@
       </w:rPr>
     </w:lvl>
   </w:abstractNum>
-  <w:abstractNum w:abstractNumId="66" w15:restartNumberingAfterBreak="0">
+  <w:abstractNum w:abstractNumId="68" w15:restartNumberingAfterBreak="0">
     <w:nsid w:val="43A41E4C"/>
     <w:multiLevelType w:val="multilevel"/>
     <w:tmpl w:val="F71C9062"/>
@@ -11654,7 +12859,7 @@
       </w:rPr>
     </w:lvl>
   </w:abstractNum>
-  <w:abstractNum w:abstractNumId="67" w15:restartNumberingAfterBreak="0">
+  <w:abstractNum w:abstractNumId="69" w15:restartNumberingAfterBreak="0">
     <w:nsid w:val="43E26A0C"/>
     <w:multiLevelType w:val="multilevel"/>
     <w:tmpl w:val="2BD602A6"/>
@@ -11803,7 +13008,7 @@
       </w:rPr>
     </w:lvl>
   </w:abstractNum>
-  <w:abstractNum w:abstractNumId="68" w15:restartNumberingAfterBreak="0">
+  <w:abstractNum w:abstractNumId="70" w15:restartNumberingAfterBreak="0">
     <w:nsid w:val="43EE560F"/>
     <w:multiLevelType w:val="multilevel"/>
     <w:tmpl w:val="AE4E9D64"/>
@@ -11952,7 +13157,7 @@
       </w:rPr>
     </w:lvl>
   </w:abstractNum>
-  <w:abstractNum w:abstractNumId="69" w15:restartNumberingAfterBreak="0">
+  <w:abstractNum w:abstractNumId="71" w15:restartNumberingAfterBreak="0">
     <w:nsid w:val="45160F18"/>
     <w:multiLevelType w:val="hybridMultilevel"/>
     <w:tmpl w:val="7B1EC860"/>
@@ -12041,7 +13246,7 @@
       </w:pPr>
     </w:lvl>
   </w:abstractNum>
-  <w:abstractNum w:abstractNumId="70" w15:restartNumberingAfterBreak="0">
+  <w:abstractNum w:abstractNumId="72" w15:restartNumberingAfterBreak="0">
     <w:nsid w:val="46C11485"/>
     <w:multiLevelType w:val="multilevel"/>
     <w:tmpl w:val="E996B75E"/>
@@ -12190,7 +13395,7 @@
       </w:rPr>
     </w:lvl>
   </w:abstractNum>
-  <w:abstractNum w:abstractNumId="71" w15:restartNumberingAfterBreak="0">
+  <w:abstractNum w:abstractNumId="73" w15:restartNumberingAfterBreak="0">
     <w:nsid w:val="47361CB7"/>
     <w:multiLevelType w:val="multilevel"/>
     <w:tmpl w:val="799CBA8E"/>
@@ -12339,7 +13544,7 @@
       </w:rPr>
     </w:lvl>
   </w:abstractNum>
-  <w:abstractNum w:abstractNumId="72" w15:restartNumberingAfterBreak="0">
+  <w:abstractNum w:abstractNumId="74" w15:restartNumberingAfterBreak="0">
     <w:nsid w:val="47973F5D"/>
     <w:multiLevelType w:val="multilevel"/>
     <w:tmpl w:val="44E6830E"/>
@@ -12488,7 +13693,7 @@
       </w:rPr>
     </w:lvl>
   </w:abstractNum>
-  <w:abstractNum w:abstractNumId="73" w15:restartNumberingAfterBreak="0">
+  <w:abstractNum w:abstractNumId="75" w15:restartNumberingAfterBreak="0">
     <w:nsid w:val="48372D97"/>
     <w:multiLevelType w:val="multilevel"/>
     <w:tmpl w:val="4D86875C"/>
@@ -12637,7 +13842,7 @@
       </w:rPr>
     </w:lvl>
   </w:abstractNum>
-  <w:abstractNum w:abstractNumId="74" w15:restartNumberingAfterBreak="0">
+  <w:abstractNum w:abstractNumId="76" w15:restartNumberingAfterBreak="0">
     <w:nsid w:val="4C2C776D"/>
     <w:multiLevelType w:val="multilevel"/>
     <w:tmpl w:val="E2463C60"/>
@@ -12786,7 +13991,7 @@
       </w:rPr>
     </w:lvl>
   </w:abstractNum>
-  <w:abstractNum w:abstractNumId="75" w15:restartNumberingAfterBreak="0">
+  <w:abstractNum w:abstractNumId="77" w15:restartNumberingAfterBreak="0">
     <w:nsid w:val="4C535674"/>
     <w:multiLevelType w:val="multilevel"/>
     <w:tmpl w:val="ECECA0EA"/>
@@ -12935,7 +14140,7 @@
       </w:rPr>
     </w:lvl>
   </w:abstractNum>
-  <w:abstractNum w:abstractNumId="76" w15:restartNumberingAfterBreak="0">
+  <w:abstractNum w:abstractNumId="78" w15:restartNumberingAfterBreak="0">
     <w:nsid w:val="4CE54156"/>
     <w:multiLevelType w:val="multilevel"/>
     <w:tmpl w:val="78666C4A"/>
@@ -13084,7 +14289,7 @@
       </w:rPr>
     </w:lvl>
   </w:abstractNum>
-  <w:abstractNum w:abstractNumId="77" w15:restartNumberingAfterBreak="0">
+  <w:abstractNum w:abstractNumId="79" w15:restartNumberingAfterBreak="0">
     <w:nsid w:val="4FAC4BC0"/>
     <w:multiLevelType w:val="multilevel"/>
     <w:tmpl w:val="8C0E7400"/>
@@ -13233,7 +14438,7 @@
       </w:rPr>
     </w:lvl>
   </w:abstractNum>
-  <w:abstractNum w:abstractNumId="78" w15:restartNumberingAfterBreak="0">
+  <w:abstractNum w:abstractNumId="80" w15:restartNumberingAfterBreak="0">
     <w:nsid w:val="500D56B5"/>
     <w:multiLevelType w:val="multilevel"/>
     <w:tmpl w:val="2814D554"/>
@@ -13378,7 +14583,7 @@
       </w:rPr>
     </w:lvl>
   </w:abstractNum>
-  <w:abstractNum w:abstractNumId="79" w15:restartNumberingAfterBreak="0">
+  <w:abstractNum w:abstractNumId="81" w15:restartNumberingAfterBreak="0">
     <w:nsid w:val="52083F82"/>
     <w:multiLevelType w:val="multilevel"/>
     <w:tmpl w:val="487E946A"/>
@@ -13527,7 +14732,7 @@
       </w:rPr>
     </w:lvl>
   </w:abstractNum>
-  <w:abstractNum w:abstractNumId="80" w15:restartNumberingAfterBreak="0">
+  <w:abstractNum w:abstractNumId="82" w15:restartNumberingAfterBreak="0">
     <w:nsid w:val="52C63B5A"/>
     <w:multiLevelType w:val="multilevel"/>
     <w:tmpl w:val="6C22DFCE"/>
@@ -13676,7 +14881,7 @@
       </w:rPr>
     </w:lvl>
   </w:abstractNum>
-  <w:abstractNum w:abstractNumId="81" w15:restartNumberingAfterBreak="0">
+  <w:abstractNum w:abstractNumId="83" w15:restartNumberingAfterBreak="0">
     <w:nsid w:val="539D7E5B"/>
     <w:multiLevelType w:val="multilevel"/>
     <w:tmpl w:val="9E4EB31C"/>
@@ -13825,7 +15030,7 @@
       </w:rPr>
     </w:lvl>
   </w:abstractNum>
-  <w:abstractNum w:abstractNumId="82" w15:restartNumberingAfterBreak="0">
+  <w:abstractNum w:abstractNumId="84" w15:restartNumberingAfterBreak="0">
     <w:nsid w:val="54C267B2"/>
     <w:multiLevelType w:val="multilevel"/>
     <w:tmpl w:val="B584237E"/>
@@ -13974,7 +15179,7 @@
       </w:rPr>
     </w:lvl>
   </w:abstractNum>
-  <w:abstractNum w:abstractNumId="83" w15:restartNumberingAfterBreak="0">
+  <w:abstractNum w:abstractNumId="85" w15:restartNumberingAfterBreak="0">
     <w:nsid w:val="570C1E5D"/>
     <w:multiLevelType w:val="multilevel"/>
     <w:tmpl w:val="27125340"/>
@@ -14123,7 +15328,7 @@
       </w:rPr>
     </w:lvl>
   </w:abstractNum>
-  <w:abstractNum w:abstractNumId="84" w15:restartNumberingAfterBreak="0">
+  <w:abstractNum w:abstractNumId="86" w15:restartNumberingAfterBreak="0">
     <w:nsid w:val="58C70A63"/>
     <w:multiLevelType w:val="multilevel"/>
     <w:tmpl w:val="47CA926A"/>
@@ -14272,7 +15477,7 @@
       </w:rPr>
     </w:lvl>
   </w:abstractNum>
-  <w:abstractNum w:abstractNumId="85" w15:restartNumberingAfterBreak="0">
+  <w:abstractNum w:abstractNumId="87" w15:restartNumberingAfterBreak="0">
     <w:nsid w:val="5A7C0331"/>
     <w:multiLevelType w:val="multilevel"/>
     <w:tmpl w:val="40100A88"/>
@@ -14421,7 +15626,7 @@
       </w:rPr>
     </w:lvl>
   </w:abstractNum>
-  <w:abstractNum w:abstractNumId="86" w15:restartNumberingAfterBreak="0">
+  <w:abstractNum w:abstractNumId="88" w15:restartNumberingAfterBreak="0">
     <w:nsid w:val="5B9D6C5D"/>
     <w:multiLevelType w:val="multilevel"/>
     <w:tmpl w:val="F2A8D266"/>
@@ -14570,7 +15775,7 @@
       </w:rPr>
     </w:lvl>
   </w:abstractNum>
-  <w:abstractNum w:abstractNumId="87" w15:restartNumberingAfterBreak="0">
+  <w:abstractNum w:abstractNumId="89" w15:restartNumberingAfterBreak="0">
     <w:nsid w:val="5BA5020A"/>
     <w:multiLevelType w:val="multilevel"/>
     <w:tmpl w:val="BACEE942"/>
@@ -14719,7 +15924,7 @@
       </w:rPr>
     </w:lvl>
   </w:abstractNum>
-  <w:abstractNum w:abstractNumId="88" w15:restartNumberingAfterBreak="0">
+  <w:abstractNum w:abstractNumId="90" w15:restartNumberingAfterBreak="0">
     <w:nsid w:val="5D3F0EB2"/>
     <w:multiLevelType w:val="multilevel"/>
     <w:tmpl w:val="F064E71E"/>
@@ -14868,7 +16073,7 @@
       </w:rPr>
     </w:lvl>
   </w:abstractNum>
-  <w:abstractNum w:abstractNumId="89" w15:restartNumberingAfterBreak="0">
+  <w:abstractNum w:abstractNumId="91" w15:restartNumberingAfterBreak="0">
     <w:nsid w:val="5EED038D"/>
     <w:multiLevelType w:val="multilevel"/>
     <w:tmpl w:val="CB144BE2"/>
@@ -15017,7 +16222,7 @@
       </w:rPr>
     </w:lvl>
   </w:abstractNum>
-  <w:abstractNum w:abstractNumId="90" w15:restartNumberingAfterBreak="0">
+  <w:abstractNum w:abstractNumId="92" w15:restartNumberingAfterBreak="0">
     <w:nsid w:val="5F2B2E25"/>
     <w:multiLevelType w:val="multilevel"/>
     <w:tmpl w:val="F14ED1E6"/>
@@ -15166,7 +16371,7 @@
       </w:rPr>
     </w:lvl>
   </w:abstractNum>
-  <w:abstractNum w:abstractNumId="91" w15:restartNumberingAfterBreak="0">
+  <w:abstractNum w:abstractNumId="93" w15:restartNumberingAfterBreak="0">
     <w:nsid w:val="5F453024"/>
     <w:multiLevelType w:val="multilevel"/>
     <w:tmpl w:val="039026CC"/>
@@ -15315,7 +16520,7 @@
       </w:rPr>
     </w:lvl>
   </w:abstractNum>
-  <w:abstractNum w:abstractNumId="92" w15:restartNumberingAfterBreak="0">
+  <w:abstractNum w:abstractNumId="94" w15:restartNumberingAfterBreak="0">
     <w:nsid w:val="623C512F"/>
     <w:multiLevelType w:val="multilevel"/>
     <w:tmpl w:val="97087D3E"/>
@@ -15464,7 +16669,7 @@
       </w:rPr>
     </w:lvl>
   </w:abstractNum>
-  <w:abstractNum w:abstractNumId="93" w15:restartNumberingAfterBreak="0">
+  <w:abstractNum w:abstractNumId="95" w15:restartNumberingAfterBreak="0">
     <w:nsid w:val="637D787D"/>
     <w:multiLevelType w:val="multilevel"/>
     <w:tmpl w:val="47726D0E"/>
@@ -15613,7 +16818,7 @@
       </w:rPr>
     </w:lvl>
   </w:abstractNum>
-  <w:abstractNum w:abstractNumId="94" w15:restartNumberingAfterBreak="0">
+  <w:abstractNum w:abstractNumId="96" w15:restartNumberingAfterBreak="0">
     <w:nsid w:val="643B7E85"/>
     <w:multiLevelType w:val="multilevel"/>
     <w:tmpl w:val="FAECF060"/>
@@ -15762,7 +16967,7 @@
       </w:rPr>
     </w:lvl>
   </w:abstractNum>
-  <w:abstractNum w:abstractNumId="95" w15:restartNumberingAfterBreak="0">
+  <w:abstractNum w:abstractNumId="97" w15:restartNumberingAfterBreak="0">
     <w:nsid w:val="6663373E"/>
     <w:multiLevelType w:val="multilevel"/>
     <w:tmpl w:val="03A6382C"/>
@@ -15911,7 +17116,7 @@
       </w:rPr>
     </w:lvl>
   </w:abstractNum>
-  <w:abstractNum w:abstractNumId="96" w15:restartNumberingAfterBreak="0">
+  <w:abstractNum w:abstractNumId="98" w15:restartNumberingAfterBreak="0">
     <w:nsid w:val="68E45071"/>
     <w:multiLevelType w:val="multilevel"/>
     <w:tmpl w:val="757820BC"/>
@@ -16060,7 +17265,7 @@
       </w:rPr>
     </w:lvl>
   </w:abstractNum>
-  <w:abstractNum w:abstractNumId="97" w15:restartNumberingAfterBreak="0">
+  <w:abstractNum w:abstractNumId="99" w15:restartNumberingAfterBreak="0">
     <w:nsid w:val="6BD05211"/>
     <w:multiLevelType w:val="multilevel"/>
     <w:tmpl w:val="31E0A7A2"/>
@@ -16209,7 +17414,7 @@
       </w:rPr>
     </w:lvl>
   </w:abstractNum>
-  <w:abstractNum w:abstractNumId="98" w15:restartNumberingAfterBreak="0">
+  <w:abstractNum w:abstractNumId="100" w15:restartNumberingAfterBreak="0">
     <w:nsid w:val="6C0955C7"/>
     <w:multiLevelType w:val="multilevel"/>
     <w:tmpl w:val="E5EE7CB0"/>
@@ -16358,7 +17563,7 @@
       </w:rPr>
     </w:lvl>
   </w:abstractNum>
-  <w:abstractNum w:abstractNumId="99" w15:restartNumberingAfterBreak="0">
+  <w:abstractNum w:abstractNumId="101" w15:restartNumberingAfterBreak="0">
     <w:nsid w:val="6D3150F0"/>
     <w:multiLevelType w:val="multilevel"/>
     <w:tmpl w:val="B772227E"/>
@@ -16507,7 +17712,7 @@
       </w:rPr>
     </w:lvl>
   </w:abstractNum>
-  <w:abstractNum w:abstractNumId="100" w15:restartNumberingAfterBreak="0">
+  <w:abstractNum w:abstractNumId="102" w15:restartNumberingAfterBreak="0">
     <w:nsid w:val="6FFE2D97"/>
     <w:multiLevelType w:val="multilevel"/>
     <w:tmpl w:val="596C1A22"/>
@@ -16656,7 +17861,7 @@
       </w:rPr>
     </w:lvl>
   </w:abstractNum>
-  <w:abstractNum w:abstractNumId="101" w15:restartNumberingAfterBreak="0">
+  <w:abstractNum w:abstractNumId="103" w15:restartNumberingAfterBreak="0">
     <w:nsid w:val="708D1EB6"/>
     <w:multiLevelType w:val="multilevel"/>
     <w:tmpl w:val="A7085792"/>
@@ -16805,7 +18010,7 @@
       </w:rPr>
     </w:lvl>
   </w:abstractNum>
-  <w:abstractNum w:abstractNumId="102" w15:restartNumberingAfterBreak="0">
+  <w:abstractNum w:abstractNumId="104" w15:restartNumberingAfterBreak="0">
     <w:nsid w:val="71F109CF"/>
     <w:multiLevelType w:val="multilevel"/>
     <w:tmpl w:val="D60E769C"/>
@@ -16954,7 +18159,7 @@
       </w:rPr>
     </w:lvl>
   </w:abstractNum>
-  <w:abstractNum w:abstractNumId="103" w15:restartNumberingAfterBreak="0">
+  <w:abstractNum w:abstractNumId="105" w15:restartNumberingAfterBreak="0">
     <w:nsid w:val="7218572D"/>
     <w:multiLevelType w:val="multilevel"/>
     <w:tmpl w:val="3CDE930E"/>
@@ -17103,7 +18308,7 @@
       </w:rPr>
     </w:lvl>
   </w:abstractNum>
-  <w:abstractNum w:abstractNumId="104" w15:restartNumberingAfterBreak="0">
+  <w:abstractNum w:abstractNumId="106" w15:restartNumberingAfterBreak="0">
     <w:nsid w:val="74A36300"/>
     <w:multiLevelType w:val="multilevel"/>
     <w:tmpl w:val="69127098"/>
@@ -17252,7 +18457,7 @@
       </w:rPr>
     </w:lvl>
   </w:abstractNum>
-  <w:abstractNum w:abstractNumId="105" w15:restartNumberingAfterBreak="0">
+  <w:abstractNum w:abstractNumId="107" w15:restartNumberingAfterBreak="0">
     <w:nsid w:val="7535516B"/>
     <w:multiLevelType w:val="multilevel"/>
     <w:tmpl w:val="8D92A730"/>
@@ -17401,7 +18606,7 @@
       </w:rPr>
     </w:lvl>
   </w:abstractNum>
-  <w:abstractNum w:abstractNumId="106" w15:restartNumberingAfterBreak="0">
+  <w:abstractNum w:abstractNumId="108" w15:restartNumberingAfterBreak="0">
     <w:nsid w:val="759B1043"/>
     <w:multiLevelType w:val="multilevel"/>
     <w:tmpl w:val="11041F0E"/>
@@ -17550,7 +18755,7 @@
       </w:rPr>
     </w:lvl>
   </w:abstractNum>
-  <w:abstractNum w:abstractNumId="107" w15:restartNumberingAfterBreak="0">
+  <w:abstractNum w:abstractNumId="109" w15:restartNumberingAfterBreak="0">
     <w:nsid w:val="75DC56F8"/>
     <w:multiLevelType w:val="multilevel"/>
     <w:tmpl w:val="46FCA036"/>
@@ -17699,7 +18904,7 @@
       </w:rPr>
     </w:lvl>
   </w:abstractNum>
-  <w:abstractNum w:abstractNumId="108" w15:restartNumberingAfterBreak="0">
+  <w:abstractNum w:abstractNumId="110" w15:restartNumberingAfterBreak="0">
     <w:nsid w:val="781E6EED"/>
     <w:multiLevelType w:val="multilevel"/>
     <w:tmpl w:val="765C0CB8"/>
@@ -17848,7 +19053,7 @@
       </w:rPr>
     </w:lvl>
   </w:abstractNum>
-  <w:abstractNum w:abstractNumId="109" w15:restartNumberingAfterBreak="0">
+  <w:abstractNum w:abstractNumId="111" w15:restartNumberingAfterBreak="0">
     <w:nsid w:val="78930290"/>
     <w:multiLevelType w:val="multilevel"/>
     <w:tmpl w:val="EB9A29EC"/>
@@ -17997,7 +19202,7 @@
       </w:rPr>
     </w:lvl>
   </w:abstractNum>
-  <w:abstractNum w:abstractNumId="110" w15:restartNumberingAfterBreak="0">
+  <w:abstractNum w:abstractNumId="112" w15:restartNumberingAfterBreak="0">
     <w:nsid w:val="790A5107"/>
     <w:multiLevelType w:val="multilevel"/>
     <w:tmpl w:val="5A525CB6"/>
@@ -18146,7 +19351,7 @@
       </w:rPr>
     </w:lvl>
   </w:abstractNum>
-  <w:abstractNum w:abstractNumId="111" w15:restartNumberingAfterBreak="0">
+  <w:abstractNum w:abstractNumId="113" w15:restartNumberingAfterBreak="0">
     <w:nsid w:val="79C53DEF"/>
     <w:multiLevelType w:val="multilevel"/>
     <w:tmpl w:val="5546EBB4"/>
@@ -18295,7 +19500,7 @@
       </w:rPr>
     </w:lvl>
   </w:abstractNum>
-  <w:abstractNum w:abstractNumId="112" w15:restartNumberingAfterBreak="0">
+  <w:abstractNum w:abstractNumId="114" w15:restartNumberingAfterBreak="0">
     <w:nsid w:val="7A8F04C0"/>
     <w:multiLevelType w:val="multilevel"/>
     <w:tmpl w:val="B3740524"/>
@@ -18444,7 +19649,7 @@
       </w:rPr>
     </w:lvl>
   </w:abstractNum>
-  <w:abstractNum w:abstractNumId="113" w15:restartNumberingAfterBreak="0">
+  <w:abstractNum w:abstractNumId="115" w15:restartNumberingAfterBreak="0">
     <w:nsid w:val="7C8D0ABC"/>
     <w:multiLevelType w:val="multilevel"/>
     <w:tmpl w:val="F81AC82A"/>
@@ -18593,7 +19798,7 @@
       </w:rPr>
     </w:lvl>
   </w:abstractNum>
-  <w:abstractNum w:abstractNumId="114" w15:restartNumberingAfterBreak="0">
+  <w:abstractNum w:abstractNumId="116" w15:restartNumberingAfterBreak="0">
     <w:nsid w:val="7E817294"/>
     <w:multiLevelType w:val="multilevel"/>
     <w:tmpl w:val="DDFA51E0"/>
@@ -18742,7 +19947,7 @@
       </w:rPr>
     </w:lvl>
   </w:abstractNum>
-  <w:abstractNum w:abstractNumId="115" w15:restartNumberingAfterBreak="0">
+  <w:abstractNum w:abstractNumId="117" w15:restartNumberingAfterBreak="0">
     <w:nsid w:val="7FF94C52"/>
     <w:multiLevelType w:val="multilevel"/>
     <w:tmpl w:val="79DC53B2"/>
@@ -18892,16 +20097,16 @@
     </w:lvl>
   </w:abstractNum>
   <w:num w:numId="1" w16cid:durableId="311445360">
-    <w:abstractNumId w:val="63"/>
+    <w:abstractNumId w:val="65"/>
   </w:num>
   <w:num w:numId="2" w16cid:durableId="694236627">
-    <w:abstractNumId w:val="96"/>
+    <w:abstractNumId w:val="98"/>
   </w:num>
   <w:num w:numId="3" w16cid:durableId="1366056432">
-    <w:abstractNumId w:val="68"/>
+    <w:abstractNumId w:val="70"/>
   </w:num>
   <w:num w:numId="4" w16cid:durableId="320817826">
-    <w:abstractNumId w:val="103"/>
+    <w:abstractNumId w:val="105"/>
   </w:num>
   <w:num w:numId="5" w16cid:durableId="997347819">
     <w:abstractNumId w:val="19"/>
@@ -18910,22 +20115,22 @@
     <w:abstractNumId w:val="13"/>
   </w:num>
   <w:num w:numId="7" w16cid:durableId="105581292">
-    <w:abstractNumId w:val="100"/>
+    <w:abstractNumId w:val="102"/>
   </w:num>
   <w:num w:numId="8" w16cid:durableId="1215510414">
-    <w:abstractNumId w:val="64"/>
+    <w:abstractNumId w:val="66"/>
   </w:num>
   <w:num w:numId="9" w16cid:durableId="644890424">
-    <w:abstractNumId w:val="71"/>
+    <w:abstractNumId w:val="73"/>
   </w:num>
   <w:num w:numId="10" w16cid:durableId="462774561">
-    <w:abstractNumId w:val="72"/>
+    <w:abstractNumId w:val="74"/>
   </w:num>
   <w:num w:numId="11" w16cid:durableId="411008877">
-    <w:abstractNumId w:val="83"/>
+    <w:abstractNumId w:val="85"/>
   </w:num>
   <w:num w:numId="12" w16cid:durableId="477921168">
-    <w:abstractNumId w:val="108"/>
+    <w:abstractNumId w:val="110"/>
   </w:num>
   <w:num w:numId="13" w16cid:durableId="497696088">
     <w:abstractNumId w:val="9"/>
@@ -18943,25 +20148,25 @@
     <w:abstractNumId w:val="44"/>
   </w:num>
   <w:num w:numId="18" w16cid:durableId="2053722251">
-    <w:abstractNumId w:val="88"/>
+    <w:abstractNumId w:val="90"/>
   </w:num>
   <w:num w:numId="19" w16cid:durableId="739330424">
     <w:abstractNumId w:val="42"/>
   </w:num>
   <w:num w:numId="20" w16cid:durableId="960915859">
-    <w:abstractNumId w:val="113"/>
+    <w:abstractNumId w:val="115"/>
   </w:num>
   <w:num w:numId="21" w16cid:durableId="521018327">
     <w:abstractNumId w:val="31"/>
   </w:num>
   <w:num w:numId="22" w16cid:durableId="1923684076">
-    <w:abstractNumId w:val="111"/>
+    <w:abstractNumId w:val="113"/>
   </w:num>
   <w:num w:numId="23" w16cid:durableId="532769245">
-    <w:abstractNumId w:val="70"/>
+    <w:abstractNumId w:val="72"/>
   </w:num>
   <w:num w:numId="24" w16cid:durableId="892040551">
-    <w:abstractNumId w:val="60"/>
+    <w:abstractNumId w:val="62"/>
   </w:num>
   <w:num w:numId="25" w16cid:durableId="1594316287">
     <w:abstractNumId w:val="2"/>
@@ -18976,7 +20181,7 @@
     <w:abstractNumId w:val="48"/>
   </w:num>
   <w:num w:numId="29" w16cid:durableId="759177128">
-    <w:abstractNumId w:val="62"/>
+    <w:abstractNumId w:val="64"/>
   </w:num>
   <w:num w:numId="30" w16cid:durableId="522590706">
     <w:abstractNumId w:val="35"/>
@@ -18994,25 +20199,25 @@
     <w:abstractNumId w:val="11"/>
   </w:num>
   <w:num w:numId="35" w16cid:durableId="1274895435">
-    <w:abstractNumId w:val="75"/>
+    <w:abstractNumId w:val="77"/>
   </w:num>
   <w:num w:numId="36" w16cid:durableId="1882130156">
     <w:abstractNumId w:val="5"/>
   </w:num>
   <w:num w:numId="37" w16cid:durableId="504899604">
-    <w:abstractNumId w:val="93"/>
+    <w:abstractNumId w:val="95"/>
   </w:num>
   <w:num w:numId="38" w16cid:durableId="2134668467">
-    <w:abstractNumId w:val="78"/>
+    <w:abstractNumId w:val="80"/>
   </w:num>
   <w:num w:numId="39" w16cid:durableId="1119256043">
-    <w:abstractNumId w:val="58"/>
+    <w:abstractNumId w:val="59"/>
   </w:num>
   <w:num w:numId="40" w16cid:durableId="354771985">
-    <w:abstractNumId w:val="79"/>
+    <w:abstractNumId w:val="81"/>
   </w:num>
   <w:num w:numId="41" w16cid:durableId="745424367">
-    <w:abstractNumId w:val="57"/>
+    <w:abstractNumId w:val="58"/>
   </w:num>
   <w:num w:numId="42" w16cid:durableId="1559709230">
     <w:abstractNumId w:val="29"/>
@@ -19021,16 +20226,16 @@
     <w:abstractNumId w:val="26"/>
   </w:num>
   <w:num w:numId="44" w16cid:durableId="1616407979">
-    <w:abstractNumId w:val="61"/>
+    <w:abstractNumId w:val="63"/>
   </w:num>
   <w:num w:numId="45" w16cid:durableId="984551926">
     <w:abstractNumId w:val="6"/>
   </w:num>
   <w:num w:numId="46" w16cid:durableId="2067869811">
-    <w:abstractNumId w:val="67"/>
+    <w:abstractNumId w:val="69"/>
   </w:num>
   <w:num w:numId="47" w16cid:durableId="1126582773">
-    <w:abstractNumId w:val="112"/>
+    <w:abstractNumId w:val="114"/>
   </w:num>
   <w:num w:numId="48" w16cid:durableId="1934052554">
     <w:abstractNumId w:val="4"/>
@@ -19045,40 +20250,40 @@
     <w:abstractNumId w:val="43"/>
   </w:num>
   <w:num w:numId="52" w16cid:durableId="1750228994">
-    <w:abstractNumId w:val="109"/>
+    <w:abstractNumId w:val="111"/>
   </w:num>
   <w:num w:numId="53" w16cid:durableId="1619337389">
-    <w:abstractNumId w:val="102"/>
+    <w:abstractNumId w:val="104"/>
   </w:num>
   <w:num w:numId="54" w16cid:durableId="118964224">
-    <w:abstractNumId w:val="86"/>
+    <w:abstractNumId w:val="88"/>
   </w:num>
   <w:num w:numId="55" w16cid:durableId="352920647">
     <w:abstractNumId w:val="39"/>
   </w:num>
   <w:num w:numId="56" w16cid:durableId="143161617">
-    <w:abstractNumId w:val="104"/>
+    <w:abstractNumId w:val="106"/>
   </w:num>
   <w:num w:numId="57" w16cid:durableId="307705358">
-    <w:abstractNumId w:val="87"/>
+    <w:abstractNumId w:val="89"/>
   </w:num>
   <w:num w:numId="58" w16cid:durableId="1804039384">
-    <w:abstractNumId w:val="107"/>
+    <w:abstractNumId w:val="109"/>
   </w:num>
   <w:num w:numId="59" w16cid:durableId="527716065">
-    <w:abstractNumId w:val="95"/>
+    <w:abstractNumId w:val="97"/>
   </w:num>
   <w:num w:numId="60" w16cid:durableId="963729685">
-    <w:abstractNumId w:val="65"/>
+    <w:abstractNumId w:val="67"/>
   </w:num>
   <w:num w:numId="61" w16cid:durableId="364252640">
     <w:abstractNumId w:val="22"/>
   </w:num>
   <w:num w:numId="62" w16cid:durableId="31662363">
-    <w:abstractNumId w:val="69"/>
+    <w:abstractNumId w:val="71"/>
   </w:num>
   <w:num w:numId="63" w16cid:durableId="1777093386">
-    <w:abstractNumId w:val="59"/>
+    <w:abstractNumId w:val="60"/>
   </w:num>
   <w:num w:numId="64" w16cid:durableId="772364637">
     <w:abstractNumId w:val="12"/>
@@ -19090,7 +20295,7 @@
     <w:abstractNumId w:val="40"/>
   </w:num>
   <w:num w:numId="67" w16cid:durableId="357197975">
-    <w:abstractNumId w:val="110"/>
+    <w:abstractNumId w:val="112"/>
   </w:num>
   <w:num w:numId="68" w16cid:durableId="148526302">
     <w:abstractNumId w:val="52"/>
@@ -19099,13 +20304,13 @@
     <w:abstractNumId w:val="14"/>
   </w:num>
   <w:num w:numId="70" w16cid:durableId="1642341556">
-    <w:abstractNumId w:val="56"/>
+    <w:abstractNumId w:val="57"/>
   </w:num>
   <w:num w:numId="71" w16cid:durableId="1338463498">
-    <w:abstractNumId w:val="74"/>
+    <w:abstractNumId w:val="76"/>
   </w:num>
   <w:num w:numId="72" w16cid:durableId="1276910573">
-    <w:abstractNumId w:val="97"/>
+    <w:abstractNumId w:val="99"/>
   </w:num>
   <w:num w:numId="73" w16cid:durableId="2048097682">
     <w:abstractNumId w:val="45"/>
@@ -19117,28 +20322,28 @@
     <w:abstractNumId w:val="24"/>
   </w:num>
   <w:num w:numId="76" w16cid:durableId="915473636">
-    <w:abstractNumId w:val="80"/>
+    <w:abstractNumId w:val="82"/>
   </w:num>
   <w:num w:numId="77" w16cid:durableId="1439716690">
-    <w:abstractNumId w:val="91"/>
+    <w:abstractNumId w:val="93"/>
   </w:num>
   <w:num w:numId="78" w16cid:durableId="1217548458">
     <w:abstractNumId w:val="37"/>
   </w:num>
   <w:num w:numId="79" w16cid:durableId="1238638224">
-    <w:abstractNumId w:val="66"/>
+    <w:abstractNumId w:val="68"/>
   </w:num>
   <w:num w:numId="80" w16cid:durableId="367410727">
     <w:abstractNumId w:val="53"/>
   </w:num>
   <w:num w:numId="81" w16cid:durableId="424301845">
-    <w:abstractNumId w:val="115"/>
+    <w:abstractNumId w:val="117"/>
   </w:num>
   <w:num w:numId="82" w16cid:durableId="1897621015">
-    <w:abstractNumId w:val="76"/>
+    <w:abstractNumId w:val="78"/>
   </w:num>
   <w:num w:numId="83" w16cid:durableId="1431582180">
-    <w:abstractNumId w:val="89"/>
+    <w:abstractNumId w:val="91"/>
   </w:num>
   <w:num w:numId="84" w16cid:durableId="720203647">
     <w:abstractNumId w:val="41"/>
@@ -19147,25 +20352,25 @@
     <w:abstractNumId w:val="47"/>
   </w:num>
   <w:num w:numId="86" w16cid:durableId="605112439">
-    <w:abstractNumId w:val="92"/>
+    <w:abstractNumId w:val="94"/>
   </w:num>
   <w:num w:numId="87" w16cid:durableId="1848252251">
-    <w:abstractNumId w:val="82"/>
+    <w:abstractNumId w:val="84"/>
   </w:num>
   <w:num w:numId="88" w16cid:durableId="1255893830">
     <w:abstractNumId w:val="36"/>
   </w:num>
   <w:num w:numId="89" w16cid:durableId="424691325">
-    <w:abstractNumId w:val="94"/>
+    <w:abstractNumId w:val="96"/>
   </w:num>
   <w:num w:numId="90" w16cid:durableId="738091702">
-    <w:abstractNumId w:val="105"/>
+    <w:abstractNumId w:val="107"/>
   </w:num>
   <w:num w:numId="91" w16cid:durableId="1902323149">
     <w:abstractNumId w:val="28"/>
   </w:num>
   <w:num w:numId="92" w16cid:durableId="554973351">
-    <w:abstractNumId w:val="85"/>
+    <w:abstractNumId w:val="87"/>
   </w:num>
   <w:num w:numId="93" w16cid:durableId="1062874373">
     <w:abstractNumId w:val="16"/>
@@ -19177,10 +20382,10 @@
     <w:abstractNumId w:val="49"/>
   </w:num>
   <w:num w:numId="96" w16cid:durableId="1097289175">
-    <w:abstractNumId w:val="84"/>
+    <w:abstractNumId w:val="86"/>
   </w:num>
   <w:num w:numId="97" w16cid:durableId="1679037938">
-    <w:abstractNumId w:val="98"/>
+    <w:abstractNumId w:val="100"/>
   </w:num>
   <w:num w:numId="98" w16cid:durableId="1393845361">
     <w:abstractNumId w:val="30"/>
@@ -19189,34 +20394,34 @@
     <w:abstractNumId w:val="0"/>
   </w:num>
   <w:num w:numId="100" w16cid:durableId="2125924183">
-    <w:abstractNumId w:val="90"/>
+    <w:abstractNumId w:val="92"/>
   </w:num>
   <w:num w:numId="101" w16cid:durableId="1828549896">
     <w:abstractNumId w:val="50"/>
   </w:num>
   <w:num w:numId="102" w16cid:durableId="963197947">
-    <w:abstractNumId w:val="114"/>
+    <w:abstractNumId w:val="116"/>
   </w:num>
   <w:num w:numId="103" w16cid:durableId="534272892">
-    <w:abstractNumId w:val="73"/>
+    <w:abstractNumId w:val="75"/>
   </w:num>
   <w:num w:numId="104" w16cid:durableId="1791048284">
-    <w:abstractNumId w:val="81"/>
+    <w:abstractNumId w:val="83"/>
   </w:num>
   <w:num w:numId="105" w16cid:durableId="1350444599">
     <w:abstractNumId w:val="17"/>
   </w:num>
   <w:num w:numId="106" w16cid:durableId="133108369">
-    <w:abstractNumId w:val="101"/>
+    <w:abstractNumId w:val="103"/>
   </w:num>
   <w:num w:numId="107" w16cid:durableId="1467963854">
-    <w:abstractNumId w:val="99"/>
+    <w:abstractNumId w:val="101"/>
   </w:num>
   <w:num w:numId="108" w16cid:durableId="1439253604">
     <w:abstractNumId w:val="21"/>
   </w:num>
   <w:num w:numId="109" w16cid:durableId="1751190609">
-    <w:abstractNumId w:val="106"/>
+    <w:abstractNumId w:val="108"/>
   </w:num>
   <w:num w:numId="110" w16cid:durableId="445545791">
     <w:abstractNumId w:val="25"/>
@@ -19225,7 +20430,7 @@
     <w:abstractNumId w:val="51"/>
   </w:num>
   <w:num w:numId="112" w16cid:durableId="1405568998">
-    <w:abstractNumId w:val="77"/>
+    <w:abstractNumId w:val="79"/>
   </w:num>
   <w:num w:numId="113" w16cid:durableId="56706627">
     <w:abstractNumId w:val="8"/>
@@ -19238,6 +20443,12 @@
   </w:num>
   <w:num w:numId="116" w16cid:durableId="744107979">
     <w:abstractNumId w:val="38"/>
+  </w:num>
+  <w:num w:numId="117" w16cid:durableId="300892134">
+    <w:abstractNumId w:val="61"/>
+  </w:num>
+  <w:num w:numId="118" w16cid:durableId="1644850311">
+    <w:abstractNumId w:val="56"/>
   </w:num>
   <w:numIdMacAtCleanup w:val="8"/>
 </w:numbering>
@@ -19887,7 +21098,6 @@
   <w:style w:type="character" w:default="1" w:styleId="DefaultParagraphFont">
     <w:name w:val="Default Paragraph Font"/>
     <w:uiPriority w:val="1"/>
-    <w:semiHidden/>
     <w:unhideWhenUsed/>
   </w:style>
   <w:style w:type="table" w:default="1" w:styleId="TableNormal">

--- a/Church/2026/2026_0822_MenloChurch.docx
+++ b/Church/2026/2026_0822_MenloChurch.docx
@@ -1327,25 +1327,7 @@
           <w:sz w:val="20"/>
           <w:szCs w:val="20"/>
         </w:rPr>
-        <w:t xml:space="preserve">apology that we would put in </w:t>
-      </w:r>
-      <w:proofErr w:type="spellStart"/>
-      <w:r>
-        <w:rPr>
-          <w:rFonts w:cstheme="minorHAnsi"/>
-          <w:sz w:val="20"/>
-          <w:szCs w:val="20"/>
-        </w:rPr>
-        <w:t>a</w:t>
-      </w:r>
-      <w:proofErr w:type="spellEnd"/>
-      <w:r>
-        <w:rPr>
-          <w:rFonts w:cstheme="minorHAnsi"/>
-          <w:sz w:val="20"/>
-          <w:szCs w:val="20"/>
-        </w:rPr>
-        <w:t xml:space="preserve"> email when we are behind. It is a description of what all of this is doing to our souls at its deepest point. It is more than </w:t>
+        <w:t xml:space="preserve">apology that we would put in a email when we are behind. It is a description of what all of this is doing to our souls at its deepest point. It is more than </w:t>
       </w:r>
     </w:p>
     <w:p>
@@ -1602,6 +1584,7 @@
       <w:r>
         <w:rPr>
           <w:rFonts w:cstheme="minorHAnsi"/>
+          <w:noProof/>
           <w:sz w:val="20"/>
           <w:szCs w:val="20"/>
         </w:rPr>
@@ -1904,6 +1887,7 @@
       <w:r>
         <w:rPr>
           <w:rFonts w:cstheme="minorHAnsi"/>
+          <w:noProof/>
           <w:sz w:val="20"/>
           <w:szCs w:val="20"/>
         </w:rPr>
@@ -2528,7 +2512,7 @@
           <w:sz w:val="20"/>
           <w:szCs w:val="20"/>
         </w:rPr>
-        <w:t>03</w:t>
+        <w:t>46</w:t>
       </w:r>
       <w:r>
         <w:rPr>
@@ -2572,16 +2556,14 @@
         </w:rPr>
         <w:t xml:space="preserve">. It is </w:t>
       </w:r>
-      <w:proofErr w:type="spellStart"/>
-      <w:r>
-        <w:rPr>
-          <w:rFonts w:cstheme="minorHAnsi"/>
-          <w:sz w:val="20"/>
-          <w:szCs w:val="20"/>
-        </w:rPr>
-        <w:t>a</w:t>
-      </w:r>
-      <w:proofErr w:type="spellEnd"/>
+      <w:r>
+        <w:rPr>
+          <w:rFonts w:cstheme="minorHAnsi"/>
+          <w:sz w:val="20"/>
+          <w:szCs w:val="20"/>
+        </w:rPr>
+        <w:t>an</w:t>
+      </w:r>
       <w:r>
         <w:rPr>
           <w:rFonts w:cstheme="minorHAnsi"/>
@@ -2604,11 +2586,20 @@
           <w:sz w:val="20"/>
           <w:szCs w:val="20"/>
         </w:rPr>
-        <w:t>lifegiving way,</w:t>
+        <w:t>lifegiving way</w:t>
+      </w:r>
+      <w:r>
+        <w:rPr>
+          <w:rFonts w:cstheme="minorHAnsi"/>
+          <w:sz w:val="20"/>
+          <w:szCs w:val="20"/>
+        </w:rPr>
+        <w:t>.</w:t>
       </w:r>
     </w:p>
     <w:p>
       <w:pPr>
+        <w:spacing w:line="278" w:lineRule="auto"/>
         <w:rPr>
           <w:rFonts w:cstheme="minorHAnsi"/>
           <w:sz w:val="20"/>
@@ -2618,21 +2609,113 @@
     </w:p>
     <w:p>
       <w:pPr>
-        <w:rPr>
-          <w:rFonts w:cstheme="minorHAnsi"/>
-          <w:sz w:val="20"/>
-          <w:szCs w:val="20"/>
-        </w:rPr>
-      </w:pPr>
+        <w:spacing w:line="278" w:lineRule="auto"/>
+        <w:rPr>
+          <w:rFonts w:cstheme="minorHAnsi"/>
+          <w:sz w:val="20"/>
+          <w:szCs w:val="20"/>
+        </w:rPr>
+      </w:pPr>
+      <w:r>
+        <w:rPr>
+          <w:rFonts w:cstheme="minorHAnsi"/>
+          <w:sz w:val="20"/>
+          <w:szCs w:val="20"/>
+        </w:rPr>
+        <w:t>1</w:t>
+      </w:r>
+      <w:r>
+        <w:rPr>
+          <w:rFonts w:cstheme="minorHAnsi"/>
+          <w:sz w:val="20"/>
+          <w:szCs w:val="20"/>
+        </w:rPr>
+        <w:t>1</w:t>
+      </w:r>
+      <w:r>
+        <w:rPr>
+          <w:rFonts w:cstheme="minorHAnsi"/>
+          <w:sz w:val="20"/>
+          <w:szCs w:val="20"/>
+        </w:rPr>
+        <w:t>:</w:t>
+      </w:r>
+      <w:r>
+        <w:rPr>
+          <w:rFonts w:cstheme="minorHAnsi"/>
+          <w:sz w:val="20"/>
+          <w:szCs w:val="20"/>
+        </w:rPr>
+        <w:t>14</w:t>
+      </w:r>
+      <w:r>
+        <w:rPr>
+          <w:rFonts w:cstheme="minorHAnsi"/>
+          <w:sz w:val="20"/>
+          <w:szCs w:val="20"/>
+        </w:rPr>
+        <w:t>/</w:t>
+      </w:r>
+      <w:r>
+        <w:rPr>
+          <w:rFonts w:cstheme="minorHAnsi"/>
+          <w:sz w:val="20"/>
+          <w:szCs w:val="20"/>
+        </w:rPr>
+        <w:t>36:39</w:t>
+      </w:r>
     </w:p>
     <w:p>
       <w:pPr>
-        <w:rPr>
-          <w:rFonts w:cstheme="minorHAnsi"/>
-          <w:sz w:val="20"/>
-          <w:szCs w:val="20"/>
-        </w:rPr>
-      </w:pPr>
+        <w:spacing w:line="278" w:lineRule="auto"/>
+        <w:rPr>
+          <w:rFonts w:cstheme="minorHAnsi"/>
+          <w:sz w:val="20"/>
+          <w:szCs w:val="20"/>
+        </w:rPr>
+      </w:pPr>
+      <w:r>
+        <w:rPr>
+          <w:rFonts w:cstheme="minorHAnsi"/>
+          <w:sz w:val="20"/>
+          <w:szCs w:val="20"/>
+        </w:rPr>
+        <w:drawing>
+          <wp:inline distT="0" distB="0" distL="0" distR="0" wp14:anchorId="1AA9414F" wp14:editId="6A3B430C">
+            <wp:extent cx="3067478" cy="4239217"/>
+            <wp:effectExtent l="0" t="0" r="0" b="9525"/>
+            <wp:docPr id="1023047916" name="Picture 1"/>
+            <wp:cNvGraphicFramePr>
+              <a:graphicFrameLocks xmlns:a="http://schemas.openxmlformats.org/drawingml/2006/main" noChangeAspect="1"/>
+            </wp:cNvGraphicFramePr>
+            <a:graphic xmlns:a="http://schemas.openxmlformats.org/drawingml/2006/main">
+              <a:graphicData uri="http://schemas.openxmlformats.org/drawingml/2006/picture">
+                <pic:pic xmlns:pic="http://schemas.openxmlformats.org/drawingml/2006/picture">
+                  <pic:nvPicPr>
+                    <pic:cNvPr id="1023047916" name=""/>
+                    <pic:cNvPicPr/>
+                  </pic:nvPicPr>
+                  <pic:blipFill>
+                    <a:blip r:embed="rId22"/>
+                    <a:stretch>
+                      <a:fillRect/>
+                    </a:stretch>
+                  </pic:blipFill>
+                  <pic:spPr>
+                    <a:xfrm>
+                      <a:off x="0" y="0"/>
+                      <a:ext cx="3067478" cy="4239217"/>
+                    </a:xfrm>
+                    <a:prstGeom prst="rect">
+                      <a:avLst/>
+                    </a:prstGeom>
+                  </pic:spPr>
+                </pic:pic>
+              </a:graphicData>
+            </a:graphic>
+          </wp:inline>
+        </w:drawing>
+      </w:r>
     </w:p>
     <w:p>
       <w:pPr>
@@ -2642,6 +2725,14 @@
           <w:szCs w:val="20"/>
         </w:rPr>
       </w:pPr>
+      <w:r>
+        <w:rPr>
+          <w:rFonts w:cstheme="minorHAnsi"/>
+          <w:sz w:val="20"/>
+          <w:szCs w:val="20"/>
+        </w:rPr>
+        <w:t>In Menlo Church, we define “The follower of the way” into Kingdom Qualities: Undivided Follower, Unhurried Fried, Thoughtful Witness, and Sacrificial Developer.</w:t>
+      </w:r>
     </w:p>
     <w:p>
       <w:pPr>
@@ -2654,19 +2745,52 @@
     </w:p>
     <w:p>
       <w:pPr>
-        <w:rPr>
-          <w:rFonts w:cstheme="minorHAnsi"/>
-          <w:sz w:val="20"/>
-          <w:szCs w:val="20"/>
-        </w:rPr>
-      </w:pPr>
-      <w:r>
-        <w:rPr>
-          <w:rFonts w:cstheme="minorHAnsi"/>
-          <w:sz w:val="20"/>
-          <w:szCs w:val="20"/>
-        </w:rPr>
-        <w:t>************</w:t>
+        <w:spacing w:line="278" w:lineRule="auto"/>
+        <w:rPr>
+          <w:rFonts w:cstheme="minorHAnsi"/>
+          <w:sz w:val="20"/>
+          <w:szCs w:val="20"/>
+        </w:rPr>
+      </w:pPr>
+      <w:r>
+        <w:rPr>
+          <w:rFonts w:cstheme="minorHAnsi"/>
+          <w:sz w:val="20"/>
+          <w:szCs w:val="20"/>
+        </w:rPr>
+        <w:t>11</w:t>
+      </w:r>
+      <w:r>
+        <w:rPr>
+          <w:rFonts w:cstheme="minorHAnsi"/>
+          <w:sz w:val="20"/>
+          <w:szCs w:val="20"/>
+        </w:rPr>
+        <w:t>:</w:t>
+      </w:r>
+      <w:r>
+        <w:rPr>
+          <w:rFonts w:cstheme="minorHAnsi"/>
+          <w:sz w:val="20"/>
+          <w:szCs w:val="20"/>
+        </w:rPr>
+        <w:t>21</w:t>
+      </w:r>
+      <w:r>
+        <w:rPr>
+          <w:rFonts w:cstheme="minorHAnsi"/>
+          <w:sz w:val="20"/>
+          <w:szCs w:val="20"/>
+        </w:rPr>
+        <w:t>/</w:t>
+      </w:r>
+      <w:r>
+        <w:rPr>
+          <w:rFonts w:cstheme="minorHAnsi"/>
+          <w:sz w:val="20"/>
+          <w:szCs w:val="20"/>
+        </w:rPr>
+        <w:t>36:39</w:t>
       </w:r>
     </w:p>
     <w:p>
@@ -2683,7 +2807,31 @@
           <w:sz w:val="20"/>
           <w:szCs w:val="20"/>
         </w:rPr>
-        <w:t>************</w:t>
+        <w:t xml:space="preserve">We started the Undivided Follower: We live in a </w:t>
+      </w:r>
+      <w:r>
+        <w:rPr>
+          <w:rFonts w:cstheme="minorHAnsi"/>
+          <w:sz w:val="20"/>
+          <w:szCs w:val="20"/>
+        </w:rPr>
+        <w:t>f</w:t>
+      </w:r>
+      <w:r>
+        <w:rPr>
+          <w:rFonts w:cstheme="minorHAnsi"/>
+          <w:sz w:val="20"/>
+          <w:szCs w:val="20"/>
+        </w:rPr>
+        <w:t xml:space="preserve">ragmented and divided </w:t>
+      </w:r>
+      <w:r>
+        <w:rPr>
+          <w:rFonts w:cstheme="minorHAnsi"/>
+          <w:sz w:val="20"/>
+          <w:szCs w:val="20"/>
+        </w:rPr>
+        <w:t>way.</w:t>
       </w:r>
     </w:p>
     <w:p>
@@ -2694,49 +2842,900 @@
           <w:szCs w:val="20"/>
         </w:rPr>
       </w:pPr>
-      <w:r>
-        <w:rPr>
-          <w:rFonts w:cstheme="minorHAnsi"/>
-          <w:sz w:val="20"/>
-          <w:szCs w:val="20"/>
-        </w:rPr>
-        <w:t>08/</w:t>
-      </w:r>
-      <w:r>
-        <w:rPr>
-          <w:rFonts w:cstheme="minorHAnsi"/>
-          <w:sz w:val="20"/>
-          <w:szCs w:val="20"/>
-        </w:rPr>
-        <w:t>22</w:t>
-      </w:r>
-      <w:r>
-        <w:rPr>
-          <w:rFonts w:cstheme="minorHAnsi"/>
-          <w:sz w:val="20"/>
-          <w:szCs w:val="20"/>
-        </w:rPr>
-        <w:t>/2026, Menlo Church Worship (Summary of last week, 08/</w:t>
-      </w:r>
-      <w:r>
-        <w:rPr>
-          <w:rFonts w:cstheme="minorHAnsi"/>
-          <w:sz w:val="20"/>
-          <w:szCs w:val="20"/>
-        </w:rPr>
-        <w:t>16</w:t>
-      </w:r>
-      <w:r>
-        <w:rPr>
-          <w:rFonts w:cstheme="minorHAnsi"/>
-          <w:sz w:val="20"/>
-          <w:szCs w:val="20"/>
-        </w:rPr>
-        <w:t>/2026)</w:t>
-      </w:r>
     </w:p>
     <w:p>
-      <w:hyperlink r:id="rId22" w:history="1">
+      <w:pPr>
+        <w:spacing w:line="278" w:lineRule="auto"/>
+        <w:rPr>
+          <w:rFonts w:cstheme="minorHAnsi"/>
+          <w:sz w:val="20"/>
+          <w:szCs w:val="20"/>
+        </w:rPr>
+      </w:pPr>
+      <w:r>
+        <w:rPr>
+          <w:rFonts w:cstheme="minorHAnsi"/>
+          <w:sz w:val="20"/>
+          <w:szCs w:val="20"/>
+        </w:rPr>
+        <w:t>11</w:t>
+      </w:r>
+      <w:r>
+        <w:rPr>
+          <w:rFonts w:cstheme="minorHAnsi"/>
+          <w:sz w:val="20"/>
+          <w:szCs w:val="20"/>
+        </w:rPr>
+        <w:t>:</w:t>
+      </w:r>
+      <w:r>
+        <w:rPr>
+          <w:rFonts w:cstheme="minorHAnsi"/>
+          <w:sz w:val="20"/>
+          <w:szCs w:val="20"/>
+        </w:rPr>
+        <w:t>35</w:t>
+      </w:r>
+      <w:r>
+        <w:rPr>
+          <w:rFonts w:cstheme="minorHAnsi"/>
+          <w:sz w:val="20"/>
+          <w:szCs w:val="20"/>
+        </w:rPr>
+        <w:t>/</w:t>
+      </w:r>
+      <w:r>
+        <w:rPr>
+          <w:rFonts w:cstheme="minorHAnsi"/>
+          <w:sz w:val="20"/>
+          <w:szCs w:val="20"/>
+        </w:rPr>
+        <w:t>36:39</w:t>
+      </w:r>
+    </w:p>
+    <w:p>
+      <w:pPr>
+        <w:rPr>
+          <w:rFonts w:cstheme="minorHAnsi"/>
+          <w:sz w:val="20"/>
+          <w:szCs w:val="20"/>
+        </w:rPr>
+      </w:pPr>
+      <w:r>
+        <w:rPr>
+          <w:rFonts w:cstheme="minorHAnsi"/>
+          <w:sz w:val="20"/>
+          <w:szCs w:val="20"/>
+        </w:rPr>
+        <w:lastRenderedPageBreak/>
+        <w:drawing>
+          <wp:inline distT="0" distB="0" distL="0" distR="0" wp14:anchorId="57BBCDA4" wp14:editId="0ECBA0F0">
+            <wp:extent cx="5943600" cy="3625850"/>
+            <wp:effectExtent l="0" t="0" r="0" b="0"/>
+            <wp:docPr id="370966601" name="Picture 1"/>
+            <wp:cNvGraphicFramePr>
+              <a:graphicFrameLocks xmlns:a="http://schemas.openxmlformats.org/drawingml/2006/main" noChangeAspect="1"/>
+            </wp:cNvGraphicFramePr>
+            <a:graphic xmlns:a="http://schemas.openxmlformats.org/drawingml/2006/main">
+              <a:graphicData uri="http://schemas.openxmlformats.org/drawingml/2006/picture">
+                <pic:pic xmlns:pic="http://schemas.openxmlformats.org/drawingml/2006/picture">
+                  <pic:nvPicPr>
+                    <pic:cNvPr id="370966601" name=""/>
+                    <pic:cNvPicPr/>
+                  </pic:nvPicPr>
+                  <pic:blipFill>
+                    <a:blip r:embed="rId23"/>
+                    <a:stretch>
+                      <a:fillRect/>
+                    </a:stretch>
+                  </pic:blipFill>
+                  <pic:spPr>
+                    <a:xfrm>
+                      <a:off x="0" y="0"/>
+                      <a:ext cx="5943600" cy="3625850"/>
+                    </a:xfrm>
+                    <a:prstGeom prst="rect">
+                      <a:avLst/>
+                    </a:prstGeom>
+                  </pic:spPr>
+                </pic:pic>
+              </a:graphicData>
+            </a:graphic>
+          </wp:inline>
+        </w:drawing>
+      </w:r>
+    </w:p>
+    <w:p>
+      <w:pPr>
+        <w:rPr>
+          <w:rFonts w:cstheme="minorHAnsi"/>
+          <w:sz w:val="20"/>
+          <w:szCs w:val="20"/>
+        </w:rPr>
+      </w:pPr>
+    </w:p>
+    <w:p>
+      <w:pPr>
+        <w:spacing w:line="278" w:lineRule="auto"/>
+        <w:rPr>
+          <w:rFonts w:cstheme="minorHAnsi"/>
+          <w:sz w:val="20"/>
+          <w:szCs w:val="20"/>
+        </w:rPr>
+      </w:pPr>
+      <w:r>
+        <w:rPr>
+          <w:rFonts w:cstheme="minorHAnsi"/>
+          <w:sz w:val="20"/>
+          <w:szCs w:val="20"/>
+        </w:rPr>
+        <w:t>1</w:t>
+      </w:r>
+      <w:r>
+        <w:rPr>
+          <w:rFonts w:cstheme="minorHAnsi"/>
+          <w:sz w:val="20"/>
+          <w:szCs w:val="20"/>
+        </w:rPr>
+        <w:t>2</w:t>
+      </w:r>
+      <w:r>
+        <w:rPr>
+          <w:rFonts w:cstheme="minorHAnsi"/>
+          <w:sz w:val="20"/>
+          <w:szCs w:val="20"/>
+        </w:rPr>
+        <w:t>:</w:t>
+      </w:r>
+      <w:r>
+        <w:rPr>
+          <w:rFonts w:cstheme="minorHAnsi"/>
+          <w:sz w:val="20"/>
+          <w:szCs w:val="20"/>
+        </w:rPr>
+        <w:t>02</w:t>
+      </w:r>
+      <w:r>
+        <w:rPr>
+          <w:rFonts w:cstheme="minorHAnsi"/>
+          <w:sz w:val="20"/>
+          <w:szCs w:val="20"/>
+        </w:rPr>
+        <w:t>/</w:t>
+      </w:r>
+      <w:r>
+        <w:rPr>
+          <w:rFonts w:cstheme="minorHAnsi"/>
+          <w:sz w:val="20"/>
+          <w:szCs w:val="20"/>
+        </w:rPr>
+        <w:t>36:39</w:t>
+      </w:r>
+    </w:p>
+    <w:p>
+      <w:pPr>
+        <w:rPr>
+          <w:rFonts w:cstheme="minorHAnsi"/>
+          <w:sz w:val="20"/>
+          <w:szCs w:val="20"/>
+        </w:rPr>
+      </w:pPr>
+      <w:r>
+        <w:rPr>
+          <w:rFonts w:cstheme="minorHAnsi"/>
+          <w:sz w:val="20"/>
+          <w:szCs w:val="20"/>
+        </w:rPr>
+        <w:drawing>
+          <wp:inline distT="0" distB="0" distL="0" distR="0" wp14:anchorId="0DA7C325" wp14:editId="2998FD88">
+            <wp:extent cx="5943600" cy="3533775"/>
+            <wp:effectExtent l="0" t="0" r="0" b="9525"/>
+            <wp:docPr id="686643626" name="Picture 1"/>
+            <wp:cNvGraphicFramePr>
+              <a:graphicFrameLocks xmlns:a="http://schemas.openxmlformats.org/drawingml/2006/main" noChangeAspect="1"/>
+            </wp:cNvGraphicFramePr>
+            <a:graphic xmlns:a="http://schemas.openxmlformats.org/drawingml/2006/main">
+              <a:graphicData uri="http://schemas.openxmlformats.org/drawingml/2006/picture">
+                <pic:pic xmlns:pic="http://schemas.openxmlformats.org/drawingml/2006/picture">
+                  <pic:nvPicPr>
+                    <pic:cNvPr id="686643626" name=""/>
+                    <pic:cNvPicPr/>
+                  </pic:nvPicPr>
+                  <pic:blipFill>
+                    <a:blip r:embed="rId24"/>
+                    <a:stretch>
+                      <a:fillRect/>
+                    </a:stretch>
+                  </pic:blipFill>
+                  <pic:spPr>
+                    <a:xfrm>
+                      <a:off x="0" y="0"/>
+                      <a:ext cx="5943600" cy="3533775"/>
+                    </a:xfrm>
+                    <a:prstGeom prst="rect">
+                      <a:avLst/>
+                    </a:prstGeom>
+                  </pic:spPr>
+                </pic:pic>
+              </a:graphicData>
+            </a:graphic>
+          </wp:inline>
+        </w:drawing>
+      </w:r>
+    </w:p>
+    <w:p>
+      <w:pPr>
+        <w:rPr>
+          <w:rFonts w:cstheme="minorHAnsi"/>
+          <w:sz w:val="20"/>
+          <w:szCs w:val="20"/>
+        </w:rPr>
+      </w:pPr>
+      <w:r>
+        <w:rPr>
+          <w:rFonts w:cstheme="minorHAnsi"/>
+          <w:sz w:val="20"/>
+          <w:szCs w:val="20"/>
+        </w:rPr>
+        <w:t>We have “</w:t>
+      </w:r>
+      <w:r>
+        <w:rPr>
+          <w:rFonts w:cstheme="minorHAnsi"/>
+          <w:sz w:val="20"/>
+          <w:szCs w:val="20"/>
+        </w:rPr>
+        <w:t>James, Servant, Lord of Jesus Christ, Twelve tribes</w:t>
+      </w:r>
+      <w:r>
+        <w:rPr>
+          <w:rFonts w:cstheme="minorHAnsi"/>
+          <w:sz w:val="20"/>
+          <w:szCs w:val="20"/>
+        </w:rPr>
+        <w:t>”</w:t>
+      </w:r>
+      <w:r>
+        <w:rPr>
+          <w:rFonts w:cstheme="minorHAnsi"/>
+          <w:sz w:val="20"/>
+          <w:szCs w:val="20"/>
+        </w:rPr>
+        <w:t xml:space="preserve"> </w:t>
+      </w:r>
+      <w:r>
+        <w:rPr>
+          <w:rFonts w:cstheme="minorHAnsi"/>
+          <w:sz w:val="20"/>
+          <w:szCs w:val="20"/>
+        </w:rPr>
+        <w:t>in the greeting.</w:t>
+      </w:r>
+      <w:r>
+        <w:rPr>
+          <w:rFonts w:cstheme="minorHAnsi"/>
+          <w:sz w:val="20"/>
+          <w:szCs w:val="20"/>
+        </w:rPr>
+        <w:t xml:space="preserve"> This is not something special. </w:t>
+      </w:r>
+    </w:p>
+    <w:p>
+      <w:pPr>
+        <w:rPr>
+          <w:rFonts w:cstheme="minorHAnsi"/>
+          <w:sz w:val="20"/>
+          <w:szCs w:val="20"/>
+        </w:rPr>
+      </w:pPr>
+      <w:r>
+        <w:rPr>
+          <w:rFonts w:cstheme="minorHAnsi"/>
+          <w:sz w:val="20"/>
+          <w:szCs w:val="20"/>
+        </w:rPr>
+        <w:t>James is Jesus</w:t>
+      </w:r>
+      <w:r>
+        <w:rPr>
+          <w:rFonts w:cstheme="minorHAnsi"/>
+          <w:sz w:val="20"/>
+          <w:szCs w:val="20"/>
+        </w:rPr>
+        <w:t>’s</w:t>
+      </w:r>
+      <w:r>
+        <w:rPr>
+          <w:rFonts w:cstheme="minorHAnsi"/>
+          <w:sz w:val="20"/>
+          <w:szCs w:val="20"/>
+        </w:rPr>
+        <w:t xml:space="preserve"> brother.</w:t>
+      </w:r>
+      <w:r>
+        <w:rPr>
+          <w:rFonts w:cstheme="minorHAnsi"/>
+          <w:sz w:val="20"/>
+          <w:szCs w:val="20"/>
+        </w:rPr>
+        <w:t xml:space="preserve"> </w:t>
+      </w:r>
+      <w:r>
+        <w:rPr>
+          <w:rFonts w:cstheme="minorHAnsi"/>
+          <w:sz w:val="20"/>
+          <w:szCs w:val="20"/>
+        </w:rPr>
+        <w:t xml:space="preserve">At beginning, </w:t>
+      </w:r>
+      <w:r>
+        <w:rPr>
+          <w:rFonts w:cstheme="minorHAnsi"/>
+          <w:sz w:val="20"/>
+          <w:szCs w:val="20"/>
+        </w:rPr>
+        <w:t>James never believe that his brother Jesus is the Lord.</w:t>
+      </w:r>
+      <w:r>
+        <w:rPr>
+          <w:rFonts w:cstheme="minorHAnsi"/>
+          <w:sz w:val="20"/>
+          <w:szCs w:val="20"/>
+        </w:rPr>
+        <w:t xml:space="preserve"> Someone close to Jesus</w:t>
+      </w:r>
+      <w:r>
+        <w:rPr>
+          <w:rFonts w:cstheme="minorHAnsi"/>
+          <w:sz w:val="20"/>
+          <w:szCs w:val="20"/>
+        </w:rPr>
+        <w:t>’s</w:t>
+      </w:r>
+      <w:r>
+        <w:rPr>
+          <w:rFonts w:cstheme="minorHAnsi"/>
+          <w:sz w:val="20"/>
+          <w:szCs w:val="20"/>
+        </w:rPr>
+        <w:t xml:space="preserve"> minister still miss it.</w:t>
+      </w:r>
+      <w:r>
+        <w:rPr>
+          <w:rFonts w:cstheme="minorHAnsi"/>
+          <w:sz w:val="20"/>
+          <w:szCs w:val="20"/>
+        </w:rPr>
+        <w:t xml:space="preserve"> After Jesus is died and resurrection, James finally believe Jesus is the Lord.</w:t>
+      </w:r>
+    </w:p>
+    <w:p>
+      <w:pPr>
+        <w:rPr>
+          <w:rFonts w:cstheme="minorHAnsi"/>
+          <w:sz w:val="20"/>
+          <w:szCs w:val="20"/>
+        </w:rPr>
+      </w:pPr>
+    </w:p>
+    <w:p>
+      <w:pPr>
+        <w:spacing w:line="278" w:lineRule="auto"/>
+        <w:rPr>
+          <w:rFonts w:cstheme="minorHAnsi"/>
+          <w:sz w:val="20"/>
+          <w:szCs w:val="20"/>
+        </w:rPr>
+      </w:pPr>
+      <w:r>
+        <w:rPr>
+          <w:rFonts w:cstheme="minorHAnsi"/>
+          <w:sz w:val="20"/>
+          <w:szCs w:val="20"/>
+        </w:rPr>
+        <w:lastRenderedPageBreak/>
+        <w:t>1</w:t>
+      </w:r>
+      <w:r>
+        <w:rPr>
+          <w:rFonts w:cstheme="minorHAnsi"/>
+          <w:sz w:val="20"/>
+          <w:szCs w:val="20"/>
+        </w:rPr>
+        <w:t>4</w:t>
+      </w:r>
+      <w:r>
+        <w:rPr>
+          <w:rFonts w:cstheme="minorHAnsi"/>
+          <w:sz w:val="20"/>
+          <w:szCs w:val="20"/>
+        </w:rPr>
+        <w:t>:</w:t>
+      </w:r>
+      <w:r>
+        <w:rPr>
+          <w:rFonts w:cstheme="minorHAnsi"/>
+          <w:sz w:val="20"/>
+          <w:szCs w:val="20"/>
+        </w:rPr>
+        <w:t>21</w:t>
+      </w:r>
+      <w:r>
+        <w:rPr>
+          <w:rFonts w:cstheme="minorHAnsi"/>
+          <w:sz w:val="20"/>
+          <w:szCs w:val="20"/>
+        </w:rPr>
+        <w:t>/</w:t>
+      </w:r>
+      <w:r>
+        <w:rPr>
+          <w:rFonts w:cstheme="minorHAnsi"/>
+          <w:sz w:val="20"/>
+          <w:szCs w:val="20"/>
+        </w:rPr>
+        <w:t>36:39</w:t>
+      </w:r>
+    </w:p>
+    <w:p>
+      <w:pPr>
+        <w:rPr>
+          <w:rFonts w:cstheme="minorHAnsi"/>
+          <w:sz w:val="20"/>
+          <w:szCs w:val="20"/>
+        </w:rPr>
+      </w:pPr>
+      <w:r>
+        <w:rPr>
+          <w:rFonts w:cstheme="minorHAnsi"/>
+          <w:sz w:val="20"/>
+          <w:szCs w:val="20"/>
+        </w:rPr>
+        <w:drawing>
+          <wp:inline distT="0" distB="0" distL="0" distR="0" wp14:anchorId="0F52E94E" wp14:editId="2E50E461">
+            <wp:extent cx="5943600" cy="882650"/>
+            <wp:effectExtent l="0" t="0" r="0" b="0"/>
+            <wp:docPr id="1413099228" name="Picture 1"/>
+            <wp:cNvGraphicFramePr>
+              <a:graphicFrameLocks xmlns:a="http://schemas.openxmlformats.org/drawingml/2006/main" noChangeAspect="1"/>
+            </wp:cNvGraphicFramePr>
+            <a:graphic xmlns:a="http://schemas.openxmlformats.org/drawingml/2006/main">
+              <a:graphicData uri="http://schemas.openxmlformats.org/drawingml/2006/picture">
+                <pic:pic xmlns:pic="http://schemas.openxmlformats.org/drawingml/2006/picture">
+                  <pic:nvPicPr>
+                    <pic:cNvPr id="1413099228" name=""/>
+                    <pic:cNvPicPr/>
+                  </pic:nvPicPr>
+                  <pic:blipFill>
+                    <a:blip r:embed="rId25"/>
+                    <a:stretch>
+                      <a:fillRect/>
+                    </a:stretch>
+                  </pic:blipFill>
+                  <pic:spPr>
+                    <a:xfrm>
+                      <a:off x="0" y="0"/>
+                      <a:ext cx="5943600" cy="882650"/>
+                    </a:xfrm>
+                    <a:prstGeom prst="rect">
+                      <a:avLst/>
+                    </a:prstGeom>
+                  </pic:spPr>
+                </pic:pic>
+              </a:graphicData>
+            </a:graphic>
+          </wp:inline>
+        </w:drawing>
+      </w:r>
+    </w:p>
+    <w:p>
+      <w:pPr>
+        <w:rPr>
+          <w:rFonts w:cstheme="minorHAnsi"/>
+          <w:sz w:val="20"/>
+          <w:szCs w:val="20"/>
+        </w:rPr>
+      </w:pPr>
+      <w:r>
+        <w:rPr>
+          <w:rFonts w:cstheme="minorHAnsi"/>
+          <w:sz w:val="20"/>
+          <w:szCs w:val="20"/>
+        </w:rPr>
+        <w:t>An undivided follower counts the interruption as the assignment.</w:t>
+      </w:r>
+    </w:p>
+    <w:p>
+      <w:pPr>
+        <w:rPr>
+          <w:rFonts w:cstheme="minorHAnsi"/>
+          <w:sz w:val="20"/>
+          <w:szCs w:val="20"/>
+        </w:rPr>
+      </w:pPr>
+    </w:p>
+    <w:p>
+      <w:pPr>
+        <w:spacing w:line="278" w:lineRule="auto"/>
+        <w:rPr>
+          <w:rFonts w:cstheme="minorHAnsi"/>
+          <w:sz w:val="20"/>
+          <w:szCs w:val="20"/>
+        </w:rPr>
+      </w:pPr>
+      <w:r>
+        <w:rPr>
+          <w:rFonts w:cstheme="minorHAnsi"/>
+          <w:sz w:val="20"/>
+          <w:szCs w:val="20"/>
+        </w:rPr>
+        <w:t>14</w:t>
+      </w:r>
+      <w:r>
+        <w:rPr>
+          <w:rFonts w:cstheme="minorHAnsi"/>
+          <w:sz w:val="20"/>
+          <w:szCs w:val="20"/>
+        </w:rPr>
+        <w:t>:</w:t>
+      </w:r>
+      <w:r>
+        <w:rPr>
+          <w:rFonts w:cstheme="minorHAnsi"/>
+          <w:sz w:val="20"/>
+          <w:szCs w:val="20"/>
+        </w:rPr>
+        <w:t>52</w:t>
+      </w:r>
+      <w:r>
+        <w:rPr>
+          <w:rFonts w:cstheme="minorHAnsi"/>
+          <w:sz w:val="20"/>
+          <w:szCs w:val="20"/>
+        </w:rPr>
+        <w:t>/</w:t>
+      </w:r>
+      <w:r>
+        <w:rPr>
+          <w:rFonts w:cstheme="minorHAnsi"/>
+          <w:sz w:val="20"/>
+          <w:szCs w:val="20"/>
+        </w:rPr>
+        <w:t>36:39</w:t>
+      </w:r>
+    </w:p>
+    <w:p>
+      <w:pPr>
+        <w:rPr>
+          <w:rFonts w:cstheme="minorHAnsi"/>
+          <w:sz w:val="20"/>
+          <w:szCs w:val="20"/>
+        </w:rPr>
+      </w:pPr>
+      <w:r>
+        <w:rPr>
+          <w:rFonts w:cstheme="minorHAnsi"/>
+          <w:sz w:val="20"/>
+          <w:szCs w:val="20"/>
+        </w:rPr>
+        <w:drawing>
+          <wp:inline distT="0" distB="0" distL="0" distR="0" wp14:anchorId="36C985DB" wp14:editId="50DC2BCC">
+            <wp:extent cx="5943600" cy="1605915"/>
+            <wp:effectExtent l="0" t="0" r="0" b="0"/>
+            <wp:docPr id="585954029" name="Picture 1"/>
+            <wp:cNvGraphicFramePr>
+              <a:graphicFrameLocks xmlns:a="http://schemas.openxmlformats.org/drawingml/2006/main" noChangeAspect="1"/>
+            </wp:cNvGraphicFramePr>
+            <a:graphic xmlns:a="http://schemas.openxmlformats.org/drawingml/2006/main">
+              <a:graphicData uri="http://schemas.openxmlformats.org/drawingml/2006/picture">
+                <pic:pic xmlns:pic="http://schemas.openxmlformats.org/drawingml/2006/picture">
+                  <pic:nvPicPr>
+                    <pic:cNvPr id="585954029" name=""/>
+                    <pic:cNvPicPr/>
+                  </pic:nvPicPr>
+                  <pic:blipFill>
+                    <a:blip r:embed="rId26"/>
+                    <a:stretch>
+                      <a:fillRect/>
+                    </a:stretch>
+                  </pic:blipFill>
+                  <pic:spPr>
+                    <a:xfrm>
+                      <a:off x="0" y="0"/>
+                      <a:ext cx="5943600" cy="1605915"/>
+                    </a:xfrm>
+                    <a:prstGeom prst="rect">
+                      <a:avLst/>
+                    </a:prstGeom>
+                  </pic:spPr>
+                </pic:pic>
+              </a:graphicData>
+            </a:graphic>
+          </wp:inline>
+        </w:drawing>
+      </w:r>
+    </w:p>
+    <w:p>
+      <w:pPr>
+        <w:rPr>
+          <w:rFonts w:cstheme="minorHAnsi"/>
+          <w:sz w:val="20"/>
+          <w:szCs w:val="20"/>
+        </w:rPr>
+      </w:pPr>
+      <w:r>
+        <w:rPr>
+          <w:rFonts w:cstheme="minorHAnsi"/>
+          <w:sz w:val="20"/>
+          <w:szCs w:val="20"/>
+        </w:rPr>
+        <w:t>A</w:t>
+      </w:r>
+      <w:r>
+        <w:rPr>
+          <w:rFonts w:cstheme="minorHAnsi"/>
+          <w:sz w:val="20"/>
+          <w:szCs w:val="20"/>
+        </w:rPr>
+        <w:t>n</w:t>
+      </w:r>
+      <w:r>
+        <w:rPr>
+          <w:rFonts w:cstheme="minorHAnsi"/>
+          <w:sz w:val="20"/>
+          <w:szCs w:val="20"/>
+        </w:rPr>
+        <w:t xml:space="preserve"> undivided follower counts all joy, meet trials of all various kinds, testing of your faith with steadfastness, full effect, perfect complete, and lack</w:t>
+      </w:r>
+      <w:r>
+        <w:rPr>
+          <w:rFonts w:cstheme="minorHAnsi"/>
+          <w:sz w:val="20"/>
+          <w:szCs w:val="20"/>
+        </w:rPr>
+        <w:t>ing</w:t>
+      </w:r>
+      <w:r>
+        <w:rPr>
+          <w:rFonts w:cstheme="minorHAnsi"/>
+          <w:sz w:val="20"/>
+          <w:szCs w:val="20"/>
+        </w:rPr>
+        <w:t xml:space="preserve"> nothing.</w:t>
+      </w:r>
+    </w:p>
+    <w:p>
+      <w:pPr>
+        <w:rPr>
+          <w:rFonts w:cstheme="minorHAnsi"/>
+          <w:sz w:val="20"/>
+          <w:szCs w:val="20"/>
+        </w:rPr>
+      </w:pPr>
+    </w:p>
+    <w:p>
+      <w:pPr>
+        <w:spacing w:line="278" w:lineRule="auto"/>
+        <w:rPr>
+          <w:rFonts w:cstheme="minorHAnsi"/>
+          <w:sz w:val="20"/>
+          <w:szCs w:val="20"/>
+        </w:rPr>
+      </w:pPr>
+      <w:r>
+        <w:rPr>
+          <w:rFonts w:cstheme="minorHAnsi"/>
+          <w:sz w:val="20"/>
+          <w:szCs w:val="20"/>
+        </w:rPr>
+        <w:t>1</w:t>
+      </w:r>
+      <w:r>
+        <w:rPr>
+          <w:rFonts w:cstheme="minorHAnsi"/>
+          <w:sz w:val="20"/>
+          <w:szCs w:val="20"/>
+        </w:rPr>
+        <w:t>6</w:t>
+      </w:r>
+      <w:r>
+        <w:rPr>
+          <w:rFonts w:cstheme="minorHAnsi"/>
+          <w:sz w:val="20"/>
+          <w:szCs w:val="20"/>
+        </w:rPr>
+        <w:t>:</w:t>
+      </w:r>
+      <w:r>
+        <w:rPr>
+          <w:rFonts w:cstheme="minorHAnsi"/>
+          <w:sz w:val="20"/>
+          <w:szCs w:val="20"/>
+        </w:rPr>
+        <w:t>01</w:t>
+      </w:r>
+      <w:r>
+        <w:rPr>
+          <w:rFonts w:cstheme="minorHAnsi"/>
+          <w:sz w:val="20"/>
+          <w:szCs w:val="20"/>
+        </w:rPr>
+        <w:t>/</w:t>
+      </w:r>
+      <w:r>
+        <w:rPr>
+          <w:rFonts w:cstheme="minorHAnsi"/>
+          <w:sz w:val="20"/>
+          <w:szCs w:val="20"/>
+        </w:rPr>
+        <w:t>36:39</w:t>
+      </w:r>
+    </w:p>
+    <w:p>
+      <w:pPr>
+        <w:rPr>
+          <w:rFonts w:cstheme="minorHAnsi"/>
+          <w:sz w:val="20"/>
+          <w:szCs w:val="20"/>
+        </w:rPr>
+      </w:pPr>
+      <w:r>
+        <w:rPr>
+          <w:rFonts w:cstheme="minorHAnsi"/>
+          <w:sz w:val="20"/>
+          <w:szCs w:val="20"/>
+        </w:rPr>
+        <w:t>James is actually not saying what he said in this passage,</w:t>
+      </w:r>
+    </w:p>
+    <w:p>
+      <w:pPr>
+        <w:rPr>
+          <w:rFonts w:cstheme="minorHAnsi"/>
+          <w:sz w:val="20"/>
+          <w:szCs w:val="20"/>
+        </w:rPr>
+      </w:pPr>
+    </w:p>
+    <w:p>
+      <w:pPr>
+        <w:rPr>
+          <w:rFonts w:cstheme="minorHAnsi"/>
+          <w:sz w:val="20"/>
+          <w:szCs w:val="20"/>
+        </w:rPr>
+      </w:pPr>
+    </w:p>
+    <w:p>
+      <w:pPr>
+        <w:rPr>
+          <w:rFonts w:cstheme="minorHAnsi"/>
+          <w:sz w:val="20"/>
+          <w:szCs w:val="20"/>
+        </w:rPr>
+      </w:pPr>
+    </w:p>
+    <w:p>
+      <w:pPr>
+        <w:rPr>
+          <w:rFonts w:cstheme="minorHAnsi"/>
+          <w:sz w:val="20"/>
+          <w:szCs w:val="20"/>
+        </w:rPr>
+      </w:pPr>
+    </w:p>
+    <w:p>
+      <w:pPr>
+        <w:rPr>
+          <w:rFonts w:cstheme="minorHAnsi"/>
+          <w:sz w:val="20"/>
+          <w:szCs w:val="20"/>
+        </w:rPr>
+      </w:pPr>
+    </w:p>
+    <w:p>
+      <w:pPr>
+        <w:rPr>
+          <w:rFonts w:cstheme="minorHAnsi"/>
+          <w:sz w:val="20"/>
+          <w:szCs w:val="20"/>
+        </w:rPr>
+      </w:pPr>
+    </w:p>
+    <w:p>
+      <w:pPr>
+        <w:rPr>
+          <w:rFonts w:cstheme="minorHAnsi"/>
+          <w:sz w:val="20"/>
+          <w:szCs w:val="20"/>
+        </w:rPr>
+      </w:pPr>
+    </w:p>
+    <w:p>
+      <w:pPr>
+        <w:rPr>
+          <w:rFonts w:cstheme="minorHAnsi"/>
+          <w:sz w:val="20"/>
+          <w:szCs w:val="20"/>
+        </w:rPr>
+      </w:pPr>
+      <w:r>
+        <w:rPr>
+          <w:rFonts w:cstheme="minorHAnsi"/>
+          <w:sz w:val="20"/>
+          <w:szCs w:val="20"/>
+        </w:rPr>
+        <w:t>************</w:t>
+      </w:r>
+    </w:p>
+    <w:p>
+      <w:pPr>
+        <w:rPr>
+          <w:rFonts w:cstheme="minorHAnsi"/>
+          <w:sz w:val="20"/>
+          <w:szCs w:val="20"/>
+        </w:rPr>
+      </w:pPr>
+      <w:r>
+        <w:rPr>
+          <w:rFonts w:cstheme="minorHAnsi"/>
+          <w:sz w:val="20"/>
+          <w:szCs w:val="20"/>
+        </w:rPr>
+        <w:t>************</w:t>
+      </w:r>
+    </w:p>
+    <w:p>
+      <w:pPr>
+        <w:rPr>
+          <w:rFonts w:cstheme="minorHAnsi"/>
+          <w:sz w:val="20"/>
+          <w:szCs w:val="20"/>
+        </w:rPr>
+      </w:pPr>
+      <w:r>
+        <w:rPr>
+          <w:rFonts w:cstheme="minorHAnsi"/>
+          <w:sz w:val="20"/>
+          <w:szCs w:val="20"/>
+        </w:rPr>
+        <w:t>08/</w:t>
+      </w:r>
+      <w:r>
+        <w:rPr>
+          <w:rFonts w:cstheme="minorHAnsi"/>
+          <w:sz w:val="20"/>
+          <w:szCs w:val="20"/>
+        </w:rPr>
+        <w:t>22</w:t>
+      </w:r>
+      <w:r>
+        <w:rPr>
+          <w:rFonts w:cstheme="minorHAnsi"/>
+          <w:sz w:val="20"/>
+          <w:szCs w:val="20"/>
+        </w:rPr>
+        <w:t>/2026, Menlo Church Worship (Summary of last week, 08/</w:t>
+      </w:r>
+      <w:r>
+        <w:rPr>
+          <w:rFonts w:cstheme="minorHAnsi"/>
+          <w:sz w:val="20"/>
+          <w:szCs w:val="20"/>
+        </w:rPr>
+        <w:t>16</w:t>
+      </w:r>
+      <w:r>
+        <w:rPr>
+          <w:rFonts w:cstheme="minorHAnsi"/>
+          <w:sz w:val="20"/>
+          <w:szCs w:val="20"/>
+        </w:rPr>
+        <w:t>/2026)</w:t>
+      </w:r>
+    </w:p>
+    <w:p>
+      <w:hyperlink r:id="rId27" w:history="1">
         <w:r>
           <w:rPr>
             <w:rStyle w:val="Hyperlink"/>
@@ -2753,7 +3752,7 @@
           <w:szCs w:val="20"/>
         </w:rPr>
       </w:pPr>
-      <w:hyperlink r:id="rId23" w:history="1">
+      <w:hyperlink r:id="rId28" w:history="1">
         <w:r>
           <w:rPr>
             <w:rStyle w:val="Hyperlink"/>
@@ -2816,7 +3815,7 @@
       </w:pPr>
     </w:p>
     <w:sectPr>
-      <w:footerReference w:type="default" r:id="rId24"/>
+      <w:footerReference w:type="default" r:id="rId29"/>
       <w:pgSz w:w="12240" w:h="15840"/>
       <w:pgMar w:top="1440" w:right="1440" w:bottom="1530" w:left="1440" w:header="0" w:footer="720" w:gutter="0"/>
       <w:cols w:space="720"/>
@@ -21098,6 +22097,7 @@
   <w:style w:type="character" w:default="1" w:styleId="DefaultParagraphFont">
     <w:name w:val="Default Paragraph Font"/>
     <w:uiPriority w:val="1"/>
+    <w:semiHidden/>
     <w:unhideWhenUsed/>
   </w:style>
   <w:style w:type="table" w:default="1" w:styleId="TableNormal">

--- a/Church/2026/2026_0822_MenloChurch.docx
+++ b/Church/2026/2026_0822_MenloChurch.docx
@@ -1263,6 +1263,251 @@
           <w:sz w:val="20"/>
           <w:szCs w:val="20"/>
         </w:rPr>
+        <w:t xml:space="preserve">The core theme of the banner continues </w:t>
+      </w:r>
+      <w:hyperlink r:id="rId19" w:tgtFrame="_blank" w:history="1">
+        <w:r>
+          <w:rPr>
+            <w:rStyle w:val="Hyperlink"/>
+            <w:rFonts w:cstheme="minorHAnsi"/>
+            <w:sz w:val="20"/>
+            <w:szCs w:val="20"/>
+          </w:rPr>
+          <w:t>Menlo Church's</w:t>
+        </w:r>
+      </w:hyperlink>
+      <w:r>
+        <w:rPr>
+          <w:rFonts w:cstheme="minorHAnsi"/>
+          <w:sz w:val="20"/>
+          <w:szCs w:val="20"/>
+        </w:rPr>
+        <w:t xml:space="preserve"> teaching series, </w:t>
+      </w:r>
+      <w:r>
+        <w:rPr>
+          <w:rFonts w:cstheme="minorHAnsi"/>
+          <w:b/>
+          <w:bCs/>
+          <w:sz w:val="20"/>
+          <w:szCs w:val="20"/>
+        </w:rPr>
+        <w:t>"What Is a Follower of The Way?"</w:t>
+      </w:r>
+      <w:r>
+        <w:rPr>
+          <w:rFonts w:cstheme="minorHAnsi"/>
+          <w:sz w:val="20"/>
+          <w:szCs w:val="20"/>
+        </w:rPr>
+        <w:t xml:space="preserve">, by exploring what happens when people are </w:t>
+      </w:r>
+      <w:r>
+        <w:rPr>
+          <w:rFonts w:cstheme="minorHAnsi"/>
+          <w:b/>
+          <w:bCs/>
+          <w:sz w:val="20"/>
+          <w:szCs w:val="20"/>
+        </w:rPr>
+        <w:t>"Scattered"</w:t>
+      </w:r>
+      <w:r>
+        <w:rPr>
+          <w:rFonts w:cstheme="minorHAnsi"/>
+          <w:sz w:val="20"/>
+          <w:szCs w:val="20"/>
+        </w:rPr>
+        <w:t>. [</w:t>
+      </w:r>
+      <w:hyperlink r:id="rId20" w:history="1">
+        <w:r>
+          <w:rPr>
+            <w:rStyle w:val="Hyperlink"/>
+            <w:rFonts w:cstheme="minorHAnsi"/>
+            <w:sz w:val="20"/>
+            <w:szCs w:val="20"/>
+          </w:rPr>
+          <w:t>1</w:t>
+        </w:r>
+      </w:hyperlink>
+      <w:r>
+        <w:rPr>
+          <w:rFonts w:cstheme="minorHAnsi"/>
+          <w:sz w:val="20"/>
+          <w:szCs w:val="20"/>
+        </w:rPr>
+        <w:t>]</w:t>
+      </w:r>
+    </w:p>
+    <w:p>
+      <w:pPr>
+        <w:rPr>
+          <w:rFonts w:cstheme="minorHAnsi"/>
+          <w:sz w:val="20"/>
+          <w:szCs w:val="20"/>
+        </w:rPr>
+      </w:pPr>
+      <w:r>
+        <w:rPr>
+          <w:rFonts w:cstheme="minorHAnsi"/>
+          <w:sz w:val="20"/>
+          <w:szCs w:val="20"/>
+        </w:rPr>
+        <w:t>The sermon study curriculum focuses on two core realities of being scattered:</w:t>
+      </w:r>
+    </w:p>
+    <w:p>
+      <w:pPr>
+        <w:numPr>
+          <w:ilvl w:val="0"/>
+          <w:numId w:val="148"/>
+        </w:numPr>
+        <w:rPr>
+          <w:rFonts w:cstheme="minorHAnsi"/>
+          <w:sz w:val="20"/>
+          <w:szCs w:val="20"/>
+        </w:rPr>
+      </w:pPr>
+      <w:r>
+        <w:rPr>
+          <w:rFonts w:cstheme="minorHAnsi"/>
+          <w:b/>
+          <w:bCs/>
+          <w:sz w:val="20"/>
+          <w:szCs w:val="20"/>
+        </w:rPr>
+        <w:t>External Circumstances vs. Internal Fragmentation:</w:t>
+      </w:r>
+      <w:r>
+        <w:rPr>
+          <w:rFonts w:cstheme="minorHAnsi"/>
+          <w:sz w:val="20"/>
+          <w:szCs w:val="20"/>
+        </w:rPr>
+        <w:t xml:space="preserve"> The teaching points to </w:t>
+      </w:r>
+      <w:hyperlink r:id="rId21" w:tgtFrame="_blank" w:history="1">
+        <w:r>
+          <w:rPr>
+            <w:rStyle w:val="Hyperlink"/>
+            <w:rFonts w:cstheme="minorHAnsi"/>
+            <w:sz w:val="20"/>
+            <w:szCs w:val="20"/>
+          </w:rPr>
+          <w:t>James 1:1</w:t>
+        </w:r>
+      </w:hyperlink>
+      <w:r>
+        <w:rPr>
+          <w:rFonts w:cstheme="minorHAnsi"/>
+          <w:sz w:val="20"/>
+          <w:szCs w:val="20"/>
+        </w:rPr>
+        <w:t>, where early believers were physically displaced and scattered across regions they did not choose. However, the deeper danger highlighted is the internal fragmentation that happens when a person becomes divided—showing a different version of themselves at work, at home, and at church. [</w:t>
+      </w:r>
+      <w:hyperlink r:id="rId22" w:history="1">
+        <w:r>
+          <w:rPr>
+            <w:rStyle w:val="Hyperlink"/>
+            <w:rFonts w:cstheme="minorHAnsi"/>
+            <w:sz w:val="20"/>
+            <w:szCs w:val="20"/>
+          </w:rPr>
+          <w:t>1</w:t>
+        </w:r>
+      </w:hyperlink>
+      <w:r>
+        <w:rPr>
+          <w:rFonts w:cstheme="minorHAnsi"/>
+          <w:sz w:val="20"/>
+          <w:szCs w:val="20"/>
+        </w:rPr>
+        <w:t xml:space="preserve">, </w:t>
+      </w:r>
+      <w:hyperlink r:id="rId23" w:history="1">
+        <w:r>
+          <w:rPr>
+            <w:rStyle w:val="Hyperlink"/>
+            <w:rFonts w:cstheme="minorHAnsi"/>
+            <w:sz w:val="20"/>
+            <w:szCs w:val="20"/>
+          </w:rPr>
+          <w:t>2</w:t>
+        </w:r>
+      </w:hyperlink>
+      <w:r>
+        <w:rPr>
+          <w:rFonts w:cstheme="minorHAnsi"/>
+          <w:sz w:val="20"/>
+          <w:szCs w:val="20"/>
+        </w:rPr>
+        <w:t>]</w:t>
+      </w:r>
+    </w:p>
+    <w:p>
+      <w:pPr>
+        <w:numPr>
+          <w:ilvl w:val="0"/>
+          <w:numId w:val="148"/>
+        </w:numPr>
+        <w:rPr>
+          <w:rFonts w:cstheme="minorHAnsi"/>
+          <w:sz w:val="20"/>
+          <w:szCs w:val="20"/>
+        </w:rPr>
+      </w:pPr>
+      <w:r>
+        <w:rPr>
+          <w:rFonts w:cstheme="minorHAnsi"/>
+          <w:b/>
+          <w:bCs/>
+          <w:sz w:val="20"/>
+          <w:szCs w:val="20"/>
+        </w:rPr>
+        <w:t>Living as an Integrated, Undivided Follower:</w:t>
+      </w:r>
+      <w:r>
+        <w:rPr>
+          <w:rFonts w:cstheme="minorHAnsi"/>
+          <w:sz w:val="20"/>
+          <w:szCs w:val="20"/>
+        </w:rPr>
+        <w:t xml:space="preserve"> The primary lesson is that being a follower of Jesus is not about adding a isolated "religious segment" to a frantic lifestyle. Instead, it is an invitation to move away from worldly distractions and allow faith to integrate every aspect of life into a whole, unified identity—regardless of how overwhelming or chaotic external situations feel</w:t>
+      </w:r>
+    </w:p>
+    <w:p>
+      <w:pPr>
+        <w:rPr>
+          <w:rFonts w:cstheme="minorHAnsi"/>
+          <w:sz w:val="20"/>
+          <w:szCs w:val="20"/>
+        </w:rPr>
+      </w:pPr>
+    </w:p>
+    <w:p>
+      <w:pPr>
+        <w:rPr>
+          <w:rFonts w:cstheme="minorHAnsi"/>
+          <w:sz w:val="20"/>
+          <w:szCs w:val="20"/>
+        </w:rPr>
+      </w:pPr>
+    </w:p>
+    <w:p>
+      <w:pPr>
+        <w:rPr>
+          <w:rFonts w:cstheme="minorHAnsi"/>
+          <w:sz w:val="20"/>
+          <w:szCs w:val="20"/>
+        </w:rPr>
+      </w:pPr>
+      <w:r>
+        <w:rPr>
+          <w:rFonts w:cstheme="minorHAnsi"/>
+          <w:sz w:val="20"/>
+          <w:szCs w:val="20"/>
+        </w:rPr>
         <w:t>The word “scattered (</w:t>
       </w:r>
       <w:r>
@@ -1327,7 +1572,23 @@
           <w:sz w:val="20"/>
           <w:szCs w:val="20"/>
         </w:rPr>
-        <w:t xml:space="preserve">apology that we would put in a email when we are behind. It is a description of what all of this is doing to our souls at its deepest point. It is more than </w:t>
+        <w:t>apology that we would put in a</w:t>
+      </w:r>
+      <w:r>
+        <w:rPr>
+          <w:rFonts w:cstheme="minorHAnsi"/>
+          <w:sz w:val="20"/>
+          <w:szCs w:val="20"/>
+        </w:rPr>
+        <w:t>n</w:t>
+      </w:r>
+      <w:r>
+        <w:rPr>
+          <w:rFonts w:cstheme="minorHAnsi"/>
+          <w:sz w:val="20"/>
+          <w:szCs w:val="20"/>
+        </w:rPr>
+        <w:t xml:space="preserve"> email when we are behind. It is a description of what all of this is doing to our souls at its deepest point. </w:t>
       </w:r>
     </w:p>
     <w:p>
@@ -1419,7 +1680,7 @@
                     <pic:cNvPicPr/>
                   </pic:nvPicPr>
                   <pic:blipFill>
-                    <a:blip r:embed="rId19"/>
+                    <a:blip r:embed="rId24"/>
                     <a:stretch>
                       <a:fillRect/>
                     </a:stretch>
@@ -1482,38 +1743,6 @@
           <w:szCs w:val="20"/>
         </w:rPr>
       </w:pPr>
-      <w:r>
-        <w:rPr>
-          <w:rFonts w:cstheme="minorHAnsi"/>
-          <w:sz w:val="20"/>
-          <w:szCs w:val="20"/>
-        </w:rPr>
-        <w:t>Apostle Paul write</w:t>
-      </w:r>
-      <w:r>
-        <w:rPr>
-          <w:rFonts w:cstheme="minorHAnsi"/>
-          <w:sz w:val="20"/>
-          <w:szCs w:val="20"/>
-        </w:rPr>
-        <w:t>s</w:t>
-      </w:r>
-      <w:r>
-        <w:rPr>
-          <w:rFonts w:cstheme="minorHAnsi"/>
-          <w:sz w:val="20"/>
-          <w:szCs w:val="20"/>
-        </w:rPr>
-        <w:t xml:space="preserve"> 2,000 years </w:t>
-      </w:r>
-      <w:r>
-        <w:rPr>
-          <w:rFonts w:cstheme="minorHAnsi"/>
-          <w:sz w:val="20"/>
-          <w:szCs w:val="20"/>
-        </w:rPr>
-        <w:t>ago at Ephesus Church.</w:t>
-      </w:r>
     </w:p>
     <w:p>
       <w:pPr>
@@ -1523,6 +1752,88 @@
           <w:szCs w:val="20"/>
         </w:rPr>
       </w:pPr>
+      <w:r>
+        <w:rPr>
+          <w:rFonts w:cstheme="minorHAnsi"/>
+          <w:sz w:val="20"/>
+          <w:szCs w:val="20"/>
+        </w:rPr>
+        <w:t xml:space="preserve">Building on the </w:t>
+      </w:r>
+      <w:hyperlink r:id="rId25" w:tgtFrame="_blank" w:history="1">
+        <w:r>
+          <w:rPr>
+            <w:rStyle w:val="Hyperlink"/>
+            <w:rFonts w:cstheme="minorHAnsi"/>
+            <w:sz w:val="20"/>
+            <w:szCs w:val="20"/>
+          </w:rPr>
+          <w:t>Menlo Church</w:t>
+        </w:r>
+      </w:hyperlink>
+      <w:r>
+        <w:rPr>
+          <w:rFonts w:cstheme="minorHAnsi"/>
+          <w:sz w:val="20"/>
+          <w:szCs w:val="20"/>
+        </w:rPr>
+        <w:t xml:space="preserve"> teaching series, </w:t>
+      </w:r>
+      <w:r>
+        <w:rPr>
+          <w:rFonts w:cstheme="minorHAnsi"/>
+          <w:b/>
+          <w:bCs/>
+          <w:sz w:val="20"/>
+          <w:szCs w:val="20"/>
+        </w:rPr>
+        <w:t>"What Is a Follower of The Way?"</w:t>
+      </w:r>
+      <w:r>
+        <w:rPr>
+          <w:rFonts w:cstheme="minorHAnsi"/>
+          <w:sz w:val="20"/>
+          <w:szCs w:val="20"/>
+        </w:rPr>
+        <w:t xml:space="preserve">, the core takeaway of this graphic revolves around the concept of </w:t>
+      </w:r>
+      <w:r>
+        <w:rPr>
+          <w:rFonts w:cstheme="minorHAnsi"/>
+          <w:b/>
+          <w:bCs/>
+          <w:sz w:val="20"/>
+          <w:szCs w:val="20"/>
+        </w:rPr>
+        <w:t>unintentional formation vs. intentional spiritual growth</w:t>
+      </w:r>
+      <w:r>
+        <w:rPr>
+          <w:rFonts w:cstheme="minorHAnsi"/>
+          <w:sz w:val="20"/>
+          <w:szCs w:val="20"/>
+        </w:rPr>
+        <w:t>. [</w:t>
+      </w:r>
+      <w:hyperlink r:id="rId26" w:history="1">
+        <w:r>
+          <w:rPr>
+            <w:rStyle w:val="Hyperlink"/>
+            <w:rFonts w:cstheme="minorHAnsi"/>
+            <w:sz w:val="20"/>
+            <w:szCs w:val="20"/>
+          </w:rPr>
+          <w:t>1</w:t>
+        </w:r>
+      </w:hyperlink>
+      <w:r>
+        <w:rPr>
+          <w:rFonts w:cstheme="minorHAnsi"/>
+          <w:sz w:val="20"/>
+          <w:szCs w:val="20"/>
+        </w:rPr>
+        <w:t>]</w:t>
+      </w:r>
     </w:p>
     <w:p>
       <w:pPr>
@@ -1538,45 +1849,541 @@
           <w:sz w:val="20"/>
           <w:szCs w:val="20"/>
         </w:rPr>
-        <w:t>8</w:t>
-      </w:r>
-      <w:r>
-        <w:rPr>
-          <w:rFonts w:cstheme="minorHAnsi"/>
-          <w:sz w:val="20"/>
-          <w:szCs w:val="20"/>
-        </w:rPr>
-        <w:t>:</w:t>
-      </w:r>
-      <w:r>
-        <w:rPr>
-          <w:rFonts w:cstheme="minorHAnsi"/>
-          <w:sz w:val="20"/>
-          <w:szCs w:val="20"/>
-        </w:rPr>
-        <w:t>38</w:t>
-      </w:r>
-      <w:r>
-        <w:rPr>
-          <w:rFonts w:cstheme="minorHAnsi"/>
-          <w:sz w:val="20"/>
-          <w:szCs w:val="20"/>
-        </w:rPr>
-        <w:t>/</w:t>
-      </w:r>
-      <w:r>
-        <w:rPr>
-          <w:rFonts w:cstheme="minorHAnsi"/>
-          <w:sz w:val="20"/>
-          <w:szCs w:val="20"/>
-        </w:rPr>
-        <w:t>36:39</w:t>
+        <w:t>When analyzed alongside the study curriculum, the phrase carries three primary meanings:</w:t>
       </w:r>
     </w:p>
     <w:p>
       <w:pPr>
         <w:rPr>
           <w:rFonts w:cstheme="minorHAnsi"/>
+          <w:b/>
+          <w:bCs/>
+          <w:sz w:val="20"/>
+          <w:szCs w:val="20"/>
+        </w:rPr>
+      </w:pPr>
+      <w:r>
+        <w:rPr>
+          <w:rFonts w:cstheme="minorHAnsi"/>
+          <w:b/>
+          <w:bCs/>
+          <w:sz w:val="20"/>
+          <w:szCs w:val="20"/>
+        </w:rPr>
+        <w:lastRenderedPageBreak/>
+        <w:t>1. Life Inevitably Forms You</w:t>
+      </w:r>
+    </w:p>
+    <w:p>
+      <w:pPr>
+        <w:numPr>
+          <w:ilvl w:val="0"/>
+          <w:numId w:val="145"/>
+        </w:numPr>
+        <w:rPr>
+          <w:rFonts w:cstheme="minorHAnsi"/>
+          <w:sz w:val="20"/>
+          <w:szCs w:val="20"/>
+        </w:rPr>
+      </w:pPr>
+      <w:r>
+        <w:rPr>
+          <w:rFonts w:cstheme="minorHAnsi"/>
+          <w:b/>
+          <w:bCs/>
+          <w:sz w:val="20"/>
+          <w:szCs w:val="20"/>
+        </w:rPr>
+        <w:t>The Default Setting:</w:t>
+      </w:r>
+      <w:r>
+        <w:rPr>
+          <w:rFonts w:cstheme="minorHAnsi"/>
+          <w:sz w:val="20"/>
+          <w:szCs w:val="20"/>
+        </w:rPr>
+        <w:t xml:space="preserve"> You do not have to consciously enroll in a class to be shaped by the world around you.</w:t>
+      </w:r>
+    </w:p>
+    <w:p>
+      <w:pPr>
+        <w:numPr>
+          <w:ilvl w:val="0"/>
+          <w:numId w:val="145"/>
+        </w:numPr>
+        <w:rPr>
+          <w:rFonts w:cstheme="minorHAnsi"/>
+          <w:sz w:val="20"/>
+          <w:szCs w:val="20"/>
+        </w:rPr>
+      </w:pPr>
+      <w:r>
+        <w:rPr>
+          <w:rFonts w:cstheme="minorHAnsi"/>
+          <w:b/>
+          <w:bCs/>
+          <w:sz w:val="20"/>
+          <w:szCs w:val="20"/>
+        </w:rPr>
+        <w:t>The Compounding Effect:</w:t>
+      </w:r>
+      <w:r>
+        <w:rPr>
+          <w:rFonts w:cstheme="minorHAnsi"/>
+          <w:sz w:val="20"/>
+          <w:szCs w:val="20"/>
+        </w:rPr>
+        <w:t xml:space="preserve"> Your current subconscious habits, cultural pressures, and daily routines are actively training you. If left unchecked, they will "graduate" you into a version of yourself you may not actually want to become. [</w:t>
+      </w:r>
+      <w:hyperlink r:id="rId27" w:history="1">
+        <w:r>
+          <w:rPr>
+            <w:rStyle w:val="Hyperlink"/>
+            <w:rFonts w:cstheme="minorHAnsi"/>
+            <w:sz w:val="20"/>
+            <w:szCs w:val="20"/>
+          </w:rPr>
+          <w:t>1</w:t>
+        </w:r>
+      </w:hyperlink>
+      <w:r>
+        <w:rPr>
+          <w:rFonts w:cstheme="minorHAnsi"/>
+          <w:sz w:val="20"/>
+          <w:szCs w:val="20"/>
+        </w:rPr>
+        <w:t>]</w:t>
+      </w:r>
+    </w:p>
+    <w:p>
+      <w:pPr>
+        <w:rPr>
+          <w:rFonts w:cstheme="minorHAnsi"/>
+          <w:b/>
+          <w:bCs/>
+          <w:sz w:val="20"/>
+          <w:szCs w:val="20"/>
+        </w:rPr>
+      </w:pPr>
+      <w:r>
+        <w:rPr>
+          <w:rFonts w:cstheme="minorHAnsi"/>
+          <w:b/>
+          <w:bCs/>
+          <w:sz w:val="20"/>
+          <w:szCs w:val="20"/>
+        </w:rPr>
+        <w:t>2. Pain and Interruption are Hidden Lessons</w:t>
+      </w:r>
+    </w:p>
+    <w:p>
+      <w:pPr>
+        <w:numPr>
+          <w:ilvl w:val="0"/>
+          <w:numId w:val="146"/>
+        </w:numPr>
+        <w:rPr>
+          <w:rFonts w:cstheme="minorHAnsi"/>
+          <w:sz w:val="20"/>
+          <w:szCs w:val="20"/>
+        </w:rPr>
+      </w:pPr>
+      <w:r>
+        <w:rPr>
+          <w:rFonts w:cstheme="minorHAnsi"/>
+          <w:b/>
+          <w:bCs/>
+          <w:sz w:val="20"/>
+          <w:szCs w:val="20"/>
+        </w:rPr>
+        <w:t>Shifting the Ledger:</w:t>
+      </w:r>
+      <w:r>
+        <w:rPr>
+          <w:rFonts w:cstheme="minorHAnsi"/>
+          <w:sz w:val="20"/>
+          <w:szCs w:val="20"/>
+        </w:rPr>
+        <w:t xml:space="preserve"> The teaching points directly to </w:t>
+      </w:r>
+      <w:hyperlink r:id="rId28" w:tgtFrame="_blank" w:history="1">
+        <w:r>
+          <w:rPr>
+            <w:rStyle w:val="Hyperlink"/>
+            <w:rFonts w:cstheme="minorHAnsi"/>
+            <w:sz w:val="20"/>
+            <w:szCs w:val="20"/>
+          </w:rPr>
+          <w:t>James 1:2–4</w:t>
+        </w:r>
+      </w:hyperlink>
+      <w:r>
+        <w:rPr>
+          <w:rFonts w:cstheme="minorHAnsi"/>
+          <w:sz w:val="20"/>
+          <w:szCs w:val="20"/>
+        </w:rPr>
+        <w:t>, noting that trials, sudden hardships, or unwanted life delays should not be filed under "wasted time". [</w:t>
+      </w:r>
+      <w:hyperlink r:id="rId29" w:history="1">
+        <w:r>
+          <w:rPr>
+            <w:rStyle w:val="Hyperlink"/>
+            <w:rFonts w:cstheme="minorHAnsi"/>
+            <w:sz w:val="20"/>
+            <w:szCs w:val="20"/>
+          </w:rPr>
+          <w:t>1</w:t>
+        </w:r>
+      </w:hyperlink>
+      <w:r>
+        <w:rPr>
+          <w:rFonts w:cstheme="minorHAnsi"/>
+          <w:sz w:val="20"/>
+          <w:szCs w:val="20"/>
+        </w:rPr>
+        <w:t>]</w:t>
+      </w:r>
+    </w:p>
+    <w:p>
+      <w:pPr>
+        <w:numPr>
+          <w:ilvl w:val="0"/>
+          <w:numId w:val="146"/>
+        </w:numPr>
+        <w:rPr>
+          <w:rFonts w:cstheme="minorHAnsi"/>
+          <w:sz w:val="20"/>
+          <w:szCs w:val="20"/>
+        </w:rPr>
+      </w:pPr>
+      <w:r>
+        <w:rPr>
+          <w:rFonts w:cstheme="minorHAnsi"/>
+          <w:b/>
+          <w:bCs/>
+          <w:sz w:val="20"/>
+          <w:szCs w:val="20"/>
+        </w:rPr>
+        <w:t>The Hidden Curriculum:</w:t>
+      </w:r>
+      <w:r>
+        <w:rPr>
+          <w:rFonts w:cstheme="minorHAnsi"/>
+          <w:sz w:val="20"/>
+          <w:szCs w:val="20"/>
+        </w:rPr>
+        <w:t xml:space="preserve"> Instead, an undivided follower recognizes that God uses unexpected disruptions as a precise classroom for deep character development and spiritual maturity. [</w:t>
+      </w:r>
+      <w:hyperlink r:id="rId30" w:history="1">
+        <w:r>
+          <w:rPr>
+            <w:rStyle w:val="Hyperlink"/>
+            <w:rFonts w:cstheme="minorHAnsi"/>
+            <w:sz w:val="20"/>
+            <w:szCs w:val="20"/>
+          </w:rPr>
+          <w:t>1</w:t>
+        </w:r>
+      </w:hyperlink>
+      <w:r>
+        <w:rPr>
+          <w:rFonts w:cstheme="minorHAnsi"/>
+          <w:sz w:val="20"/>
+          <w:szCs w:val="20"/>
+        </w:rPr>
+        <w:t>]</w:t>
+      </w:r>
+    </w:p>
+    <w:p>
+      <w:pPr>
+        <w:rPr>
+          <w:rFonts w:cstheme="minorHAnsi"/>
+          <w:b/>
+          <w:bCs/>
+          <w:sz w:val="20"/>
+          <w:szCs w:val="20"/>
+        </w:rPr>
+      </w:pPr>
+      <w:r>
+        <w:rPr>
+          <w:rFonts w:cstheme="minorHAnsi"/>
+          <w:b/>
+          <w:bCs/>
+          <w:sz w:val="20"/>
+          <w:szCs w:val="20"/>
+        </w:rPr>
+        <w:t>3. Moving from Information to Formation</w:t>
+      </w:r>
+    </w:p>
+    <w:p>
+      <w:pPr>
+        <w:numPr>
+          <w:ilvl w:val="0"/>
+          <w:numId w:val="147"/>
+        </w:numPr>
+        <w:rPr>
+          <w:rFonts w:cstheme="minorHAnsi"/>
+          <w:sz w:val="20"/>
+          <w:szCs w:val="20"/>
+        </w:rPr>
+      </w:pPr>
+      <w:r>
+        <w:rPr>
+          <w:rFonts w:cstheme="minorHAnsi"/>
+          <w:b/>
+          <w:bCs/>
+          <w:sz w:val="20"/>
+          <w:szCs w:val="20"/>
+        </w:rPr>
+        <w:t>The Mirror Metaphor:</w:t>
+      </w:r>
+      <w:r>
+        <w:rPr>
+          <w:rFonts w:cstheme="minorHAnsi"/>
+          <w:sz w:val="20"/>
+          <w:szCs w:val="20"/>
+        </w:rPr>
+        <w:t xml:space="preserve"> Much like looking in a mirror and immediately walking away without fixing anything, hearing spiritual truth without acting on it is useless. [</w:t>
+      </w:r>
+      <w:hyperlink r:id="rId31" w:history="1">
+        <w:r>
+          <w:rPr>
+            <w:rStyle w:val="Hyperlink"/>
+            <w:rFonts w:cstheme="minorHAnsi"/>
+            <w:sz w:val="20"/>
+            <w:szCs w:val="20"/>
+          </w:rPr>
+          <w:t>1</w:t>
+        </w:r>
+      </w:hyperlink>
+      <w:r>
+        <w:rPr>
+          <w:rFonts w:cstheme="minorHAnsi"/>
+          <w:sz w:val="20"/>
+          <w:szCs w:val="20"/>
+        </w:rPr>
+        <w:t xml:space="preserve">, </w:t>
+      </w:r>
+      <w:hyperlink r:id="rId32" w:history="1">
+        <w:r>
+          <w:rPr>
+            <w:rStyle w:val="Hyperlink"/>
+            <w:rFonts w:cstheme="minorHAnsi"/>
+            <w:sz w:val="20"/>
+            <w:szCs w:val="20"/>
+          </w:rPr>
+          <w:t>2</w:t>
+        </w:r>
+      </w:hyperlink>
+      <w:r>
+        <w:rPr>
+          <w:rFonts w:cstheme="minorHAnsi"/>
+          <w:sz w:val="20"/>
+          <w:szCs w:val="20"/>
+        </w:rPr>
+        <w:t>]</w:t>
+      </w:r>
+    </w:p>
+    <w:p>
+      <w:pPr>
+        <w:numPr>
+          <w:ilvl w:val="0"/>
+          <w:numId w:val="147"/>
+        </w:numPr>
+        <w:rPr>
+          <w:rFonts w:cstheme="minorHAnsi"/>
+          <w:sz w:val="20"/>
+          <w:szCs w:val="20"/>
+        </w:rPr>
+      </w:pPr>
+      <w:r>
+        <w:rPr>
+          <w:rFonts w:cstheme="minorHAnsi"/>
+          <w:b/>
+          <w:bCs/>
+          <w:sz w:val="20"/>
+          <w:szCs w:val="20"/>
+        </w:rPr>
+        <w:t>Active Integration:</w:t>
+      </w:r>
+      <w:r>
+        <w:rPr>
+          <w:rFonts w:cstheme="minorHAnsi"/>
+          <w:sz w:val="20"/>
+          <w:szCs w:val="20"/>
+        </w:rPr>
+        <w:t xml:space="preserve"> The ultimate goal is to stop segmenting life into a "work self," "home self," or "church self". True followers must consciously step out of the default cultural "classroom" and allow their entire life to be integrated and formed by their faith. [</w:t>
+      </w:r>
+      <w:hyperlink r:id="rId33" w:history="1">
+        <w:r>
+          <w:rPr>
+            <w:rStyle w:val="Hyperlink"/>
+            <w:rFonts w:cstheme="minorHAnsi"/>
+            <w:sz w:val="20"/>
+            <w:szCs w:val="20"/>
+          </w:rPr>
+          <w:t>1</w:t>
+        </w:r>
+      </w:hyperlink>
+      <w:r>
+        <w:rPr>
+          <w:rFonts w:cstheme="minorHAnsi"/>
+          <w:sz w:val="20"/>
+          <w:szCs w:val="20"/>
+        </w:rPr>
+        <w:t xml:space="preserve">, </w:t>
+      </w:r>
+      <w:hyperlink r:id="rId34" w:history="1">
+        <w:r>
+          <w:rPr>
+            <w:rStyle w:val="Hyperlink"/>
+            <w:rFonts w:cstheme="minorHAnsi"/>
+            <w:sz w:val="20"/>
+            <w:szCs w:val="20"/>
+          </w:rPr>
+          <w:t>2</w:t>
+        </w:r>
+      </w:hyperlink>
+      <w:r>
+        <w:rPr>
+          <w:rFonts w:cstheme="minorHAnsi"/>
+          <w:sz w:val="20"/>
+          <w:szCs w:val="20"/>
+        </w:rPr>
+        <w:t>]</w:t>
+      </w:r>
+    </w:p>
+    <w:p>
+      <w:pPr>
+        <w:rPr>
+          <w:rFonts w:cstheme="minorHAnsi"/>
+          <w:sz w:val="20"/>
+          <w:szCs w:val="20"/>
+        </w:rPr>
+      </w:pPr>
+    </w:p>
+    <w:p>
+      <w:pPr>
+        <w:rPr>
+          <w:rFonts w:cstheme="minorHAnsi"/>
+          <w:sz w:val="20"/>
+          <w:szCs w:val="20"/>
+        </w:rPr>
+      </w:pPr>
+    </w:p>
+    <w:p>
+      <w:pPr>
+        <w:rPr>
+          <w:rFonts w:cstheme="minorHAnsi"/>
+          <w:sz w:val="20"/>
+          <w:szCs w:val="20"/>
+        </w:rPr>
+      </w:pPr>
+    </w:p>
+    <w:p>
+      <w:pPr>
+        <w:rPr>
+          <w:rFonts w:cstheme="minorHAnsi"/>
+          <w:sz w:val="20"/>
+          <w:szCs w:val="20"/>
+        </w:rPr>
+      </w:pPr>
+      <w:r>
+        <w:rPr>
+          <w:rFonts w:cstheme="minorHAnsi"/>
+          <w:sz w:val="20"/>
+          <w:szCs w:val="20"/>
+        </w:rPr>
+        <w:t>Apostle Paul write</w:t>
+      </w:r>
+      <w:r>
+        <w:rPr>
+          <w:rFonts w:cstheme="minorHAnsi"/>
+          <w:sz w:val="20"/>
+          <w:szCs w:val="20"/>
+        </w:rPr>
+        <w:t>s</w:t>
+      </w:r>
+      <w:r>
+        <w:rPr>
+          <w:rFonts w:cstheme="minorHAnsi"/>
+          <w:sz w:val="20"/>
+          <w:szCs w:val="20"/>
+        </w:rPr>
+        <w:t xml:space="preserve"> 2,000 years </w:t>
+      </w:r>
+      <w:r>
+        <w:rPr>
+          <w:rFonts w:cstheme="minorHAnsi"/>
+          <w:sz w:val="20"/>
+          <w:szCs w:val="20"/>
+        </w:rPr>
+        <w:t>ago at Ephesus Church.</w:t>
+      </w:r>
+    </w:p>
+    <w:p>
+      <w:pPr>
+        <w:rPr>
+          <w:rFonts w:cstheme="minorHAnsi"/>
+          <w:sz w:val="20"/>
+          <w:szCs w:val="20"/>
+        </w:rPr>
+      </w:pPr>
+    </w:p>
+    <w:p>
+      <w:pPr>
+        <w:rPr>
+          <w:rFonts w:cstheme="minorHAnsi"/>
+          <w:sz w:val="20"/>
+          <w:szCs w:val="20"/>
+        </w:rPr>
+      </w:pPr>
+      <w:r>
+        <w:rPr>
+          <w:rFonts w:cstheme="minorHAnsi"/>
+          <w:sz w:val="20"/>
+          <w:szCs w:val="20"/>
+        </w:rPr>
+        <w:t>8</w:t>
+      </w:r>
+      <w:r>
+        <w:rPr>
+          <w:rFonts w:cstheme="minorHAnsi"/>
+          <w:sz w:val="20"/>
+          <w:szCs w:val="20"/>
+        </w:rPr>
+        <w:t>:</w:t>
+      </w:r>
+      <w:r>
+        <w:rPr>
+          <w:rFonts w:cstheme="minorHAnsi"/>
+          <w:sz w:val="20"/>
+          <w:szCs w:val="20"/>
+        </w:rPr>
+        <w:t>38</w:t>
+      </w:r>
+      <w:r>
+        <w:rPr>
+          <w:rFonts w:cstheme="minorHAnsi"/>
+          <w:sz w:val="20"/>
+          <w:szCs w:val="20"/>
+        </w:rPr>
+        <w:t>/</w:t>
+      </w:r>
+      <w:r>
+        <w:rPr>
+          <w:rFonts w:cstheme="minorHAnsi"/>
+          <w:sz w:val="20"/>
+          <w:szCs w:val="20"/>
+        </w:rPr>
+        <w:t>36:39</w:t>
+      </w:r>
+    </w:p>
+    <w:p>
+      <w:pPr>
+        <w:rPr>
+          <w:rFonts w:cstheme="minorHAnsi"/>
           <w:sz w:val="20"/>
           <w:szCs w:val="20"/>
         </w:rPr>
@@ -1588,7 +2395,6 @@
           <w:sz w:val="20"/>
           <w:szCs w:val="20"/>
         </w:rPr>
-        <w:lastRenderedPageBreak/>
         <w:drawing>
           <wp:inline distT="0" distB="0" distL="0" distR="0" wp14:anchorId="66A195CD" wp14:editId="5FFCBF00">
             <wp:extent cx="2962688" cy="4029637"/>
@@ -1605,7 +2411,7 @@
                     <pic:cNvPicPr/>
                   </pic:nvPicPr>
                   <pic:blipFill>
-                    <a:blip r:embed="rId20"/>
+                    <a:blip r:embed="rId35"/>
                     <a:stretch>
                       <a:fillRect/>
                     </a:stretch>
@@ -1691,6 +2497,712 @@
           <w:sz w:val="20"/>
           <w:szCs w:val="20"/>
         </w:rPr>
+        <w:t xml:space="preserve">The main point of Ephesians 5:15-16 is an urgent call for believers to </w:t>
+      </w:r>
+      <w:r>
+        <w:rPr>
+          <w:rFonts w:cstheme="minorHAnsi"/>
+          <w:b/>
+          <w:bCs/>
+          <w:sz w:val="20"/>
+          <w:szCs w:val="20"/>
+        </w:rPr>
+        <w:t>live intentionally and wisely by taking advantage of every opportunity to do good</w:t>
+      </w:r>
+      <w:r>
+        <w:rPr>
+          <w:rFonts w:cstheme="minorHAnsi"/>
+          <w:sz w:val="20"/>
+          <w:szCs w:val="20"/>
+        </w:rPr>
+        <w:t>, because the surrounding cultural and moral environment is corrupt and distracting. [</w:t>
+      </w:r>
+      <w:hyperlink r:id="rId36" w:history="1">
+        <w:r>
+          <w:rPr>
+            <w:rStyle w:val="Hyperlink"/>
+            <w:rFonts w:cstheme="minorHAnsi"/>
+            <w:sz w:val="20"/>
+            <w:szCs w:val="20"/>
+          </w:rPr>
+          <w:t>1</w:t>
+        </w:r>
+      </w:hyperlink>
+      <w:r>
+        <w:rPr>
+          <w:rFonts w:cstheme="minorHAnsi"/>
+          <w:sz w:val="20"/>
+          <w:szCs w:val="20"/>
+        </w:rPr>
+        <w:t xml:space="preserve">, </w:t>
+      </w:r>
+      <w:hyperlink r:id="rId37" w:history="1">
+        <w:r>
+          <w:rPr>
+            <w:rStyle w:val="Hyperlink"/>
+            <w:rFonts w:cstheme="minorHAnsi"/>
+            <w:sz w:val="20"/>
+            <w:szCs w:val="20"/>
+          </w:rPr>
+          <w:t>2</w:t>
+        </w:r>
+      </w:hyperlink>
+      <w:r>
+        <w:rPr>
+          <w:rFonts w:cstheme="minorHAnsi"/>
+          <w:sz w:val="20"/>
+          <w:szCs w:val="20"/>
+        </w:rPr>
+        <w:t>]</w:t>
+      </w:r>
+    </w:p>
+    <w:p>
+      <w:pPr>
+        <w:rPr>
+          <w:rFonts w:cstheme="minorHAnsi"/>
+          <w:sz w:val="20"/>
+          <w:szCs w:val="20"/>
+        </w:rPr>
+      </w:pPr>
+      <w:r>
+        <w:rPr>
+          <w:rFonts w:cstheme="minorHAnsi"/>
+          <w:sz w:val="20"/>
+          <w:szCs w:val="20"/>
+        </w:rPr>
+        <w:t xml:space="preserve">Often summarized as </w:t>
+      </w:r>
+      <w:r>
+        <w:rPr>
+          <w:rFonts w:cstheme="minorHAnsi"/>
+          <w:b/>
+          <w:bCs/>
+          <w:sz w:val="20"/>
+          <w:szCs w:val="20"/>
+        </w:rPr>
+        <w:t>"redeeming the time,"</w:t>
+      </w:r>
+      <w:r>
+        <w:rPr>
+          <w:rFonts w:cstheme="minorHAnsi"/>
+          <w:sz w:val="20"/>
+          <w:szCs w:val="20"/>
+        </w:rPr>
+        <w:t xml:space="preserve"> the passage breaks down this directive into three main actions: [</w:t>
+      </w:r>
+      <w:hyperlink r:id="rId38" w:history="1">
+        <w:r>
+          <w:rPr>
+            <w:rStyle w:val="Hyperlink"/>
+            <w:rFonts w:cstheme="minorHAnsi"/>
+            <w:sz w:val="20"/>
+            <w:szCs w:val="20"/>
+          </w:rPr>
+          <w:t>1</w:t>
+        </w:r>
+      </w:hyperlink>
+      <w:r>
+        <w:rPr>
+          <w:rFonts w:cstheme="minorHAnsi"/>
+          <w:sz w:val="20"/>
+          <w:szCs w:val="20"/>
+        </w:rPr>
+        <w:t xml:space="preserve">, </w:t>
+      </w:r>
+      <w:hyperlink r:id="rId39" w:history="1">
+        <w:r>
+          <w:rPr>
+            <w:rStyle w:val="Hyperlink"/>
+            <w:rFonts w:cstheme="minorHAnsi"/>
+            <w:sz w:val="20"/>
+            <w:szCs w:val="20"/>
+          </w:rPr>
+          <w:t>2</w:t>
+        </w:r>
+      </w:hyperlink>
+      <w:r>
+        <w:rPr>
+          <w:rFonts w:cstheme="minorHAnsi"/>
+          <w:sz w:val="20"/>
+          <w:szCs w:val="20"/>
+        </w:rPr>
+        <w:t>]</w:t>
+      </w:r>
+    </w:p>
+    <w:p>
+      <w:pPr>
+        <w:rPr>
+          <w:rFonts w:cstheme="minorHAnsi"/>
+          <w:b/>
+          <w:bCs/>
+          <w:sz w:val="20"/>
+          <w:szCs w:val="20"/>
+        </w:rPr>
+      </w:pPr>
+      <w:r>
+        <w:rPr>
+          <w:rFonts w:cstheme="minorHAnsi"/>
+          <w:b/>
+          <w:bCs/>
+          <w:sz w:val="20"/>
+          <w:szCs w:val="20"/>
+        </w:rPr>
+        <w:t>1. Intentional Conduct ("Look carefully then how you walk")</w:t>
+      </w:r>
+    </w:p>
+    <w:p>
+      <w:pPr>
+        <w:numPr>
+          <w:ilvl w:val="0"/>
+          <w:numId w:val="142"/>
+        </w:numPr>
+        <w:rPr>
+          <w:rFonts w:cstheme="minorHAnsi"/>
+          <w:sz w:val="20"/>
+          <w:szCs w:val="20"/>
+        </w:rPr>
+      </w:pPr>
+      <w:r>
+        <w:rPr>
+          <w:rFonts w:cstheme="minorHAnsi"/>
+          <w:b/>
+          <w:bCs/>
+          <w:sz w:val="20"/>
+          <w:szCs w:val="20"/>
+        </w:rPr>
+        <w:t>Careful examination:</w:t>
+      </w:r>
+      <w:r>
+        <w:rPr>
+          <w:rFonts w:cstheme="minorHAnsi"/>
+          <w:sz w:val="20"/>
+          <w:szCs w:val="20"/>
+        </w:rPr>
+        <w:t xml:space="preserve"> The phrase "look carefully" (or "walk circumspectly" in older translations) implies looking all around, like someone navigating a dangerous or slippery path. [</w:t>
+      </w:r>
+      <w:hyperlink r:id="rId40" w:history="1">
+        <w:r>
+          <w:rPr>
+            <w:rStyle w:val="Hyperlink"/>
+            <w:rFonts w:cstheme="minorHAnsi"/>
+            <w:sz w:val="20"/>
+            <w:szCs w:val="20"/>
+          </w:rPr>
+          <w:t>1</w:t>
+        </w:r>
+      </w:hyperlink>
+      <w:r>
+        <w:rPr>
+          <w:rFonts w:cstheme="minorHAnsi"/>
+          <w:sz w:val="20"/>
+          <w:szCs w:val="20"/>
+        </w:rPr>
+        <w:t xml:space="preserve">, </w:t>
+      </w:r>
+      <w:hyperlink r:id="rId41" w:history="1">
+        <w:r>
+          <w:rPr>
+            <w:rStyle w:val="Hyperlink"/>
+            <w:rFonts w:cstheme="minorHAnsi"/>
+            <w:sz w:val="20"/>
+            <w:szCs w:val="20"/>
+          </w:rPr>
+          <w:t>2</w:t>
+        </w:r>
+      </w:hyperlink>
+      <w:r>
+        <w:rPr>
+          <w:rFonts w:cstheme="minorHAnsi"/>
+          <w:sz w:val="20"/>
+          <w:szCs w:val="20"/>
+        </w:rPr>
+        <w:t>]</w:t>
+      </w:r>
+    </w:p>
+    <w:p>
+      <w:pPr>
+        <w:numPr>
+          <w:ilvl w:val="0"/>
+          <w:numId w:val="142"/>
+        </w:numPr>
+        <w:rPr>
+          <w:rFonts w:cstheme="minorHAnsi"/>
+          <w:sz w:val="20"/>
+          <w:szCs w:val="20"/>
+        </w:rPr>
+      </w:pPr>
+      <w:r>
+        <w:rPr>
+          <w:rFonts w:cstheme="minorHAnsi"/>
+          <w:b/>
+          <w:bCs/>
+          <w:sz w:val="20"/>
+          <w:szCs w:val="20"/>
+        </w:rPr>
+        <w:t>Active alignment:</w:t>
+      </w:r>
+      <w:r>
+        <w:rPr>
+          <w:rFonts w:cstheme="minorHAnsi"/>
+          <w:sz w:val="20"/>
+          <w:szCs w:val="20"/>
+        </w:rPr>
+        <w:t xml:space="preserve"> It requires believers to constantly evaluate their lifestyle choices, habits, and speech to ensure they align with God's standards rather than drifting into culturally popular behaviors. [</w:t>
+      </w:r>
+      <w:hyperlink r:id="rId42" w:history="1">
+        <w:r>
+          <w:rPr>
+            <w:rStyle w:val="Hyperlink"/>
+            <w:rFonts w:cstheme="minorHAnsi"/>
+            <w:sz w:val="20"/>
+            <w:szCs w:val="20"/>
+          </w:rPr>
+          <w:t>1</w:t>
+        </w:r>
+      </w:hyperlink>
+      <w:r>
+        <w:rPr>
+          <w:rFonts w:cstheme="minorHAnsi"/>
+          <w:sz w:val="20"/>
+          <w:szCs w:val="20"/>
+        </w:rPr>
+        <w:t xml:space="preserve">, </w:t>
+      </w:r>
+      <w:hyperlink r:id="rId43" w:history="1">
+        <w:r>
+          <w:rPr>
+            <w:rStyle w:val="Hyperlink"/>
+            <w:rFonts w:cstheme="minorHAnsi"/>
+            <w:sz w:val="20"/>
+            <w:szCs w:val="20"/>
+          </w:rPr>
+          <w:t>2</w:t>
+        </w:r>
+      </w:hyperlink>
+      <w:r>
+        <w:rPr>
+          <w:rFonts w:cstheme="minorHAnsi"/>
+          <w:sz w:val="20"/>
+          <w:szCs w:val="20"/>
+        </w:rPr>
+        <w:t>]</w:t>
+      </w:r>
+    </w:p>
+    <w:p>
+      <w:pPr>
+        <w:rPr>
+          <w:rFonts w:cstheme="minorHAnsi"/>
+          <w:b/>
+          <w:bCs/>
+          <w:sz w:val="20"/>
+          <w:szCs w:val="20"/>
+        </w:rPr>
+      </w:pPr>
+      <w:r>
+        <w:rPr>
+          <w:rFonts w:cstheme="minorHAnsi"/>
+          <w:b/>
+          <w:bCs/>
+          <w:sz w:val="20"/>
+          <w:szCs w:val="20"/>
+        </w:rPr>
+        <w:t>2. Strategic Stewardship of Time ("Making the best use of the time")</w:t>
+      </w:r>
+    </w:p>
+    <w:p>
+      <w:pPr>
+        <w:numPr>
+          <w:ilvl w:val="0"/>
+          <w:numId w:val="143"/>
+        </w:numPr>
+        <w:rPr>
+          <w:rFonts w:cstheme="minorHAnsi"/>
+          <w:sz w:val="20"/>
+          <w:szCs w:val="20"/>
+        </w:rPr>
+      </w:pPr>
+      <w:r>
+        <w:rPr>
+          <w:rFonts w:cstheme="minorHAnsi"/>
+          <w:b/>
+          <w:bCs/>
+          <w:sz w:val="20"/>
+          <w:szCs w:val="20"/>
+        </w:rPr>
+        <w:t>Buying back opportunities:</w:t>
+      </w:r>
+      <w:r>
+        <w:rPr>
+          <w:rFonts w:cstheme="minorHAnsi"/>
+          <w:sz w:val="20"/>
+          <w:szCs w:val="20"/>
+        </w:rPr>
+        <w:t xml:space="preserve"> The original Greek phrase for "redeeming the time" (</w:t>
+      </w:r>
+      <w:r>
+        <w:rPr>
+          <w:rFonts w:cstheme="minorHAnsi"/>
+          <w:i/>
+          <w:iCs/>
+          <w:sz w:val="20"/>
+          <w:szCs w:val="20"/>
+        </w:rPr>
+        <w:t>exagorazo ton kairon</w:t>
+      </w:r>
+      <w:r>
+        <w:rPr>
+          <w:rFonts w:cstheme="minorHAnsi"/>
+          <w:sz w:val="20"/>
+          <w:szCs w:val="20"/>
+        </w:rPr>
+        <w:t>) is a marketplace metaphor meaning to "buy up" or "rescue" something. [</w:t>
+      </w:r>
+      <w:hyperlink r:id="rId44" w:history="1">
+        <w:r>
+          <w:rPr>
+            <w:rStyle w:val="Hyperlink"/>
+            <w:rFonts w:cstheme="minorHAnsi"/>
+            <w:sz w:val="20"/>
+            <w:szCs w:val="20"/>
+          </w:rPr>
+          <w:t>1</w:t>
+        </w:r>
+      </w:hyperlink>
+      <w:r>
+        <w:rPr>
+          <w:rFonts w:cstheme="minorHAnsi"/>
+          <w:sz w:val="20"/>
+          <w:szCs w:val="20"/>
+        </w:rPr>
+        <w:t xml:space="preserve">, </w:t>
+      </w:r>
+      <w:hyperlink r:id="rId45" w:history="1">
+        <w:r>
+          <w:rPr>
+            <w:rStyle w:val="Hyperlink"/>
+            <w:rFonts w:cstheme="minorHAnsi"/>
+            <w:sz w:val="20"/>
+            <w:szCs w:val="20"/>
+          </w:rPr>
+          <w:t>2</w:t>
+        </w:r>
+      </w:hyperlink>
+      <w:r>
+        <w:rPr>
+          <w:rFonts w:cstheme="minorHAnsi"/>
+          <w:sz w:val="20"/>
+          <w:szCs w:val="20"/>
+        </w:rPr>
+        <w:t xml:space="preserve">, </w:t>
+      </w:r>
+      <w:hyperlink r:id="rId46" w:history="1">
+        <w:r>
+          <w:rPr>
+            <w:rStyle w:val="Hyperlink"/>
+            <w:rFonts w:cstheme="minorHAnsi"/>
+            <w:sz w:val="20"/>
+            <w:szCs w:val="20"/>
+          </w:rPr>
+          <w:t>3</w:t>
+        </w:r>
+      </w:hyperlink>
+      <w:r>
+        <w:rPr>
+          <w:rFonts w:cstheme="minorHAnsi"/>
+          <w:sz w:val="20"/>
+          <w:szCs w:val="20"/>
+        </w:rPr>
+        <w:t>]</w:t>
+      </w:r>
+    </w:p>
+    <w:p>
+      <w:pPr>
+        <w:numPr>
+          <w:ilvl w:val="0"/>
+          <w:numId w:val="143"/>
+        </w:numPr>
+        <w:rPr>
+          <w:rFonts w:cstheme="minorHAnsi"/>
+          <w:sz w:val="20"/>
+          <w:szCs w:val="20"/>
+        </w:rPr>
+      </w:pPr>
+      <w:r>
+        <w:rPr>
+          <w:rFonts w:cstheme="minorHAnsi"/>
+          <w:b/>
+          <w:bCs/>
+          <w:sz w:val="20"/>
+          <w:szCs w:val="20"/>
+        </w:rPr>
+        <w:t>Focusing on eternity:</w:t>
+      </w:r>
+      <w:r>
+        <w:rPr>
+          <w:rFonts w:cstheme="minorHAnsi"/>
+          <w:sz w:val="20"/>
+          <w:szCs w:val="20"/>
+        </w:rPr>
+        <w:t xml:space="preserve"> Rather than a strict call to modern time-management or standard productivity, the text emphasizes recognizing and seizing specific, God-given moments to advance His kingdom, love others, and share truth. [</w:t>
+      </w:r>
+      <w:hyperlink r:id="rId47" w:history="1">
+        <w:r>
+          <w:rPr>
+            <w:rStyle w:val="Hyperlink"/>
+            <w:rFonts w:cstheme="minorHAnsi"/>
+            <w:sz w:val="20"/>
+            <w:szCs w:val="20"/>
+          </w:rPr>
+          <w:t>1</w:t>
+        </w:r>
+      </w:hyperlink>
+      <w:r>
+        <w:rPr>
+          <w:rFonts w:cstheme="minorHAnsi"/>
+          <w:sz w:val="20"/>
+          <w:szCs w:val="20"/>
+        </w:rPr>
+        <w:t xml:space="preserve">, </w:t>
+      </w:r>
+      <w:hyperlink r:id="rId48" w:history="1">
+        <w:r>
+          <w:rPr>
+            <w:rStyle w:val="Hyperlink"/>
+            <w:rFonts w:cstheme="minorHAnsi"/>
+            <w:sz w:val="20"/>
+            <w:szCs w:val="20"/>
+          </w:rPr>
+          <w:t>2</w:t>
+        </w:r>
+      </w:hyperlink>
+      <w:r>
+        <w:rPr>
+          <w:rFonts w:cstheme="minorHAnsi"/>
+          <w:sz w:val="20"/>
+          <w:szCs w:val="20"/>
+        </w:rPr>
+        <w:t>]</w:t>
+      </w:r>
+    </w:p>
+    <w:p>
+      <w:pPr>
+        <w:rPr>
+          <w:rFonts w:cstheme="minorHAnsi"/>
+          <w:b/>
+          <w:bCs/>
+          <w:sz w:val="20"/>
+          <w:szCs w:val="20"/>
+        </w:rPr>
+      </w:pPr>
+      <w:r>
+        <w:rPr>
+          <w:rFonts w:cstheme="minorHAnsi"/>
+          <w:b/>
+          <w:bCs/>
+          <w:sz w:val="20"/>
+          <w:szCs w:val="20"/>
+        </w:rPr>
+        <w:t>3. Cultural Awareness ("Because the days are evil")</w:t>
+      </w:r>
+    </w:p>
+    <w:p>
+      <w:pPr>
+        <w:numPr>
+          <w:ilvl w:val="0"/>
+          <w:numId w:val="144"/>
+        </w:numPr>
+        <w:rPr>
+          <w:rFonts w:cstheme="minorHAnsi"/>
+          <w:sz w:val="20"/>
+          <w:szCs w:val="20"/>
+        </w:rPr>
+      </w:pPr>
+      <w:r>
+        <w:rPr>
+          <w:rFonts w:cstheme="minorHAnsi"/>
+          <w:b/>
+          <w:bCs/>
+          <w:sz w:val="20"/>
+          <w:szCs w:val="20"/>
+        </w:rPr>
+        <w:t>Resisting distractions:</w:t>
+      </w:r>
+      <w:r>
+        <w:rPr>
+          <w:rFonts w:cstheme="minorHAnsi"/>
+          <w:sz w:val="20"/>
+          <w:szCs w:val="20"/>
+        </w:rPr>
+        <w:t xml:space="preserve"> The author acknowledges that the moral climate of the world naturally pulls people away from spiritual priorities. [</w:t>
+      </w:r>
+      <w:hyperlink r:id="rId49" w:history="1">
+        <w:r>
+          <w:rPr>
+            <w:rStyle w:val="Hyperlink"/>
+            <w:rFonts w:cstheme="minorHAnsi"/>
+            <w:sz w:val="20"/>
+            <w:szCs w:val="20"/>
+          </w:rPr>
+          <w:t>1</w:t>
+        </w:r>
+      </w:hyperlink>
+      <w:r>
+        <w:rPr>
+          <w:rFonts w:cstheme="minorHAnsi"/>
+          <w:sz w:val="20"/>
+          <w:szCs w:val="20"/>
+        </w:rPr>
+        <w:t xml:space="preserve">, </w:t>
+      </w:r>
+      <w:hyperlink r:id="rId50" w:history="1">
+        <w:r>
+          <w:rPr>
+            <w:rStyle w:val="Hyperlink"/>
+            <w:rFonts w:cstheme="minorHAnsi"/>
+            <w:sz w:val="20"/>
+            <w:szCs w:val="20"/>
+          </w:rPr>
+          <w:t>2</w:t>
+        </w:r>
+      </w:hyperlink>
+      <w:r>
+        <w:rPr>
+          <w:rFonts w:cstheme="minorHAnsi"/>
+          <w:sz w:val="20"/>
+          <w:szCs w:val="20"/>
+        </w:rPr>
+        <w:t>]</w:t>
+      </w:r>
+    </w:p>
+    <w:p>
+      <w:pPr>
+        <w:numPr>
+          <w:ilvl w:val="0"/>
+          <w:numId w:val="144"/>
+        </w:numPr>
+        <w:rPr>
+          <w:rFonts w:cstheme="minorHAnsi"/>
+          <w:sz w:val="20"/>
+          <w:szCs w:val="20"/>
+        </w:rPr>
+      </w:pPr>
+      <w:r>
+        <w:rPr>
+          <w:rFonts w:cstheme="minorHAnsi"/>
+          <w:b/>
+          <w:bCs/>
+          <w:sz w:val="20"/>
+          <w:szCs w:val="20"/>
+        </w:rPr>
+        <w:t>Urgent action:</w:t>
+      </w:r>
+      <w:r>
+        <w:rPr>
+          <w:rFonts w:cstheme="minorHAnsi"/>
+          <w:sz w:val="20"/>
+          <w:szCs w:val="20"/>
+        </w:rPr>
+        <w:t xml:space="preserve"> Because the days are characterized by spiritual darkness and opposition, believers cannot afford to live aimlessly or passively; darkness must be countered with deliberate, wise action. [</w:t>
+      </w:r>
+      <w:hyperlink r:id="rId51" w:history="1">
+        <w:r>
+          <w:rPr>
+            <w:rStyle w:val="Hyperlink"/>
+            <w:rFonts w:cstheme="minorHAnsi"/>
+            <w:sz w:val="20"/>
+            <w:szCs w:val="20"/>
+          </w:rPr>
+          <w:t>1</w:t>
+        </w:r>
+      </w:hyperlink>
+      <w:r>
+        <w:rPr>
+          <w:rFonts w:cstheme="minorHAnsi"/>
+          <w:sz w:val="20"/>
+          <w:szCs w:val="20"/>
+        </w:rPr>
+        <w:t xml:space="preserve">, </w:t>
+      </w:r>
+      <w:hyperlink r:id="rId52" w:history="1">
+        <w:r>
+          <w:rPr>
+            <w:rStyle w:val="Hyperlink"/>
+            <w:rFonts w:cstheme="minorHAnsi"/>
+            <w:sz w:val="20"/>
+            <w:szCs w:val="20"/>
+          </w:rPr>
+          <w:t>2</w:t>
+        </w:r>
+      </w:hyperlink>
+      <w:r>
+        <w:rPr>
+          <w:rFonts w:cstheme="minorHAnsi"/>
+          <w:sz w:val="20"/>
+          <w:szCs w:val="20"/>
+        </w:rPr>
+        <w:t xml:space="preserve">, </w:t>
+      </w:r>
+      <w:hyperlink r:id="rId53" w:history="1">
+        <w:r>
+          <w:rPr>
+            <w:rStyle w:val="Hyperlink"/>
+            <w:rFonts w:cstheme="minorHAnsi"/>
+            <w:sz w:val="20"/>
+            <w:szCs w:val="20"/>
+          </w:rPr>
+          <w:t>3</w:t>
+        </w:r>
+      </w:hyperlink>
+      <w:r>
+        <w:rPr>
+          <w:rFonts w:cstheme="minorHAnsi"/>
+          <w:sz w:val="20"/>
+          <w:szCs w:val="20"/>
+        </w:rPr>
+        <w:t>]</w:t>
+      </w:r>
+    </w:p>
+    <w:p>
+      <w:pPr>
+        <w:rPr>
+          <w:rFonts w:cstheme="minorHAnsi"/>
+          <w:sz w:val="20"/>
+          <w:szCs w:val="20"/>
+        </w:rPr>
+      </w:pPr>
+    </w:p>
+    <w:p>
+      <w:pPr>
+        <w:rPr>
+          <w:rFonts w:cstheme="minorHAnsi"/>
+          <w:sz w:val="20"/>
+          <w:szCs w:val="20"/>
+        </w:rPr>
+      </w:pPr>
+    </w:p>
+    <w:p>
+      <w:pPr>
+        <w:rPr>
+          <w:rFonts w:cstheme="minorHAnsi"/>
+          <w:sz w:val="20"/>
+          <w:szCs w:val="20"/>
+        </w:rPr>
+      </w:pPr>
+    </w:p>
+    <w:p>
+      <w:pPr>
+        <w:rPr>
+          <w:rFonts w:cstheme="minorHAnsi"/>
+          <w:sz w:val="20"/>
+          <w:szCs w:val="20"/>
+        </w:rPr>
+      </w:pPr>
+      <w:r>
+        <w:rPr>
+          <w:rFonts w:cstheme="minorHAnsi"/>
+          <w:sz w:val="20"/>
+          <w:szCs w:val="20"/>
+        </w:rPr>
         <w:t>Paul said, the time is harmful</w:t>
       </w:r>
       <w:r>
@@ -1908,7 +3420,7 @@
                     <pic:cNvPicPr/>
                   </pic:nvPicPr>
                   <pic:blipFill>
-                    <a:blip r:embed="rId21"/>
+                    <a:blip r:embed="rId54"/>
                     <a:stretch>
                       <a:fillRect/>
                     </a:stretch>
@@ -2689,7 +4201,7 @@
                     <pic:cNvPicPr/>
                   </pic:nvPicPr>
                   <pic:blipFill>
-                    <a:blip r:embed="rId22"/>
+                    <a:blip r:embed="rId55"/>
                     <a:stretch>
                       <a:fillRect/>
                     </a:stretch>
@@ -2918,7 +4430,7 @@
                     <pic:cNvPicPr/>
                   </pic:nvPicPr>
                   <pic:blipFill>
-                    <a:blip r:embed="rId23"/>
+                    <a:blip r:embed="rId56"/>
                     <a:stretch>
                       <a:fillRect/>
                     </a:stretch>
@@ -3029,7 +4541,7 @@
                     <pic:cNvPicPr/>
                   </pic:nvPicPr>
                   <pic:blipFill>
-                    <a:blip r:embed="rId24"/>
+                    <a:blip r:embed="rId57"/>
                     <a:stretch>
                       <a:fillRect/>
                     </a:stretch>
@@ -3287,7 +4799,7 @@
                     <pic:cNvPicPr/>
                   </pic:nvPicPr>
                   <pic:blipFill>
-                    <a:blip r:embed="rId25"/>
+                    <a:blip r:embed="rId58"/>
                     <a:stretch>
                       <a:fillRect/>
                     </a:stretch>
@@ -3604,7 +5116,7 @@
                     <pic:cNvPicPr/>
                   </pic:nvPicPr>
                   <pic:blipFill>
-                    <a:blip r:embed="rId26"/>
+                    <a:blip r:embed="rId59"/>
                     <a:stretch>
                       <a:fillRect/>
                     </a:stretch>
@@ -3714,7 +5226,7 @@
           <w:szCs w:val="20"/>
         </w:rPr>
         <w:pict w14:anchorId="4A02EE6F">
-          <v:rect id="_x0000_i1037" style="width:0;height:1.5pt" o:hralign="center" o:hrstd="t" o:hr="t" fillcolor="#a0a0a0" stroked="f"/>
+          <v:rect id="_x0000_i1025" style="width:0;height:1.5pt" o:hralign="center" o:hrstd="t" o:hr="t" fillcolor="#a0a0a0" stroked="f"/>
         </w:pict>
       </w:r>
     </w:p>
@@ -4009,7 +5521,7 @@
           <w:szCs w:val="20"/>
         </w:rPr>
         <w:pict w14:anchorId="6D820651">
-          <v:rect id="_x0000_i1038" style="width:0;height:1.5pt" o:hralign="center" o:hrstd="t" o:hr="t" fillcolor="#a0a0a0" stroked="f"/>
+          <v:rect id="_x0000_i1026" style="width:0;height:1.5pt" o:hralign="center" o:hrstd="t" o:hr="t" fillcolor="#a0a0a0" stroked="f"/>
         </w:pict>
       </w:r>
     </w:p>
@@ -4672,15 +6184,7 @@
           <w:sz w:val="20"/>
           <w:szCs w:val="20"/>
         </w:rPr>
-        <w:t>1</w:t>
-      </w:r>
-      <w:r>
-        <w:rPr>
-          <w:rFonts w:cstheme="minorHAnsi"/>
-          <w:sz w:val="20"/>
-          <w:szCs w:val="20"/>
-        </w:rPr>
-        <w:t>8</w:t>
+        <w:t>18</w:t>
       </w:r>
       <w:r>
         <w:rPr>
@@ -4735,6 +6239,7 @@
       <w:r>
         <w:rPr>
           <w:rFonts w:cstheme="minorHAnsi"/>
+          <w:noProof/>
           <w:sz w:val="20"/>
           <w:szCs w:val="20"/>
         </w:rPr>
@@ -4754,7 +6259,7 @@
                     <pic:cNvPicPr/>
                   </pic:nvPicPr>
                   <pic:blipFill>
-                    <a:blip r:embed="rId27"/>
+                    <a:blip r:embed="rId60"/>
                     <a:stretch>
                       <a:fillRect/>
                     </a:stretch>
@@ -5133,15 +6638,7 @@
           <w:sz w:val="20"/>
           <w:szCs w:val="20"/>
         </w:rPr>
-        <w:t>18</w:t>
-      </w:r>
-      <w:r>
-        <w:rPr>
-          <w:rFonts w:cstheme="minorHAnsi"/>
-          <w:sz w:val="20"/>
-          <w:szCs w:val="20"/>
-        </w:rPr>
-        <w:t>:50</w:t>
+        <w:t>18:50</w:t>
       </w:r>
       <w:r>
         <w:rPr>
@@ -5171,6 +6668,7 @@
       <w:r>
         <w:rPr>
           <w:rFonts w:cstheme="minorHAnsi"/>
+          <w:noProof/>
           <w:sz w:val="20"/>
           <w:szCs w:val="20"/>
         </w:rPr>
@@ -5190,7 +6688,7 @@
                     <pic:cNvPicPr/>
                   </pic:nvPicPr>
                   <pic:blipFill>
-                    <a:blip r:embed="rId28"/>
+                    <a:blip r:embed="rId61"/>
                     <a:stretch>
                       <a:fillRect/>
                     </a:stretch>
@@ -5364,7 +6862,7 @@
         </w:rPr>
         <w:t xml:space="preserve">This graphic is part of a sermon series from </w:t>
       </w:r>
-      <w:hyperlink r:id="rId29" w:tgtFrame="_blank" w:history="1">
+      <w:hyperlink r:id="rId62" w:tgtFrame="_blank" w:history="1">
         <w:r>
           <w:rPr>
             <w:rStyle w:val="Hyperlink"/>
@@ -5535,15 +7033,7 @@
           <w:sz w:val="20"/>
           <w:szCs w:val="20"/>
         </w:rPr>
-        <w:t>1</w:t>
-      </w:r>
-      <w:r>
-        <w:rPr>
-          <w:rFonts w:cstheme="minorHAnsi"/>
-          <w:sz w:val="20"/>
-          <w:szCs w:val="20"/>
-        </w:rPr>
-        <w:t>9:07</w:t>
+        <w:t>19:07</w:t>
       </w:r>
       <w:r>
         <w:rPr>
@@ -5581,6 +7071,7 @@
       <w:r>
         <w:rPr>
           <w:rFonts w:cstheme="minorHAnsi"/>
+          <w:noProof/>
           <w:sz w:val="20"/>
           <w:szCs w:val="20"/>
         </w:rPr>
@@ -5600,7 +7091,7 @@
                     <pic:cNvPicPr/>
                   </pic:nvPicPr>
                   <pic:blipFill>
-                    <a:blip r:embed="rId30"/>
+                    <a:blip r:embed="rId63"/>
                     <a:stretch>
                       <a:fillRect/>
                     </a:stretch>
@@ -6243,15 +7734,7 @@
           <w:sz w:val="20"/>
           <w:szCs w:val="20"/>
         </w:rPr>
-        <w:t>26:37/</w:t>
-      </w:r>
-      <w:r>
-        <w:rPr>
-          <w:rFonts w:cstheme="minorHAnsi"/>
-          <w:sz w:val="20"/>
-          <w:szCs w:val="20"/>
-        </w:rPr>
-        <w:t>36:39</w:t>
+        <w:t>26:37/36:39</w:t>
       </w:r>
     </w:p>
     <w:p>
@@ -6265,6 +7748,7 @@
       <w:r>
         <w:rPr>
           <w:rFonts w:cstheme="minorHAnsi"/>
+          <w:noProof/>
           <w:sz w:val="20"/>
           <w:szCs w:val="20"/>
         </w:rPr>
@@ -6284,7 +7768,7 @@
                     <pic:cNvPicPr/>
                   </pic:nvPicPr>
                   <pic:blipFill>
-                    <a:blip r:embed="rId31"/>
+                    <a:blip r:embed="rId64"/>
                     <a:stretch>
                       <a:fillRect/>
                     </a:stretch>
@@ -6587,39 +8071,7 @@
           <w:sz w:val="20"/>
           <w:szCs w:val="20"/>
         </w:rPr>
-        <w:t>2</w:t>
-      </w:r>
-      <w:r>
-        <w:rPr>
-          <w:rFonts w:cstheme="minorHAnsi"/>
-          <w:sz w:val="20"/>
-          <w:szCs w:val="20"/>
-        </w:rPr>
-        <w:t>7</w:t>
-      </w:r>
-      <w:r>
-        <w:rPr>
-          <w:rFonts w:cstheme="minorHAnsi"/>
-          <w:sz w:val="20"/>
-          <w:szCs w:val="20"/>
-        </w:rPr>
-        <w:t>:</w:t>
-      </w:r>
-      <w:r>
-        <w:rPr>
-          <w:rFonts w:cstheme="minorHAnsi"/>
-          <w:sz w:val="20"/>
-          <w:szCs w:val="20"/>
-        </w:rPr>
-        <w:t>56</w:t>
-      </w:r>
-      <w:r>
-        <w:rPr>
-          <w:rFonts w:cstheme="minorHAnsi"/>
-          <w:sz w:val="20"/>
-          <w:szCs w:val="20"/>
-        </w:rPr>
-        <w:t>/36:39</w:t>
+        <w:t>27:56/36:39</w:t>
       </w:r>
     </w:p>
     <w:p>
@@ -6633,6 +8085,7 @@
       <w:r>
         <w:rPr>
           <w:rFonts w:cstheme="minorHAnsi"/>
+          <w:noProof/>
           <w:sz w:val="20"/>
           <w:szCs w:val="20"/>
         </w:rPr>
@@ -6652,7 +8105,7 @@
                     <pic:cNvPicPr/>
                   </pic:nvPicPr>
                   <pic:blipFill>
-                    <a:blip r:embed="rId32"/>
+                    <a:blip r:embed="rId65"/>
                     <a:stretch>
                       <a:fillRect/>
                     </a:stretch>
@@ -7286,31 +8739,7 @@
           <w:sz w:val="20"/>
           <w:szCs w:val="20"/>
         </w:rPr>
-        <w:t>31</w:t>
-      </w:r>
-      <w:r>
-        <w:rPr>
-          <w:rFonts w:cstheme="minorHAnsi"/>
-          <w:sz w:val="20"/>
-          <w:szCs w:val="20"/>
-        </w:rPr>
-        <w:t>:</w:t>
-      </w:r>
-      <w:r>
-        <w:rPr>
-          <w:rFonts w:cstheme="minorHAnsi"/>
-          <w:sz w:val="20"/>
-          <w:szCs w:val="20"/>
-        </w:rPr>
-        <w:t>30</w:t>
-      </w:r>
-      <w:r>
-        <w:rPr>
-          <w:rFonts w:cstheme="minorHAnsi"/>
-          <w:sz w:val="20"/>
-          <w:szCs w:val="20"/>
-        </w:rPr>
-        <w:t>/36:39</w:t>
+        <w:t>31:30/36:39</w:t>
       </w:r>
     </w:p>
     <w:p>
@@ -7361,23 +8790,7 @@
           <w:sz w:val="20"/>
           <w:szCs w:val="20"/>
         </w:rPr>
-        <w:t>3</w:t>
-      </w:r>
-      <w:r>
-        <w:rPr>
-          <w:rFonts w:cstheme="minorHAnsi"/>
-          <w:sz w:val="20"/>
-          <w:szCs w:val="20"/>
-        </w:rPr>
-        <w:t>2</w:t>
-      </w:r>
-      <w:r>
-        <w:rPr>
-          <w:rFonts w:cstheme="minorHAnsi"/>
-          <w:sz w:val="20"/>
-          <w:szCs w:val="20"/>
-        </w:rPr>
-        <w:t>:</w:t>
+        <w:t>32:</w:t>
       </w:r>
       <w:r>
         <w:rPr>
@@ -7407,6 +8820,7 @@
       <w:r>
         <w:rPr>
           <w:rFonts w:cstheme="minorHAnsi"/>
+          <w:noProof/>
           <w:sz w:val="20"/>
           <w:szCs w:val="20"/>
         </w:rPr>
@@ -7426,7 +8840,7 @@
                     <pic:cNvPicPr/>
                   </pic:nvPicPr>
                   <pic:blipFill>
-                    <a:blip r:embed="rId32"/>
+                    <a:blip r:embed="rId65"/>
                     <a:stretch>
                       <a:fillRect/>
                     </a:stretch>
@@ -7770,7 +9184,7 @@
         </w:rPr>
         <w:t xml:space="preserve"> (</w:t>
       </w:r>
-      <w:hyperlink r:id="rId33" w:tgtFrame="_blank" w:history="1">
+      <w:hyperlink r:id="rId66" w:tgtFrame="_blank" w:history="1">
         <w:r>
           <w:rPr>
             <w:rStyle w:val="Hyperlink"/>
@@ -7806,7 +9220,7 @@
         </w:rPr>
         <w:t>The speaker highlights three key breakdowns of a fragmented or "double-minded" life (</w:t>
       </w:r>
-      <w:hyperlink r:id="rId34" w:tgtFrame="_blank" w:history="1">
+      <w:hyperlink r:id="rId67" w:tgtFrame="_blank" w:history="1">
         <w:r>
           <w:rPr>
             <w:rStyle w:val="Hyperlink"/>
@@ -7856,7 +9270,7 @@
         </w:rPr>
         <w:t xml:space="preserve"> James uses a Greek word for "looks" that implies bending down and peering closely (</w:t>
       </w:r>
-      <w:hyperlink r:id="rId35" w:tgtFrame="_blank" w:history="1">
+      <w:hyperlink r:id="rId68" w:tgtFrame="_blank" w:history="1">
         <w:r>
           <w:rPr>
             <w:rStyle w:val="Hyperlink"/>
@@ -7875,7 +9289,7 @@
         </w:rPr>
         <w:t>). The problem isn't a lack of effort or intelligence, but that people do not stay at the spiritual mirror long enough to let what they see change them (</w:t>
       </w:r>
-      <w:hyperlink r:id="rId36" w:tgtFrame="_blank" w:history="1">
+      <w:hyperlink r:id="rId69" w:tgtFrame="_blank" w:history="1">
         <w:r>
           <w:rPr>
             <w:rStyle w:val="Hyperlink"/>
@@ -7925,7 +9339,7 @@
         </w:rPr>
         <w:t xml:space="preserve"> Many people fail to see transformation because their time with God is fragmented and distracted, much like the rest of their overscheduled lives (</w:t>
       </w:r>
-      <w:hyperlink r:id="rId37" w:tgtFrame="_blank" w:history="1">
+      <w:hyperlink r:id="rId70" w:tgtFrame="_blank" w:history="1">
         <w:r>
           <w:rPr>
             <w:rStyle w:val="Hyperlink"/>
@@ -7975,7 +9389,7 @@
         </w:rPr>
         <w:t xml:space="preserve"> The term "doer" originates from professions like poetry—meaning to actively build or make something (</w:t>
       </w:r>
-      <w:hyperlink r:id="rId38" w:tgtFrame="_blank" w:history="1">
+      <w:hyperlink r:id="rId71" w:tgtFrame="_blank" w:history="1">
         <w:r>
           <w:rPr>
             <w:rStyle w:val="Hyperlink"/>
@@ -7994,7 +9408,7 @@
         </w:rPr>
         <w:t>). The sermon stresses that most believers are already far more "spiritually educated" than they are "personally activated." (</w:t>
       </w:r>
-      <w:hyperlink r:id="rId39" w:tgtFrame="_blank" w:history="1">
+      <w:hyperlink r:id="rId72" w:tgtFrame="_blank" w:history="1">
         <w:r>
           <w:rPr>
             <w:rStyle w:val="Hyperlink"/>
@@ -8013,7 +9427,7 @@
         </w:rPr>
         <w:t>) Data alone is not discipleship (</w:t>
       </w:r>
-      <w:hyperlink r:id="rId40" w:tgtFrame="_blank" w:history="1">
+      <w:hyperlink r:id="rId73" w:tgtFrame="_blank" w:history="1">
         <w:r>
           <w:rPr>
             <w:rStyle w:val="Hyperlink"/>
@@ -8142,7 +9556,7 @@
         </w:rPr>
         <w:t xml:space="preserve"> The mirror reveals your true spiritual condition—the messy, unedited reality of who you are, what needs to change, and what God expects of you (</w:t>
       </w:r>
-      <w:hyperlink r:id="rId41" w:tgtFrame="_blank" w:history="1">
+      <w:hyperlink r:id="rId74" w:tgtFrame="_blank" w:history="1">
         <w:r>
           <w:rPr>
             <w:rStyle w:val="Hyperlink"/>
@@ -8261,7 +9675,7 @@
         </w:rPr>
         <w:t xml:space="preserve"> Like a "spiritual goldfish," this person takes a quick look at the mirror, clearly sees what is wrong, but walks away and immediately forgets, changing nothing (</w:t>
       </w:r>
-      <w:hyperlink r:id="rId42" w:tgtFrame="_blank" w:history="1">
+      <w:hyperlink r:id="rId75" w:tgtFrame="_blank" w:history="1">
         <w:r>
           <w:rPr>
             <w:rStyle w:val="Hyperlink"/>
@@ -8311,7 +9725,7 @@
         </w:rPr>
         <w:t xml:space="preserve"> This person adopts a physical posture of bending down, staying at the mirror, and giving it prolonged, undivided attention until it actually changes their behavior (</w:t>
       </w:r>
-      <w:hyperlink r:id="rId43" w:tgtFrame="_blank" w:history="1">
+      <w:hyperlink r:id="rId76" w:tgtFrame="_blank" w:history="1">
         <w:r>
           <w:rPr>
             <w:rStyle w:val="Hyperlink"/>
@@ -8475,7 +9889,7 @@
       </w:r>
     </w:p>
     <w:p>
-      <w:hyperlink r:id="rId44" w:history="1">
+      <w:hyperlink r:id="rId77" w:history="1">
         <w:r>
           <w:rPr>
             <w:rStyle w:val="Hyperlink"/>
@@ -8492,7 +9906,7 @@
           <w:szCs w:val="20"/>
         </w:rPr>
       </w:pPr>
-      <w:hyperlink r:id="rId45" w:history="1">
+      <w:hyperlink r:id="rId78" w:history="1">
         <w:r>
           <w:rPr>
             <w:rStyle w:val="Hyperlink"/>
@@ -8557,9 +9971,109 @@
           <w:sz w:val="20"/>
           <w:szCs w:val="20"/>
         </w:rPr>
-        <w:t xml:space="preserve">The main point of the sermon segment is that </w:t>
-      </w:r>
-      <w:r>
+        <w:t>Mirror: See your real inside</w:t>
+      </w:r>
+      <w:r>
+        <w:rPr>
+          <w:rFonts w:cstheme="minorHAnsi"/>
+          <w:sz w:val="20"/>
+          <w:szCs w:val="20"/>
+        </w:rPr>
+        <w:t>. Miror is the tool to see yourself)</w:t>
+      </w:r>
+    </w:p>
+    <w:p>
+      <w:pPr>
+        <w:rPr>
+          <w:rFonts w:cstheme="minorHAnsi"/>
+          <w:sz w:val="20"/>
+          <w:szCs w:val="20"/>
+        </w:rPr>
+      </w:pPr>
+      <w:r>
+        <w:rPr>
+          <w:rFonts w:cstheme="minorHAnsi"/>
+          <w:sz w:val="20"/>
+          <w:szCs w:val="20"/>
+        </w:rPr>
+        <w:t>Undivided Follower: Combine your inside to outside</w:t>
+      </w:r>
+      <w:r>
+        <w:rPr>
+          <w:rFonts w:cstheme="minorHAnsi"/>
+          <w:sz w:val="20"/>
+          <w:szCs w:val="20"/>
+        </w:rPr>
+        <w:t>. Undivided Follower is the way to fix your internal belief and external behavior.</w:t>
+      </w:r>
+    </w:p>
+    <w:p>
+      <w:pPr>
+        <w:rPr>
+          <w:rFonts w:cstheme="minorHAnsi"/>
+          <w:sz w:val="20"/>
+          <w:szCs w:val="20"/>
+        </w:rPr>
+      </w:pPr>
+      <w:r>
+        <w:rPr>
+          <w:rFonts w:cstheme="minorHAnsi"/>
+          <w:sz w:val="20"/>
+          <w:szCs w:val="20"/>
+        </w:rPr>
+        <w:t xml:space="preserve">1. </w:t>
+      </w:r>
+      <w:r>
+        <w:rPr>
+          <w:rFonts w:cstheme="minorHAnsi"/>
+          <w:sz w:val="20"/>
+          <w:szCs w:val="20"/>
+        </w:rPr>
+        <w:t xml:space="preserve"> </w:t>
+      </w:r>
+      <w:r>
+        <w:rPr>
+          <w:rFonts w:cstheme="minorHAnsi"/>
+          <w:sz w:val="20"/>
+          <w:szCs w:val="20"/>
+        </w:rPr>
+        <w:t xml:space="preserve">James 1:1: </w:t>
+      </w:r>
+      <w:r>
+        <w:rPr>
+          <w:rFonts w:cstheme="minorHAnsi"/>
+          <w:sz w:val="20"/>
+          <w:szCs w:val="20"/>
+        </w:rPr>
+        <w:t xml:space="preserve">We have </w:t>
+      </w:r>
+      <w:r>
+        <w:rPr>
+          <w:rFonts w:cstheme="minorHAnsi"/>
+          <w:sz w:val="20"/>
+          <w:szCs w:val="20"/>
+        </w:rPr>
+        <w:t>People are s</w:t>
+      </w:r>
+      <w:r>
+        <w:rPr>
+          <w:rFonts w:cstheme="minorHAnsi"/>
+          <w:sz w:val="20"/>
+          <w:szCs w:val="20"/>
+        </w:rPr>
+        <w:t>cattered</w:t>
+      </w:r>
+      <w:r>
+        <w:rPr>
+          <w:rFonts w:cstheme="minorHAnsi"/>
+          <w:sz w:val="20"/>
+          <w:szCs w:val="20"/>
+        </w:rPr>
+        <w:t xml:space="preserve"> around the world.</w:t>
+      </w:r>
+    </w:p>
+    <w:p>
+      <w:pPr>
         <w:rPr>
           <w:rFonts w:cstheme="minorHAnsi"/>
           <w:b/>
@@ -8567,568 +10081,21 @@
           <w:sz w:val="20"/>
           <w:szCs w:val="20"/>
         </w:rPr>
-        <w:t>true discipleship requires shifting from distracted hearing to prolonged, undivided attention</w:t>
-      </w:r>
-      <w:r>
-        <w:rPr>
-          <w:rFonts w:cstheme="minorHAnsi"/>
-          <w:sz w:val="20"/>
-          <w:szCs w:val="20"/>
-        </w:rPr>
-        <w:t xml:space="preserve"> (</w:t>
-      </w:r>
-      <w:hyperlink r:id="rId46" w:tgtFrame="_blank" w:history="1">
-        <w:r>
-          <w:rPr>
-            <w:rStyle w:val="Hyperlink"/>
-            <w:rFonts w:cstheme="minorHAnsi"/>
-            <w:sz w:val="20"/>
-            <w:szCs w:val="20"/>
-          </w:rPr>
-          <w:t>28:22</w:t>
-        </w:r>
-      </w:hyperlink>
-      <w:r>
-        <w:rPr>
-          <w:rFonts w:cstheme="minorHAnsi"/>
-          <w:sz w:val="20"/>
-          <w:szCs w:val="20"/>
-        </w:rPr>
-        <w:t>).</w:t>
-      </w:r>
+      </w:pPr>
     </w:p>
     <w:p>
       <w:pPr>
         <w:rPr>
           <w:rFonts w:cstheme="minorHAnsi"/>
-          <w:sz w:val="20"/>
-          <w:szCs w:val="20"/>
-        </w:rPr>
-      </w:pPr>
-      <w:r>
-        <w:rPr>
-          <w:rFonts w:cstheme="minorHAnsi"/>
-          <w:sz w:val="20"/>
-          <w:szCs w:val="20"/>
-        </w:rPr>
-        <w:t>The speaker highlights three key breakdowns of a fragmented or "double-minded" life (</w:t>
-      </w:r>
-      <w:hyperlink r:id="rId47" w:tgtFrame="_blank" w:history="1">
-        <w:r>
-          <w:rPr>
-            <w:rStyle w:val="Hyperlink"/>
-            <w:rFonts w:cstheme="minorHAnsi"/>
-            <w:sz w:val="20"/>
-            <w:szCs w:val="20"/>
-          </w:rPr>
-          <w:t>22:57</w:t>
-        </w:r>
-      </w:hyperlink>
-      <w:r>
-        <w:rPr>
-          <w:rFonts w:cstheme="minorHAnsi"/>
-          <w:sz w:val="20"/>
-          <w:szCs w:val="20"/>
-        </w:rPr>
-        <w:t>):</w:t>
-      </w:r>
-    </w:p>
-    <w:p>
-      <w:pPr>
-        <w:numPr>
-          <w:ilvl w:val="0"/>
-          <w:numId w:val="134"/>
-        </w:numPr>
-        <w:rPr>
-          <w:rFonts w:cstheme="minorHAnsi"/>
-          <w:sz w:val="20"/>
-          <w:szCs w:val="20"/>
-        </w:rPr>
-      </w:pPr>
-      <w:r>
-        <w:rPr>
-          <w:rFonts w:cstheme="minorHAnsi"/>
           <w:b/>
           <w:bCs/>
           <w:sz w:val="20"/>
           <w:szCs w:val="20"/>
         </w:rPr>
-        <w:t>Prolonged Attention Over Casual Glances:</w:t>
-      </w:r>
-      <w:r>
-        <w:rPr>
-          <w:rFonts w:cstheme="minorHAnsi"/>
-          <w:sz w:val="20"/>
-          <w:szCs w:val="20"/>
-        </w:rPr>
-        <w:t xml:space="preserve"> James uses a Greek word for "looks" that implies bending down and peering closely (</w:t>
-      </w:r>
-      <w:hyperlink r:id="rId48" w:tgtFrame="_blank" w:history="1">
-        <w:r>
-          <w:rPr>
-            <w:rStyle w:val="Hyperlink"/>
-            <w:rFonts w:cstheme="minorHAnsi"/>
-            <w:sz w:val="20"/>
-            <w:szCs w:val="20"/>
-          </w:rPr>
-          <w:t>28:56</w:t>
-        </w:r>
-      </w:hyperlink>
-      <w:r>
-        <w:rPr>
-          <w:rFonts w:cstheme="minorHAnsi"/>
-          <w:sz w:val="20"/>
-          <w:szCs w:val="20"/>
-        </w:rPr>
-        <w:t>). The problem isn't a lack of effort or intelligence, but that people do not stay at the spiritual mirror long enough to let what they see change them (</w:t>
-      </w:r>
-      <w:hyperlink r:id="rId49" w:tgtFrame="_blank" w:history="1">
-        <w:r>
-          <w:rPr>
-            <w:rStyle w:val="Hyperlink"/>
-            <w:rFonts w:cstheme="minorHAnsi"/>
-            <w:sz w:val="20"/>
-            <w:szCs w:val="20"/>
-          </w:rPr>
-          <w:t>26:34</w:t>
-        </w:r>
-      </w:hyperlink>
-      <w:r>
-        <w:rPr>
-          <w:rFonts w:cstheme="minorHAnsi"/>
-          <w:sz w:val="20"/>
-          <w:szCs w:val="20"/>
-        </w:rPr>
-        <w:t>).</w:t>
-      </w:r>
-    </w:p>
-    <w:p>
-      <w:pPr>
-        <w:numPr>
-          <w:ilvl w:val="0"/>
-          <w:numId w:val="134"/>
-        </w:numPr>
-        <w:rPr>
-          <w:rFonts w:cstheme="minorHAnsi"/>
-          <w:sz w:val="20"/>
-          <w:szCs w:val="20"/>
-        </w:rPr>
-      </w:pPr>
-      <w:r>
-        <w:rPr>
-          <w:rFonts w:cstheme="minorHAnsi"/>
-          <w:b/>
-          <w:bCs/>
-          <w:sz w:val="20"/>
-          <w:szCs w:val="20"/>
-        </w:rPr>
-        <w:t>Distracted vs. Focused Rhythms:</w:t>
-      </w:r>
-      <w:r>
-        <w:rPr>
-          <w:rFonts w:cstheme="minorHAnsi"/>
-          <w:sz w:val="20"/>
-          <w:szCs w:val="20"/>
-        </w:rPr>
-        <w:t xml:space="preserve"> Many people fail to see transformation because their time with God is fragmented and distracted, much like the rest of their overscheduled lives (</w:t>
-      </w:r>
-      <w:hyperlink r:id="rId50" w:tgtFrame="_blank" w:history="1">
-        <w:r>
-          <w:rPr>
-            <w:rStyle w:val="Hyperlink"/>
-            <w:rFonts w:cstheme="minorHAnsi"/>
-            <w:sz w:val="20"/>
-            <w:szCs w:val="20"/>
-          </w:rPr>
-          <w:t>3:55</w:t>
-        </w:r>
-      </w:hyperlink>
-      <w:r>
-        <w:rPr>
-          <w:rFonts w:cstheme="minorHAnsi"/>
-          <w:sz w:val="20"/>
-          <w:szCs w:val="20"/>
-        </w:rPr>
-        <w:t>).</w:t>
-      </w:r>
-    </w:p>
-    <w:p>
-      <w:pPr>
-        <w:numPr>
-          <w:ilvl w:val="0"/>
-          <w:numId w:val="134"/>
-        </w:numPr>
-        <w:rPr>
-          <w:rFonts w:cstheme="minorHAnsi"/>
-          <w:sz w:val="20"/>
-          <w:szCs w:val="20"/>
-        </w:rPr>
-      </w:pPr>
-      <w:r>
-        <w:rPr>
-          <w:rFonts w:cstheme="minorHAnsi"/>
-          <w:b/>
-          <w:bCs/>
-          <w:sz w:val="20"/>
-          <w:szCs w:val="20"/>
-        </w:rPr>
-        <w:lastRenderedPageBreak/>
-        <w:t>Being Active Doers, Not Just Hearers:</w:t>
-      </w:r>
-      <w:r>
-        <w:rPr>
-          <w:rFonts w:cstheme="minorHAnsi"/>
-          <w:sz w:val="20"/>
-          <w:szCs w:val="20"/>
-        </w:rPr>
-        <w:t xml:space="preserve"> The term "doer" originates from professions like poetry—meaning to actively build or make something (</w:t>
-      </w:r>
-      <w:hyperlink r:id="rId51" w:tgtFrame="_blank" w:history="1">
-        <w:r>
-          <w:rPr>
-            <w:rStyle w:val="Hyperlink"/>
-            <w:rFonts w:cstheme="minorHAnsi"/>
-            <w:sz w:val="20"/>
-            <w:szCs w:val="20"/>
-          </w:rPr>
-          <w:t>30:59</w:t>
-        </w:r>
-      </w:hyperlink>
-      <w:r>
-        <w:rPr>
-          <w:rFonts w:cstheme="minorHAnsi"/>
-          <w:sz w:val="20"/>
-          <w:szCs w:val="20"/>
-        </w:rPr>
-        <w:t>). The sermon stresses that most believers are already far more "spiritually educated" than they are "personally activated." (</w:t>
-      </w:r>
-      <w:hyperlink r:id="rId52" w:tgtFrame="_blank" w:history="1">
-        <w:r>
-          <w:rPr>
-            <w:rStyle w:val="Hyperlink"/>
-            <w:rFonts w:cstheme="minorHAnsi"/>
-            <w:sz w:val="20"/>
-            <w:szCs w:val="20"/>
-          </w:rPr>
-          <w:t>31:40</w:t>
-        </w:r>
-      </w:hyperlink>
-      <w:r>
-        <w:rPr>
-          <w:rFonts w:cstheme="minorHAnsi"/>
-          <w:sz w:val="20"/>
-          <w:szCs w:val="20"/>
-        </w:rPr>
-        <w:t>) Data alone is not discipleship (</w:t>
-      </w:r>
-      <w:hyperlink r:id="rId53" w:tgtFrame="_blank" w:history="1">
-        <w:r>
-          <w:rPr>
-            <w:rStyle w:val="Hyperlink"/>
-            <w:rFonts w:cstheme="minorHAnsi"/>
-            <w:sz w:val="20"/>
-            <w:szCs w:val="20"/>
-          </w:rPr>
-          <w:t>31:33</w:t>
-        </w:r>
-      </w:hyperlink>
-      <w:r>
-        <w:rPr>
-          <w:rFonts w:cstheme="minorHAnsi"/>
-          <w:sz w:val="20"/>
-          <w:szCs w:val="20"/>
-        </w:rPr>
-        <w:t>).</w:t>
-      </w:r>
-    </w:p>
-    <w:p>
-      <w:pPr>
-        <w:rPr>
-          <w:rFonts w:cstheme="minorHAnsi"/>
-          <w:b/>
-          <w:bCs/>
-          <w:sz w:val="20"/>
-          <w:szCs w:val="20"/>
-        </w:rPr>
-      </w:pPr>
-    </w:p>
-    <w:p>
-      <w:pPr>
-        <w:rPr>
-          <w:rFonts w:cstheme="minorHAnsi"/>
-          <w:b/>
-          <w:bCs/>
-          <w:sz w:val="20"/>
-          <w:szCs w:val="20"/>
-        </w:rPr>
-      </w:pPr>
-      <w:r>
-        <w:rPr>
-          <w:rFonts w:cstheme="minorHAnsi"/>
-          <w:b/>
-          <w:bCs/>
-          <w:sz w:val="20"/>
-          <w:szCs w:val="20"/>
-        </w:rPr>
-        <w:t>Based on the sermon context from Menlo Church, the mirror represents the Word of God (Scripture) and serves as a tool for honest self-evaluation.</w:t>
-      </w:r>
-    </w:p>
-    <w:p>
-      <w:pPr>
-        <w:rPr>
-          <w:rFonts w:cstheme="minorHAnsi"/>
-          <w:b/>
-          <w:bCs/>
-          <w:sz w:val="20"/>
-          <w:szCs w:val="20"/>
-        </w:rPr>
-      </w:pPr>
-      <w:r>
-        <w:rPr>
-          <w:rFonts w:cstheme="minorHAnsi"/>
-          <w:b/>
-          <w:bCs/>
-          <w:sz w:val="20"/>
-          <w:szCs w:val="20"/>
-        </w:rPr>
-        <w:t>The speaker breaks down its meaning through two main concepts:</w:t>
-      </w:r>
-    </w:p>
-    <w:p>
-      <w:pPr>
-        <w:numPr>
-          <w:ilvl w:val="0"/>
-          <w:numId w:val="137"/>
-        </w:numPr>
-        <w:rPr>
-          <w:rFonts w:cstheme="minorHAnsi"/>
-          <w:b/>
-          <w:bCs/>
-          <w:sz w:val="20"/>
-          <w:szCs w:val="20"/>
-        </w:rPr>
-      </w:pPr>
-      <w:r>
-        <w:rPr>
-          <w:rFonts w:cstheme="minorHAnsi"/>
-          <w:b/>
-          <w:bCs/>
-          <w:sz w:val="20"/>
-          <w:szCs w:val="20"/>
-        </w:rPr>
-        <w:t>A Reflection of Your True Self: The mirror reveals your true spiritual condition—the messy, unedited reality of who you are, what needs to change, and what God expects of you (</w:t>
-      </w:r>
-      <w:hyperlink r:id="rId54" w:tgtFrame="_blank" w:history="1">
-        <w:r>
-          <w:rPr>
-            <w:rStyle w:val="Hyperlink"/>
-            <w:rFonts w:cstheme="minorHAnsi"/>
-            <w:b/>
-            <w:bCs/>
-            <w:sz w:val="20"/>
-            <w:szCs w:val="20"/>
-          </w:rPr>
-          <w:t>28:45</w:t>
-        </w:r>
-      </w:hyperlink>
-      <w:r>
-        <w:rPr>
-          <w:rFonts w:cstheme="minorHAnsi"/>
-          <w:b/>
-          <w:bCs/>
-          <w:sz w:val="20"/>
-          <w:szCs w:val="20"/>
-        </w:rPr>
-        <w:t>).</w:t>
-      </w:r>
-    </w:p>
-    <w:p>
-      <w:pPr>
-        <w:numPr>
-          <w:ilvl w:val="0"/>
-          <w:numId w:val="137"/>
-        </w:numPr>
-        <w:rPr>
-          <w:rFonts w:cstheme="minorHAnsi"/>
-          <w:b/>
-          <w:bCs/>
-          <w:sz w:val="20"/>
-          <w:szCs w:val="20"/>
-        </w:rPr>
-      </w:pPr>
-      <w:r>
-        <w:rPr>
-          <w:rFonts w:cstheme="minorHAnsi"/>
-          <w:b/>
-          <w:bCs/>
-          <w:sz w:val="20"/>
-          <w:szCs w:val="20"/>
-        </w:rPr>
-        <w:t>A Tool for Radical Integration: Instead of living a fragmented life—with a separate "work self," "home self," and "church self"—the mirror is meant to help you integrate your entire life under the way of Jesus.</w:t>
-      </w:r>
-    </w:p>
-    <w:p>
-      <w:pPr>
-        <w:rPr>
-          <w:rFonts w:cstheme="minorHAnsi"/>
-          <w:b/>
-          <w:bCs/>
-          <w:sz w:val="20"/>
-          <w:szCs w:val="20"/>
-        </w:rPr>
-      </w:pPr>
-      <w:r>
-        <w:rPr>
-          <w:rFonts w:cstheme="minorHAnsi"/>
-          <w:b/>
-          <w:bCs/>
-          <w:sz w:val="20"/>
-          <w:szCs w:val="20"/>
-        </w:rPr>
-        <w:t>The Ultimate Danger: The "Glance" vs. the "Gaze"</w:t>
-      </w:r>
-    </w:p>
-    <w:p>
-      <w:pPr>
-        <w:rPr>
-          <w:rFonts w:cstheme="minorHAnsi"/>
-          <w:b/>
-          <w:bCs/>
-          <w:sz w:val="20"/>
-          <w:szCs w:val="20"/>
-        </w:rPr>
-      </w:pPr>
-      <w:r>
-        <w:rPr>
-          <w:rFonts w:cstheme="minorHAnsi"/>
-          <w:b/>
-          <w:bCs/>
-          <w:sz w:val="20"/>
-          <w:szCs w:val="20"/>
-        </w:rPr>
-        <w:t>The sermon emphasizes that the tragedy of the mirror isn't what it reveals, but how we respond to it:</w:t>
-      </w:r>
-    </w:p>
-    <w:p>
-      <w:pPr>
-        <w:numPr>
-          <w:ilvl w:val="0"/>
-          <w:numId w:val="138"/>
-        </w:numPr>
-        <w:rPr>
-          <w:rFonts w:cstheme="minorHAnsi"/>
-          <w:b/>
-          <w:bCs/>
-          <w:sz w:val="20"/>
-          <w:szCs w:val="20"/>
-        </w:rPr>
-      </w:pPr>
-      <w:r>
-        <w:rPr>
-          <w:rFonts w:cstheme="minorHAnsi"/>
-          <w:b/>
-          <w:bCs/>
-          <w:sz w:val="20"/>
-          <w:szCs w:val="20"/>
-        </w:rPr>
-        <w:t>The Hearer (Glancing): Like a "spiritual goldfish," this person takes a quick look at the mirror, clearly sees what is wrong, but walks away and immediately forgets, changing nothing (</w:t>
-      </w:r>
-      <w:hyperlink r:id="rId55" w:tgtFrame="_blank" w:history="1">
-        <w:r>
-          <w:rPr>
-            <w:rStyle w:val="Hyperlink"/>
-            <w:rFonts w:cstheme="minorHAnsi"/>
-            <w:b/>
-            <w:bCs/>
-            <w:sz w:val="20"/>
-            <w:szCs w:val="20"/>
-          </w:rPr>
-          <w:t>28:34</w:t>
-        </w:r>
-      </w:hyperlink>
-      <w:r>
-        <w:rPr>
-          <w:rFonts w:cstheme="minorHAnsi"/>
-          <w:b/>
-          <w:bCs/>
-          <w:sz w:val="20"/>
-          <w:szCs w:val="20"/>
-        </w:rPr>
-        <w:t>).</w:t>
-      </w:r>
-    </w:p>
-    <w:p>
-      <w:pPr>
-        <w:numPr>
-          <w:ilvl w:val="0"/>
-          <w:numId w:val="138"/>
-        </w:numPr>
-        <w:rPr>
-          <w:rFonts w:cstheme="minorHAnsi"/>
-          <w:b/>
-          <w:bCs/>
-          <w:sz w:val="20"/>
-          <w:szCs w:val="20"/>
-        </w:rPr>
-      </w:pPr>
-      <w:r>
-        <w:rPr>
-          <w:rFonts w:cstheme="minorHAnsi"/>
-          <w:b/>
-          <w:bCs/>
-          <w:sz w:val="20"/>
-          <w:szCs w:val="20"/>
-        </w:rPr>
-        <w:t>The Doer (Gazing): This person adopts a physical posture of bending down, staying at the mirror, and giving it prolonged, undivided attention until it actually changes their behavior (</w:t>
-      </w:r>
-      <w:hyperlink r:id="rId56" w:tgtFrame="_blank" w:history="1">
-        <w:r>
-          <w:rPr>
-            <w:rStyle w:val="Hyperlink"/>
-            <w:rFonts w:cstheme="minorHAnsi"/>
-            <w:b/>
-            <w:bCs/>
-            <w:sz w:val="20"/>
-            <w:szCs w:val="20"/>
-          </w:rPr>
-          <w:t>26:34</w:t>
-        </w:r>
-      </w:hyperlink>
-      <w:r>
-        <w:rPr>
-          <w:rFonts w:cstheme="minorHAnsi"/>
-          <w:b/>
-          <w:bCs/>
-          <w:sz w:val="20"/>
-          <w:szCs w:val="20"/>
-        </w:rPr>
-        <w:t>).</w:t>
-      </w:r>
-    </w:p>
-    <w:p>
-      <w:pPr>
-        <w:rPr>
-          <w:rFonts w:cstheme="minorHAnsi"/>
-          <w:b/>
-          <w:bCs/>
-          <w:sz w:val="20"/>
-          <w:szCs w:val="20"/>
-        </w:rPr>
-      </w:pPr>
-    </w:p>
-    <w:p>
-      <w:pPr>
-        <w:rPr>
-          <w:rFonts w:cstheme="minorHAnsi"/>
-          <w:b/>
-          <w:bCs/>
-          <w:sz w:val="20"/>
-          <w:szCs w:val="20"/>
-        </w:rPr>
       </w:pPr>
     </w:p>
     <w:sectPr>
-      <w:footerReference w:type="default" r:id="rId57"/>
+      <w:footerReference w:type="default" r:id="rId79"/>
       <w:pgSz w:w="12240" w:h="15840"/>
       <w:pgMar w:top="1440" w:right="1440" w:bottom="1530" w:left="1440" w:header="0" w:footer="720" w:gutter="0"/>
       <w:cols w:space="720"/>
@@ -11543,6 +12510,155 @@
     </w:lvl>
   </w:abstractNum>
   <w:abstractNum w:abstractNumId="16" w15:restartNumberingAfterBreak="0">
+    <w:nsid w:val="0C97240C"/>
+    <w:multiLevelType w:val="multilevel"/>
+    <w:tmpl w:val="44C81012"/>
+    <w:lvl w:ilvl="0">
+      <w:start w:val="1"/>
+      <w:numFmt w:val="bullet"/>
+      <w:lvlText w:val=""/>
+      <w:lvlJc w:val="left"/>
+      <w:pPr>
+        <w:tabs>
+          <w:tab w:val="num" w:pos="720"/>
+        </w:tabs>
+        <w:ind w:left="720" w:hanging="360"/>
+      </w:pPr>
+      <w:rPr>
+        <w:rFonts w:ascii="Symbol" w:hAnsi="Symbol" w:hint="default"/>
+        <w:sz w:val="20"/>
+      </w:rPr>
+    </w:lvl>
+    <w:lvl w:ilvl="1" w:tentative="1">
+      <w:start w:val="1"/>
+      <w:numFmt w:val="bullet"/>
+      <w:lvlText w:val="o"/>
+      <w:lvlJc w:val="left"/>
+      <w:pPr>
+        <w:tabs>
+          <w:tab w:val="num" w:pos="1440"/>
+        </w:tabs>
+        <w:ind w:left="1440" w:hanging="360"/>
+      </w:pPr>
+      <w:rPr>
+        <w:rFonts w:ascii="Courier New" w:hAnsi="Courier New" w:hint="default"/>
+        <w:sz w:val="20"/>
+      </w:rPr>
+    </w:lvl>
+    <w:lvl w:ilvl="2" w:tentative="1">
+      <w:start w:val="1"/>
+      <w:numFmt w:val="bullet"/>
+      <w:lvlText w:val=""/>
+      <w:lvlJc w:val="left"/>
+      <w:pPr>
+        <w:tabs>
+          <w:tab w:val="num" w:pos="2160"/>
+        </w:tabs>
+        <w:ind w:left="2160" w:hanging="360"/>
+      </w:pPr>
+      <w:rPr>
+        <w:rFonts w:ascii="Wingdings" w:hAnsi="Wingdings" w:hint="default"/>
+        <w:sz w:val="20"/>
+      </w:rPr>
+    </w:lvl>
+    <w:lvl w:ilvl="3" w:tentative="1">
+      <w:start w:val="1"/>
+      <w:numFmt w:val="bullet"/>
+      <w:lvlText w:val=""/>
+      <w:lvlJc w:val="left"/>
+      <w:pPr>
+        <w:tabs>
+          <w:tab w:val="num" w:pos="2880"/>
+        </w:tabs>
+        <w:ind w:left="2880" w:hanging="360"/>
+      </w:pPr>
+      <w:rPr>
+        <w:rFonts w:ascii="Wingdings" w:hAnsi="Wingdings" w:hint="default"/>
+        <w:sz w:val="20"/>
+      </w:rPr>
+    </w:lvl>
+    <w:lvl w:ilvl="4" w:tentative="1">
+      <w:start w:val="1"/>
+      <w:numFmt w:val="bullet"/>
+      <w:lvlText w:val=""/>
+      <w:lvlJc w:val="left"/>
+      <w:pPr>
+        <w:tabs>
+          <w:tab w:val="num" w:pos="3600"/>
+        </w:tabs>
+        <w:ind w:left="3600" w:hanging="360"/>
+      </w:pPr>
+      <w:rPr>
+        <w:rFonts w:ascii="Wingdings" w:hAnsi="Wingdings" w:hint="default"/>
+        <w:sz w:val="20"/>
+      </w:rPr>
+    </w:lvl>
+    <w:lvl w:ilvl="5" w:tentative="1">
+      <w:start w:val="1"/>
+      <w:numFmt w:val="bullet"/>
+      <w:lvlText w:val=""/>
+      <w:lvlJc w:val="left"/>
+      <w:pPr>
+        <w:tabs>
+          <w:tab w:val="num" w:pos="4320"/>
+        </w:tabs>
+        <w:ind w:left="4320" w:hanging="360"/>
+      </w:pPr>
+      <w:rPr>
+        <w:rFonts w:ascii="Wingdings" w:hAnsi="Wingdings" w:hint="default"/>
+        <w:sz w:val="20"/>
+      </w:rPr>
+    </w:lvl>
+    <w:lvl w:ilvl="6" w:tentative="1">
+      <w:start w:val="1"/>
+      <w:numFmt w:val="bullet"/>
+      <w:lvlText w:val=""/>
+      <w:lvlJc w:val="left"/>
+      <w:pPr>
+        <w:tabs>
+          <w:tab w:val="num" w:pos="5040"/>
+        </w:tabs>
+        <w:ind w:left="5040" w:hanging="360"/>
+      </w:pPr>
+      <w:rPr>
+        <w:rFonts w:ascii="Wingdings" w:hAnsi="Wingdings" w:hint="default"/>
+        <w:sz w:val="20"/>
+      </w:rPr>
+    </w:lvl>
+    <w:lvl w:ilvl="7" w:tentative="1">
+      <w:start w:val="1"/>
+      <w:numFmt w:val="bullet"/>
+      <w:lvlText w:val=""/>
+      <w:lvlJc w:val="left"/>
+      <w:pPr>
+        <w:tabs>
+          <w:tab w:val="num" w:pos="5760"/>
+        </w:tabs>
+        <w:ind w:left="5760" w:hanging="360"/>
+      </w:pPr>
+      <w:rPr>
+        <w:rFonts w:ascii="Wingdings" w:hAnsi="Wingdings" w:hint="default"/>
+        <w:sz w:val="20"/>
+      </w:rPr>
+    </w:lvl>
+    <w:lvl w:ilvl="8" w:tentative="1">
+      <w:start w:val="1"/>
+      <w:numFmt w:val="bullet"/>
+      <w:lvlText w:val=""/>
+      <w:lvlJc w:val="left"/>
+      <w:pPr>
+        <w:tabs>
+          <w:tab w:val="num" w:pos="6480"/>
+        </w:tabs>
+        <w:ind w:left="6480" w:hanging="360"/>
+      </w:pPr>
+      <w:rPr>
+        <w:rFonts w:ascii="Wingdings" w:hAnsi="Wingdings" w:hint="default"/>
+        <w:sz w:val="20"/>
+      </w:rPr>
+    </w:lvl>
+  </w:abstractNum>
+  <w:abstractNum w:abstractNumId="17" w15:restartNumberingAfterBreak="0">
     <w:nsid w:val="0CE27659"/>
     <w:multiLevelType w:val="multilevel"/>
     <w:tmpl w:val="FF286C2C"/>
@@ -11691,7 +12807,7 @@
       </w:rPr>
     </w:lvl>
   </w:abstractNum>
-  <w:abstractNum w:abstractNumId="17" w15:restartNumberingAfterBreak="0">
+  <w:abstractNum w:abstractNumId="18" w15:restartNumberingAfterBreak="0">
     <w:nsid w:val="0EE63752"/>
     <w:multiLevelType w:val="hybridMultilevel"/>
     <w:tmpl w:val="D7882BD2"/>
@@ -11780,7 +12896,7 @@
       </w:pPr>
     </w:lvl>
   </w:abstractNum>
-  <w:abstractNum w:abstractNumId="18" w15:restartNumberingAfterBreak="0">
+  <w:abstractNum w:abstractNumId="19" w15:restartNumberingAfterBreak="0">
     <w:nsid w:val="0F3F088A"/>
     <w:multiLevelType w:val="multilevel"/>
     <w:tmpl w:val="69B49D78"/>
@@ -11929,7 +13045,7 @@
       </w:rPr>
     </w:lvl>
   </w:abstractNum>
-  <w:abstractNum w:abstractNumId="19" w15:restartNumberingAfterBreak="0">
+  <w:abstractNum w:abstractNumId="20" w15:restartNumberingAfterBreak="0">
     <w:nsid w:val="0F655944"/>
     <w:multiLevelType w:val="multilevel"/>
     <w:tmpl w:val="A6581D18"/>
@@ -12078,7 +13194,7 @@
       </w:rPr>
     </w:lvl>
   </w:abstractNum>
-  <w:abstractNum w:abstractNumId="20" w15:restartNumberingAfterBreak="0">
+  <w:abstractNum w:abstractNumId="21" w15:restartNumberingAfterBreak="0">
     <w:nsid w:val="10926511"/>
     <w:multiLevelType w:val="multilevel"/>
     <w:tmpl w:val="FB78E9B8"/>
@@ -12227,7 +13343,305 @@
       </w:rPr>
     </w:lvl>
   </w:abstractNum>
-  <w:abstractNum w:abstractNumId="21" w15:restartNumberingAfterBreak="0">
+  <w:abstractNum w:abstractNumId="22" w15:restartNumberingAfterBreak="0">
+    <w:nsid w:val="12271BE7"/>
+    <w:multiLevelType w:val="multilevel"/>
+    <w:tmpl w:val="28522DF2"/>
+    <w:lvl w:ilvl="0">
+      <w:start w:val="1"/>
+      <w:numFmt w:val="bullet"/>
+      <w:lvlText w:val=""/>
+      <w:lvlJc w:val="left"/>
+      <w:pPr>
+        <w:tabs>
+          <w:tab w:val="num" w:pos="720"/>
+        </w:tabs>
+        <w:ind w:left="720" w:hanging="360"/>
+      </w:pPr>
+      <w:rPr>
+        <w:rFonts w:ascii="Symbol" w:hAnsi="Symbol" w:hint="default"/>
+        <w:sz w:val="20"/>
+      </w:rPr>
+    </w:lvl>
+    <w:lvl w:ilvl="1" w:tentative="1">
+      <w:start w:val="1"/>
+      <w:numFmt w:val="bullet"/>
+      <w:lvlText w:val="o"/>
+      <w:lvlJc w:val="left"/>
+      <w:pPr>
+        <w:tabs>
+          <w:tab w:val="num" w:pos="1440"/>
+        </w:tabs>
+        <w:ind w:left="1440" w:hanging="360"/>
+      </w:pPr>
+      <w:rPr>
+        <w:rFonts w:ascii="Courier New" w:hAnsi="Courier New" w:hint="default"/>
+        <w:sz w:val="20"/>
+      </w:rPr>
+    </w:lvl>
+    <w:lvl w:ilvl="2" w:tentative="1">
+      <w:start w:val="1"/>
+      <w:numFmt w:val="bullet"/>
+      <w:lvlText w:val=""/>
+      <w:lvlJc w:val="left"/>
+      <w:pPr>
+        <w:tabs>
+          <w:tab w:val="num" w:pos="2160"/>
+        </w:tabs>
+        <w:ind w:left="2160" w:hanging="360"/>
+      </w:pPr>
+      <w:rPr>
+        <w:rFonts w:ascii="Wingdings" w:hAnsi="Wingdings" w:hint="default"/>
+        <w:sz w:val="20"/>
+      </w:rPr>
+    </w:lvl>
+    <w:lvl w:ilvl="3" w:tentative="1">
+      <w:start w:val="1"/>
+      <w:numFmt w:val="bullet"/>
+      <w:lvlText w:val=""/>
+      <w:lvlJc w:val="left"/>
+      <w:pPr>
+        <w:tabs>
+          <w:tab w:val="num" w:pos="2880"/>
+        </w:tabs>
+        <w:ind w:left="2880" w:hanging="360"/>
+      </w:pPr>
+      <w:rPr>
+        <w:rFonts w:ascii="Wingdings" w:hAnsi="Wingdings" w:hint="default"/>
+        <w:sz w:val="20"/>
+      </w:rPr>
+    </w:lvl>
+    <w:lvl w:ilvl="4" w:tentative="1">
+      <w:start w:val="1"/>
+      <w:numFmt w:val="bullet"/>
+      <w:lvlText w:val=""/>
+      <w:lvlJc w:val="left"/>
+      <w:pPr>
+        <w:tabs>
+          <w:tab w:val="num" w:pos="3600"/>
+        </w:tabs>
+        <w:ind w:left="3600" w:hanging="360"/>
+      </w:pPr>
+      <w:rPr>
+        <w:rFonts w:ascii="Wingdings" w:hAnsi="Wingdings" w:hint="default"/>
+        <w:sz w:val="20"/>
+      </w:rPr>
+    </w:lvl>
+    <w:lvl w:ilvl="5" w:tentative="1">
+      <w:start w:val="1"/>
+      <w:numFmt w:val="bullet"/>
+      <w:lvlText w:val=""/>
+      <w:lvlJc w:val="left"/>
+      <w:pPr>
+        <w:tabs>
+          <w:tab w:val="num" w:pos="4320"/>
+        </w:tabs>
+        <w:ind w:left="4320" w:hanging="360"/>
+      </w:pPr>
+      <w:rPr>
+        <w:rFonts w:ascii="Wingdings" w:hAnsi="Wingdings" w:hint="default"/>
+        <w:sz w:val="20"/>
+      </w:rPr>
+    </w:lvl>
+    <w:lvl w:ilvl="6" w:tentative="1">
+      <w:start w:val="1"/>
+      <w:numFmt w:val="bullet"/>
+      <w:lvlText w:val=""/>
+      <w:lvlJc w:val="left"/>
+      <w:pPr>
+        <w:tabs>
+          <w:tab w:val="num" w:pos="5040"/>
+        </w:tabs>
+        <w:ind w:left="5040" w:hanging="360"/>
+      </w:pPr>
+      <w:rPr>
+        <w:rFonts w:ascii="Wingdings" w:hAnsi="Wingdings" w:hint="default"/>
+        <w:sz w:val="20"/>
+      </w:rPr>
+    </w:lvl>
+    <w:lvl w:ilvl="7" w:tentative="1">
+      <w:start w:val="1"/>
+      <w:numFmt w:val="bullet"/>
+      <w:lvlText w:val=""/>
+      <w:lvlJc w:val="left"/>
+      <w:pPr>
+        <w:tabs>
+          <w:tab w:val="num" w:pos="5760"/>
+        </w:tabs>
+        <w:ind w:left="5760" w:hanging="360"/>
+      </w:pPr>
+      <w:rPr>
+        <w:rFonts w:ascii="Wingdings" w:hAnsi="Wingdings" w:hint="default"/>
+        <w:sz w:val="20"/>
+      </w:rPr>
+    </w:lvl>
+    <w:lvl w:ilvl="8" w:tentative="1">
+      <w:start w:val="1"/>
+      <w:numFmt w:val="bullet"/>
+      <w:lvlText w:val=""/>
+      <w:lvlJc w:val="left"/>
+      <w:pPr>
+        <w:tabs>
+          <w:tab w:val="num" w:pos="6480"/>
+        </w:tabs>
+        <w:ind w:left="6480" w:hanging="360"/>
+      </w:pPr>
+      <w:rPr>
+        <w:rFonts w:ascii="Wingdings" w:hAnsi="Wingdings" w:hint="default"/>
+        <w:sz w:val="20"/>
+      </w:rPr>
+    </w:lvl>
+  </w:abstractNum>
+  <w:abstractNum w:abstractNumId="23" w15:restartNumberingAfterBreak="0">
+    <w:nsid w:val="158A7243"/>
+    <w:multiLevelType w:val="multilevel"/>
+    <w:tmpl w:val="A956CC06"/>
+    <w:lvl w:ilvl="0">
+      <w:start w:val="1"/>
+      <w:numFmt w:val="bullet"/>
+      <w:lvlText w:val=""/>
+      <w:lvlJc w:val="left"/>
+      <w:pPr>
+        <w:tabs>
+          <w:tab w:val="num" w:pos="720"/>
+        </w:tabs>
+        <w:ind w:left="720" w:hanging="360"/>
+      </w:pPr>
+      <w:rPr>
+        <w:rFonts w:ascii="Symbol" w:hAnsi="Symbol" w:hint="default"/>
+        <w:sz w:val="20"/>
+      </w:rPr>
+    </w:lvl>
+    <w:lvl w:ilvl="1" w:tentative="1">
+      <w:start w:val="1"/>
+      <w:numFmt w:val="bullet"/>
+      <w:lvlText w:val="o"/>
+      <w:lvlJc w:val="left"/>
+      <w:pPr>
+        <w:tabs>
+          <w:tab w:val="num" w:pos="1440"/>
+        </w:tabs>
+        <w:ind w:left="1440" w:hanging="360"/>
+      </w:pPr>
+      <w:rPr>
+        <w:rFonts w:ascii="Courier New" w:hAnsi="Courier New" w:hint="default"/>
+        <w:sz w:val="20"/>
+      </w:rPr>
+    </w:lvl>
+    <w:lvl w:ilvl="2" w:tentative="1">
+      <w:start w:val="1"/>
+      <w:numFmt w:val="bullet"/>
+      <w:lvlText w:val=""/>
+      <w:lvlJc w:val="left"/>
+      <w:pPr>
+        <w:tabs>
+          <w:tab w:val="num" w:pos="2160"/>
+        </w:tabs>
+        <w:ind w:left="2160" w:hanging="360"/>
+      </w:pPr>
+      <w:rPr>
+        <w:rFonts w:ascii="Wingdings" w:hAnsi="Wingdings" w:hint="default"/>
+        <w:sz w:val="20"/>
+      </w:rPr>
+    </w:lvl>
+    <w:lvl w:ilvl="3" w:tentative="1">
+      <w:start w:val="1"/>
+      <w:numFmt w:val="bullet"/>
+      <w:lvlText w:val=""/>
+      <w:lvlJc w:val="left"/>
+      <w:pPr>
+        <w:tabs>
+          <w:tab w:val="num" w:pos="2880"/>
+        </w:tabs>
+        <w:ind w:left="2880" w:hanging="360"/>
+      </w:pPr>
+      <w:rPr>
+        <w:rFonts w:ascii="Wingdings" w:hAnsi="Wingdings" w:hint="default"/>
+        <w:sz w:val="20"/>
+      </w:rPr>
+    </w:lvl>
+    <w:lvl w:ilvl="4" w:tentative="1">
+      <w:start w:val="1"/>
+      <w:numFmt w:val="bullet"/>
+      <w:lvlText w:val=""/>
+      <w:lvlJc w:val="left"/>
+      <w:pPr>
+        <w:tabs>
+          <w:tab w:val="num" w:pos="3600"/>
+        </w:tabs>
+        <w:ind w:left="3600" w:hanging="360"/>
+      </w:pPr>
+      <w:rPr>
+        <w:rFonts w:ascii="Wingdings" w:hAnsi="Wingdings" w:hint="default"/>
+        <w:sz w:val="20"/>
+      </w:rPr>
+    </w:lvl>
+    <w:lvl w:ilvl="5" w:tentative="1">
+      <w:start w:val="1"/>
+      <w:numFmt w:val="bullet"/>
+      <w:lvlText w:val=""/>
+      <w:lvlJc w:val="left"/>
+      <w:pPr>
+        <w:tabs>
+          <w:tab w:val="num" w:pos="4320"/>
+        </w:tabs>
+        <w:ind w:left="4320" w:hanging="360"/>
+      </w:pPr>
+      <w:rPr>
+        <w:rFonts w:ascii="Wingdings" w:hAnsi="Wingdings" w:hint="default"/>
+        <w:sz w:val="20"/>
+      </w:rPr>
+    </w:lvl>
+    <w:lvl w:ilvl="6" w:tentative="1">
+      <w:start w:val="1"/>
+      <w:numFmt w:val="bullet"/>
+      <w:lvlText w:val=""/>
+      <w:lvlJc w:val="left"/>
+      <w:pPr>
+        <w:tabs>
+          <w:tab w:val="num" w:pos="5040"/>
+        </w:tabs>
+        <w:ind w:left="5040" w:hanging="360"/>
+      </w:pPr>
+      <w:rPr>
+        <w:rFonts w:ascii="Wingdings" w:hAnsi="Wingdings" w:hint="default"/>
+        <w:sz w:val="20"/>
+      </w:rPr>
+    </w:lvl>
+    <w:lvl w:ilvl="7" w:tentative="1">
+      <w:start w:val="1"/>
+      <w:numFmt w:val="bullet"/>
+      <w:lvlText w:val=""/>
+      <w:lvlJc w:val="left"/>
+      <w:pPr>
+        <w:tabs>
+          <w:tab w:val="num" w:pos="5760"/>
+        </w:tabs>
+        <w:ind w:left="5760" w:hanging="360"/>
+      </w:pPr>
+      <w:rPr>
+        <w:rFonts w:ascii="Wingdings" w:hAnsi="Wingdings" w:hint="default"/>
+        <w:sz w:val="20"/>
+      </w:rPr>
+    </w:lvl>
+    <w:lvl w:ilvl="8" w:tentative="1">
+      <w:start w:val="1"/>
+      <w:numFmt w:val="bullet"/>
+      <w:lvlText w:val=""/>
+      <w:lvlJc w:val="left"/>
+      <w:pPr>
+        <w:tabs>
+          <w:tab w:val="num" w:pos="6480"/>
+        </w:tabs>
+        <w:ind w:left="6480" w:hanging="360"/>
+      </w:pPr>
+      <w:rPr>
+        <w:rFonts w:ascii="Wingdings" w:hAnsi="Wingdings" w:hint="default"/>
+        <w:sz w:val="20"/>
+      </w:rPr>
+    </w:lvl>
+  </w:abstractNum>
+  <w:abstractNum w:abstractNumId="24" w15:restartNumberingAfterBreak="0">
     <w:nsid w:val="15BA3283"/>
     <w:multiLevelType w:val="multilevel"/>
     <w:tmpl w:val="28BC21DC"/>
@@ -12376,7 +13790,7 @@
       </w:rPr>
     </w:lvl>
   </w:abstractNum>
-  <w:abstractNum w:abstractNumId="22" w15:restartNumberingAfterBreak="0">
+  <w:abstractNum w:abstractNumId="25" w15:restartNumberingAfterBreak="0">
     <w:nsid w:val="166C69AB"/>
     <w:multiLevelType w:val="multilevel"/>
     <w:tmpl w:val="11126768"/>
@@ -12525,7 +13939,7 @@
       </w:rPr>
     </w:lvl>
   </w:abstractNum>
-  <w:abstractNum w:abstractNumId="23" w15:restartNumberingAfterBreak="0">
+  <w:abstractNum w:abstractNumId="26" w15:restartNumberingAfterBreak="0">
     <w:nsid w:val="170A16D8"/>
     <w:multiLevelType w:val="multilevel"/>
     <w:tmpl w:val="3FC01DFC"/>
@@ -12674,7 +14088,7 @@
       </w:rPr>
     </w:lvl>
   </w:abstractNum>
-  <w:abstractNum w:abstractNumId="24" w15:restartNumberingAfterBreak="0">
+  <w:abstractNum w:abstractNumId="27" w15:restartNumberingAfterBreak="0">
     <w:nsid w:val="1A4B676D"/>
     <w:multiLevelType w:val="multilevel"/>
     <w:tmpl w:val="3D1CC950"/>
@@ -12823,7 +14237,7 @@
       </w:rPr>
     </w:lvl>
   </w:abstractNum>
-  <w:abstractNum w:abstractNumId="25" w15:restartNumberingAfterBreak="0">
+  <w:abstractNum w:abstractNumId="28" w15:restartNumberingAfterBreak="0">
     <w:nsid w:val="1A4D2655"/>
     <w:multiLevelType w:val="multilevel"/>
     <w:tmpl w:val="8C3C522E"/>
@@ -12936,7 +14350,7 @@
       </w:pPr>
     </w:lvl>
   </w:abstractNum>
-  <w:abstractNum w:abstractNumId="26" w15:restartNumberingAfterBreak="0">
+  <w:abstractNum w:abstractNumId="29" w15:restartNumberingAfterBreak="0">
     <w:nsid w:val="1A6421F7"/>
     <w:multiLevelType w:val="multilevel"/>
     <w:tmpl w:val="5164ECEC"/>
@@ -13049,7 +14463,7 @@
       </w:rPr>
     </w:lvl>
   </w:abstractNum>
-  <w:abstractNum w:abstractNumId="27" w15:restartNumberingAfterBreak="0">
+  <w:abstractNum w:abstractNumId="30" w15:restartNumberingAfterBreak="0">
     <w:nsid w:val="1B2A4471"/>
     <w:multiLevelType w:val="multilevel"/>
     <w:tmpl w:val="DC66BD16"/>
@@ -13198,7 +14612,7 @@
       </w:rPr>
     </w:lvl>
   </w:abstractNum>
-  <w:abstractNum w:abstractNumId="28" w15:restartNumberingAfterBreak="0">
+  <w:abstractNum w:abstractNumId="31" w15:restartNumberingAfterBreak="0">
     <w:nsid w:val="1D847F24"/>
     <w:multiLevelType w:val="multilevel"/>
     <w:tmpl w:val="C4440474"/>
@@ -13347,7 +14761,7 @@
       </w:rPr>
     </w:lvl>
   </w:abstractNum>
-  <w:abstractNum w:abstractNumId="29" w15:restartNumberingAfterBreak="0">
+  <w:abstractNum w:abstractNumId="32" w15:restartNumberingAfterBreak="0">
     <w:nsid w:val="1DE356E0"/>
     <w:multiLevelType w:val="multilevel"/>
     <w:tmpl w:val="22D6BE50"/>
@@ -13496,7 +14910,7 @@
       </w:rPr>
     </w:lvl>
   </w:abstractNum>
-  <w:abstractNum w:abstractNumId="30" w15:restartNumberingAfterBreak="0">
+  <w:abstractNum w:abstractNumId="33" w15:restartNumberingAfterBreak="0">
     <w:nsid w:val="1E060B58"/>
     <w:multiLevelType w:val="multilevel"/>
     <w:tmpl w:val="E2DCCF44"/>
@@ -13645,7 +15059,7 @@
       </w:rPr>
     </w:lvl>
   </w:abstractNum>
-  <w:abstractNum w:abstractNumId="31" w15:restartNumberingAfterBreak="0">
+  <w:abstractNum w:abstractNumId="34" w15:restartNumberingAfterBreak="0">
     <w:nsid w:val="1F391490"/>
     <w:multiLevelType w:val="multilevel"/>
     <w:tmpl w:val="F6A6C658"/>
@@ -13794,7 +15208,7 @@
       </w:rPr>
     </w:lvl>
   </w:abstractNum>
-  <w:abstractNum w:abstractNumId="32" w15:restartNumberingAfterBreak="0">
+  <w:abstractNum w:abstractNumId="35" w15:restartNumberingAfterBreak="0">
     <w:nsid w:val="1FA07D8B"/>
     <w:multiLevelType w:val="multilevel"/>
     <w:tmpl w:val="431CF0B4"/>
@@ -13943,7 +15357,7 @@
       </w:rPr>
     </w:lvl>
   </w:abstractNum>
-  <w:abstractNum w:abstractNumId="33" w15:restartNumberingAfterBreak="0">
+  <w:abstractNum w:abstractNumId="36" w15:restartNumberingAfterBreak="0">
     <w:nsid w:val="21C23B7C"/>
     <w:multiLevelType w:val="multilevel"/>
     <w:tmpl w:val="9ADC583A"/>
@@ -14092,7 +15506,7 @@
       </w:rPr>
     </w:lvl>
   </w:abstractNum>
-  <w:abstractNum w:abstractNumId="34" w15:restartNumberingAfterBreak="0">
+  <w:abstractNum w:abstractNumId="37" w15:restartNumberingAfterBreak="0">
     <w:nsid w:val="253F0A3B"/>
     <w:multiLevelType w:val="multilevel"/>
     <w:tmpl w:val="573E3926"/>
@@ -14241,7 +15655,7 @@
       </w:rPr>
     </w:lvl>
   </w:abstractNum>
-  <w:abstractNum w:abstractNumId="35" w15:restartNumberingAfterBreak="0">
+  <w:abstractNum w:abstractNumId="38" w15:restartNumberingAfterBreak="0">
     <w:nsid w:val="25CE7832"/>
     <w:multiLevelType w:val="multilevel"/>
     <w:tmpl w:val="DE18F0B2"/>
@@ -14390,7 +15804,7 @@
       </w:rPr>
     </w:lvl>
   </w:abstractNum>
-  <w:abstractNum w:abstractNumId="36" w15:restartNumberingAfterBreak="0">
+  <w:abstractNum w:abstractNumId="39" w15:restartNumberingAfterBreak="0">
     <w:nsid w:val="264862B1"/>
     <w:multiLevelType w:val="multilevel"/>
     <w:tmpl w:val="EADC93CE"/>
@@ -14539,7 +15953,7 @@
       </w:rPr>
     </w:lvl>
   </w:abstractNum>
-  <w:abstractNum w:abstractNumId="37" w15:restartNumberingAfterBreak="0">
+  <w:abstractNum w:abstractNumId="40" w15:restartNumberingAfterBreak="0">
     <w:nsid w:val="26553E4C"/>
     <w:multiLevelType w:val="multilevel"/>
     <w:tmpl w:val="3B30F1F0"/>
@@ -14688,7 +16102,7 @@
       </w:rPr>
     </w:lvl>
   </w:abstractNum>
-  <w:abstractNum w:abstractNumId="38" w15:restartNumberingAfterBreak="0">
+  <w:abstractNum w:abstractNumId="41" w15:restartNumberingAfterBreak="0">
     <w:nsid w:val="27DE370A"/>
     <w:multiLevelType w:val="multilevel"/>
     <w:tmpl w:val="97D42E58"/>
@@ -14837,7 +16251,7 @@
       </w:rPr>
     </w:lvl>
   </w:abstractNum>
-  <w:abstractNum w:abstractNumId="39" w15:restartNumberingAfterBreak="0">
+  <w:abstractNum w:abstractNumId="42" w15:restartNumberingAfterBreak="0">
     <w:nsid w:val="29276FDC"/>
     <w:multiLevelType w:val="multilevel"/>
     <w:tmpl w:val="1F94D768"/>
@@ -14986,7 +16400,7 @@
       </w:rPr>
     </w:lvl>
   </w:abstractNum>
-  <w:abstractNum w:abstractNumId="40" w15:restartNumberingAfterBreak="0">
+  <w:abstractNum w:abstractNumId="43" w15:restartNumberingAfterBreak="0">
     <w:nsid w:val="2ABC3BDB"/>
     <w:multiLevelType w:val="multilevel"/>
     <w:tmpl w:val="EBCEEBA4"/>
@@ -15135,7 +16549,7 @@
       </w:rPr>
     </w:lvl>
   </w:abstractNum>
-  <w:abstractNum w:abstractNumId="41" w15:restartNumberingAfterBreak="0">
+  <w:abstractNum w:abstractNumId="44" w15:restartNumberingAfterBreak="0">
     <w:nsid w:val="2B6D2A93"/>
     <w:multiLevelType w:val="multilevel"/>
     <w:tmpl w:val="E2CC5E76"/>
@@ -15284,7 +16698,7 @@
       </w:rPr>
     </w:lvl>
   </w:abstractNum>
-  <w:abstractNum w:abstractNumId="42" w15:restartNumberingAfterBreak="0">
+  <w:abstractNum w:abstractNumId="45" w15:restartNumberingAfterBreak="0">
     <w:nsid w:val="2CA2786F"/>
     <w:multiLevelType w:val="multilevel"/>
     <w:tmpl w:val="0860848A"/>
@@ -15433,7 +16847,7 @@
       </w:rPr>
     </w:lvl>
   </w:abstractNum>
-  <w:abstractNum w:abstractNumId="43" w15:restartNumberingAfterBreak="0">
+  <w:abstractNum w:abstractNumId="46" w15:restartNumberingAfterBreak="0">
     <w:nsid w:val="2CCC464D"/>
     <w:multiLevelType w:val="multilevel"/>
     <w:tmpl w:val="9BEA0260"/>
@@ -15582,7 +16996,7 @@
       </w:rPr>
     </w:lvl>
   </w:abstractNum>
-  <w:abstractNum w:abstractNumId="44" w15:restartNumberingAfterBreak="0">
+  <w:abstractNum w:abstractNumId="47" w15:restartNumberingAfterBreak="0">
     <w:nsid w:val="2DE9017A"/>
     <w:multiLevelType w:val="multilevel"/>
     <w:tmpl w:val="B086A63A"/>
@@ -15731,7 +17145,156 @@
       </w:rPr>
     </w:lvl>
   </w:abstractNum>
-  <w:abstractNum w:abstractNumId="45" w15:restartNumberingAfterBreak="0">
+  <w:abstractNum w:abstractNumId="48" w15:restartNumberingAfterBreak="0">
+    <w:nsid w:val="2EE65E49"/>
+    <w:multiLevelType w:val="multilevel"/>
+    <w:tmpl w:val="E5101CCA"/>
+    <w:lvl w:ilvl="0">
+      <w:start w:val="1"/>
+      <w:numFmt w:val="bullet"/>
+      <w:lvlText w:val=""/>
+      <w:lvlJc w:val="left"/>
+      <w:pPr>
+        <w:tabs>
+          <w:tab w:val="num" w:pos="720"/>
+        </w:tabs>
+        <w:ind w:left="720" w:hanging="360"/>
+      </w:pPr>
+      <w:rPr>
+        <w:rFonts w:ascii="Symbol" w:hAnsi="Symbol" w:hint="default"/>
+        <w:sz w:val="20"/>
+      </w:rPr>
+    </w:lvl>
+    <w:lvl w:ilvl="1" w:tentative="1">
+      <w:start w:val="1"/>
+      <w:numFmt w:val="bullet"/>
+      <w:lvlText w:val="o"/>
+      <w:lvlJc w:val="left"/>
+      <w:pPr>
+        <w:tabs>
+          <w:tab w:val="num" w:pos="1440"/>
+        </w:tabs>
+        <w:ind w:left="1440" w:hanging="360"/>
+      </w:pPr>
+      <w:rPr>
+        <w:rFonts w:ascii="Courier New" w:hAnsi="Courier New" w:hint="default"/>
+        <w:sz w:val="20"/>
+      </w:rPr>
+    </w:lvl>
+    <w:lvl w:ilvl="2" w:tentative="1">
+      <w:start w:val="1"/>
+      <w:numFmt w:val="bullet"/>
+      <w:lvlText w:val=""/>
+      <w:lvlJc w:val="left"/>
+      <w:pPr>
+        <w:tabs>
+          <w:tab w:val="num" w:pos="2160"/>
+        </w:tabs>
+        <w:ind w:left="2160" w:hanging="360"/>
+      </w:pPr>
+      <w:rPr>
+        <w:rFonts w:ascii="Wingdings" w:hAnsi="Wingdings" w:hint="default"/>
+        <w:sz w:val="20"/>
+      </w:rPr>
+    </w:lvl>
+    <w:lvl w:ilvl="3" w:tentative="1">
+      <w:start w:val="1"/>
+      <w:numFmt w:val="bullet"/>
+      <w:lvlText w:val=""/>
+      <w:lvlJc w:val="left"/>
+      <w:pPr>
+        <w:tabs>
+          <w:tab w:val="num" w:pos="2880"/>
+        </w:tabs>
+        <w:ind w:left="2880" w:hanging="360"/>
+      </w:pPr>
+      <w:rPr>
+        <w:rFonts w:ascii="Wingdings" w:hAnsi="Wingdings" w:hint="default"/>
+        <w:sz w:val="20"/>
+      </w:rPr>
+    </w:lvl>
+    <w:lvl w:ilvl="4" w:tentative="1">
+      <w:start w:val="1"/>
+      <w:numFmt w:val="bullet"/>
+      <w:lvlText w:val=""/>
+      <w:lvlJc w:val="left"/>
+      <w:pPr>
+        <w:tabs>
+          <w:tab w:val="num" w:pos="3600"/>
+        </w:tabs>
+        <w:ind w:left="3600" w:hanging="360"/>
+      </w:pPr>
+      <w:rPr>
+        <w:rFonts w:ascii="Wingdings" w:hAnsi="Wingdings" w:hint="default"/>
+        <w:sz w:val="20"/>
+      </w:rPr>
+    </w:lvl>
+    <w:lvl w:ilvl="5" w:tentative="1">
+      <w:start w:val="1"/>
+      <w:numFmt w:val="bullet"/>
+      <w:lvlText w:val=""/>
+      <w:lvlJc w:val="left"/>
+      <w:pPr>
+        <w:tabs>
+          <w:tab w:val="num" w:pos="4320"/>
+        </w:tabs>
+        <w:ind w:left="4320" w:hanging="360"/>
+      </w:pPr>
+      <w:rPr>
+        <w:rFonts w:ascii="Wingdings" w:hAnsi="Wingdings" w:hint="default"/>
+        <w:sz w:val="20"/>
+      </w:rPr>
+    </w:lvl>
+    <w:lvl w:ilvl="6" w:tentative="1">
+      <w:start w:val="1"/>
+      <w:numFmt w:val="bullet"/>
+      <w:lvlText w:val=""/>
+      <w:lvlJc w:val="left"/>
+      <w:pPr>
+        <w:tabs>
+          <w:tab w:val="num" w:pos="5040"/>
+        </w:tabs>
+        <w:ind w:left="5040" w:hanging="360"/>
+      </w:pPr>
+      <w:rPr>
+        <w:rFonts w:ascii="Wingdings" w:hAnsi="Wingdings" w:hint="default"/>
+        <w:sz w:val="20"/>
+      </w:rPr>
+    </w:lvl>
+    <w:lvl w:ilvl="7" w:tentative="1">
+      <w:start w:val="1"/>
+      <w:numFmt w:val="bullet"/>
+      <w:lvlText w:val=""/>
+      <w:lvlJc w:val="left"/>
+      <w:pPr>
+        <w:tabs>
+          <w:tab w:val="num" w:pos="5760"/>
+        </w:tabs>
+        <w:ind w:left="5760" w:hanging="360"/>
+      </w:pPr>
+      <w:rPr>
+        <w:rFonts w:ascii="Wingdings" w:hAnsi="Wingdings" w:hint="default"/>
+        <w:sz w:val="20"/>
+      </w:rPr>
+    </w:lvl>
+    <w:lvl w:ilvl="8" w:tentative="1">
+      <w:start w:val="1"/>
+      <w:numFmt w:val="bullet"/>
+      <w:lvlText w:val=""/>
+      <w:lvlJc w:val="left"/>
+      <w:pPr>
+        <w:tabs>
+          <w:tab w:val="num" w:pos="6480"/>
+        </w:tabs>
+        <w:ind w:left="6480" w:hanging="360"/>
+      </w:pPr>
+      <w:rPr>
+        <w:rFonts w:ascii="Wingdings" w:hAnsi="Wingdings" w:hint="default"/>
+        <w:sz w:val="20"/>
+      </w:rPr>
+    </w:lvl>
+  </w:abstractNum>
+  <w:abstractNum w:abstractNumId="49" w15:restartNumberingAfterBreak="0">
     <w:nsid w:val="2EEF37F8"/>
     <w:multiLevelType w:val="multilevel"/>
     <w:tmpl w:val="B8FC39D2"/>
@@ -15880,7 +17443,156 @@
       </w:rPr>
     </w:lvl>
   </w:abstractNum>
-  <w:abstractNum w:abstractNumId="46" w15:restartNumberingAfterBreak="0">
+  <w:abstractNum w:abstractNumId="50" w15:restartNumberingAfterBreak="0">
+    <w:nsid w:val="30573A55"/>
+    <w:multiLevelType w:val="multilevel"/>
+    <w:tmpl w:val="1610DEDA"/>
+    <w:lvl w:ilvl="0">
+      <w:start w:val="1"/>
+      <w:numFmt w:val="bullet"/>
+      <w:lvlText w:val=""/>
+      <w:lvlJc w:val="left"/>
+      <w:pPr>
+        <w:tabs>
+          <w:tab w:val="num" w:pos="720"/>
+        </w:tabs>
+        <w:ind w:left="720" w:hanging="360"/>
+      </w:pPr>
+      <w:rPr>
+        <w:rFonts w:ascii="Symbol" w:hAnsi="Symbol" w:hint="default"/>
+        <w:sz w:val="20"/>
+      </w:rPr>
+    </w:lvl>
+    <w:lvl w:ilvl="1" w:tentative="1">
+      <w:start w:val="1"/>
+      <w:numFmt w:val="bullet"/>
+      <w:lvlText w:val="o"/>
+      <w:lvlJc w:val="left"/>
+      <w:pPr>
+        <w:tabs>
+          <w:tab w:val="num" w:pos="1440"/>
+        </w:tabs>
+        <w:ind w:left="1440" w:hanging="360"/>
+      </w:pPr>
+      <w:rPr>
+        <w:rFonts w:ascii="Courier New" w:hAnsi="Courier New" w:hint="default"/>
+        <w:sz w:val="20"/>
+      </w:rPr>
+    </w:lvl>
+    <w:lvl w:ilvl="2" w:tentative="1">
+      <w:start w:val="1"/>
+      <w:numFmt w:val="bullet"/>
+      <w:lvlText w:val=""/>
+      <w:lvlJc w:val="left"/>
+      <w:pPr>
+        <w:tabs>
+          <w:tab w:val="num" w:pos="2160"/>
+        </w:tabs>
+        <w:ind w:left="2160" w:hanging="360"/>
+      </w:pPr>
+      <w:rPr>
+        <w:rFonts w:ascii="Wingdings" w:hAnsi="Wingdings" w:hint="default"/>
+        <w:sz w:val="20"/>
+      </w:rPr>
+    </w:lvl>
+    <w:lvl w:ilvl="3" w:tentative="1">
+      <w:start w:val="1"/>
+      <w:numFmt w:val="bullet"/>
+      <w:lvlText w:val=""/>
+      <w:lvlJc w:val="left"/>
+      <w:pPr>
+        <w:tabs>
+          <w:tab w:val="num" w:pos="2880"/>
+        </w:tabs>
+        <w:ind w:left="2880" w:hanging="360"/>
+      </w:pPr>
+      <w:rPr>
+        <w:rFonts w:ascii="Wingdings" w:hAnsi="Wingdings" w:hint="default"/>
+        <w:sz w:val="20"/>
+      </w:rPr>
+    </w:lvl>
+    <w:lvl w:ilvl="4" w:tentative="1">
+      <w:start w:val="1"/>
+      <w:numFmt w:val="bullet"/>
+      <w:lvlText w:val=""/>
+      <w:lvlJc w:val="left"/>
+      <w:pPr>
+        <w:tabs>
+          <w:tab w:val="num" w:pos="3600"/>
+        </w:tabs>
+        <w:ind w:left="3600" w:hanging="360"/>
+      </w:pPr>
+      <w:rPr>
+        <w:rFonts w:ascii="Wingdings" w:hAnsi="Wingdings" w:hint="default"/>
+        <w:sz w:val="20"/>
+      </w:rPr>
+    </w:lvl>
+    <w:lvl w:ilvl="5" w:tentative="1">
+      <w:start w:val="1"/>
+      <w:numFmt w:val="bullet"/>
+      <w:lvlText w:val=""/>
+      <w:lvlJc w:val="left"/>
+      <w:pPr>
+        <w:tabs>
+          <w:tab w:val="num" w:pos="4320"/>
+        </w:tabs>
+        <w:ind w:left="4320" w:hanging="360"/>
+      </w:pPr>
+      <w:rPr>
+        <w:rFonts w:ascii="Wingdings" w:hAnsi="Wingdings" w:hint="default"/>
+        <w:sz w:val="20"/>
+      </w:rPr>
+    </w:lvl>
+    <w:lvl w:ilvl="6" w:tentative="1">
+      <w:start w:val="1"/>
+      <w:numFmt w:val="bullet"/>
+      <w:lvlText w:val=""/>
+      <w:lvlJc w:val="left"/>
+      <w:pPr>
+        <w:tabs>
+          <w:tab w:val="num" w:pos="5040"/>
+        </w:tabs>
+        <w:ind w:left="5040" w:hanging="360"/>
+      </w:pPr>
+      <w:rPr>
+        <w:rFonts w:ascii="Wingdings" w:hAnsi="Wingdings" w:hint="default"/>
+        <w:sz w:val="20"/>
+      </w:rPr>
+    </w:lvl>
+    <w:lvl w:ilvl="7" w:tentative="1">
+      <w:start w:val="1"/>
+      <w:numFmt w:val="bullet"/>
+      <w:lvlText w:val=""/>
+      <w:lvlJc w:val="left"/>
+      <w:pPr>
+        <w:tabs>
+          <w:tab w:val="num" w:pos="5760"/>
+        </w:tabs>
+        <w:ind w:left="5760" w:hanging="360"/>
+      </w:pPr>
+      <w:rPr>
+        <w:rFonts w:ascii="Wingdings" w:hAnsi="Wingdings" w:hint="default"/>
+        <w:sz w:val="20"/>
+      </w:rPr>
+    </w:lvl>
+    <w:lvl w:ilvl="8" w:tentative="1">
+      <w:start w:val="1"/>
+      <w:numFmt w:val="bullet"/>
+      <w:lvlText w:val=""/>
+      <w:lvlJc w:val="left"/>
+      <w:pPr>
+        <w:tabs>
+          <w:tab w:val="num" w:pos="6480"/>
+        </w:tabs>
+        <w:ind w:left="6480" w:hanging="360"/>
+      </w:pPr>
+      <w:rPr>
+        <w:rFonts w:ascii="Wingdings" w:hAnsi="Wingdings" w:hint="default"/>
+        <w:sz w:val="20"/>
+      </w:rPr>
+    </w:lvl>
+  </w:abstractNum>
+  <w:abstractNum w:abstractNumId="51" w15:restartNumberingAfterBreak="0">
     <w:nsid w:val="317A4A75"/>
     <w:multiLevelType w:val="multilevel"/>
     <w:tmpl w:val="40D0C4CC"/>
@@ -16029,7 +17741,7 @@
       </w:rPr>
     </w:lvl>
   </w:abstractNum>
-  <w:abstractNum w:abstractNumId="47" w15:restartNumberingAfterBreak="0">
+  <w:abstractNum w:abstractNumId="52" w15:restartNumberingAfterBreak="0">
     <w:nsid w:val="31F77D4F"/>
     <w:multiLevelType w:val="multilevel"/>
     <w:tmpl w:val="1CE28308"/>
@@ -16178,7 +17890,7 @@
       </w:rPr>
     </w:lvl>
   </w:abstractNum>
-  <w:abstractNum w:abstractNumId="48" w15:restartNumberingAfterBreak="0">
+  <w:abstractNum w:abstractNumId="53" w15:restartNumberingAfterBreak="0">
     <w:nsid w:val="337C473C"/>
     <w:multiLevelType w:val="multilevel"/>
     <w:tmpl w:val="F856C58C"/>
@@ -16327,7 +18039,7 @@
       </w:rPr>
     </w:lvl>
   </w:abstractNum>
-  <w:abstractNum w:abstractNumId="49" w15:restartNumberingAfterBreak="0">
+  <w:abstractNum w:abstractNumId="54" w15:restartNumberingAfterBreak="0">
     <w:nsid w:val="34A26F82"/>
     <w:multiLevelType w:val="multilevel"/>
     <w:tmpl w:val="A732D74C"/>
@@ -16472,7 +18184,7 @@
       </w:rPr>
     </w:lvl>
   </w:abstractNum>
-  <w:abstractNum w:abstractNumId="50" w15:restartNumberingAfterBreak="0">
+  <w:abstractNum w:abstractNumId="55" w15:restartNumberingAfterBreak="0">
     <w:nsid w:val="3622754F"/>
     <w:multiLevelType w:val="multilevel"/>
     <w:tmpl w:val="4F841142"/>
@@ -16621,7 +18333,7 @@
       </w:rPr>
     </w:lvl>
   </w:abstractNum>
-  <w:abstractNum w:abstractNumId="51" w15:restartNumberingAfterBreak="0">
+  <w:abstractNum w:abstractNumId="56" w15:restartNumberingAfterBreak="0">
     <w:nsid w:val="36243EC5"/>
     <w:multiLevelType w:val="hybridMultilevel"/>
     <w:tmpl w:val="6A6C3886"/>
@@ -16710,7 +18422,7 @@
       </w:pPr>
     </w:lvl>
   </w:abstractNum>
-  <w:abstractNum w:abstractNumId="52" w15:restartNumberingAfterBreak="0">
+  <w:abstractNum w:abstractNumId="57" w15:restartNumberingAfterBreak="0">
     <w:nsid w:val="365B7655"/>
     <w:multiLevelType w:val="multilevel"/>
     <w:tmpl w:val="C366B8E2"/>
@@ -16859,7 +18571,7 @@
       </w:rPr>
     </w:lvl>
   </w:abstractNum>
-  <w:abstractNum w:abstractNumId="53" w15:restartNumberingAfterBreak="0">
+  <w:abstractNum w:abstractNumId="58" w15:restartNumberingAfterBreak="0">
     <w:nsid w:val="382824C5"/>
     <w:multiLevelType w:val="multilevel"/>
     <w:tmpl w:val="7F86977E"/>
@@ -17008,7 +18720,7 @@
       </w:rPr>
     </w:lvl>
   </w:abstractNum>
-  <w:abstractNum w:abstractNumId="54" w15:restartNumberingAfterBreak="0">
+  <w:abstractNum w:abstractNumId="59" w15:restartNumberingAfterBreak="0">
     <w:nsid w:val="38380210"/>
     <w:multiLevelType w:val="multilevel"/>
     <w:tmpl w:val="90EAF37E"/>
@@ -17157,7 +18869,7 @@
       </w:rPr>
     </w:lvl>
   </w:abstractNum>
-  <w:abstractNum w:abstractNumId="55" w15:restartNumberingAfterBreak="0">
+  <w:abstractNum w:abstractNumId="60" w15:restartNumberingAfterBreak="0">
     <w:nsid w:val="38554EE8"/>
     <w:multiLevelType w:val="multilevel"/>
     <w:tmpl w:val="B54217D4"/>
@@ -17306,7 +19018,7 @@
       </w:rPr>
     </w:lvl>
   </w:abstractNum>
-  <w:abstractNum w:abstractNumId="56" w15:restartNumberingAfterBreak="0">
+  <w:abstractNum w:abstractNumId="61" w15:restartNumberingAfterBreak="0">
     <w:nsid w:val="38BE0A4A"/>
     <w:multiLevelType w:val="multilevel"/>
     <w:tmpl w:val="B1163540"/>
@@ -17455,7 +19167,7 @@
       </w:rPr>
     </w:lvl>
   </w:abstractNum>
-  <w:abstractNum w:abstractNumId="57" w15:restartNumberingAfterBreak="0">
+  <w:abstractNum w:abstractNumId="62" w15:restartNumberingAfterBreak="0">
     <w:nsid w:val="3910541C"/>
     <w:multiLevelType w:val="multilevel"/>
     <w:tmpl w:val="D834C760"/>
@@ -17604,7 +19316,7 @@
       </w:rPr>
     </w:lvl>
   </w:abstractNum>
-  <w:abstractNum w:abstractNumId="58" w15:restartNumberingAfterBreak="0">
+  <w:abstractNum w:abstractNumId="63" w15:restartNumberingAfterBreak="0">
     <w:nsid w:val="39594457"/>
     <w:multiLevelType w:val="multilevel"/>
     <w:tmpl w:val="E3921A14"/>
@@ -17753,7 +19465,7 @@
       </w:rPr>
     </w:lvl>
   </w:abstractNum>
-  <w:abstractNum w:abstractNumId="59" w15:restartNumberingAfterBreak="0">
+  <w:abstractNum w:abstractNumId="64" w15:restartNumberingAfterBreak="0">
     <w:nsid w:val="395E04C3"/>
     <w:multiLevelType w:val="multilevel"/>
     <w:tmpl w:val="D5DA8D08"/>
@@ -17902,7 +19614,7 @@
       </w:rPr>
     </w:lvl>
   </w:abstractNum>
-  <w:abstractNum w:abstractNumId="60" w15:restartNumberingAfterBreak="0">
+  <w:abstractNum w:abstractNumId="65" w15:restartNumberingAfterBreak="0">
     <w:nsid w:val="39884F29"/>
     <w:multiLevelType w:val="multilevel"/>
     <w:tmpl w:val="2F94C290"/>
@@ -18051,7 +19763,7 @@
       </w:rPr>
     </w:lvl>
   </w:abstractNum>
-  <w:abstractNum w:abstractNumId="61" w15:restartNumberingAfterBreak="0">
+  <w:abstractNum w:abstractNumId="66" w15:restartNumberingAfterBreak="0">
     <w:nsid w:val="39C1604B"/>
     <w:multiLevelType w:val="multilevel"/>
     <w:tmpl w:val="CCA21A58"/>
@@ -18200,7 +19912,7 @@
       </w:rPr>
     </w:lvl>
   </w:abstractNum>
-  <w:abstractNum w:abstractNumId="62" w15:restartNumberingAfterBreak="0">
+  <w:abstractNum w:abstractNumId="67" w15:restartNumberingAfterBreak="0">
     <w:nsid w:val="3A0B093A"/>
     <w:multiLevelType w:val="multilevel"/>
     <w:tmpl w:val="4EACAD5C"/>
@@ -18349,7 +20061,7 @@
       </w:rPr>
     </w:lvl>
   </w:abstractNum>
-  <w:abstractNum w:abstractNumId="63" w15:restartNumberingAfterBreak="0">
+  <w:abstractNum w:abstractNumId="68" w15:restartNumberingAfterBreak="0">
     <w:nsid w:val="3A5B76DB"/>
     <w:multiLevelType w:val="multilevel"/>
     <w:tmpl w:val="0FB62F42"/>
@@ -18498,7 +20210,7 @@
       </w:rPr>
     </w:lvl>
   </w:abstractNum>
-  <w:abstractNum w:abstractNumId="64" w15:restartNumberingAfterBreak="0">
+  <w:abstractNum w:abstractNumId="69" w15:restartNumberingAfterBreak="0">
     <w:nsid w:val="3AC4328A"/>
     <w:multiLevelType w:val="multilevel"/>
     <w:tmpl w:val="1F207CCC"/>
@@ -18647,7 +20359,7 @@
       </w:rPr>
     </w:lvl>
   </w:abstractNum>
-  <w:abstractNum w:abstractNumId="65" w15:restartNumberingAfterBreak="0">
+  <w:abstractNum w:abstractNumId="70" w15:restartNumberingAfterBreak="0">
     <w:nsid w:val="3B19009A"/>
     <w:multiLevelType w:val="multilevel"/>
     <w:tmpl w:val="711CD8F0"/>
@@ -18796,7 +20508,7 @@
       </w:rPr>
     </w:lvl>
   </w:abstractNum>
-  <w:abstractNum w:abstractNumId="66" w15:restartNumberingAfterBreak="0">
+  <w:abstractNum w:abstractNumId="71" w15:restartNumberingAfterBreak="0">
     <w:nsid w:val="3DAE0CC1"/>
     <w:multiLevelType w:val="multilevel"/>
     <w:tmpl w:val="D0305FF6"/>
@@ -18909,7 +20621,7 @@
       </w:pPr>
     </w:lvl>
   </w:abstractNum>
-  <w:abstractNum w:abstractNumId="67" w15:restartNumberingAfterBreak="0">
+  <w:abstractNum w:abstractNumId="72" w15:restartNumberingAfterBreak="0">
     <w:nsid w:val="3E1F5E5C"/>
     <w:multiLevelType w:val="multilevel"/>
     <w:tmpl w:val="848EA8D0"/>
@@ -19058,7 +20770,7 @@
       </w:rPr>
     </w:lvl>
   </w:abstractNum>
-  <w:abstractNum w:abstractNumId="68" w15:restartNumberingAfterBreak="0">
+  <w:abstractNum w:abstractNumId="73" w15:restartNumberingAfterBreak="0">
     <w:nsid w:val="3E6737BD"/>
     <w:multiLevelType w:val="multilevel"/>
     <w:tmpl w:val="018EE24A"/>
@@ -19207,7 +20919,7 @@
       </w:rPr>
     </w:lvl>
   </w:abstractNum>
-  <w:abstractNum w:abstractNumId="69" w15:restartNumberingAfterBreak="0">
+  <w:abstractNum w:abstractNumId="74" w15:restartNumberingAfterBreak="0">
     <w:nsid w:val="3E933DA1"/>
     <w:multiLevelType w:val="multilevel"/>
     <w:tmpl w:val="F1561678"/>
@@ -19356,7 +21068,156 @@
       </w:rPr>
     </w:lvl>
   </w:abstractNum>
-  <w:abstractNum w:abstractNumId="70" w15:restartNumberingAfterBreak="0">
+  <w:abstractNum w:abstractNumId="75" w15:restartNumberingAfterBreak="0">
+    <w:nsid w:val="3E9A6488"/>
+    <w:multiLevelType w:val="multilevel"/>
+    <w:tmpl w:val="0928A070"/>
+    <w:lvl w:ilvl="0">
+      <w:start w:val="1"/>
+      <w:numFmt w:val="bullet"/>
+      <w:lvlText w:val=""/>
+      <w:lvlJc w:val="left"/>
+      <w:pPr>
+        <w:tabs>
+          <w:tab w:val="num" w:pos="720"/>
+        </w:tabs>
+        <w:ind w:left="720" w:hanging="360"/>
+      </w:pPr>
+      <w:rPr>
+        <w:rFonts w:ascii="Symbol" w:hAnsi="Symbol" w:hint="default"/>
+        <w:sz w:val="20"/>
+      </w:rPr>
+    </w:lvl>
+    <w:lvl w:ilvl="1" w:tentative="1">
+      <w:start w:val="1"/>
+      <w:numFmt w:val="bullet"/>
+      <w:lvlText w:val="o"/>
+      <w:lvlJc w:val="left"/>
+      <w:pPr>
+        <w:tabs>
+          <w:tab w:val="num" w:pos="1440"/>
+        </w:tabs>
+        <w:ind w:left="1440" w:hanging="360"/>
+      </w:pPr>
+      <w:rPr>
+        <w:rFonts w:ascii="Courier New" w:hAnsi="Courier New" w:hint="default"/>
+        <w:sz w:val="20"/>
+      </w:rPr>
+    </w:lvl>
+    <w:lvl w:ilvl="2" w:tentative="1">
+      <w:start w:val="1"/>
+      <w:numFmt w:val="bullet"/>
+      <w:lvlText w:val=""/>
+      <w:lvlJc w:val="left"/>
+      <w:pPr>
+        <w:tabs>
+          <w:tab w:val="num" w:pos="2160"/>
+        </w:tabs>
+        <w:ind w:left="2160" w:hanging="360"/>
+      </w:pPr>
+      <w:rPr>
+        <w:rFonts w:ascii="Wingdings" w:hAnsi="Wingdings" w:hint="default"/>
+        <w:sz w:val="20"/>
+      </w:rPr>
+    </w:lvl>
+    <w:lvl w:ilvl="3" w:tentative="1">
+      <w:start w:val="1"/>
+      <w:numFmt w:val="bullet"/>
+      <w:lvlText w:val=""/>
+      <w:lvlJc w:val="left"/>
+      <w:pPr>
+        <w:tabs>
+          <w:tab w:val="num" w:pos="2880"/>
+        </w:tabs>
+        <w:ind w:left="2880" w:hanging="360"/>
+      </w:pPr>
+      <w:rPr>
+        <w:rFonts w:ascii="Wingdings" w:hAnsi="Wingdings" w:hint="default"/>
+        <w:sz w:val="20"/>
+      </w:rPr>
+    </w:lvl>
+    <w:lvl w:ilvl="4" w:tentative="1">
+      <w:start w:val="1"/>
+      <w:numFmt w:val="bullet"/>
+      <w:lvlText w:val=""/>
+      <w:lvlJc w:val="left"/>
+      <w:pPr>
+        <w:tabs>
+          <w:tab w:val="num" w:pos="3600"/>
+        </w:tabs>
+        <w:ind w:left="3600" w:hanging="360"/>
+      </w:pPr>
+      <w:rPr>
+        <w:rFonts w:ascii="Wingdings" w:hAnsi="Wingdings" w:hint="default"/>
+        <w:sz w:val="20"/>
+      </w:rPr>
+    </w:lvl>
+    <w:lvl w:ilvl="5" w:tentative="1">
+      <w:start w:val="1"/>
+      <w:numFmt w:val="bullet"/>
+      <w:lvlText w:val=""/>
+      <w:lvlJc w:val="left"/>
+      <w:pPr>
+        <w:tabs>
+          <w:tab w:val="num" w:pos="4320"/>
+        </w:tabs>
+        <w:ind w:left="4320" w:hanging="360"/>
+      </w:pPr>
+      <w:rPr>
+        <w:rFonts w:ascii="Wingdings" w:hAnsi="Wingdings" w:hint="default"/>
+        <w:sz w:val="20"/>
+      </w:rPr>
+    </w:lvl>
+    <w:lvl w:ilvl="6" w:tentative="1">
+      <w:start w:val="1"/>
+      <w:numFmt w:val="bullet"/>
+      <w:lvlText w:val=""/>
+      <w:lvlJc w:val="left"/>
+      <w:pPr>
+        <w:tabs>
+          <w:tab w:val="num" w:pos="5040"/>
+        </w:tabs>
+        <w:ind w:left="5040" w:hanging="360"/>
+      </w:pPr>
+      <w:rPr>
+        <w:rFonts w:ascii="Wingdings" w:hAnsi="Wingdings" w:hint="default"/>
+        <w:sz w:val="20"/>
+      </w:rPr>
+    </w:lvl>
+    <w:lvl w:ilvl="7" w:tentative="1">
+      <w:start w:val="1"/>
+      <w:numFmt w:val="bullet"/>
+      <w:lvlText w:val=""/>
+      <w:lvlJc w:val="left"/>
+      <w:pPr>
+        <w:tabs>
+          <w:tab w:val="num" w:pos="5760"/>
+        </w:tabs>
+        <w:ind w:left="5760" w:hanging="360"/>
+      </w:pPr>
+      <w:rPr>
+        <w:rFonts w:ascii="Wingdings" w:hAnsi="Wingdings" w:hint="default"/>
+        <w:sz w:val="20"/>
+      </w:rPr>
+    </w:lvl>
+    <w:lvl w:ilvl="8" w:tentative="1">
+      <w:start w:val="1"/>
+      <w:numFmt w:val="bullet"/>
+      <w:lvlText w:val=""/>
+      <w:lvlJc w:val="left"/>
+      <w:pPr>
+        <w:tabs>
+          <w:tab w:val="num" w:pos="6480"/>
+        </w:tabs>
+        <w:ind w:left="6480" w:hanging="360"/>
+      </w:pPr>
+      <w:rPr>
+        <w:rFonts w:ascii="Wingdings" w:hAnsi="Wingdings" w:hint="default"/>
+        <w:sz w:val="20"/>
+      </w:rPr>
+    </w:lvl>
+  </w:abstractNum>
+  <w:abstractNum w:abstractNumId="76" w15:restartNumberingAfterBreak="0">
     <w:nsid w:val="3EB02634"/>
     <w:multiLevelType w:val="multilevel"/>
     <w:tmpl w:val="BA226344"/>
@@ -19505,7 +21366,7 @@
       </w:rPr>
     </w:lvl>
   </w:abstractNum>
-  <w:abstractNum w:abstractNumId="71" w15:restartNumberingAfterBreak="0">
+  <w:abstractNum w:abstractNumId="77" w15:restartNumberingAfterBreak="0">
     <w:nsid w:val="3ECA1C56"/>
     <w:multiLevelType w:val="multilevel"/>
     <w:tmpl w:val="90582042"/>
@@ -19654,7 +21515,7 @@
       </w:rPr>
     </w:lvl>
   </w:abstractNum>
-  <w:abstractNum w:abstractNumId="72" w15:restartNumberingAfterBreak="0">
+  <w:abstractNum w:abstractNumId="78" w15:restartNumberingAfterBreak="0">
     <w:nsid w:val="40134F7E"/>
     <w:multiLevelType w:val="multilevel"/>
     <w:tmpl w:val="9BC8F04C"/>
@@ -19803,7 +21664,7 @@
       </w:rPr>
     </w:lvl>
   </w:abstractNum>
-  <w:abstractNum w:abstractNumId="73" w15:restartNumberingAfterBreak="0">
+  <w:abstractNum w:abstractNumId="79" w15:restartNumberingAfterBreak="0">
     <w:nsid w:val="40787F28"/>
     <w:multiLevelType w:val="multilevel"/>
     <w:tmpl w:val="CDDAA9B8"/>
@@ -19952,7 +21813,7 @@
       </w:rPr>
     </w:lvl>
   </w:abstractNum>
-  <w:abstractNum w:abstractNumId="74" w15:restartNumberingAfterBreak="0">
+  <w:abstractNum w:abstractNumId="80" w15:restartNumberingAfterBreak="0">
     <w:nsid w:val="407F781C"/>
     <w:multiLevelType w:val="multilevel"/>
     <w:tmpl w:val="128E32A2"/>
@@ -20065,7 +21926,7 @@
       </w:pPr>
     </w:lvl>
   </w:abstractNum>
-  <w:abstractNum w:abstractNumId="75" w15:restartNumberingAfterBreak="0">
+  <w:abstractNum w:abstractNumId="81" w15:restartNumberingAfterBreak="0">
     <w:nsid w:val="4126091B"/>
     <w:multiLevelType w:val="multilevel"/>
     <w:tmpl w:val="1C847EA4"/>
@@ -20214,7 +22075,7 @@
       </w:rPr>
     </w:lvl>
   </w:abstractNum>
-  <w:abstractNum w:abstractNumId="76" w15:restartNumberingAfterBreak="0">
+  <w:abstractNum w:abstractNumId="82" w15:restartNumberingAfterBreak="0">
     <w:nsid w:val="41BA3989"/>
     <w:multiLevelType w:val="multilevel"/>
     <w:tmpl w:val="073AAFA2"/>
@@ -20363,7 +22224,7 @@
       </w:rPr>
     </w:lvl>
   </w:abstractNum>
-  <w:abstractNum w:abstractNumId="77" w15:restartNumberingAfterBreak="0">
+  <w:abstractNum w:abstractNumId="83" w15:restartNumberingAfterBreak="0">
     <w:nsid w:val="42131A4B"/>
     <w:multiLevelType w:val="multilevel"/>
     <w:tmpl w:val="D0806716"/>
@@ -20512,7 +22373,7 @@
       </w:rPr>
     </w:lvl>
   </w:abstractNum>
-  <w:abstractNum w:abstractNumId="78" w15:restartNumberingAfterBreak="0">
+  <w:abstractNum w:abstractNumId="84" w15:restartNumberingAfterBreak="0">
     <w:nsid w:val="43000B16"/>
     <w:multiLevelType w:val="multilevel"/>
     <w:tmpl w:val="E2381AEE"/>
@@ -20661,7 +22522,7 @@
       </w:rPr>
     </w:lvl>
   </w:abstractNum>
-  <w:abstractNum w:abstractNumId="79" w15:restartNumberingAfterBreak="0">
+  <w:abstractNum w:abstractNumId="85" w15:restartNumberingAfterBreak="0">
     <w:nsid w:val="4367124F"/>
     <w:multiLevelType w:val="multilevel"/>
     <w:tmpl w:val="07D0098A"/>
@@ -20810,7 +22671,7 @@
       </w:rPr>
     </w:lvl>
   </w:abstractNum>
-  <w:abstractNum w:abstractNumId="80" w15:restartNumberingAfterBreak="0">
+  <w:abstractNum w:abstractNumId="86" w15:restartNumberingAfterBreak="0">
     <w:nsid w:val="43A41E4C"/>
     <w:multiLevelType w:val="multilevel"/>
     <w:tmpl w:val="F71C9062"/>
@@ -20959,7 +22820,7 @@
       </w:rPr>
     </w:lvl>
   </w:abstractNum>
-  <w:abstractNum w:abstractNumId="81" w15:restartNumberingAfterBreak="0">
+  <w:abstractNum w:abstractNumId="87" w15:restartNumberingAfterBreak="0">
     <w:nsid w:val="43E26A0C"/>
     <w:multiLevelType w:val="multilevel"/>
     <w:tmpl w:val="2BD602A6"/>
@@ -21108,7 +22969,7 @@
       </w:rPr>
     </w:lvl>
   </w:abstractNum>
-  <w:abstractNum w:abstractNumId="82" w15:restartNumberingAfterBreak="0">
+  <w:abstractNum w:abstractNumId="88" w15:restartNumberingAfterBreak="0">
     <w:nsid w:val="43EE560F"/>
     <w:multiLevelType w:val="multilevel"/>
     <w:tmpl w:val="AE4E9D64"/>
@@ -21257,7 +23118,7 @@
       </w:rPr>
     </w:lvl>
   </w:abstractNum>
-  <w:abstractNum w:abstractNumId="83" w15:restartNumberingAfterBreak="0">
+  <w:abstractNum w:abstractNumId="89" w15:restartNumberingAfterBreak="0">
     <w:nsid w:val="45160F18"/>
     <w:multiLevelType w:val="hybridMultilevel"/>
     <w:tmpl w:val="7B1EC860"/>
@@ -21346,7 +23207,7 @@
       </w:pPr>
     </w:lvl>
   </w:abstractNum>
-  <w:abstractNum w:abstractNumId="84" w15:restartNumberingAfterBreak="0">
+  <w:abstractNum w:abstractNumId="90" w15:restartNumberingAfterBreak="0">
     <w:nsid w:val="45214E05"/>
     <w:multiLevelType w:val="multilevel"/>
     <w:tmpl w:val="DBFE458A"/>
@@ -21495,7 +23356,7 @@
       </w:rPr>
     </w:lvl>
   </w:abstractNum>
-  <w:abstractNum w:abstractNumId="85" w15:restartNumberingAfterBreak="0">
+  <w:abstractNum w:abstractNumId="91" w15:restartNumberingAfterBreak="0">
     <w:nsid w:val="46C11485"/>
     <w:multiLevelType w:val="multilevel"/>
     <w:tmpl w:val="E996B75E"/>
@@ -21644,7 +23505,7 @@
       </w:rPr>
     </w:lvl>
   </w:abstractNum>
-  <w:abstractNum w:abstractNumId="86" w15:restartNumberingAfterBreak="0">
+  <w:abstractNum w:abstractNumId="92" w15:restartNumberingAfterBreak="0">
     <w:nsid w:val="47361CB7"/>
     <w:multiLevelType w:val="multilevel"/>
     <w:tmpl w:val="799CBA8E"/>
@@ -21793,7 +23654,7 @@
       </w:rPr>
     </w:lvl>
   </w:abstractNum>
-  <w:abstractNum w:abstractNumId="87" w15:restartNumberingAfterBreak="0">
+  <w:abstractNum w:abstractNumId="93" w15:restartNumberingAfterBreak="0">
     <w:nsid w:val="47973F5D"/>
     <w:multiLevelType w:val="multilevel"/>
     <w:tmpl w:val="44E6830E"/>
@@ -21942,7 +23803,7 @@
       </w:rPr>
     </w:lvl>
   </w:abstractNum>
-  <w:abstractNum w:abstractNumId="88" w15:restartNumberingAfterBreak="0">
+  <w:abstractNum w:abstractNumId="94" w15:restartNumberingAfterBreak="0">
     <w:nsid w:val="48372D97"/>
     <w:multiLevelType w:val="multilevel"/>
     <w:tmpl w:val="4D86875C"/>
@@ -22091,7 +23952,7 @@
       </w:rPr>
     </w:lvl>
   </w:abstractNum>
-  <w:abstractNum w:abstractNumId="89" w15:restartNumberingAfterBreak="0">
+  <w:abstractNum w:abstractNumId="95" w15:restartNumberingAfterBreak="0">
     <w:nsid w:val="48AB7A94"/>
     <w:multiLevelType w:val="multilevel"/>
     <w:tmpl w:val="87321E52"/>
@@ -22240,7 +24101,7 @@
       </w:rPr>
     </w:lvl>
   </w:abstractNum>
-  <w:abstractNum w:abstractNumId="90" w15:restartNumberingAfterBreak="0">
+  <w:abstractNum w:abstractNumId="96" w15:restartNumberingAfterBreak="0">
     <w:nsid w:val="4909266D"/>
     <w:multiLevelType w:val="multilevel"/>
     <w:tmpl w:val="D9147254"/>
@@ -22389,7 +24250,7 @@
       </w:rPr>
     </w:lvl>
   </w:abstractNum>
-  <w:abstractNum w:abstractNumId="91" w15:restartNumberingAfterBreak="0">
+  <w:abstractNum w:abstractNumId="97" w15:restartNumberingAfterBreak="0">
     <w:nsid w:val="4C2C776D"/>
     <w:multiLevelType w:val="multilevel"/>
     <w:tmpl w:val="E2463C60"/>
@@ -22538,7 +24399,7 @@
       </w:rPr>
     </w:lvl>
   </w:abstractNum>
-  <w:abstractNum w:abstractNumId="92" w15:restartNumberingAfterBreak="0">
+  <w:abstractNum w:abstractNumId="98" w15:restartNumberingAfterBreak="0">
     <w:nsid w:val="4C535674"/>
     <w:multiLevelType w:val="multilevel"/>
     <w:tmpl w:val="ECECA0EA"/>
@@ -22687,7 +24548,7 @@
       </w:rPr>
     </w:lvl>
   </w:abstractNum>
-  <w:abstractNum w:abstractNumId="93" w15:restartNumberingAfterBreak="0">
+  <w:abstractNum w:abstractNumId="99" w15:restartNumberingAfterBreak="0">
     <w:nsid w:val="4CE54156"/>
     <w:multiLevelType w:val="multilevel"/>
     <w:tmpl w:val="78666C4A"/>
@@ -22836,7 +24697,7 @@
       </w:rPr>
     </w:lvl>
   </w:abstractNum>
-  <w:abstractNum w:abstractNumId="94" w15:restartNumberingAfterBreak="0">
+  <w:abstractNum w:abstractNumId="100" w15:restartNumberingAfterBreak="0">
     <w:nsid w:val="4FAC4BC0"/>
     <w:multiLevelType w:val="multilevel"/>
     <w:tmpl w:val="8C0E7400"/>
@@ -22985,7 +24846,7 @@
       </w:rPr>
     </w:lvl>
   </w:abstractNum>
-  <w:abstractNum w:abstractNumId="95" w15:restartNumberingAfterBreak="0">
+  <w:abstractNum w:abstractNumId="101" w15:restartNumberingAfterBreak="0">
     <w:nsid w:val="500D56B5"/>
     <w:multiLevelType w:val="multilevel"/>
     <w:tmpl w:val="2814D554"/>
@@ -23130,7 +24991,156 @@
       </w:rPr>
     </w:lvl>
   </w:abstractNum>
-  <w:abstractNum w:abstractNumId="96" w15:restartNumberingAfterBreak="0">
+  <w:abstractNum w:abstractNumId="102" w15:restartNumberingAfterBreak="0">
+    <w:nsid w:val="51E03E41"/>
+    <w:multiLevelType w:val="multilevel"/>
+    <w:tmpl w:val="E34ECCA4"/>
+    <w:lvl w:ilvl="0">
+      <w:start w:val="1"/>
+      <w:numFmt w:val="bullet"/>
+      <w:lvlText w:val=""/>
+      <w:lvlJc w:val="left"/>
+      <w:pPr>
+        <w:tabs>
+          <w:tab w:val="num" w:pos="720"/>
+        </w:tabs>
+        <w:ind w:left="720" w:hanging="360"/>
+      </w:pPr>
+      <w:rPr>
+        <w:rFonts w:ascii="Symbol" w:hAnsi="Symbol" w:hint="default"/>
+        <w:sz w:val="20"/>
+      </w:rPr>
+    </w:lvl>
+    <w:lvl w:ilvl="1" w:tentative="1">
+      <w:start w:val="1"/>
+      <w:numFmt w:val="bullet"/>
+      <w:lvlText w:val="o"/>
+      <w:lvlJc w:val="left"/>
+      <w:pPr>
+        <w:tabs>
+          <w:tab w:val="num" w:pos="1440"/>
+        </w:tabs>
+        <w:ind w:left="1440" w:hanging="360"/>
+      </w:pPr>
+      <w:rPr>
+        <w:rFonts w:ascii="Courier New" w:hAnsi="Courier New" w:hint="default"/>
+        <w:sz w:val="20"/>
+      </w:rPr>
+    </w:lvl>
+    <w:lvl w:ilvl="2" w:tentative="1">
+      <w:start w:val="1"/>
+      <w:numFmt w:val="bullet"/>
+      <w:lvlText w:val=""/>
+      <w:lvlJc w:val="left"/>
+      <w:pPr>
+        <w:tabs>
+          <w:tab w:val="num" w:pos="2160"/>
+        </w:tabs>
+        <w:ind w:left="2160" w:hanging="360"/>
+      </w:pPr>
+      <w:rPr>
+        <w:rFonts w:ascii="Wingdings" w:hAnsi="Wingdings" w:hint="default"/>
+        <w:sz w:val="20"/>
+      </w:rPr>
+    </w:lvl>
+    <w:lvl w:ilvl="3" w:tentative="1">
+      <w:start w:val="1"/>
+      <w:numFmt w:val="bullet"/>
+      <w:lvlText w:val=""/>
+      <w:lvlJc w:val="left"/>
+      <w:pPr>
+        <w:tabs>
+          <w:tab w:val="num" w:pos="2880"/>
+        </w:tabs>
+        <w:ind w:left="2880" w:hanging="360"/>
+      </w:pPr>
+      <w:rPr>
+        <w:rFonts w:ascii="Wingdings" w:hAnsi="Wingdings" w:hint="default"/>
+        <w:sz w:val="20"/>
+      </w:rPr>
+    </w:lvl>
+    <w:lvl w:ilvl="4" w:tentative="1">
+      <w:start w:val="1"/>
+      <w:numFmt w:val="bullet"/>
+      <w:lvlText w:val=""/>
+      <w:lvlJc w:val="left"/>
+      <w:pPr>
+        <w:tabs>
+          <w:tab w:val="num" w:pos="3600"/>
+        </w:tabs>
+        <w:ind w:left="3600" w:hanging="360"/>
+      </w:pPr>
+      <w:rPr>
+        <w:rFonts w:ascii="Wingdings" w:hAnsi="Wingdings" w:hint="default"/>
+        <w:sz w:val="20"/>
+      </w:rPr>
+    </w:lvl>
+    <w:lvl w:ilvl="5" w:tentative="1">
+      <w:start w:val="1"/>
+      <w:numFmt w:val="bullet"/>
+      <w:lvlText w:val=""/>
+      <w:lvlJc w:val="left"/>
+      <w:pPr>
+        <w:tabs>
+          <w:tab w:val="num" w:pos="4320"/>
+        </w:tabs>
+        <w:ind w:left="4320" w:hanging="360"/>
+      </w:pPr>
+      <w:rPr>
+        <w:rFonts w:ascii="Wingdings" w:hAnsi="Wingdings" w:hint="default"/>
+        <w:sz w:val="20"/>
+      </w:rPr>
+    </w:lvl>
+    <w:lvl w:ilvl="6" w:tentative="1">
+      <w:start w:val="1"/>
+      <w:numFmt w:val="bullet"/>
+      <w:lvlText w:val=""/>
+      <w:lvlJc w:val="left"/>
+      <w:pPr>
+        <w:tabs>
+          <w:tab w:val="num" w:pos="5040"/>
+        </w:tabs>
+        <w:ind w:left="5040" w:hanging="360"/>
+      </w:pPr>
+      <w:rPr>
+        <w:rFonts w:ascii="Wingdings" w:hAnsi="Wingdings" w:hint="default"/>
+        <w:sz w:val="20"/>
+      </w:rPr>
+    </w:lvl>
+    <w:lvl w:ilvl="7" w:tentative="1">
+      <w:start w:val="1"/>
+      <w:numFmt w:val="bullet"/>
+      <w:lvlText w:val=""/>
+      <w:lvlJc w:val="left"/>
+      <w:pPr>
+        <w:tabs>
+          <w:tab w:val="num" w:pos="5760"/>
+        </w:tabs>
+        <w:ind w:left="5760" w:hanging="360"/>
+      </w:pPr>
+      <w:rPr>
+        <w:rFonts w:ascii="Wingdings" w:hAnsi="Wingdings" w:hint="default"/>
+        <w:sz w:val="20"/>
+      </w:rPr>
+    </w:lvl>
+    <w:lvl w:ilvl="8" w:tentative="1">
+      <w:start w:val="1"/>
+      <w:numFmt w:val="bullet"/>
+      <w:lvlText w:val=""/>
+      <w:lvlJc w:val="left"/>
+      <w:pPr>
+        <w:tabs>
+          <w:tab w:val="num" w:pos="6480"/>
+        </w:tabs>
+        <w:ind w:left="6480" w:hanging="360"/>
+      </w:pPr>
+      <w:rPr>
+        <w:rFonts w:ascii="Wingdings" w:hAnsi="Wingdings" w:hint="default"/>
+        <w:sz w:val="20"/>
+      </w:rPr>
+    </w:lvl>
+  </w:abstractNum>
+  <w:abstractNum w:abstractNumId="103" w15:restartNumberingAfterBreak="0">
     <w:nsid w:val="52083F82"/>
     <w:multiLevelType w:val="multilevel"/>
     <w:tmpl w:val="487E946A"/>
@@ -23279,7 +25289,7 @@
       </w:rPr>
     </w:lvl>
   </w:abstractNum>
-  <w:abstractNum w:abstractNumId="97" w15:restartNumberingAfterBreak="0">
+  <w:abstractNum w:abstractNumId="104" w15:restartNumberingAfterBreak="0">
     <w:nsid w:val="52C63B5A"/>
     <w:multiLevelType w:val="multilevel"/>
     <w:tmpl w:val="6C22DFCE"/>
@@ -23428,7 +25438,156 @@
       </w:rPr>
     </w:lvl>
   </w:abstractNum>
-  <w:abstractNum w:abstractNumId="98" w15:restartNumberingAfterBreak="0">
+  <w:abstractNum w:abstractNumId="105" w15:restartNumberingAfterBreak="0">
+    <w:nsid w:val="53733918"/>
+    <w:multiLevelType w:val="multilevel"/>
+    <w:tmpl w:val="402ADA28"/>
+    <w:lvl w:ilvl="0">
+      <w:start w:val="1"/>
+      <w:numFmt w:val="bullet"/>
+      <w:lvlText w:val=""/>
+      <w:lvlJc w:val="left"/>
+      <w:pPr>
+        <w:tabs>
+          <w:tab w:val="num" w:pos="720"/>
+        </w:tabs>
+        <w:ind w:left="720" w:hanging="360"/>
+      </w:pPr>
+      <w:rPr>
+        <w:rFonts w:ascii="Symbol" w:hAnsi="Symbol" w:hint="default"/>
+        <w:sz w:val="20"/>
+      </w:rPr>
+    </w:lvl>
+    <w:lvl w:ilvl="1" w:tentative="1">
+      <w:start w:val="1"/>
+      <w:numFmt w:val="bullet"/>
+      <w:lvlText w:val="o"/>
+      <w:lvlJc w:val="left"/>
+      <w:pPr>
+        <w:tabs>
+          <w:tab w:val="num" w:pos="1440"/>
+        </w:tabs>
+        <w:ind w:left="1440" w:hanging="360"/>
+      </w:pPr>
+      <w:rPr>
+        <w:rFonts w:ascii="Courier New" w:hAnsi="Courier New" w:hint="default"/>
+        <w:sz w:val="20"/>
+      </w:rPr>
+    </w:lvl>
+    <w:lvl w:ilvl="2" w:tentative="1">
+      <w:start w:val="1"/>
+      <w:numFmt w:val="bullet"/>
+      <w:lvlText w:val=""/>
+      <w:lvlJc w:val="left"/>
+      <w:pPr>
+        <w:tabs>
+          <w:tab w:val="num" w:pos="2160"/>
+        </w:tabs>
+        <w:ind w:left="2160" w:hanging="360"/>
+      </w:pPr>
+      <w:rPr>
+        <w:rFonts w:ascii="Wingdings" w:hAnsi="Wingdings" w:hint="default"/>
+        <w:sz w:val="20"/>
+      </w:rPr>
+    </w:lvl>
+    <w:lvl w:ilvl="3" w:tentative="1">
+      <w:start w:val="1"/>
+      <w:numFmt w:val="bullet"/>
+      <w:lvlText w:val=""/>
+      <w:lvlJc w:val="left"/>
+      <w:pPr>
+        <w:tabs>
+          <w:tab w:val="num" w:pos="2880"/>
+        </w:tabs>
+        <w:ind w:left="2880" w:hanging="360"/>
+      </w:pPr>
+      <w:rPr>
+        <w:rFonts w:ascii="Wingdings" w:hAnsi="Wingdings" w:hint="default"/>
+        <w:sz w:val="20"/>
+      </w:rPr>
+    </w:lvl>
+    <w:lvl w:ilvl="4" w:tentative="1">
+      <w:start w:val="1"/>
+      <w:numFmt w:val="bullet"/>
+      <w:lvlText w:val=""/>
+      <w:lvlJc w:val="left"/>
+      <w:pPr>
+        <w:tabs>
+          <w:tab w:val="num" w:pos="3600"/>
+        </w:tabs>
+        <w:ind w:left="3600" w:hanging="360"/>
+      </w:pPr>
+      <w:rPr>
+        <w:rFonts w:ascii="Wingdings" w:hAnsi="Wingdings" w:hint="default"/>
+        <w:sz w:val="20"/>
+      </w:rPr>
+    </w:lvl>
+    <w:lvl w:ilvl="5" w:tentative="1">
+      <w:start w:val="1"/>
+      <w:numFmt w:val="bullet"/>
+      <w:lvlText w:val=""/>
+      <w:lvlJc w:val="left"/>
+      <w:pPr>
+        <w:tabs>
+          <w:tab w:val="num" w:pos="4320"/>
+        </w:tabs>
+        <w:ind w:left="4320" w:hanging="360"/>
+      </w:pPr>
+      <w:rPr>
+        <w:rFonts w:ascii="Wingdings" w:hAnsi="Wingdings" w:hint="default"/>
+        <w:sz w:val="20"/>
+      </w:rPr>
+    </w:lvl>
+    <w:lvl w:ilvl="6" w:tentative="1">
+      <w:start w:val="1"/>
+      <w:numFmt w:val="bullet"/>
+      <w:lvlText w:val=""/>
+      <w:lvlJc w:val="left"/>
+      <w:pPr>
+        <w:tabs>
+          <w:tab w:val="num" w:pos="5040"/>
+        </w:tabs>
+        <w:ind w:left="5040" w:hanging="360"/>
+      </w:pPr>
+      <w:rPr>
+        <w:rFonts w:ascii="Wingdings" w:hAnsi="Wingdings" w:hint="default"/>
+        <w:sz w:val="20"/>
+      </w:rPr>
+    </w:lvl>
+    <w:lvl w:ilvl="7" w:tentative="1">
+      <w:start w:val="1"/>
+      <w:numFmt w:val="bullet"/>
+      <w:lvlText w:val=""/>
+      <w:lvlJc w:val="left"/>
+      <w:pPr>
+        <w:tabs>
+          <w:tab w:val="num" w:pos="5760"/>
+        </w:tabs>
+        <w:ind w:left="5760" w:hanging="360"/>
+      </w:pPr>
+      <w:rPr>
+        <w:rFonts w:ascii="Wingdings" w:hAnsi="Wingdings" w:hint="default"/>
+        <w:sz w:val="20"/>
+      </w:rPr>
+    </w:lvl>
+    <w:lvl w:ilvl="8" w:tentative="1">
+      <w:start w:val="1"/>
+      <w:numFmt w:val="bullet"/>
+      <w:lvlText w:val=""/>
+      <w:lvlJc w:val="left"/>
+      <w:pPr>
+        <w:tabs>
+          <w:tab w:val="num" w:pos="6480"/>
+        </w:tabs>
+        <w:ind w:left="6480" w:hanging="360"/>
+      </w:pPr>
+      <w:rPr>
+        <w:rFonts w:ascii="Wingdings" w:hAnsi="Wingdings" w:hint="default"/>
+        <w:sz w:val="20"/>
+      </w:rPr>
+    </w:lvl>
+  </w:abstractNum>
+  <w:abstractNum w:abstractNumId="106" w15:restartNumberingAfterBreak="0">
     <w:nsid w:val="539D7E5B"/>
     <w:multiLevelType w:val="multilevel"/>
     <w:tmpl w:val="9E4EB31C"/>
@@ -23577,7 +25736,7 @@
       </w:rPr>
     </w:lvl>
   </w:abstractNum>
-  <w:abstractNum w:abstractNumId="99" w15:restartNumberingAfterBreak="0">
+  <w:abstractNum w:abstractNumId="107" w15:restartNumberingAfterBreak="0">
     <w:nsid w:val="54C267B2"/>
     <w:multiLevelType w:val="multilevel"/>
     <w:tmpl w:val="B584237E"/>
@@ -23726,7 +25885,7 @@
       </w:rPr>
     </w:lvl>
   </w:abstractNum>
-  <w:abstractNum w:abstractNumId="100" w15:restartNumberingAfterBreak="0">
+  <w:abstractNum w:abstractNumId="108" w15:restartNumberingAfterBreak="0">
     <w:nsid w:val="570C1E5D"/>
     <w:multiLevelType w:val="multilevel"/>
     <w:tmpl w:val="27125340"/>
@@ -23875,7 +26034,7 @@
       </w:rPr>
     </w:lvl>
   </w:abstractNum>
-  <w:abstractNum w:abstractNumId="101" w15:restartNumberingAfterBreak="0">
+  <w:abstractNum w:abstractNumId="109" w15:restartNumberingAfterBreak="0">
     <w:nsid w:val="58C70A63"/>
     <w:multiLevelType w:val="multilevel"/>
     <w:tmpl w:val="47CA926A"/>
@@ -24024,7 +26183,7 @@
       </w:rPr>
     </w:lvl>
   </w:abstractNum>
-  <w:abstractNum w:abstractNumId="102" w15:restartNumberingAfterBreak="0">
+  <w:abstractNum w:abstractNumId="110" w15:restartNumberingAfterBreak="0">
     <w:nsid w:val="5A7C0331"/>
     <w:multiLevelType w:val="multilevel"/>
     <w:tmpl w:val="40100A88"/>
@@ -24173,7 +26332,7 @@
       </w:rPr>
     </w:lvl>
   </w:abstractNum>
-  <w:abstractNum w:abstractNumId="103" w15:restartNumberingAfterBreak="0">
+  <w:abstractNum w:abstractNumId="111" w15:restartNumberingAfterBreak="0">
     <w:nsid w:val="5B7B3DED"/>
     <w:multiLevelType w:val="multilevel"/>
     <w:tmpl w:val="DF1AA5D8"/>
@@ -24322,7 +26481,7 @@
       </w:rPr>
     </w:lvl>
   </w:abstractNum>
-  <w:abstractNum w:abstractNumId="104" w15:restartNumberingAfterBreak="0">
+  <w:abstractNum w:abstractNumId="112" w15:restartNumberingAfterBreak="0">
     <w:nsid w:val="5B9D6C5D"/>
     <w:multiLevelType w:val="multilevel"/>
     <w:tmpl w:val="F2A8D266"/>
@@ -24471,7 +26630,7 @@
       </w:rPr>
     </w:lvl>
   </w:abstractNum>
-  <w:abstractNum w:abstractNumId="105" w15:restartNumberingAfterBreak="0">
+  <w:abstractNum w:abstractNumId="113" w15:restartNumberingAfterBreak="0">
     <w:nsid w:val="5BA5020A"/>
     <w:multiLevelType w:val="multilevel"/>
     <w:tmpl w:val="BACEE942"/>
@@ -24620,7 +26779,7 @@
       </w:rPr>
     </w:lvl>
   </w:abstractNum>
-  <w:abstractNum w:abstractNumId="106" w15:restartNumberingAfterBreak="0">
+  <w:abstractNum w:abstractNumId="114" w15:restartNumberingAfterBreak="0">
     <w:nsid w:val="5D3F0EB2"/>
     <w:multiLevelType w:val="multilevel"/>
     <w:tmpl w:val="F064E71E"/>
@@ -24769,7 +26928,7 @@
       </w:rPr>
     </w:lvl>
   </w:abstractNum>
-  <w:abstractNum w:abstractNumId="107" w15:restartNumberingAfterBreak="0">
+  <w:abstractNum w:abstractNumId="115" w15:restartNumberingAfterBreak="0">
     <w:nsid w:val="5EED038D"/>
     <w:multiLevelType w:val="multilevel"/>
     <w:tmpl w:val="CB144BE2"/>
@@ -24918,7 +27077,7 @@
       </w:rPr>
     </w:lvl>
   </w:abstractNum>
-  <w:abstractNum w:abstractNumId="108" w15:restartNumberingAfterBreak="0">
+  <w:abstractNum w:abstractNumId="116" w15:restartNumberingAfterBreak="0">
     <w:nsid w:val="5F2B2E25"/>
     <w:multiLevelType w:val="multilevel"/>
     <w:tmpl w:val="F14ED1E6"/>
@@ -25067,7 +27226,7 @@
       </w:rPr>
     </w:lvl>
   </w:abstractNum>
-  <w:abstractNum w:abstractNumId="109" w15:restartNumberingAfterBreak="0">
+  <w:abstractNum w:abstractNumId="117" w15:restartNumberingAfterBreak="0">
     <w:nsid w:val="5F453024"/>
     <w:multiLevelType w:val="multilevel"/>
     <w:tmpl w:val="039026CC"/>
@@ -25216,7 +27375,7 @@
       </w:rPr>
     </w:lvl>
   </w:abstractNum>
-  <w:abstractNum w:abstractNumId="110" w15:restartNumberingAfterBreak="0">
+  <w:abstractNum w:abstractNumId="118" w15:restartNumberingAfterBreak="0">
     <w:nsid w:val="623C512F"/>
     <w:multiLevelType w:val="multilevel"/>
     <w:tmpl w:val="97087D3E"/>
@@ -25365,7 +27524,7 @@
       </w:rPr>
     </w:lvl>
   </w:abstractNum>
-  <w:abstractNum w:abstractNumId="111" w15:restartNumberingAfterBreak="0">
+  <w:abstractNum w:abstractNumId="119" w15:restartNumberingAfterBreak="0">
     <w:nsid w:val="637D787D"/>
     <w:multiLevelType w:val="multilevel"/>
     <w:tmpl w:val="47726D0E"/>
@@ -25514,7 +27673,7 @@
       </w:rPr>
     </w:lvl>
   </w:abstractNum>
-  <w:abstractNum w:abstractNumId="112" w15:restartNumberingAfterBreak="0">
+  <w:abstractNum w:abstractNumId="120" w15:restartNumberingAfterBreak="0">
     <w:nsid w:val="643B7E85"/>
     <w:multiLevelType w:val="multilevel"/>
     <w:tmpl w:val="FAECF060"/>
@@ -25663,7 +27822,7 @@
       </w:rPr>
     </w:lvl>
   </w:abstractNum>
-  <w:abstractNum w:abstractNumId="113" w15:restartNumberingAfterBreak="0">
+  <w:abstractNum w:abstractNumId="121" w15:restartNumberingAfterBreak="0">
     <w:nsid w:val="6663373E"/>
     <w:multiLevelType w:val="multilevel"/>
     <w:tmpl w:val="03A6382C"/>
@@ -25812,7 +27971,7 @@
       </w:rPr>
     </w:lvl>
   </w:abstractNum>
-  <w:abstractNum w:abstractNumId="114" w15:restartNumberingAfterBreak="0">
+  <w:abstractNum w:abstractNumId="122" w15:restartNumberingAfterBreak="0">
     <w:nsid w:val="68E45071"/>
     <w:multiLevelType w:val="multilevel"/>
     <w:tmpl w:val="757820BC"/>
@@ -25961,7 +28120,7 @@
       </w:rPr>
     </w:lvl>
   </w:abstractNum>
-  <w:abstractNum w:abstractNumId="115" w15:restartNumberingAfterBreak="0">
+  <w:abstractNum w:abstractNumId="123" w15:restartNumberingAfterBreak="0">
     <w:nsid w:val="6B3176C7"/>
     <w:multiLevelType w:val="multilevel"/>
     <w:tmpl w:val="E982DFB8"/>
@@ -26110,7 +28269,7 @@
       </w:rPr>
     </w:lvl>
   </w:abstractNum>
-  <w:abstractNum w:abstractNumId="116" w15:restartNumberingAfterBreak="0">
+  <w:abstractNum w:abstractNumId="124" w15:restartNumberingAfterBreak="0">
     <w:nsid w:val="6BD05211"/>
     <w:multiLevelType w:val="multilevel"/>
     <w:tmpl w:val="31E0A7A2"/>
@@ -26259,7 +28418,7 @@
       </w:rPr>
     </w:lvl>
   </w:abstractNum>
-  <w:abstractNum w:abstractNumId="117" w15:restartNumberingAfterBreak="0">
+  <w:abstractNum w:abstractNumId="125" w15:restartNumberingAfterBreak="0">
     <w:nsid w:val="6C0955C7"/>
     <w:multiLevelType w:val="multilevel"/>
     <w:tmpl w:val="E5EE7CB0"/>
@@ -26408,7 +28567,7 @@
       </w:rPr>
     </w:lvl>
   </w:abstractNum>
-  <w:abstractNum w:abstractNumId="118" w15:restartNumberingAfterBreak="0">
+  <w:abstractNum w:abstractNumId="126" w15:restartNumberingAfterBreak="0">
     <w:nsid w:val="6D3150F0"/>
     <w:multiLevelType w:val="multilevel"/>
     <w:tmpl w:val="B772227E"/>
@@ -26557,7 +28716,156 @@
       </w:rPr>
     </w:lvl>
   </w:abstractNum>
-  <w:abstractNum w:abstractNumId="119" w15:restartNumberingAfterBreak="0">
+  <w:abstractNum w:abstractNumId="127" w15:restartNumberingAfterBreak="0">
+    <w:nsid w:val="6D967045"/>
+    <w:multiLevelType w:val="multilevel"/>
+    <w:tmpl w:val="978C59F0"/>
+    <w:lvl w:ilvl="0">
+      <w:start w:val="1"/>
+      <w:numFmt w:val="bullet"/>
+      <w:lvlText w:val=""/>
+      <w:lvlJc w:val="left"/>
+      <w:pPr>
+        <w:tabs>
+          <w:tab w:val="num" w:pos="720"/>
+        </w:tabs>
+        <w:ind w:left="720" w:hanging="360"/>
+      </w:pPr>
+      <w:rPr>
+        <w:rFonts w:ascii="Symbol" w:hAnsi="Symbol" w:hint="default"/>
+        <w:sz w:val="20"/>
+      </w:rPr>
+    </w:lvl>
+    <w:lvl w:ilvl="1" w:tentative="1">
+      <w:start w:val="1"/>
+      <w:numFmt w:val="bullet"/>
+      <w:lvlText w:val="o"/>
+      <w:lvlJc w:val="left"/>
+      <w:pPr>
+        <w:tabs>
+          <w:tab w:val="num" w:pos="1440"/>
+        </w:tabs>
+        <w:ind w:left="1440" w:hanging="360"/>
+      </w:pPr>
+      <w:rPr>
+        <w:rFonts w:ascii="Courier New" w:hAnsi="Courier New" w:hint="default"/>
+        <w:sz w:val="20"/>
+      </w:rPr>
+    </w:lvl>
+    <w:lvl w:ilvl="2" w:tentative="1">
+      <w:start w:val="1"/>
+      <w:numFmt w:val="bullet"/>
+      <w:lvlText w:val=""/>
+      <w:lvlJc w:val="left"/>
+      <w:pPr>
+        <w:tabs>
+          <w:tab w:val="num" w:pos="2160"/>
+        </w:tabs>
+        <w:ind w:left="2160" w:hanging="360"/>
+      </w:pPr>
+      <w:rPr>
+        <w:rFonts w:ascii="Wingdings" w:hAnsi="Wingdings" w:hint="default"/>
+        <w:sz w:val="20"/>
+      </w:rPr>
+    </w:lvl>
+    <w:lvl w:ilvl="3" w:tentative="1">
+      <w:start w:val="1"/>
+      <w:numFmt w:val="bullet"/>
+      <w:lvlText w:val=""/>
+      <w:lvlJc w:val="left"/>
+      <w:pPr>
+        <w:tabs>
+          <w:tab w:val="num" w:pos="2880"/>
+        </w:tabs>
+        <w:ind w:left="2880" w:hanging="360"/>
+      </w:pPr>
+      <w:rPr>
+        <w:rFonts w:ascii="Wingdings" w:hAnsi="Wingdings" w:hint="default"/>
+        <w:sz w:val="20"/>
+      </w:rPr>
+    </w:lvl>
+    <w:lvl w:ilvl="4" w:tentative="1">
+      <w:start w:val="1"/>
+      <w:numFmt w:val="bullet"/>
+      <w:lvlText w:val=""/>
+      <w:lvlJc w:val="left"/>
+      <w:pPr>
+        <w:tabs>
+          <w:tab w:val="num" w:pos="3600"/>
+        </w:tabs>
+        <w:ind w:left="3600" w:hanging="360"/>
+      </w:pPr>
+      <w:rPr>
+        <w:rFonts w:ascii="Wingdings" w:hAnsi="Wingdings" w:hint="default"/>
+        <w:sz w:val="20"/>
+      </w:rPr>
+    </w:lvl>
+    <w:lvl w:ilvl="5" w:tentative="1">
+      <w:start w:val="1"/>
+      <w:numFmt w:val="bullet"/>
+      <w:lvlText w:val=""/>
+      <w:lvlJc w:val="left"/>
+      <w:pPr>
+        <w:tabs>
+          <w:tab w:val="num" w:pos="4320"/>
+        </w:tabs>
+        <w:ind w:left="4320" w:hanging="360"/>
+      </w:pPr>
+      <w:rPr>
+        <w:rFonts w:ascii="Wingdings" w:hAnsi="Wingdings" w:hint="default"/>
+        <w:sz w:val="20"/>
+      </w:rPr>
+    </w:lvl>
+    <w:lvl w:ilvl="6" w:tentative="1">
+      <w:start w:val="1"/>
+      <w:numFmt w:val="bullet"/>
+      <w:lvlText w:val=""/>
+      <w:lvlJc w:val="left"/>
+      <w:pPr>
+        <w:tabs>
+          <w:tab w:val="num" w:pos="5040"/>
+        </w:tabs>
+        <w:ind w:left="5040" w:hanging="360"/>
+      </w:pPr>
+      <w:rPr>
+        <w:rFonts w:ascii="Wingdings" w:hAnsi="Wingdings" w:hint="default"/>
+        <w:sz w:val="20"/>
+      </w:rPr>
+    </w:lvl>
+    <w:lvl w:ilvl="7" w:tentative="1">
+      <w:start w:val="1"/>
+      <w:numFmt w:val="bullet"/>
+      <w:lvlText w:val=""/>
+      <w:lvlJc w:val="left"/>
+      <w:pPr>
+        <w:tabs>
+          <w:tab w:val="num" w:pos="5760"/>
+        </w:tabs>
+        <w:ind w:left="5760" w:hanging="360"/>
+      </w:pPr>
+      <w:rPr>
+        <w:rFonts w:ascii="Wingdings" w:hAnsi="Wingdings" w:hint="default"/>
+        <w:sz w:val="20"/>
+      </w:rPr>
+    </w:lvl>
+    <w:lvl w:ilvl="8" w:tentative="1">
+      <w:start w:val="1"/>
+      <w:numFmt w:val="bullet"/>
+      <w:lvlText w:val=""/>
+      <w:lvlJc w:val="left"/>
+      <w:pPr>
+        <w:tabs>
+          <w:tab w:val="num" w:pos="6480"/>
+        </w:tabs>
+        <w:ind w:left="6480" w:hanging="360"/>
+      </w:pPr>
+      <w:rPr>
+        <w:rFonts w:ascii="Wingdings" w:hAnsi="Wingdings" w:hint="default"/>
+        <w:sz w:val="20"/>
+      </w:rPr>
+    </w:lvl>
+  </w:abstractNum>
+  <w:abstractNum w:abstractNumId="128" w15:restartNumberingAfterBreak="0">
     <w:nsid w:val="6FFE2D97"/>
     <w:multiLevelType w:val="multilevel"/>
     <w:tmpl w:val="596C1A22"/>
@@ -26706,7 +29014,7 @@
       </w:rPr>
     </w:lvl>
   </w:abstractNum>
-  <w:abstractNum w:abstractNumId="120" w15:restartNumberingAfterBreak="0">
+  <w:abstractNum w:abstractNumId="129" w15:restartNumberingAfterBreak="0">
     <w:nsid w:val="708D1EB6"/>
     <w:multiLevelType w:val="multilevel"/>
     <w:tmpl w:val="A7085792"/>
@@ -26855,7 +29163,7 @@
       </w:rPr>
     </w:lvl>
   </w:abstractNum>
-  <w:abstractNum w:abstractNumId="121" w15:restartNumberingAfterBreak="0">
+  <w:abstractNum w:abstractNumId="130" w15:restartNumberingAfterBreak="0">
     <w:nsid w:val="71F109CF"/>
     <w:multiLevelType w:val="multilevel"/>
     <w:tmpl w:val="D60E769C"/>
@@ -27004,7 +29312,7 @@
       </w:rPr>
     </w:lvl>
   </w:abstractNum>
-  <w:abstractNum w:abstractNumId="122" w15:restartNumberingAfterBreak="0">
+  <w:abstractNum w:abstractNumId="131" w15:restartNumberingAfterBreak="0">
     <w:nsid w:val="7218572D"/>
     <w:multiLevelType w:val="multilevel"/>
     <w:tmpl w:val="3CDE930E"/>
@@ -27153,7 +29461,7 @@
       </w:rPr>
     </w:lvl>
   </w:abstractNum>
-  <w:abstractNum w:abstractNumId="123" w15:restartNumberingAfterBreak="0">
+  <w:abstractNum w:abstractNumId="132" w15:restartNumberingAfterBreak="0">
     <w:nsid w:val="74A36300"/>
     <w:multiLevelType w:val="multilevel"/>
     <w:tmpl w:val="69127098"/>
@@ -27302,7 +29610,7 @@
       </w:rPr>
     </w:lvl>
   </w:abstractNum>
-  <w:abstractNum w:abstractNumId="124" w15:restartNumberingAfterBreak="0">
+  <w:abstractNum w:abstractNumId="133" w15:restartNumberingAfterBreak="0">
     <w:nsid w:val="7535516B"/>
     <w:multiLevelType w:val="multilevel"/>
     <w:tmpl w:val="8D92A730"/>
@@ -27451,7 +29759,7 @@
       </w:rPr>
     </w:lvl>
   </w:abstractNum>
-  <w:abstractNum w:abstractNumId="125" w15:restartNumberingAfterBreak="0">
+  <w:abstractNum w:abstractNumId="134" w15:restartNumberingAfterBreak="0">
     <w:nsid w:val="75382CC6"/>
     <w:multiLevelType w:val="multilevel"/>
     <w:tmpl w:val="A702A790"/>
@@ -27600,7 +29908,7 @@
       </w:rPr>
     </w:lvl>
   </w:abstractNum>
-  <w:abstractNum w:abstractNumId="126" w15:restartNumberingAfterBreak="0">
+  <w:abstractNum w:abstractNumId="135" w15:restartNumberingAfterBreak="0">
     <w:nsid w:val="759B1043"/>
     <w:multiLevelType w:val="multilevel"/>
     <w:tmpl w:val="11041F0E"/>
@@ -27749,7 +30057,7 @@
       </w:rPr>
     </w:lvl>
   </w:abstractNum>
-  <w:abstractNum w:abstractNumId="127" w15:restartNumberingAfterBreak="0">
+  <w:abstractNum w:abstractNumId="136" w15:restartNumberingAfterBreak="0">
     <w:nsid w:val="75DC56F8"/>
     <w:multiLevelType w:val="multilevel"/>
     <w:tmpl w:val="46FCA036"/>
@@ -27898,7 +30206,7 @@
       </w:rPr>
     </w:lvl>
   </w:abstractNum>
-  <w:abstractNum w:abstractNumId="128" w15:restartNumberingAfterBreak="0">
+  <w:abstractNum w:abstractNumId="137" w15:restartNumberingAfterBreak="0">
     <w:nsid w:val="77084AA4"/>
     <w:multiLevelType w:val="multilevel"/>
     <w:tmpl w:val="7B5E3C6C"/>
@@ -28047,7 +30355,7 @@
       </w:rPr>
     </w:lvl>
   </w:abstractNum>
-  <w:abstractNum w:abstractNumId="129" w15:restartNumberingAfterBreak="0">
+  <w:abstractNum w:abstractNumId="138" w15:restartNumberingAfterBreak="0">
     <w:nsid w:val="781E6EED"/>
     <w:multiLevelType w:val="multilevel"/>
     <w:tmpl w:val="765C0CB8"/>
@@ -28196,7 +30504,7 @@
       </w:rPr>
     </w:lvl>
   </w:abstractNum>
-  <w:abstractNum w:abstractNumId="130" w15:restartNumberingAfterBreak="0">
+  <w:abstractNum w:abstractNumId="139" w15:restartNumberingAfterBreak="0">
     <w:nsid w:val="78930290"/>
     <w:multiLevelType w:val="multilevel"/>
     <w:tmpl w:val="EB9A29EC"/>
@@ -28345,7 +30653,7 @@
       </w:rPr>
     </w:lvl>
   </w:abstractNum>
-  <w:abstractNum w:abstractNumId="131" w15:restartNumberingAfterBreak="0">
+  <w:abstractNum w:abstractNumId="140" w15:restartNumberingAfterBreak="0">
     <w:nsid w:val="790A5107"/>
     <w:multiLevelType w:val="multilevel"/>
     <w:tmpl w:val="5A525CB6"/>
@@ -28494,7 +30802,7 @@
       </w:rPr>
     </w:lvl>
   </w:abstractNum>
-  <w:abstractNum w:abstractNumId="132" w15:restartNumberingAfterBreak="0">
+  <w:abstractNum w:abstractNumId="141" w15:restartNumberingAfterBreak="0">
     <w:nsid w:val="79C53DEF"/>
     <w:multiLevelType w:val="multilevel"/>
     <w:tmpl w:val="5546EBB4"/>
@@ -28643,7 +30951,7 @@
       </w:rPr>
     </w:lvl>
   </w:abstractNum>
-  <w:abstractNum w:abstractNumId="133" w15:restartNumberingAfterBreak="0">
+  <w:abstractNum w:abstractNumId="142" w15:restartNumberingAfterBreak="0">
     <w:nsid w:val="7A8F04C0"/>
     <w:multiLevelType w:val="multilevel"/>
     <w:tmpl w:val="B3740524"/>
@@ -28792,7 +31100,7 @@
       </w:rPr>
     </w:lvl>
   </w:abstractNum>
-  <w:abstractNum w:abstractNumId="134" w15:restartNumberingAfterBreak="0">
+  <w:abstractNum w:abstractNumId="143" w15:restartNumberingAfterBreak="0">
     <w:nsid w:val="7AC9348A"/>
     <w:multiLevelType w:val="multilevel"/>
     <w:tmpl w:val="9FA4D8E0"/>
@@ -28941,7 +31249,7 @@
       </w:rPr>
     </w:lvl>
   </w:abstractNum>
-  <w:abstractNum w:abstractNumId="135" w15:restartNumberingAfterBreak="0">
+  <w:abstractNum w:abstractNumId="144" w15:restartNumberingAfterBreak="0">
     <w:nsid w:val="7C8D0ABC"/>
     <w:multiLevelType w:val="multilevel"/>
     <w:tmpl w:val="F81AC82A"/>
@@ -29090,7 +31398,7 @@
       </w:rPr>
     </w:lvl>
   </w:abstractNum>
-  <w:abstractNum w:abstractNumId="136" w15:restartNumberingAfterBreak="0">
+  <w:abstractNum w:abstractNumId="145" w15:restartNumberingAfterBreak="0">
     <w:nsid w:val="7E817294"/>
     <w:multiLevelType w:val="multilevel"/>
     <w:tmpl w:val="DDFA51E0"/>
@@ -29239,7 +31547,156 @@
       </w:rPr>
     </w:lvl>
   </w:abstractNum>
-  <w:abstractNum w:abstractNumId="137" w15:restartNumberingAfterBreak="0">
+  <w:abstractNum w:abstractNumId="146" w15:restartNumberingAfterBreak="0">
+    <w:nsid w:val="7EEE4AE6"/>
+    <w:multiLevelType w:val="multilevel"/>
+    <w:tmpl w:val="5A40B680"/>
+    <w:lvl w:ilvl="0">
+      <w:start w:val="1"/>
+      <w:numFmt w:val="bullet"/>
+      <w:lvlText w:val=""/>
+      <w:lvlJc w:val="left"/>
+      <w:pPr>
+        <w:tabs>
+          <w:tab w:val="num" w:pos="720"/>
+        </w:tabs>
+        <w:ind w:left="720" w:hanging="360"/>
+      </w:pPr>
+      <w:rPr>
+        <w:rFonts w:ascii="Symbol" w:hAnsi="Symbol" w:hint="default"/>
+        <w:sz w:val="20"/>
+      </w:rPr>
+    </w:lvl>
+    <w:lvl w:ilvl="1" w:tentative="1">
+      <w:start w:val="1"/>
+      <w:numFmt w:val="bullet"/>
+      <w:lvlText w:val="o"/>
+      <w:lvlJc w:val="left"/>
+      <w:pPr>
+        <w:tabs>
+          <w:tab w:val="num" w:pos="1440"/>
+        </w:tabs>
+        <w:ind w:left="1440" w:hanging="360"/>
+      </w:pPr>
+      <w:rPr>
+        <w:rFonts w:ascii="Courier New" w:hAnsi="Courier New" w:hint="default"/>
+        <w:sz w:val="20"/>
+      </w:rPr>
+    </w:lvl>
+    <w:lvl w:ilvl="2" w:tentative="1">
+      <w:start w:val="1"/>
+      <w:numFmt w:val="bullet"/>
+      <w:lvlText w:val=""/>
+      <w:lvlJc w:val="left"/>
+      <w:pPr>
+        <w:tabs>
+          <w:tab w:val="num" w:pos="2160"/>
+        </w:tabs>
+        <w:ind w:left="2160" w:hanging="360"/>
+      </w:pPr>
+      <w:rPr>
+        <w:rFonts w:ascii="Wingdings" w:hAnsi="Wingdings" w:hint="default"/>
+        <w:sz w:val="20"/>
+      </w:rPr>
+    </w:lvl>
+    <w:lvl w:ilvl="3" w:tentative="1">
+      <w:start w:val="1"/>
+      <w:numFmt w:val="bullet"/>
+      <w:lvlText w:val=""/>
+      <w:lvlJc w:val="left"/>
+      <w:pPr>
+        <w:tabs>
+          <w:tab w:val="num" w:pos="2880"/>
+        </w:tabs>
+        <w:ind w:left="2880" w:hanging="360"/>
+      </w:pPr>
+      <w:rPr>
+        <w:rFonts w:ascii="Wingdings" w:hAnsi="Wingdings" w:hint="default"/>
+        <w:sz w:val="20"/>
+      </w:rPr>
+    </w:lvl>
+    <w:lvl w:ilvl="4" w:tentative="1">
+      <w:start w:val="1"/>
+      <w:numFmt w:val="bullet"/>
+      <w:lvlText w:val=""/>
+      <w:lvlJc w:val="left"/>
+      <w:pPr>
+        <w:tabs>
+          <w:tab w:val="num" w:pos="3600"/>
+        </w:tabs>
+        <w:ind w:left="3600" w:hanging="360"/>
+      </w:pPr>
+      <w:rPr>
+        <w:rFonts w:ascii="Wingdings" w:hAnsi="Wingdings" w:hint="default"/>
+        <w:sz w:val="20"/>
+      </w:rPr>
+    </w:lvl>
+    <w:lvl w:ilvl="5" w:tentative="1">
+      <w:start w:val="1"/>
+      <w:numFmt w:val="bullet"/>
+      <w:lvlText w:val=""/>
+      <w:lvlJc w:val="left"/>
+      <w:pPr>
+        <w:tabs>
+          <w:tab w:val="num" w:pos="4320"/>
+        </w:tabs>
+        <w:ind w:left="4320" w:hanging="360"/>
+      </w:pPr>
+      <w:rPr>
+        <w:rFonts w:ascii="Wingdings" w:hAnsi="Wingdings" w:hint="default"/>
+        <w:sz w:val="20"/>
+      </w:rPr>
+    </w:lvl>
+    <w:lvl w:ilvl="6" w:tentative="1">
+      <w:start w:val="1"/>
+      <w:numFmt w:val="bullet"/>
+      <w:lvlText w:val=""/>
+      <w:lvlJc w:val="left"/>
+      <w:pPr>
+        <w:tabs>
+          <w:tab w:val="num" w:pos="5040"/>
+        </w:tabs>
+        <w:ind w:left="5040" w:hanging="360"/>
+      </w:pPr>
+      <w:rPr>
+        <w:rFonts w:ascii="Wingdings" w:hAnsi="Wingdings" w:hint="default"/>
+        <w:sz w:val="20"/>
+      </w:rPr>
+    </w:lvl>
+    <w:lvl w:ilvl="7" w:tentative="1">
+      <w:start w:val="1"/>
+      <w:numFmt w:val="bullet"/>
+      <w:lvlText w:val=""/>
+      <w:lvlJc w:val="left"/>
+      <w:pPr>
+        <w:tabs>
+          <w:tab w:val="num" w:pos="5760"/>
+        </w:tabs>
+        <w:ind w:left="5760" w:hanging="360"/>
+      </w:pPr>
+      <w:rPr>
+        <w:rFonts w:ascii="Wingdings" w:hAnsi="Wingdings" w:hint="default"/>
+        <w:sz w:val="20"/>
+      </w:rPr>
+    </w:lvl>
+    <w:lvl w:ilvl="8" w:tentative="1">
+      <w:start w:val="1"/>
+      <w:numFmt w:val="bullet"/>
+      <w:lvlText w:val=""/>
+      <w:lvlJc w:val="left"/>
+      <w:pPr>
+        <w:tabs>
+          <w:tab w:val="num" w:pos="6480"/>
+        </w:tabs>
+        <w:ind w:left="6480" w:hanging="360"/>
+      </w:pPr>
+      <w:rPr>
+        <w:rFonts w:ascii="Wingdings" w:hAnsi="Wingdings" w:hint="default"/>
+        <w:sz w:val="20"/>
+      </w:rPr>
+    </w:lvl>
+  </w:abstractNum>
+  <w:abstractNum w:abstractNumId="147" w15:restartNumberingAfterBreak="0">
     <w:nsid w:val="7FF94C52"/>
     <w:multiLevelType w:val="multilevel"/>
     <w:tmpl w:val="79DC53B2"/>
@@ -29389,100 +31846,100 @@
     </w:lvl>
   </w:abstractNum>
   <w:num w:numId="1" w16cid:durableId="311445360">
-    <w:abstractNumId w:val="77"/>
+    <w:abstractNumId w:val="83"/>
   </w:num>
   <w:num w:numId="2" w16cid:durableId="694236627">
-    <w:abstractNumId w:val="114"/>
+    <w:abstractNumId w:val="122"/>
   </w:num>
   <w:num w:numId="3" w16cid:durableId="1366056432">
-    <w:abstractNumId w:val="82"/>
+    <w:abstractNumId w:val="88"/>
   </w:num>
   <w:num w:numId="4" w16cid:durableId="320817826">
-    <w:abstractNumId w:val="122"/>
+    <w:abstractNumId w:val="131"/>
   </w:num>
   <w:num w:numId="5" w16cid:durableId="997347819">
-    <w:abstractNumId w:val="21"/>
+    <w:abstractNumId w:val="24"/>
   </w:num>
   <w:num w:numId="6" w16cid:durableId="1661156578">
     <w:abstractNumId w:val="15"/>
   </w:num>
   <w:num w:numId="7" w16cid:durableId="105581292">
-    <w:abstractNumId w:val="119"/>
+    <w:abstractNumId w:val="128"/>
   </w:num>
   <w:num w:numId="8" w16cid:durableId="1215510414">
-    <w:abstractNumId w:val="78"/>
+    <w:abstractNumId w:val="84"/>
   </w:num>
   <w:num w:numId="9" w16cid:durableId="644890424">
-    <w:abstractNumId w:val="86"/>
+    <w:abstractNumId w:val="92"/>
   </w:num>
   <w:num w:numId="10" w16cid:durableId="462774561">
-    <w:abstractNumId w:val="87"/>
+    <w:abstractNumId w:val="93"/>
   </w:num>
   <w:num w:numId="11" w16cid:durableId="411008877">
-    <w:abstractNumId w:val="100"/>
+    <w:abstractNumId w:val="108"/>
   </w:num>
   <w:num w:numId="12" w16cid:durableId="477921168">
-    <w:abstractNumId w:val="129"/>
+    <w:abstractNumId w:val="138"/>
   </w:num>
   <w:num w:numId="13" w16cid:durableId="497696088">
     <w:abstractNumId w:val="9"/>
   </w:num>
   <w:num w:numId="14" w16cid:durableId="651444628">
-    <w:abstractNumId w:val="41"/>
+    <w:abstractNumId w:val="44"/>
   </w:num>
   <w:num w:numId="15" w16cid:durableId="2075615576">
     <w:abstractNumId w:val="1"/>
   </w:num>
   <w:num w:numId="16" w16cid:durableId="749038358">
-    <w:abstractNumId w:val="39"/>
+    <w:abstractNumId w:val="42"/>
   </w:num>
   <w:num w:numId="17" w16cid:durableId="797184374">
-    <w:abstractNumId w:val="53"/>
+    <w:abstractNumId w:val="58"/>
   </w:num>
   <w:num w:numId="18" w16cid:durableId="2053722251">
-    <w:abstractNumId w:val="106"/>
+    <w:abstractNumId w:val="114"/>
   </w:num>
   <w:num w:numId="19" w16cid:durableId="739330424">
-    <w:abstractNumId w:val="51"/>
+    <w:abstractNumId w:val="56"/>
   </w:num>
   <w:num w:numId="20" w16cid:durableId="960915859">
-    <w:abstractNumId w:val="135"/>
+    <w:abstractNumId w:val="144"/>
   </w:num>
   <w:num w:numId="21" w16cid:durableId="521018327">
-    <w:abstractNumId w:val="37"/>
+    <w:abstractNumId w:val="40"/>
   </w:num>
   <w:num w:numId="22" w16cid:durableId="1923684076">
-    <w:abstractNumId w:val="132"/>
+    <w:abstractNumId w:val="141"/>
   </w:num>
   <w:num w:numId="23" w16cid:durableId="532769245">
-    <w:abstractNumId w:val="85"/>
+    <w:abstractNumId w:val="91"/>
   </w:num>
   <w:num w:numId="24" w16cid:durableId="892040551">
-    <w:abstractNumId w:val="73"/>
+    <w:abstractNumId w:val="79"/>
   </w:num>
   <w:num w:numId="25" w16cid:durableId="1594316287">
     <w:abstractNumId w:val="2"/>
   </w:num>
   <w:num w:numId="26" w16cid:durableId="158623216">
-    <w:abstractNumId w:val="17"/>
+    <w:abstractNumId w:val="18"/>
   </w:num>
   <w:num w:numId="27" w16cid:durableId="30031497">
-    <w:abstractNumId w:val="30"/>
+    <w:abstractNumId w:val="33"/>
   </w:num>
   <w:num w:numId="28" w16cid:durableId="344600477">
-    <w:abstractNumId w:val="57"/>
+    <w:abstractNumId w:val="62"/>
   </w:num>
   <w:num w:numId="29" w16cid:durableId="759177128">
-    <w:abstractNumId w:val="76"/>
+    <w:abstractNumId w:val="82"/>
   </w:num>
   <w:num w:numId="30" w16cid:durableId="522590706">
-    <w:abstractNumId w:val="42"/>
+    <w:abstractNumId w:val="45"/>
   </w:num>
   <w:num w:numId="31" w16cid:durableId="351956977">
     <w:abstractNumId w:val="3"/>
   </w:num>
   <w:num w:numId="32" w16cid:durableId="1409616933">
-    <w:abstractNumId w:val="55"/>
+    <w:abstractNumId w:val="60"/>
   </w:num>
   <w:num w:numId="33" w16cid:durableId="486164970">
     <w:abstractNumId w:val="10"/>
@@ -29491,316 +31948,346 @@
     <w:abstractNumId w:val="11"/>
   </w:num>
   <w:num w:numId="35" w16cid:durableId="1274895435">
-    <w:abstractNumId w:val="92"/>
+    <w:abstractNumId w:val="98"/>
   </w:num>
   <w:num w:numId="36" w16cid:durableId="1882130156">
     <w:abstractNumId w:val="5"/>
   </w:num>
   <w:num w:numId="37" w16cid:durableId="504899604">
-    <w:abstractNumId w:val="111"/>
+    <w:abstractNumId w:val="119"/>
   </w:num>
   <w:num w:numId="38" w16cid:durableId="2134668467">
-    <w:abstractNumId w:val="95"/>
+    <w:abstractNumId w:val="101"/>
   </w:num>
   <w:num w:numId="39" w16cid:durableId="1119256043">
-    <w:abstractNumId w:val="70"/>
+    <w:abstractNumId w:val="76"/>
   </w:num>
   <w:num w:numId="40" w16cid:durableId="354771985">
-    <w:abstractNumId w:val="96"/>
+    <w:abstractNumId w:val="103"/>
   </w:num>
   <w:num w:numId="41" w16cid:durableId="745424367">
-    <w:abstractNumId w:val="69"/>
+    <w:abstractNumId w:val="74"/>
   </w:num>
   <w:num w:numId="42" w16cid:durableId="1559709230">
-    <w:abstractNumId w:val="34"/>
+    <w:abstractNumId w:val="37"/>
   </w:num>
   <w:num w:numId="43" w16cid:durableId="1018238037">
-    <w:abstractNumId w:val="29"/>
+    <w:abstractNumId w:val="32"/>
   </w:num>
   <w:num w:numId="44" w16cid:durableId="1616407979">
-    <w:abstractNumId w:val="74"/>
+    <w:abstractNumId w:val="80"/>
   </w:num>
   <w:num w:numId="45" w16cid:durableId="984551926">
     <w:abstractNumId w:val="6"/>
   </w:num>
   <w:num w:numId="46" w16cid:durableId="2067869811">
-    <w:abstractNumId w:val="81"/>
+    <w:abstractNumId w:val="87"/>
   </w:num>
   <w:num w:numId="47" w16cid:durableId="1126582773">
-    <w:abstractNumId w:val="133"/>
+    <w:abstractNumId w:val="142"/>
   </w:num>
   <w:num w:numId="48" w16cid:durableId="1934052554">
     <w:abstractNumId w:val="4"/>
   </w:num>
   <w:num w:numId="49" w16cid:durableId="1540632772">
-    <w:abstractNumId w:val="66"/>
+    <w:abstractNumId w:val="71"/>
   </w:num>
   <w:num w:numId="50" w16cid:durableId="1443645462">
     <w:abstractNumId w:val="7"/>
   </w:num>
   <w:num w:numId="51" w16cid:durableId="792403462">
-    <w:abstractNumId w:val="52"/>
+    <w:abstractNumId w:val="57"/>
   </w:num>
   <w:num w:numId="52" w16cid:durableId="1750228994">
+    <w:abstractNumId w:val="139"/>
+  </w:num>
+  <w:num w:numId="53" w16cid:durableId="1619337389">
     <w:abstractNumId w:val="130"/>
   </w:num>
-  <w:num w:numId="53" w16cid:durableId="1619337389">
+  <w:num w:numId="54" w16cid:durableId="118964224">
+    <w:abstractNumId w:val="112"/>
+  </w:num>
+  <w:num w:numId="55" w16cid:durableId="352920647">
+    <w:abstractNumId w:val="53"/>
+  </w:num>
+  <w:num w:numId="56" w16cid:durableId="143161617">
+    <w:abstractNumId w:val="132"/>
+  </w:num>
+  <w:num w:numId="57" w16cid:durableId="307705358">
+    <w:abstractNumId w:val="113"/>
+  </w:num>
+  <w:num w:numId="58" w16cid:durableId="1804039384">
+    <w:abstractNumId w:val="136"/>
+  </w:num>
+  <w:num w:numId="59" w16cid:durableId="527716065">
     <w:abstractNumId w:val="121"/>
   </w:num>
-  <w:num w:numId="54" w16cid:durableId="118964224">
-    <w:abstractNumId w:val="104"/>
-  </w:num>
-  <w:num w:numId="55" w16cid:durableId="352920647">
-    <w:abstractNumId w:val="48"/>
-  </w:num>
-  <w:num w:numId="56" w16cid:durableId="143161617">
-    <w:abstractNumId w:val="123"/>
-  </w:num>
-  <w:num w:numId="57" w16cid:durableId="307705358">
-    <w:abstractNumId w:val="105"/>
-  </w:num>
-  <w:num w:numId="58" w16cid:durableId="1804039384">
-    <w:abstractNumId w:val="127"/>
-  </w:num>
-  <w:num w:numId="59" w16cid:durableId="527716065">
-    <w:abstractNumId w:val="113"/>
-  </w:num>
   <w:num w:numId="60" w16cid:durableId="963729685">
-    <w:abstractNumId w:val="79"/>
+    <w:abstractNumId w:val="85"/>
   </w:num>
   <w:num w:numId="61" w16cid:durableId="364252640">
-    <w:abstractNumId w:val="25"/>
+    <w:abstractNumId w:val="28"/>
   </w:num>
   <w:num w:numId="62" w16cid:durableId="31662363">
-    <w:abstractNumId w:val="83"/>
+    <w:abstractNumId w:val="89"/>
   </w:num>
   <w:num w:numId="63" w16cid:durableId="1777093386">
-    <w:abstractNumId w:val="71"/>
+    <w:abstractNumId w:val="77"/>
   </w:num>
   <w:num w:numId="64" w16cid:durableId="772364637">
     <w:abstractNumId w:val="12"/>
   </w:num>
   <w:num w:numId="65" w16cid:durableId="984091796">
-    <w:abstractNumId w:val="22"/>
+    <w:abstractNumId w:val="25"/>
   </w:num>
   <w:num w:numId="66" w16cid:durableId="1025473937">
+    <w:abstractNumId w:val="54"/>
+  </w:num>
+  <w:num w:numId="67" w16cid:durableId="357197975">
+    <w:abstractNumId w:val="140"/>
+  </w:num>
+  <w:num w:numId="68" w16cid:durableId="148526302">
+    <w:abstractNumId w:val="66"/>
+  </w:num>
+  <w:num w:numId="69" w16cid:durableId="449323996">
+    <w:abstractNumId w:val="17"/>
+  </w:num>
+  <w:num w:numId="70" w16cid:durableId="1642341556">
+    <w:abstractNumId w:val="73"/>
+  </w:num>
+  <w:num w:numId="71" w16cid:durableId="1338463498">
+    <w:abstractNumId w:val="97"/>
+  </w:num>
+  <w:num w:numId="72" w16cid:durableId="1276910573">
+    <w:abstractNumId w:val="124"/>
+  </w:num>
+  <w:num w:numId="73" w16cid:durableId="2048097682">
+    <w:abstractNumId w:val="59"/>
+  </w:num>
+  <w:num w:numId="74" w16cid:durableId="1902595152">
+    <w:abstractNumId w:val="21"/>
+  </w:num>
+  <w:num w:numId="75" w16cid:durableId="901713824">
+    <w:abstractNumId w:val="30"/>
+  </w:num>
+  <w:num w:numId="76" w16cid:durableId="915473636">
+    <w:abstractNumId w:val="104"/>
+  </w:num>
+  <w:num w:numId="77" w16cid:durableId="1439716690">
+    <w:abstractNumId w:val="117"/>
+  </w:num>
+  <w:num w:numId="78" w16cid:durableId="1217548458">
     <w:abstractNumId w:val="49"/>
   </w:num>
-  <w:num w:numId="67" w16cid:durableId="357197975">
-    <w:abstractNumId w:val="131"/>
+  <w:num w:numId="79" w16cid:durableId="1238638224">
+    <w:abstractNumId w:val="86"/>
   </w:num>
-  <w:num w:numId="68" w16cid:durableId="148526302">
+  <w:num w:numId="80" w16cid:durableId="367410727">
+    <w:abstractNumId w:val="67"/>
+  </w:num>
+  <w:num w:numId="81" w16cid:durableId="424301845">
+    <w:abstractNumId w:val="147"/>
+  </w:num>
+  <w:num w:numId="82" w16cid:durableId="1897621015">
+    <w:abstractNumId w:val="99"/>
+  </w:num>
+  <w:num w:numId="83" w16cid:durableId="1431582180">
+    <w:abstractNumId w:val="115"/>
+  </w:num>
+  <w:num w:numId="84" w16cid:durableId="720203647">
+    <w:abstractNumId w:val="55"/>
+  </w:num>
+  <w:num w:numId="85" w16cid:durableId="612901081">
     <w:abstractNumId w:val="61"/>
   </w:num>
-  <w:num w:numId="69" w16cid:durableId="449323996">
-    <w:abstractNumId w:val="16"/>
+  <w:num w:numId="86" w16cid:durableId="605112439">
+    <w:abstractNumId w:val="118"/>
   </w:num>
-  <w:num w:numId="70" w16cid:durableId="1642341556">
-    <w:abstractNumId w:val="68"/>
+  <w:num w:numId="87" w16cid:durableId="1848252251">
+    <w:abstractNumId w:val="107"/>
   </w:num>
-  <w:num w:numId="71" w16cid:durableId="1338463498">
-    <w:abstractNumId w:val="91"/>
+  <w:num w:numId="88" w16cid:durableId="1255893830">
+    <w:abstractNumId w:val="47"/>
   </w:num>
-  <w:num w:numId="72" w16cid:durableId="1276910573">
-    <w:abstractNumId w:val="116"/>
+  <w:num w:numId="89" w16cid:durableId="424691325">
+    <w:abstractNumId w:val="120"/>
   </w:num>
-  <w:num w:numId="73" w16cid:durableId="2048097682">
-    <w:abstractNumId w:val="54"/>
+  <w:num w:numId="90" w16cid:durableId="738091702">
+    <w:abstractNumId w:val="133"/>
   </w:num>
-  <w:num w:numId="74" w16cid:durableId="1902595152">
-    <w:abstractNumId w:val="20"/>
+  <w:num w:numId="91" w16cid:durableId="1902323149">
+    <w:abstractNumId w:val="35"/>
   </w:num>
-  <w:num w:numId="75" w16cid:durableId="901713824">
-    <w:abstractNumId w:val="27"/>
+  <w:num w:numId="92" w16cid:durableId="554973351">
+    <w:abstractNumId w:val="110"/>
   </w:num>
-  <w:num w:numId="76" w16cid:durableId="915473636">
-    <w:abstractNumId w:val="97"/>
+  <w:num w:numId="93" w16cid:durableId="1062874373">
+    <w:abstractNumId w:val="19"/>
   </w:num>
-  <w:num w:numId="77" w16cid:durableId="1439716690">
+  <w:num w:numId="94" w16cid:durableId="885527227">
+    <w:abstractNumId w:val="41"/>
+  </w:num>
+  <w:num w:numId="95" w16cid:durableId="1894341842">
+    <w:abstractNumId w:val="63"/>
+  </w:num>
+  <w:num w:numId="96" w16cid:durableId="1097289175">
     <w:abstractNumId w:val="109"/>
   </w:num>
-  <w:num w:numId="78" w16cid:durableId="1217548458">
-    <w:abstractNumId w:val="45"/>
-  </w:num>
-  <w:num w:numId="79" w16cid:durableId="1238638224">
-    <w:abstractNumId w:val="80"/>
-  </w:num>
-  <w:num w:numId="80" w16cid:durableId="367410727">
-    <w:abstractNumId w:val="62"/>
-  </w:num>
-  <w:num w:numId="81" w16cid:durableId="424301845">
-    <w:abstractNumId w:val="137"/>
-  </w:num>
-  <w:num w:numId="82" w16cid:durableId="1897621015">
-    <w:abstractNumId w:val="93"/>
-  </w:num>
-  <w:num w:numId="83" w16cid:durableId="1431582180">
-    <w:abstractNumId w:val="107"/>
-  </w:num>
-  <w:num w:numId="84" w16cid:durableId="720203647">
-    <w:abstractNumId w:val="50"/>
-  </w:num>
-  <w:num w:numId="85" w16cid:durableId="612901081">
-    <w:abstractNumId w:val="56"/>
-  </w:num>
-  <w:num w:numId="86" w16cid:durableId="605112439">
-    <w:abstractNumId w:val="110"/>
-  </w:num>
-  <w:num w:numId="87" w16cid:durableId="1848252251">
-    <w:abstractNumId w:val="99"/>
-  </w:num>
-  <w:num w:numId="88" w16cid:durableId="1255893830">
-    <w:abstractNumId w:val="44"/>
-  </w:num>
-  <w:num w:numId="89" w16cid:durableId="424691325">
-    <w:abstractNumId w:val="112"/>
-  </w:num>
-  <w:num w:numId="90" w16cid:durableId="738091702">
-    <w:abstractNumId w:val="124"/>
-  </w:num>
-  <w:num w:numId="91" w16cid:durableId="1902323149">
-    <w:abstractNumId w:val="32"/>
-  </w:num>
-  <w:num w:numId="92" w16cid:durableId="554973351">
-    <w:abstractNumId w:val="102"/>
-  </w:num>
-  <w:num w:numId="93" w16cid:durableId="1062874373">
-    <w:abstractNumId w:val="18"/>
-  </w:num>
-  <w:num w:numId="94" w16cid:durableId="885527227">
-    <w:abstractNumId w:val="38"/>
-  </w:num>
-  <w:num w:numId="95" w16cid:durableId="1894341842">
-    <w:abstractNumId w:val="58"/>
-  </w:num>
-  <w:num w:numId="96" w16cid:durableId="1097289175">
-    <w:abstractNumId w:val="101"/>
-  </w:num>
   <w:num w:numId="97" w16cid:durableId="1679037938">
-    <w:abstractNumId w:val="117"/>
+    <w:abstractNumId w:val="125"/>
   </w:num>
   <w:num w:numId="98" w16cid:durableId="1393845361">
-    <w:abstractNumId w:val="35"/>
+    <w:abstractNumId w:val="38"/>
   </w:num>
   <w:num w:numId="99" w16cid:durableId="2049376935">
     <w:abstractNumId w:val="0"/>
   </w:num>
   <w:num w:numId="100" w16cid:durableId="2125924183">
-    <w:abstractNumId w:val="108"/>
+    <w:abstractNumId w:val="116"/>
   </w:num>
   <w:num w:numId="101" w16cid:durableId="1828549896">
-    <w:abstractNumId w:val="59"/>
+    <w:abstractNumId w:val="64"/>
   </w:num>
   <w:num w:numId="102" w16cid:durableId="963197947">
-    <w:abstractNumId w:val="136"/>
+    <w:abstractNumId w:val="145"/>
   </w:num>
   <w:num w:numId="103" w16cid:durableId="534272892">
-    <w:abstractNumId w:val="88"/>
+    <w:abstractNumId w:val="94"/>
   </w:num>
   <w:num w:numId="104" w16cid:durableId="1791048284">
-    <w:abstractNumId w:val="98"/>
+    <w:abstractNumId w:val="106"/>
   </w:num>
   <w:num w:numId="105" w16cid:durableId="1350444599">
-    <w:abstractNumId w:val="19"/>
+    <w:abstractNumId w:val="20"/>
   </w:num>
   <w:num w:numId="106" w16cid:durableId="133108369">
-    <w:abstractNumId w:val="120"/>
+    <w:abstractNumId w:val="129"/>
   </w:num>
   <w:num w:numId="107" w16cid:durableId="1467963854">
-    <w:abstractNumId w:val="118"/>
+    <w:abstractNumId w:val="126"/>
   </w:num>
   <w:num w:numId="108" w16cid:durableId="1439253604">
-    <w:abstractNumId w:val="24"/>
+    <w:abstractNumId w:val="27"/>
   </w:num>
   <w:num w:numId="109" w16cid:durableId="1751190609">
-    <w:abstractNumId w:val="126"/>
+    <w:abstractNumId w:val="135"/>
   </w:num>
   <w:num w:numId="110" w16cid:durableId="445545791">
-    <w:abstractNumId w:val="28"/>
+    <w:abstractNumId w:val="31"/>
   </w:num>
   <w:num w:numId="111" w16cid:durableId="1505167984">
-    <w:abstractNumId w:val="60"/>
+    <w:abstractNumId w:val="65"/>
   </w:num>
   <w:num w:numId="112" w16cid:durableId="1405568998">
-    <w:abstractNumId w:val="94"/>
+    <w:abstractNumId w:val="100"/>
   </w:num>
   <w:num w:numId="113" w16cid:durableId="56706627">
     <w:abstractNumId w:val="8"/>
   </w:num>
   <w:num w:numId="114" w16cid:durableId="1629968811">
-    <w:abstractNumId w:val="26"/>
+    <w:abstractNumId w:val="29"/>
   </w:num>
   <w:num w:numId="115" w16cid:durableId="726950295">
-    <w:abstractNumId w:val="63"/>
+    <w:abstractNumId w:val="68"/>
   </w:num>
   <w:num w:numId="116" w16cid:durableId="744107979">
-    <w:abstractNumId w:val="46"/>
+    <w:abstractNumId w:val="51"/>
   </w:num>
   <w:num w:numId="117" w16cid:durableId="300892134">
+    <w:abstractNumId w:val="78"/>
+  </w:num>
+  <w:num w:numId="118" w16cid:durableId="1644850311">
     <w:abstractNumId w:val="72"/>
   </w:num>
-  <w:num w:numId="118" w16cid:durableId="1644850311">
-    <w:abstractNumId w:val="67"/>
-  </w:num>
   <w:num w:numId="119" w16cid:durableId="746421347">
-    <w:abstractNumId w:val="128"/>
+    <w:abstractNumId w:val="137"/>
   </w:num>
   <w:num w:numId="120" w16cid:durableId="1990481339">
-    <w:abstractNumId w:val="75"/>
+    <w:abstractNumId w:val="81"/>
   </w:num>
   <w:num w:numId="121" w16cid:durableId="273295940">
-    <w:abstractNumId w:val="64"/>
+    <w:abstractNumId w:val="69"/>
   </w:num>
   <w:num w:numId="122" w16cid:durableId="813333099">
-    <w:abstractNumId w:val="47"/>
+    <w:abstractNumId w:val="52"/>
   </w:num>
   <w:num w:numId="123" w16cid:durableId="1573813211">
-    <w:abstractNumId w:val="103"/>
+    <w:abstractNumId w:val="111"/>
   </w:num>
   <w:num w:numId="124" w16cid:durableId="304815594">
-    <w:abstractNumId w:val="84"/>
+    <w:abstractNumId w:val="90"/>
   </w:num>
   <w:num w:numId="125" w16cid:durableId="1391227472">
-    <w:abstractNumId w:val="89"/>
+    <w:abstractNumId w:val="95"/>
   </w:num>
   <w:num w:numId="126" w16cid:durableId="1937245616">
-    <w:abstractNumId w:val="36"/>
+    <w:abstractNumId w:val="39"/>
   </w:num>
   <w:num w:numId="127" w16cid:durableId="1680279240">
     <w:abstractNumId w:val="14"/>
   </w:num>
   <w:num w:numId="128" w16cid:durableId="365254906">
-    <w:abstractNumId w:val="115"/>
+    <w:abstractNumId w:val="123"/>
   </w:num>
   <w:num w:numId="129" w16cid:durableId="355742387">
-    <w:abstractNumId w:val="65"/>
+    <w:abstractNumId w:val="70"/>
   </w:num>
   <w:num w:numId="130" w16cid:durableId="1073161131">
+    <w:abstractNumId w:val="46"/>
+  </w:num>
+  <w:num w:numId="131" w16cid:durableId="1456295932">
+    <w:abstractNumId w:val="26"/>
+  </w:num>
+  <w:num w:numId="132" w16cid:durableId="1062366565">
     <w:abstractNumId w:val="43"/>
   </w:num>
-  <w:num w:numId="131" w16cid:durableId="1456295932">
-    <w:abstractNumId w:val="23"/>
-  </w:num>
-  <w:num w:numId="132" w16cid:durableId="1062366565">
-    <w:abstractNumId w:val="40"/>
-  </w:num>
   <w:num w:numId="133" w16cid:durableId="1632662102">
-    <w:abstractNumId w:val="31"/>
+    <w:abstractNumId w:val="34"/>
   </w:num>
   <w:num w:numId="134" w16cid:durableId="170678557">
-    <w:abstractNumId w:val="33"/>
+    <w:abstractNumId w:val="36"/>
   </w:num>
   <w:num w:numId="135" w16cid:durableId="1845514400">
     <w:abstractNumId w:val="13"/>
   </w:num>
   <w:num w:numId="136" w16cid:durableId="1282613544">
-    <w:abstractNumId w:val="90"/>
+    <w:abstractNumId w:val="96"/>
   </w:num>
   <w:num w:numId="137" w16cid:durableId="1335765384">
+    <w:abstractNumId w:val="143"/>
+  </w:num>
+  <w:num w:numId="138" w16cid:durableId="1734112919">
     <w:abstractNumId w:val="134"/>
   </w:num>
-  <w:num w:numId="138" w16cid:durableId="1734112919">
-    <w:abstractNumId w:val="125"/>
+  <w:num w:numId="139" w16cid:durableId="1881743983">
+    <w:abstractNumId w:val="105"/>
+  </w:num>
+  <w:num w:numId="140" w16cid:durableId="1574774533">
+    <w:abstractNumId w:val="48"/>
+  </w:num>
+  <w:num w:numId="141" w16cid:durableId="1333606575">
+    <w:abstractNumId w:val="23"/>
+  </w:num>
+  <w:num w:numId="142" w16cid:durableId="763036655">
+    <w:abstractNumId w:val="75"/>
+  </w:num>
+  <w:num w:numId="143" w16cid:durableId="1636525392">
+    <w:abstractNumId w:val="16"/>
+  </w:num>
+  <w:num w:numId="144" w16cid:durableId="2026054448">
+    <w:abstractNumId w:val="146"/>
+  </w:num>
+  <w:num w:numId="145" w16cid:durableId="18895760">
+    <w:abstractNumId w:val="50"/>
+  </w:num>
+  <w:num w:numId="146" w16cid:durableId="379020670">
+    <w:abstractNumId w:val="22"/>
+  </w:num>
+  <w:num w:numId="147" w16cid:durableId="775372535">
+    <w:abstractNumId w:val="102"/>
+  </w:num>
+  <w:num w:numId="148" w16cid:durableId="1636643491">
+    <w:abstractNumId w:val="127"/>
   </w:num>
   <w:numIdMacAtCleanup w:val="8"/>
 </w:numbering>

--- a/Church/2026/2026_0822_MenloChurch.docx
+++ b/Church/2026/2026_0822_MenloChurch.docx
@@ -1473,7 +1473,25 @@
           <w:sz w:val="20"/>
           <w:szCs w:val="20"/>
         </w:rPr>
-        <w:t xml:space="preserve"> The primary lesson is that being a follower of Jesus is not about adding a isolated "religious segment" to a frantic lifestyle. Instead, it is an invitation to move away from worldly distractions and allow faith to integrate every aspect of life into a whole, unified identity—regardless of how overwhelming or chaotic external situations feel</w:t>
+        <w:t xml:space="preserve"> The primary lesson is that being a follower of Jesus is not about adding </w:t>
+      </w:r>
+      <w:proofErr w:type="spellStart"/>
+      <w:r>
+        <w:rPr>
+          <w:rFonts w:cstheme="minorHAnsi"/>
+          <w:sz w:val="20"/>
+          <w:szCs w:val="20"/>
+        </w:rPr>
+        <w:t>a</w:t>
+      </w:r>
+      <w:proofErr w:type="spellEnd"/>
+      <w:r>
+        <w:rPr>
+          <w:rFonts w:cstheme="minorHAnsi"/>
+          <w:sz w:val="20"/>
+          <w:szCs w:val="20"/>
+        </w:rPr>
+        <w:t xml:space="preserve"> isolated "religious segment" to a frantic lifestyle. Instead, it is an invitation to move away from worldly distractions and allow faith to integrate every aspect of life into a whole, unified identity—regardless of how overwhelming or chaotic external situations feel</w:t>
       </w:r>
     </w:p>
     <w:p>
@@ -1715,7 +1733,15 @@
           <w:sz w:val="20"/>
           <w:szCs w:val="20"/>
         </w:rPr>
-        <w:t>You are graduating from a class you never know you enrolled in.</w:t>
+        <w:t xml:space="preserve">Words from: </w:t>
+      </w:r>
+      <w:r>
+        <w:rPr>
+          <w:rFonts w:cstheme="minorHAnsi"/>
+          <w:sz w:val="20"/>
+          <w:szCs w:val="20"/>
+        </w:rPr>
+        <w:t>James 1:1-8 and James 1:22-25.</w:t>
       </w:r>
     </w:p>
     <w:p>
@@ -1726,14 +1752,6 @@
           <w:szCs w:val="20"/>
         </w:rPr>
       </w:pPr>
-      <w:r>
-        <w:rPr>
-          <w:rFonts w:cstheme="minorHAnsi"/>
-          <w:sz w:val="20"/>
-          <w:szCs w:val="20"/>
-        </w:rPr>
-        <w:t>You are graduating from a class in your life that you didn’t even know you had enrolled in.</w:t>
-      </w:r>
     </w:p>
     <w:p>
       <w:pPr>
@@ -1743,6 +1761,14 @@
           <w:szCs w:val="20"/>
         </w:rPr>
       </w:pPr>
+      <w:r>
+        <w:rPr>
+          <w:rFonts w:cstheme="minorHAnsi"/>
+          <w:sz w:val="20"/>
+          <w:szCs w:val="20"/>
+        </w:rPr>
+        <w:t>You are graduating from a class you never know you enrolled in.</w:t>
+      </w:r>
     </w:p>
     <w:p>
       <w:pPr>
@@ -1758,81 +1784,7 @@
           <w:sz w:val="20"/>
           <w:szCs w:val="20"/>
         </w:rPr>
-        <w:t xml:space="preserve">Building on the </w:t>
-      </w:r>
-      <w:hyperlink r:id="rId25" w:tgtFrame="_blank" w:history="1">
-        <w:r>
-          <w:rPr>
-            <w:rStyle w:val="Hyperlink"/>
-            <w:rFonts w:cstheme="minorHAnsi"/>
-            <w:sz w:val="20"/>
-            <w:szCs w:val="20"/>
-          </w:rPr>
-          <w:t>Menlo Church</w:t>
-        </w:r>
-      </w:hyperlink>
-      <w:r>
-        <w:rPr>
-          <w:rFonts w:cstheme="minorHAnsi"/>
-          <w:sz w:val="20"/>
-          <w:szCs w:val="20"/>
-        </w:rPr>
-        <w:t xml:space="preserve"> teaching series, </w:t>
-      </w:r>
-      <w:r>
-        <w:rPr>
-          <w:rFonts w:cstheme="minorHAnsi"/>
-          <w:b/>
-          <w:bCs/>
-          <w:sz w:val="20"/>
-          <w:szCs w:val="20"/>
-        </w:rPr>
-        <w:t>"What Is a Follower of The Way?"</w:t>
-      </w:r>
-      <w:r>
-        <w:rPr>
-          <w:rFonts w:cstheme="minorHAnsi"/>
-          <w:sz w:val="20"/>
-          <w:szCs w:val="20"/>
-        </w:rPr>
-        <w:t xml:space="preserve">, the core takeaway of this graphic revolves around the concept of </w:t>
-      </w:r>
-      <w:r>
-        <w:rPr>
-          <w:rFonts w:cstheme="minorHAnsi"/>
-          <w:b/>
-          <w:bCs/>
-          <w:sz w:val="20"/>
-          <w:szCs w:val="20"/>
-        </w:rPr>
-        <w:t>unintentional formation vs. intentional spiritual growth</w:t>
-      </w:r>
-      <w:r>
-        <w:rPr>
-          <w:rFonts w:cstheme="minorHAnsi"/>
-          <w:sz w:val="20"/>
-          <w:szCs w:val="20"/>
-        </w:rPr>
-        <w:t>. [</w:t>
-      </w:r>
-      <w:hyperlink r:id="rId26" w:history="1">
-        <w:r>
-          <w:rPr>
-            <w:rStyle w:val="Hyperlink"/>
-            <w:rFonts w:cstheme="minorHAnsi"/>
-            <w:sz w:val="20"/>
-            <w:szCs w:val="20"/>
-          </w:rPr>
-          <w:t>1</w:t>
-        </w:r>
-      </w:hyperlink>
-      <w:r>
-        <w:rPr>
-          <w:rFonts w:cstheme="minorHAnsi"/>
-          <w:sz w:val="20"/>
-          <w:szCs w:val="20"/>
-        </w:rPr>
-        <w:t>]</w:t>
+        <w:t>You are graduating from a class in your life that you didn’t even know you had enrolled in.</w:t>
       </w:r>
     </w:p>
     <w:p>
@@ -1843,458 +1795,31 @@
           <w:szCs w:val="20"/>
         </w:rPr>
       </w:pPr>
-      <w:r>
-        <w:rPr>
-          <w:rFonts w:cstheme="minorHAnsi"/>
-          <w:sz w:val="20"/>
-          <w:szCs w:val="20"/>
-        </w:rPr>
-        <w:t>When analyzed alongside the study curriculum, the phrase carries three primary meanings:</w:t>
-      </w:r>
     </w:p>
     <w:p>
       <w:pPr>
         <w:rPr>
           <w:rFonts w:cstheme="minorHAnsi"/>
-          <w:b/>
-          <w:bCs/>
-          <w:sz w:val="20"/>
-          <w:szCs w:val="20"/>
-        </w:rPr>
-      </w:pPr>
-      <w:r>
-        <w:rPr>
-          <w:rFonts w:cstheme="minorHAnsi"/>
-          <w:b/>
-          <w:bCs/>
-          <w:sz w:val="20"/>
-          <w:szCs w:val="20"/>
-        </w:rPr>
-        <w:lastRenderedPageBreak/>
-        <w:t>1. Life Inevitably Forms You</w:t>
-      </w:r>
+          <w:sz w:val="20"/>
+          <w:szCs w:val="20"/>
+        </w:rPr>
+      </w:pPr>
     </w:p>
     <w:p>
       <w:pPr>
-        <w:numPr>
-          <w:ilvl w:val="0"/>
-          <w:numId w:val="145"/>
-        </w:numPr>
-        <w:rPr>
-          <w:rFonts w:cstheme="minorHAnsi"/>
-          <w:sz w:val="20"/>
-          <w:szCs w:val="20"/>
-        </w:rPr>
-      </w:pPr>
-      <w:r>
-        <w:rPr>
-          <w:rFonts w:cstheme="minorHAnsi"/>
-          <w:b/>
-          <w:bCs/>
-          <w:sz w:val="20"/>
-          <w:szCs w:val="20"/>
-        </w:rPr>
-        <w:t>The Default Setting:</w:t>
-      </w:r>
-      <w:r>
-        <w:rPr>
-          <w:rFonts w:cstheme="minorHAnsi"/>
-          <w:sz w:val="20"/>
-          <w:szCs w:val="20"/>
-        </w:rPr>
-        <w:t xml:space="preserve"> You do not have to consciously enroll in a class to be shaped by the world around you.</w:t>
-      </w:r>
-    </w:p>
-    <w:p>
-      <w:pPr>
-        <w:numPr>
-          <w:ilvl w:val="0"/>
-          <w:numId w:val="145"/>
-        </w:numPr>
-        <w:rPr>
-          <w:rFonts w:cstheme="minorHAnsi"/>
-          <w:sz w:val="20"/>
-          <w:szCs w:val="20"/>
-        </w:rPr>
-      </w:pPr>
-      <w:r>
-        <w:rPr>
-          <w:rFonts w:cstheme="minorHAnsi"/>
-          <w:b/>
-          <w:bCs/>
-          <w:sz w:val="20"/>
-          <w:szCs w:val="20"/>
-        </w:rPr>
-        <w:t>The Compounding Effect:</w:t>
-      </w:r>
-      <w:r>
-        <w:rPr>
-          <w:rFonts w:cstheme="minorHAnsi"/>
-          <w:sz w:val="20"/>
-          <w:szCs w:val="20"/>
-        </w:rPr>
-        <w:t xml:space="preserve"> Your current subconscious habits, cultural pressures, and daily routines are actively training you. If left unchecked, they will "graduate" you into a version of yourself you may not actually want to become. [</w:t>
-      </w:r>
-      <w:hyperlink r:id="rId27" w:history="1">
-        <w:r>
-          <w:rPr>
-            <w:rStyle w:val="Hyperlink"/>
-            <w:rFonts w:cstheme="minorHAnsi"/>
-            <w:sz w:val="20"/>
-            <w:szCs w:val="20"/>
-          </w:rPr>
-          <w:t>1</w:t>
-        </w:r>
-      </w:hyperlink>
-      <w:r>
-        <w:rPr>
-          <w:rFonts w:cstheme="minorHAnsi"/>
-          <w:sz w:val="20"/>
-          <w:szCs w:val="20"/>
-        </w:rPr>
-        <w:t>]</w:t>
-      </w:r>
-    </w:p>
-    <w:p>
-      <w:pPr>
-        <w:rPr>
-          <w:rFonts w:cstheme="minorHAnsi"/>
-          <w:b/>
-          <w:bCs/>
-          <w:sz w:val="20"/>
-          <w:szCs w:val="20"/>
-        </w:rPr>
-      </w:pPr>
-      <w:r>
-        <w:rPr>
-          <w:rFonts w:cstheme="minorHAnsi"/>
-          <w:b/>
-          <w:bCs/>
-          <w:sz w:val="20"/>
-          <w:szCs w:val="20"/>
-        </w:rPr>
-        <w:t>2. Pain and Interruption are Hidden Lessons</w:t>
-      </w:r>
-    </w:p>
-    <w:p>
-      <w:pPr>
-        <w:numPr>
-          <w:ilvl w:val="0"/>
-          <w:numId w:val="146"/>
-        </w:numPr>
-        <w:rPr>
-          <w:rFonts w:cstheme="minorHAnsi"/>
-          <w:sz w:val="20"/>
-          <w:szCs w:val="20"/>
-        </w:rPr>
-      </w:pPr>
-      <w:r>
-        <w:rPr>
-          <w:rFonts w:cstheme="minorHAnsi"/>
-          <w:b/>
-          <w:bCs/>
-          <w:sz w:val="20"/>
-          <w:szCs w:val="20"/>
-        </w:rPr>
-        <w:t>Shifting the Ledger:</w:t>
-      </w:r>
-      <w:r>
-        <w:rPr>
-          <w:rFonts w:cstheme="minorHAnsi"/>
-          <w:sz w:val="20"/>
-          <w:szCs w:val="20"/>
-        </w:rPr>
-        <w:t xml:space="preserve"> The teaching points directly to </w:t>
-      </w:r>
-      <w:hyperlink r:id="rId28" w:tgtFrame="_blank" w:history="1">
-        <w:r>
-          <w:rPr>
-            <w:rStyle w:val="Hyperlink"/>
-            <w:rFonts w:cstheme="minorHAnsi"/>
-            <w:sz w:val="20"/>
-            <w:szCs w:val="20"/>
-          </w:rPr>
-          <w:t>James 1:2–4</w:t>
-        </w:r>
-      </w:hyperlink>
-      <w:r>
-        <w:rPr>
-          <w:rFonts w:cstheme="minorHAnsi"/>
-          <w:sz w:val="20"/>
-          <w:szCs w:val="20"/>
-        </w:rPr>
-        <w:t>, noting that trials, sudden hardships, or unwanted life delays should not be filed under "wasted time". [</w:t>
-      </w:r>
-      <w:hyperlink r:id="rId29" w:history="1">
-        <w:r>
-          <w:rPr>
-            <w:rStyle w:val="Hyperlink"/>
-            <w:rFonts w:cstheme="minorHAnsi"/>
-            <w:sz w:val="20"/>
-            <w:szCs w:val="20"/>
-          </w:rPr>
-          <w:t>1</w:t>
-        </w:r>
-      </w:hyperlink>
-      <w:r>
-        <w:rPr>
-          <w:rFonts w:cstheme="minorHAnsi"/>
-          <w:sz w:val="20"/>
-          <w:szCs w:val="20"/>
-        </w:rPr>
-        <w:t>]</w:t>
-      </w:r>
-    </w:p>
-    <w:p>
-      <w:pPr>
-        <w:numPr>
-          <w:ilvl w:val="0"/>
-          <w:numId w:val="146"/>
-        </w:numPr>
-        <w:rPr>
-          <w:rFonts w:cstheme="minorHAnsi"/>
-          <w:sz w:val="20"/>
-          <w:szCs w:val="20"/>
-        </w:rPr>
-      </w:pPr>
-      <w:r>
-        <w:rPr>
-          <w:rFonts w:cstheme="minorHAnsi"/>
-          <w:b/>
-          <w:bCs/>
-          <w:sz w:val="20"/>
-          <w:szCs w:val="20"/>
-        </w:rPr>
-        <w:t>The Hidden Curriculum:</w:t>
-      </w:r>
-      <w:r>
-        <w:rPr>
-          <w:rFonts w:cstheme="minorHAnsi"/>
-          <w:sz w:val="20"/>
-          <w:szCs w:val="20"/>
-        </w:rPr>
-        <w:t xml:space="preserve"> Instead, an undivided follower recognizes that God uses unexpected disruptions as a precise classroom for deep character development and spiritual maturity. [</w:t>
-      </w:r>
-      <w:hyperlink r:id="rId30" w:history="1">
-        <w:r>
-          <w:rPr>
-            <w:rStyle w:val="Hyperlink"/>
-            <w:rFonts w:cstheme="minorHAnsi"/>
-            <w:sz w:val="20"/>
-            <w:szCs w:val="20"/>
-          </w:rPr>
-          <w:t>1</w:t>
-        </w:r>
-      </w:hyperlink>
-      <w:r>
-        <w:rPr>
-          <w:rFonts w:cstheme="minorHAnsi"/>
-          <w:sz w:val="20"/>
-          <w:szCs w:val="20"/>
-        </w:rPr>
-        <w:t>]</w:t>
-      </w:r>
-    </w:p>
-    <w:p>
-      <w:pPr>
-        <w:rPr>
-          <w:rFonts w:cstheme="minorHAnsi"/>
-          <w:b/>
-          <w:bCs/>
-          <w:sz w:val="20"/>
-          <w:szCs w:val="20"/>
-        </w:rPr>
-      </w:pPr>
-      <w:r>
-        <w:rPr>
-          <w:rFonts w:cstheme="minorHAnsi"/>
-          <w:b/>
-          <w:bCs/>
-          <w:sz w:val="20"/>
-          <w:szCs w:val="20"/>
-        </w:rPr>
-        <w:t>3. Moving from Information to Formation</w:t>
-      </w:r>
-    </w:p>
-    <w:p>
-      <w:pPr>
-        <w:numPr>
-          <w:ilvl w:val="0"/>
-          <w:numId w:val="147"/>
-        </w:numPr>
-        <w:rPr>
-          <w:rFonts w:cstheme="minorHAnsi"/>
-          <w:sz w:val="20"/>
-          <w:szCs w:val="20"/>
-        </w:rPr>
-      </w:pPr>
-      <w:r>
-        <w:rPr>
-          <w:rFonts w:cstheme="minorHAnsi"/>
-          <w:b/>
-          <w:bCs/>
-          <w:sz w:val="20"/>
-          <w:szCs w:val="20"/>
-        </w:rPr>
-        <w:t>The Mirror Metaphor:</w:t>
-      </w:r>
-      <w:r>
-        <w:rPr>
-          <w:rFonts w:cstheme="minorHAnsi"/>
-          <w:sz w:val="20"/>
-          <w:szCs w:val="20"/>
-        </w:rPr>
-        <w:t xml:space="preserve"> Much like looking in a mirror and immediately walking away without fixing anything, hearing spiritual truth without acting on it is useless. [</w:t>
-      </w:r>
-      <w:hyperlink r:id="rId31" w:history="1">
-        <w:r>
-          <w:rPr>
-            <w:rStyle w:val="Hyperlink"/>
-            <w:rFonts w:cstheme="minorHAnsi"/>
-            <w:sz w:val="20"/>
-            <w:szCs w:val="20"/>
-          </w:rPr>
-          <w:t>1</w:t>
-        </w:r>
-      </w:hyperlink>
-      <w:r>
-        <w:rPr>
-          <w:rFonts w:cstheme="minorHAnsi"/>
-          <w:sz w:val="20"/>
-          <w:szCs w:val="20"/>
-        </w:rPr>
-        <w:t xml:space="preserve">, </w:t>
-      </w:r>
-      <w:hyperlink r:id="rId32" w:history="1">
-        <w:r>
-          <w:rPr>
-            <w:rStyle w:val="Hyperlink"/>
-            <w:rFonts w:cstheme="minorHAnsi"/>
-            <w:sz w:val="20"/>
-            <w:szCs w:val="20"/>
-          </w:rPr>
-          <w:t>2</w:t>
-        </w:r>
-      </w:hyperlink>
-      <w:r>
-        <w:rPr>
-          <w:rFonts w:cstheme="minorHAnsi"/>
-          <w:sz w:val="20"/>
-          <w:szCs w:val="20"/>
-        </w:rPr>
-        <w:t>]</w:t>
-      </w:r>
-    </w:p>
-    <w:p>
-      <w:pPr>
-        <w:numPr>
-          <w:ilvl w:val="0"/>
-          <w:numId w:val="147"/>
-        </w:numPr>
-        <w:rPr>
-          <w:rFonts w:cstheme="minorHAnsi"/>
-          <w:sz w:val="20"/>
-          <w:szCs w:val="20"/>
-        </w:rPr>
-      </w:pPr>
-      <w:r>
-        <w:rPr>
-          <w:rFonts w:cstheme="minorHAnsi"/>
-          <w:b/>
-          <w:bCs/>
-          <w:sz w:val="20"/>
-          <w:szCs w:val="20"/>
-        </w:rPr>
-        <w:t>Active Integration:</w:t>
-      </w:r>
-      <w:r>
-        <w:rPr>
-          <w:rFonts w:cstheme="minorHAnsi"/>
-          <w:sz w:val="20"/>
-          <w:szCs w:val="20"/>
-        </w:rPr>
-        <w:t xml:space="preserve"> The ultimate goal is to stop segmenting life into a "work self," "home self," or "church self". True followers must consciously step out of the default cultural "classroom" and allow their entire life to be integrated and formed by their faith. [</w:t>
-      </w:r>
-      <w:hyperlink r:id="rId33" w:history="1">
-        <w:r>
-          <w:rPr>
-            <w:rStyle w:val="Hyperlink"/>
-            <w:rFonts w:cstheme="minorHAnsi"/>
-            <w:sz w:val="20"/>
-            <w:szCs w:val="20"/>
-          </w:rPr>
-          <w:t>1</w:t>
-        </w:r>
-      </w:hyperlink>
-      <w:r>
-        <w:rPr>
-          <w:rFonts w:cstheme="minorHAnsi"/>
-          <w:sz w:val="20"/>
-          <w:szCs w:val="20"/>
-        </w:rPr>
-        <w:t xml:space="preserve">, </w:t>
-      </w:r>
-      <w:hyperlink r:id="rId34" w:history="1">
-        <w:r>
-          <w:rPr>
-            <w:rStyle w:val="Hyperlink"/>
-            <w:rFonts w:cstheme="minorHAnsi"/>
-            <w:sz w:val="20"/>
-            <w:szCs w:val="20"/>
-          </w:rPr>
-          <w:t>2</w:t>
-        </w:r>
-      </w:hyperlink>
-      <w:r>
-        <w:rPr>
-          <w:rFonts w:cstheme="minorHAnsi"/>
-          <w:sz w:val="20"/>
-          <w:szCs w:val="20"/>
-        </w:rPr>
-        <w:t>]</w:t>
-      </w:r>
-    </w:p>
-    <w:p>
-      <w:pPr>
-        <w:rPr>
-          <w:rFonts w:cstheme="minorHAnsi"/>
-          <w:sz w:val="20"/>
-          <w:szCs w:val="20"/>
-        </w:rPr>
-      </w:pPr>
-    </w:p>
-    <w:p>
-      <w:pPr>
-        <w:rPr>
-          <w:rFonts w:cstheme="minorHAnsi"/>
-          <w:sz w:val="20"/>
-          <w:szCs w:val="20"/>
-        </w:rPr>
-      </w:pPr>
-    </w:p>
-    <w:p>
-      <w:pPr>
-        <w:rPr>
-          <w:rFonts w:cstheme="minorHAnsi"/>
-          <w:sz w:val="20"/>
-          <w:szCs w:val="20"/>
-        </w:rPr>
-      </w:pPr>
-    </w:p>
-    <w:p>
-      <w:pPr>
-        <w:rPr>
-          <w:rFonts w:cstheme="minorHAnsi"/>
-          <w:sz w:val="20"/>
-          <w:szCs w:val="20"/>
-        </w:rPr>
-      </w:pPr>
-      <w:r>
-        <w:rPr>
-          <w:rFonts w:cstheme="minorHAnsi"/>
-          <w:sz w:val="20"/>
-          <w:szCs w:val="20"/>
-        </w:rPr>
+        <w:rPr>
+          <w:rFonts w:cstheme="minorHAnsi"/>
+          <w:sz w:val="20"/>
+          <w:szCs w:val="20"/>
+        </w:rPr>
+      </w:pPr>
+      <w:r>
+        <w:rPr>
+          <w:rFonts w:cstheme="minorHAnsi"/>
+          <w:sz w:val="20"/>
+          <w:szCs w:val="20"/>
+        </w:rPr>
+        <w:lastRenderedPageBreak/>
         <w:t>Apostle Paul write</w:t>
       </w:r>
       <w:r>
@@ -2411,7 +1936,7 @@
                     <pic:cNvPicPr/>
                   </pic:nvPicPr>
                   <pic:blipFill>
-                    <a:blip r:embed="rId35"/>
+                    <a:blip r:embed="rId25"/>
                     <a:stretch>
                       <a:fillRect/>
                     </a:stretch>
@@ -2517,7 +2042,7 @@
         </w:rPr>
         <w:t>, because the surrounding cultural and moral environment is corrupt and distracting. [</w:t>
       </w:r>
-      <w:hyperlink r:id="rId36" w:history="1">
+      <w:hyperlink r:id="rId26" w:history="1">
         <w:r>
           <w:rPr>
             <w:rStyle w:val="Hyperlink"/>
@@ -2536,7 +2061,7 @@
         </w:rPr>
         <w:t xml:space="preserve">, </w:t>
       </w:r>
-      <w:hyperlink r:id="rId37" w:history="1">
+      <w:hyperlink r:id="rId27" w:history="1">
         <w:r>
           <w:rPr>
             <w:rStyle w:val="Hyperlink"/>
@@ -2590,7 +2115,7 @@
         </w:rPr>
         <w:t xml:space="preserve"> the passage breaks down this directive into three main actions: [</w:t>
       </w:r>
-      <w:hyperlink r:id="rId38" w:history="1">
+      <w:hyperlink r:id="rId28" w:history="1">
         <w:r>
           <w:rPr>
             <w:rStyle w:val="Hyperlink"/>
@@ -2609,7 +2134,7 @@
         </w:rPr>
         <w:t xml:space="preserve">, </w:t>
       </w:r>
-      <w:hyperlink r:id="rId39" w:history="1">
+      <w:hyperlink r:id="rId29" w:history="1">
         <w:r>
           <w:rPr>
             <w:rStyle w:val="Hyperlink"/>
@@ -2680,7 +2205,7 @@
         </w:rPr>
         <w:t xml:space="preserve"> The phrase "look carefully" (or "walk circumspectly" in older translations) implies looking all around, like someone navigating a dangerous or slippery path. [</w:t>
       </w:r>
-      <w:hyperlink r:id="rId40" w:history="1">
+      <w:hyperlink r:id="rId30" w:history="1">
         <w:r>
           <w:rPr>
             <w:rStyle w:val="Hyperlink"/>
@@ -2699,7 +2224,7 @@
         </w:rPr>
         <w:t xml:space="preserve">, </w:t>
       </w:r>
-      <w:hyperlink r:id="rId41" w:history="1">
+      <w:hyperlink r:id="rId31" w:history="1">
         <w:r>
           <w:rPr>
             <w:rStyle w:val="Hyperlink"/>
@@ -2749,7 +2274,7 @@
         </w:rPr>
         <w:t xml:space="preserve"> It requires believers to constantly evaluate their lifestyle choices, habits, and speech to ensure they align with God's standards rather than drifting into culturally popular behaviors. [</w:t>
       </w:r>
-      <w:hyperlink r:id="rId42" w:history="1">
+      <w:hyperlink r:id="rId32" w:history="1">
         <w:r>
           <w:rPr>
             <w:rStyle w:val="Hyperlink"/>
@@ -2768,7 +2293,7 @@
         </w:rPr>
         <w:t xml:space="preserve">, </w:t>
       </w:r>
-      <w:hyperlink r:id="rId43" w:history="1">
+      <w:hyperlink r:id="rId33" w:history="1">
         <w:r>
           <w:rPr>
             <w:rStyle w:val="Hyperlink"/>
@@ -2839,6 +2364,7 @@
         </w:rPr>
         <w:t xml:space="preserve"> The original Greek phrase for "redeeming the time" (</w:t>
       </w:r>
+      <w:proofErr w:type="spellStart"/>
       <w:r>
         <w:rPr>
           <w:rFonts w:cstheme="minorHAnsi"/>
@@ -2847,7 +2373,18 @@
           <w:sz w:val="20"/>
           <w:szCs w:val="20"/>
         </w:rPr>
-        <w:t>exagorazo ton kairon</w:t>
+        <w:t>exagorazo</w:t>
+      </w:r>
+      <w:proofErr w:type="spellEnd"/>
+      <w:r>
+        <w:rPr>
+          <w:rFonts w:cstheme="minorHAnsi"/>
+          <w:i/>
+          <w:iCs/>
+          <w:sz w:val="20"/>
+          <w:szCs w:val="20"/>
+        </w:rPr>
+        <w:t xml:space="preserve"> ton kairon</w:t>
       </w:r>
       <w:r>
         <w:rPr>
@@ -2857,7 +2394,7 @@
         </w:rPr>
         <w:t>) is a marketplace metaphor meaning to "buy up" or "rescue" something. [</w:t>
       </w:r>
-      <w:hyperlink r:id="rId44" w:history="1">
+      <w:hyperlink r:id="rId34" w:history="1">
         <w:r>
           <w:rPr>
             <w:rStyle w:val="Hyperlink"/>
@@ -2876,7 +2413,7 @@
         </w:rPr>
         <w:t xml:space="preserve">, </w:t>
       </w:r>
-      <w:hyperlink r:id="rId45" w:history="1">
+      <w:hyperlink r:id="rId35" w:history="1">
         <w:r>
           <w:rPr>
             <w:rStyle w:val="Hyperlink"/>
@@ -2895,7 +2432,7 @@
         </w:rPr>
         <w:t xml:space="preserve">, </w:t>
       </w:r>
-      <w:hyperlink r:id="rId46" w:history="1">
+      <w:hyperlink r:id="rId36" w:history="1">
         <w:r>
           <w:rPr>
             <w:rStyle w:val="Hyperlink"/>
@@ -2945,7 +2482,7 @@
         </w:rPr>
         <w:t xml:space="preserve"> Rather than a strict call to modern time-management or standard productivity, the text emphasizes recognizing and seizing specific, God-given moments to advance His kingdom, love others, and share truth. [</w:t>
       </w:r>
-      <w:hyperlink r:id="rId47" w:history="1">
+      <w:hyperlink r:id="rId37" w:history="1">
         <w:r>
           <w:rPr>
             <w:rStyle w:val="Hyperlink"/>
@@ -2964,7 +2501,7 @@
         </w:rPr>
         <w:t xml:space="preserve">, </w:t>
       </w:r>
-      <w:hyperlink r:id="rId48" w:history="1">
+      <w:hyperlink r:id="rId38" w:history="1">
         <w:r>
           <w:rPr>
             <w:rStyle w:val="Hyperlink"/>
@@ -3035,7 +2572,7 @@
         </w:rPr>
         <w:t xml:space="preserve"> The author acknowledges that the moral climate of the world naturally pulls people away from spiritual priorities. [</w:t>
       </w:r>
-      <w:hyperlink r:id="rId49" w:history="1">
+      <w:hyperlink r:id="rId39" w:history="1">
         <w:r>
           <w:rPr>
             <w:rStyle w:val="Hyperlink"/>
@@ -3054,7 +2591,7 @@
         </w:rPr>
         <w:t xml:space="preserve">, </w:t>
       </w:r>
-      <w:hyperlink r:id="rId50" w:history="1">
+      <w:hyperlink r:id="rId40" w:history="1">
         <w:r>
           <w:rPr>
             <w:rStyle w:val="Hyperlink"/>
@@ -3094,6 +2631,7 @@
           <w:sz w:val="20"/>
           <w:szCs w:val="20"/>
         </w:rPr>
+        <w:lastRenderedPageBreak/>
         <w:t>Urgent action:</w:t>
       </w:r>
       <w:r>
@@ -3104,7 +2642,7 @@
         </w:rPr>
         <w:t xml:space="preserve"> Because the days are characterized by spiritual darkness and opposition, believers cannot afford to live aimlessly or passively; darkness must be countered with deliberate, wise action. [</w:t>
       </w:r>
-      <w:hyperlink r:id="rId51" w:history="1">
+      <w:hyperlink r:id="rId41" w:history="1">
         <w:r>
           <w:rPr>
             <w:rStyle w:val="Hyperlink"/>
@@ -3123,7 +2661,7 @@
         </w:rPr>
         <w:t xml:space="preserve">, </w:t>
       </w:r>
-      <w:hyperlink r:id="rId52" w:history="1">
+      <w:hyperlink r:id="rId42" w:history="1">
         <w:r>
           <w:rPr>
             <w:rStyle w:val="Hyperlink"/>
@@ -3142,7 +2680,7 @@
         </w:rPr>
         <w:t xml:space="preserve">, </w:t>
       </w:r>
-      <w:hyperlink r:id="rId53" w:history="1">
+      <w:hyperlink r:id="rId43" w:history="1">
         <w:r>
           <w:rPr>
             <w:rStyle w:val="Hyperlink"/>
@@ -3403,7 +2941,6 @@
           <w:sz w:val="20"/>
           <w:szCs w:val="20"/>
         </w:rPr>
-        <w:lastRenderedPageBreak/>
         <w:drawing>
           <wp:inline distT="0" distB="0" distL="0" distR="0" wp14:anchorId="2E8AE8E7" wp14:editId="6DFA8FCA">
             <wp:extent cx="3121135" cy="4705350"/>
@@ -3420,7 +2957,7 @@
                     <pic:cNvPicPr/>
                   </pic:nvPicPr>
                   <pic:blipFill>
-                    <a:blip r:embed="rId54"/>
+                    <a:blip r:embed="rId44"/>
                     <a:stretch>
                       <a:fillRect/>
                     </a:stretch>
@@ -3641,6 +3178,7 @@
           <w:sz w:val="20"/>
           <w:szCs w:val="20"/>
         </w:rPr>
+        <w:lastRenderedPageBreak/>
         <w:t>Reclaiming</w:t>
       </w:r>
     </w:p>
@@ -3864,7 +3402,6 @@
           <w:sz w:val="20"/>
           <w:szCs w:val="20"/>
         </w:rPr>
-        <w:lastRenderedPageBreak/>
         <w:t>Thoughtful Witness:</w:t>
       </w:r>
       <w:r>
@@ -4185,6 +3722,7 @@
           <w:sz w:val="20"/>
           <w:szCs w:val="20"/>
         </w:rPr>
+        <w:lastRenderedPageBreak/>
         <w:drawing>
           <wp:inline distT="0" distB="0" distL="0" distR="0" wp14:anchorId="1AA9414F" wp14:editId="6A3B430C">
             <wp:extent cx="3067478" cy="4239217"/>
@@ -4201,7 +3739,7 @@
                     <pic:cNvPicPr/>
                   </pic:nvPicPr>
                   <pic:blipFill>
-                    <a:blip r:embed="rId55"/>
+                    <a:blip r:embed="rId45"/>
                     <a:stretch>
                       <a:fillRect/>
                     </a:stretch>
@@ -4430,7 +3968,7 @@
                     <pic:cNvPicPr/>
                   </pic:nvPicPr>
                   <pic:blipFill>
-                    <a:blip r:embed="rId56"/>
+                    <a:blip r:embed="rId46"/>
                     <a:stretch>
                       <a:fillRect/>
                     </a:stretch>
@@ -4541,7 +4079,7 @@
                     <pic:cNvPicPr/>
                   </pic:nvPicPr>
                   <pic:blipFill>
-                    <a:blip r:embed="rId57"/>
+                    <a:blip r:embed="rId47"/>
                     <a:stretch>
                       <a:fillRect/>
                     </a:stretch>
@@ -4799,7 +4337,7 @@
                     <pic:cNvPicPr/>
                   </pic:nvPicPr>
                   <pic:blipFill>
-                    <a:blip r:embed="rId58"/>
+                    <a:blip r:embed="rId48"/>
                     <a:stretch>
                       <a:fillRect/>
                     </a:stretch>
@@ -5116,7 +4654,7 @@
                     <pic:cNvPicPr/>
                   </pic:nvPicPr>
                   <pic:blipFill>
-                    <a:blip r:embed="rId59"/>
+                    <a:blip r:embed="rId49"/>
                     <a:stretch>
                       <a:fillRect/>
                     </a:stretch>
@@ -6259,7 +5797,7 @@
                     <pic:cNvPicPr/>
                   </pic:nvPicPr>
                   <pic:blipFill>
-                    <a:blip r:embed="rId60"/>
+                    <a:blip r:embed="rId50"/>
                     <a:stretch>
                       <a:fillRect/>
                     </a:stretch>
@@ -6284,6 +5822,32 @@
       <w:pPr>
         <w:rPr>
           <w:rFonts w:cstheme="minorHAnsi"/>
+          <w:sz w:val="20"/>
+          <w:szCs w:val="20"/>
+        </w:rPr>
+      </w:pPr>
+      <w:r>
+        <w:rPr>
+          <w:rFonts w:cstheme="minorHAnsi"/>
+          <w:sz w:val="20"/>
+          <w:szCs w:val="20"/>
+        </w:rPr>
+        <w:t>Luke 10:25-37, Mark 5:21-43, Mathew 14:13-14: Jesus looked human interruption as divine assignments.</w:t>
+      </w:r>
+    </w:p>
+    <w:p>
+      <w:pPr>
+        <w:rPr>
+          <w:rFonts w:cstheme="minorHAnsi"/>
+          <w:sz w:val="20"/>
+          <w:szCs w:val="20"/>
+        </w:rPr>
+      </w:pPr>
+    </w:p>
+    <w:p>
+      <w:pPr>
+        <w:rPr>
+          <w:rFonts w:cstheme="minorHAnsi"/>
           <w:b/>
           <w:bCs/>
           <w:sz w:val="20"/>
@@ -6335,6 +5899,7 @@
         </w:rPr>
         <w:t xml:space="preserve"> (Greek: </w:t>
       </w:r>
+      <w:proofErr w:type="spellStart"/>
       <w:r>
         <w:rPr>
           <w:rFonts w:cstheme="minorHAnsi"/>
@@ -6345,6 +5910,7 @@
         </w:rPr>
         <w:t>hodos</w:t>
       </w:r>
+      <w:proofErr w:type="spellEnd"/>
       <w:r>
         <w:rPr>
           <w:rFonts w:cstheme="minorHAnsi"/>
@@ -6688,7 +6254,7 @@
                     <pic:cNvPicPr/>
                   </pic:nvPicPr>
                   <pic:blipFill>
-                    <a:blip r:embed="rId61"/>
+                    <a:blip r:embed="rId51"/>
                     <a:stretch>
                       <a:fillRect/>
                     </a:stretch>
@@ -6723,15 +6289,29 @@
           <w:sz w:val="20"/>
           <w:szCs w:val="20"/>
         </w:rPr>
-        <w:t>The image shows a graphic banner featuring a religious or study prompt with the following text:</w:t>
+        <w:lastRenderedPageBreak/>
+        <w:t>James 1:6-8</w:t>
       </w:r>
     </w:p>
     <w:p>
       <w:pPr>
-        <w:numPr>
-          <w:ilvl w:val="0"/>
-          <w:numId w:val="124"/>
-        </w:numPr>
+        <w:rPr>
+          <w:rFonts w:cstheme="minorHAnsi"/>
+          <w:sz w:val="20"/>
+          <w:szCs w:val="20"/>
+        </w:rPr>
+      </w:pPr>
+      <w:r>
+        <w:rPr>
+          <w:rFonts w:cstheme="minorHAnsi"/>
+          <w:sz w:val="20"/>
+          <w:szCs w:val="20"/>
+        </w:rPr>
+        <w:t>New International Version</w:t>
+      </w:r>
+    </w:p>
+    <w:p>
+      <w:pPr>
         <w:rPr>
           <w:rFonts w:cstheme="minorHAnsi"/>
           <w:sz w:val="20"/>
@@ -6745,16 +6325,17 @@
           <w:bCs/>
           <w:sz w:val="20"/>
           <w:szCs w:val="20"/>
-        </w:rPr>
-        <w:t>Left side:</w:t>
-      </w:r>
-      <w:r>
-        <w:rPr>
-          <w:rFonts w:cstheme="minorHAnsi"/>
-          <w:sz w:val="20"/>
-          <w:szCs w:val="20"/>
-        </w:rPr>
-        <w:t xml:space="preserve"> "WHAT IS A </w:t>
+          <w:vertAlign w:val="superscript"/>
+        </w:rPr>
+        <w:t>6 </w:t>
+      </w:r>
+      <w:r>
+        <w:rPr>
+          <w:rFonts w:cstheme="minorHAnsi"/>
+          <w:sz w:val="20"/>
+          <w:szCs w:val="20"/>
+        </w:rPr>
+        <w:t>But when you ask, you must believe and not doubt, because the one who doubts is like a wave of the sea, blown and tossed by the wind. </w:t>
       </w:r>
       <w:r>
         <w:rPr>
@@ -6763,87 +6344,62 @@
           <w:bCs/>
           <w:sz w:val="20"/>
           <w:szCs w:val="20"/>
-        </w:rPr>
-        <w:t>FOLLOWER OF THE WAY</w:t>
-      </w:r>
-      <w:r>
-        <w:rPr>
-          <w:rFonts w:cstheme="minorHAnsi"/>
-          <w:sz w:val="20"/>
-          <w:szCs w:val="20"/>
-        </w:rPr>
-        <w:t>?"</w:t>
+          <w:vertAlign w:val="superscript"/>
+        </w:rPr>
+        <w:t>7 </w:t>
+      </w:r>
+      <w:r>
+        <w:rPr>
+          <w:rFonts w:cstheme="minorHAnsi"/>
+          <w:sz w:val="20"/>
+          <w:szCs w:val="20"/>
+        </w:rPr>
+        <w:t>That person should not expect to receive anything from the Lord. </w:t>
+      </w:r>
+      <w:r>
+        <w:rPr>
+          <w:rFonts w:cstheme="minorHAnsi"/>
+          <w:b/>
+          <w:bCs/>
+          <w:sz w:val="20"/>
+          <w:szCs w:val="20"/>
+          <w:vertAlign w:val="superscript"/>
+        </w:rPr>
+        <w:t>8 </w:t>
+      </w:r>
+      <w:r>
+        <w:rPr>
+          <w:rFonts w:cstheme="minorHAnsi"/>
+          <w:sz w:val="20"/>
+          <w:szCs w:val="20"/>
+        </w:rPr>
+        <w:t>Such a person is double-minded and unstable in all they do.</w:t>
       </w:r>
     </w:p>
     <w:p>
       <w:pPr>
-        <w:numPr>
-          <w:ilvl w:val="0"/>
-          <w:numId w:val="124"/>
-        </w:numPr>
-        <w:rPr>
-          <w:rFonts w:cstheme="minorHAnsi"/>
-          <w:sz w:val="20"/>
-          <w:szCs w:val="20"/>
-        </w:rPr>
-      </w:pPr>
-      <w:r>
-        <w:rPr>
-          <w:rFonts w:cstheme="minorHAnsi"/>
-          <w:b/>
-          <w:bCs/>
-          <w:sz w:val="20"/>
-          <w:szCs w:val="20"/>
-        </w:rPr>
-        <w:lastRenderedPageBreak/>
-        <w:t>Right side:</w:t>
-      </w:r>
-      <w:r>
-        <w:rPr>
-          <w:rFonts w:cstheme="minorHAnsi"/>
-          <w:sz w:val="20"/>
-          <w:szCs w:val="20"/>
-        </w:rPr>
-        <w:t xml:space="preserve"> "AN </w:t>
-      </w:r>
-      <w:r>
-        <w:rPr>
-          <w:rFonts w:cstheme="minorHAnsi"/>
-          <w:b/>
-          <w:bCs/>
-          <w:sz w:val="20"/>
-          <w:szCs w:val="20"/>
-        </w:rPr>
-        <w:t>UNDIVIDED FOLLOWER</w:t>
-      </w:r>
-      <w:r>
-        <w:rPr>
-          <w:rFonts w:cstheme="minorHAnsi"/>
-          <w:sz w:val="20"/>
-          <w:szCs w:val="20"/>
-        </w:rPr>
-        <w:t xml:space="preserve"> ASKS WITHOUT A BACKUP PLAN"</w:t>
-      </w:r>
+        <w:rPr>
+          <w:rFonts w:cstheme="minorHAnsi"/>
+          <w:sz w:val="20"/>
+          <w:szCs w:val="20"/>
+        </w:rPr>
+      </w:pPr>
     </w:p>
     <w:p>
       <w:pPr>
         <w:rPr>
           <w:rFonts w:cstheme="minorHAnsi"/>
-          <w:b/>
-          <w:bCs/>
-          <w:sz w:val="20"/>
-          <w:szCs w:val="20"/>
-        </w:rPr>
-      </w:pPr>
-      <w:r>
-        <w:rPr>
-          <w:rFonts w:cstheme="minorHAnsi"/>
-          <w:b/>
-          <w:bCs/>
-          <w:sz w:val="20"/>
-          <w:szCs w:val="20"/>
-        </w:rPr>
-        <w:t>Context &amp; Meaning</w:t>
+          <w:sz w:val="20"/>
+          <w:szCs w:val="20"/>
+        </w:rPr>
+      </w:pPr>
+      <w:r>
+        <w:rPr>
+          <w:rFonts w:cstheme="minorHAnsi"/>
+          <w:sz w:val="20"/>
+          <w:szCs w:val="20"/>
+        </w:rPr>
+        <w:t>James 1:6-8: When you ask God for wisdom, you must trust Him fully</w:t>
       </w:r>
     </w:p>
     <w:p>
@@ -6854,151 +6410,38 @@
           <w:szCs w:val="20"/>
         </w:rPr>
       </w:pPr>
-      <w:r>
-        <w:rPr>
-          <w:rFonts w:cstheme="minorHAnsi"/>
-          <w:sz w:val="20"/>
-          <w:szCs w:val="20"/>
-        </w:rPr>
-        <w:t xml:space="preserve">This graphic is part of a sermon series from </w:t>
-      </w:r>
-      <w:hyperlink r:id="rId62" w:tgtFrame="_blank" w:history="1">
-        <w:r>
-          <w:rPr>
-            <w:rStyle w:val="Hyperlink"/>
-            <w:rFonts w:cstheme="minorHAnsi"/>
-            <w:sz w:val="20"/>
-            <w:szCs w:val="20"/>
-          </w:rPr>
-          <w:t>Menlo Church</w:t>
-        </w:r>
-      </w:hyperlink>
-      <w:r>
-        <w:rPr>
-          <w:rFonts w:cstheme="minorHAnsi"/>
-          <w:sz w:val="20"/>
-          <w:szCs w:val="20"/>
-        </w:rPr>
-        <w:t xml:space="preserve"> centered around discipleship and the Book of James.</w:t>
-      </w:r>
     </w:p>
     <w:p>
       <w:pPr>
-        <w:numPr>
-          <w:ilvl w:val="0"/>
-          <w:numId w:val="125"/>
-        </w:numPr>
-        <w:rPr>
-          <w:rFonts w:cstheme="minorHAnsi"/>
-          <w:sz w:val="20"/>
-          <w:szCs w:val="20"/>
-        </w:rPr>
-      </w:pPr>
-      <w:r>
-        <w:rPr>
-          <w:rFonts w:cstheme="minorHAnsi"/>
-          <w:b/>
-          <w:bCs/>
-          <w:sz w:val="20"/>
-          <w:szCs w:val="20"/>
-        </w:rPr>
-        <w:t>"The Way":</w:t>
-      </w:r>
-      <w:r>
-        <w:rPr>
-          <w:rFonts w:cstheme="minorHAnsi"/>
-          <w:sz w:val="20"/>
-          <w:szCs w:val="20"/>
-        </w:rPr>
-        <w:t xml:space="preserve"> Historically, the earliest Christians referred to their movement as "The Way" (as recorded in the New Testament Book of Acts).</w:t>
-      </w:r>
-    </w:p>
-    <w:p>
-      <w:pPr>
-        <w:numPr>
-          <w:ilvl w:val="0"/>
-          <w:numId w:val="125"/>
-        </w:numPr>
-        <w:rPr>
-          <w:rFonts w:cstheme="minorHAnsi"/>
-          <w:sz w:val="20"/>
-          <w:szCs w:val="20"/>
-        </w:rPr>
-      </w:pPr>
-      <w:r>
-        <w:rPr>
-          <w:rFonts w:cstheme="minorHAnsi"/>
-          <w:b/>
-          <w:bCs/>
-          <w:sz w:val="20"/>
-          <w:szCs w:val="20"/>
-        </w:rPr>
-        <w:t>"Undivided Follower":</w:t>
-      </w:r>
-      <w:r>
-        <w:rPr>
-          <w:rFonts w:cstheme="minorHAnsi"/>
-          <w:sz w:val="20"/>
-          <w:szCs w:val="20"/>
-        </w:rPr>
-        <w:t xml:space="preserve"> This refers to the concept of avoiding double-mindedness or fragmented lives (e.g., separating one's "work self" from their "faith self").</w:t>
-      </w:r>
-    </w:p>
-    <w:p>
-      <w:pPr>
-        <w:numPr>
-          <w:ilvl w:val="0"/>
-          <w:numId w:val="125"/>
-        </w:numPr>
-        <w:rPr>
-          <w:rFonts w:cstheme="minorHAnsi"/>
-          <w:sz w:val="20"/>
-          <w:szCs w:val="20"/>
-        </w:rPr>
-      </w:pPr>
-      <w:r>
-        <w:rPr>
-          <w:rFonts w:cstheme="minorHAnsi"/>
-          <w:b/>
-          <w:bCs/>
-          <w:sz w:val="20"/>
-          <w:szCs w:val="20"/>
-        </w:rPr>
-        <w:t>"Without a Backup Plan":</w:t>
-      </w:r>
-      <w:r>
-        <w:rPr>
-          <w:rFonts w:cstheme="minorHAnsi"/>
-          <w:sz w:val="20"/>
-          <w:szCs w:val="20"/>
-        </w:rPr>
-        <w:t xml:space="preserve"> Implies a baseline of complete trust, commitment, and alignment with spiritual principles without keeping alternative fallback nets.</w:t>
-      </w:r>
-    </w:p>
-    <w:p>
-      <w:pPr>
-        <w:rPr>
-          <w:rFonts w:cstheme="minorHAnsi"/>
-          <w:sz w:val="20"/>
-          <w:szCs w:val="20"/>
-        </w:rPr>
-      </w:pPr>
-    </w:p>
-    <w:p>
-      <w:pPr>
-        <w:rPr>
-          <w:rFonts w:cstheme="minorHAnsi"/>
-          <w:sz w:val="20"/>
-          <w:szCs w:val="20"/>
-        </w:rPr>
-      </w:pPr>
-      <w:r>
-        <w:rPr>
-          <w:rFonts w:cstheme="minorHAnsi"/>
-          <w:sz w:val="20"/>
-          <w:szCs w:val="20"/>
-        </w:rPr>
-        <w:t>An undivided follower ask without a backup plan.</w:t>
+        <w:rPr>
+          <w:rFonts w:cstheme="minorHAnsi"/>
+          <w:sz w:val="20"/>
+          <w:szCs w:val="20"/>
+        </w:rPr>
+      </w:pPr>
+      <w:r>
+        <w:rPr>
+          <w:rFonts w:cstheme="minorHAnsi"/>
+          <w:sz w:val="20"/>
+          <w:szCs w:val="20"/>
+        </w:rPr>
+        <w:t xml:space="preserve">An undivided follower </w:t>
+      </w:r>
+      <w:r>
+        <w:rPr>
+          <w:rFonts w:cstheme="minorHAnsi"/>
+          <w:sz w:val="20"/>
+          <w:szCs w:val="20"/>
+        </w:rPr>
+        <w:t>asks</w:t>
+      </w:r>
+      <w:r>
+        <w:rPr>
+          <w:rFonts w:cstheme="minorHAnsi"/>
+          <w:sz w:val="20"/>
+          <w:szCs w:val="20"/>
+        </w:rPr>
+        <w:t xml:space="preserve"> without a backup plan.</w:t>
       </w:r>
       <w:r>
         <w:rPr>
@@ -7091,7 +6534,7 @@
                     <pic:cNvPicPr/>
                   </pic:nvPicPr>
                   <pic:blipFill>
-                    <a:blip r:embed="rId63"/>
+                    <a:blip r:embed="rId52"/>
                     <a:stretch>
                       <a:fillRect/>
                     </a:stretch>
@@ -7371,6 +6814,7 @@
         </w:rPr>
         <w:t xml:space="preserve"> In the original Greek text, the word used is </w:t>
       </w:r>
+      <w:proofErr w:type="spellStart"/>
       <w:r>
         <w:rPr>
           <w:rFonts w:cstheme="minorHAnsi"/>
@@ -7381,6 +6825,7 @@
         </w:rPr>
         <w:t>dipsychos</w:t>
       </w:r>
+      <w:proofErr w:type="spellEnd"/>
       <w:r>
         <w:rPr>
           <w:rFonts w:cstheme="minorHAnsi"/>
@@ -7457,7 +6902,29 @@
           <w:sz w:val="20"/>
           <w:szCs w:val="20"/>
         </w:rPr>
-        <w:t>"Without reproach" \(\rightarrow \) "ask God"</w:t>
+        <w:t>"Without reproach" \(\</w:t>
+      </w:r>
+      <w:proofErr w:type="spellStart"/>
+      <w:r>
+        <w:rPr>
+          <w:rFonts w:cstheme="minorHAnsi"/>
+          <w:b/>
+          <w:bCs/>
+          <w:sz w:val="20"/>
+          <w:szCs w:val="20"/>
+        </w:rPr>
+        <w:t>rightarrow</w:t>
+      </w:r>
+      <w:proofErr w:type="spellEnd"/>
+      <w:r>
+        <w:rPr>
+          <w:rFonts w:cstheme="minorHAnsi"/>
+          <w:b/>
+          <w:bCs/>
+          <w:sz w:val="20"/>
+          <w:szCs w:val="20"/>
+        </w:rPr>
+        <w:t xml:space="preserve"> \) "ask God"</w:t>
       </w:r>
       <w:r>
         <w:rPr>
@@ -7506,7 +6973,6 @@
           <w:sz w:val="20"/>
           <w:szCs w:val="20"/>
         </w:rPr>
-        <w:lastRenderedPageBreak/>
         <w:t>"Faith" contrasted with "double-minded man"</w:t>
       </w:r>
       <w:r>
@@ -7574,7 +7040,30 @@
           <w:sz w:val="20"/>
           <w:szCs w:val="20"/>
         </w:rPr>
-        <w:t>"Who doubts" \(\rightarrow \) "double-minded man"</w:t>
+        <w:lastRenderedPageBreak/>
+        <w:t>"Who doubts" \(\</w:t>
+      </w:r>
+      <w:proofErr w:type="spellStart"/>
+      <w:r>
+        <w:rPr>
+          <w:rFonts w:cstheme="minorHAnsi"/>
+          <w:b/>
+          <w:bCs/>
+          <w:sz w:val="20"/>
+          <w:szCs w:val="20"/>
+        </w:rPr>
+        <w:t>rightarrow</w:t>
+      </w:r>
+      <w:proofErr w:type="spellEnd"/>
+      <w:r>
+        <w:rPr>
+          <w:rFonts w:cstheme="minorHAnsi"/>
+          <w:b/>
+          <w:bCs/>
+          <w:sz w:val="20"/>
+          <w:szCs w:val="20"/>
+        </w:rPr>
+        <w:t xml:space="preserve"> \) "double-minded man"</w:t>
       </w:r>
       <w:r>
         <w:rPr>
@@ -7768,7 +7257,7 @@
                     <pic:cNvPicPr/>
                   </pic:nvPicPr>
                   <pic:blipFill>
-                    <a:blip r:embed="rId64"/>
+                    <a:blip r:embed="rId53"/>
                     <a:stretch>
                       <a:fillRect/>
                     </a:stretch>
@@ -7803,8 +7292,34 @@
           <w:sz w:val="20"/>
           <w:szCs w:val="20"/>
         </w:rPr>
-        <w:t xml:space="preserve">This banner shows the next core principle in the series: </w:t>
-      </w:r>
+        <w:t>James 1:22-25</w:t>
+      </w:r>
+    </w:p>
+    <w:p>
+      <w:pPr>
+        <w:rPr>
+          <w:rFonts w:cstheme="minorHAnsi"/>
+          <w:sz w:val="20"/>
+          <w:szCs w:val="20"/>
+        </w:rPr>
+      </w:pPr>
+      <w:r>
+        <w:rPr>
+          <w:rFonts w:cstheme="minorHAnsi"/>
+          <w:sz w:val="20"/>
+          <w:szCs w:val="20"/>
+        </w:rPr>
+        <w:t>New International Version</w:t>
+      </w:r>
+    </w:p>
+    <w:p>
+      <w:pPr>
+        <w:rPr>
+          <w:rFonts w:cstheme="minorHAnsi"/>
+          <w:sz w:val="20"/>
+          <w:szCs w:val="20"/>
+        </w:rPr>
+      </w:pPr>
       <w:r>
         <w:rPr>
           <w:rFonts w:cstheme="minorHAnsi"/>
@@ -7812,8 +7327,74 @@
           <w:bCs/>
           <w:sz w:val="20"/>
           <w:szCs w:val="20"/>
-        </w:rPr>
-        <w:t>"An undivided follower stays at the mirror long enough to change."</w:t>
+          <w:vertAlign w:val="superscript"/>
+        </w:rPr>
+        <w:t>22 </w:t>
+      </w:r>
+      <w:r>
+        <w:rPr>
+          <w:rFonts w:cstheme="minorHAnsi"/>
+          <w:sz w:val="20"/>
+          <w:szCs w:val="20"/>
+        </w:rPr>
+        <w:t>Do not merely listen to the word, and so deceive yourselves. Do what it says. </w:t>
+      </w:r>
+      <w:r>
+        <w:rPr>
+          <w:rFonts w:cstheme="minorHAnsi"/>
+          <w:b/>
+          <w:bCs/>
+          <w:sz w:val="20"/>
+          <w:szCs w:val="20"/>
+          <w:vertAlign w:val="superscript"/>
+        </w:rPr>
+        <w:t>23 </w:t>
+      </w:r>
+      <w:r>
+        <w:rPr>
+          <w:rFonts w:cstheme="minorHAnsi"/>
+          <w:sz w:val="20"/>
+          <w:szCs w:val="20"/>
+        </w:rPr>
+        <w:t>Anyone who listens to the word but does not do what it says is like someone who looks at his face in a mirror </w:t>
+      </w:r>
+      <w:r>
+        <w:rPr>
+          <w:rFonts w:cstheme="minorHAnsi"/>
+          <w:b/>
+          <w:bCs/>
+          <w:sz w:val="20"/>
+          <w:szCs w:val="20"/>
+          <w:vertAlign w:val="superscript"/>
+        </w:rPr>
+        <w:t>24 </w:t>
+      </w:r>
+      <w:r>
+        <w:rPr>
+          <w:rFonts w:cstheme="minorHAnsi"/>
+          <w:sz w:val="20"/>
+          <w:szCs w:val="20"/>
+        </w:rPr>
+        <w:t>and, after looking at himself, goes away and immediately forgets what he looks like. </w:t>
+      </w:r>
+      <w:r>
+        <w:rPr>
+          <w:rFonts w:cstheme="minorHAnsi"/>
+          <w:b/>
+          <w:bCs/>
+          <w:sz w:val="20"/>
+          <w:szCs w:val="20"/>
+          <w:vertAlign w:val="superscript"/>
+        </w:rPr>
+        <w:t>25 </w:t>
+      </w:r>
+      <w:r>
+        <w:rPr>
+          <w:rFonts w:cstheme="minorHAnsi"/>
+          <w:sz w:val="20"/>
+          <w:szCs w:val="20"/>
+        </w:rPr>
+        <w:t>But whoever looks intently into the perfect law that gives freedom, and continues in it—not forgetting what they have heard, but doing it—they will be blessed in what they do.</w:t>
       </w:r>
     </w:p>
     <w:p>
@@ -7824,228 +7405,88 @@
           <w:szCs w:val="20"/>
         </w:rPr>
       </w:pPr>
-      <w:r>
-        <w:rPr>
-          <w:rFonts w:cstheme="minorHAnsi"/>
-          <w:sz w:val="20"/>
-          <w:szCs w:val="20"/>
-        </w:rPr>
-        <w:t xml:space="preserve">It moves further down in the text to </w:t>
-      </w:r>
-      <w:r>
-        <w:rPr>
-          <w:rFonts w:cstheme="minorHAnsi"/>
-          <w:b/>
-          <w:bCs/>
-          <w:sz w:val="20"/>
-          <w:szCs w:val="20"/>
-        </w:rPr>
-        <w:t>James 1:22–25</w:t>
-      </w:r>
-      <w:r>
-        <w:rPr>
-          <w:rFonts w:cstheme="minorHAnsi"/>
-          <w:sz w:val="20"/>
-          <w:szCs w:val="20"/>
-        </w:rPr>
-        <w:t>, which compares God's word to a physical mirror.</w:t>
-      </w:r>
     </w:p>
     <w:p>
       <w:pPr>
         <w:rPr>
           <w:rFonts w:cstheme="minorHAnsi"/>
-          <w:b/>
-          <w:bCs/>
-          <w:sz w:val="20"/>
-          <w:szCs w:val="20"/>
-        </w:rPr>
-      </w:pPr>
-      <w:r>
-        <w:rPr>
-          <w:rFonts w:cstheme="minorHAnsi"/>
-          <w:b/>
-          <w:bCs/>
-          <w:sz w:val="20"/>
-          <w:szCs w:val="20"/>
-        </w:rPr>
-        <w:t>The Biblical Concept: James 1:22–25</w:t>
+          <w:sz w:val="20"/>
+          <w:szCs w:val="20"/>
+        </w:rPr>
+      </w:pPr>
+      <w:r>
+        <w:rPr>
+          <w:rFonts w:cstheme="minorHAnsi"/>
+          <w:sz w:val="20"/>
+          <w:szCs w:val="20"/>
+        </w:rPr>
+        <w:t>The main point of James 1:22-25 is that believers must not only listen to God's word, but actively put it into practice. Just hearing truth without obeying it results in self-deception, like looking in a mirror and immediately forgetting your appearance, whereas true obedience brings God's blessing.</w:t>
       </w:r>
     </w:p>
     <w:p>
       <w:pPr>
-        <w:numPr>
-          <w:ilvl w:val="0"/>
-          <w:numId w:val="128"/>
-        </w:numPr>
-        <w:rPr>
-          <w:rFonts w:cstheme="minorHAnsi"/>
-          <w:sz w:val="20"/>
-          <w:szCs w:val="20"/>
-        </w:rPr>
-      </w:pPr>
-      <w:r>
-        <w:rPr>
-          <w:rFonts w:cstheme="minorHAnsi"/>
-          <w:b/>
-          <w:bCs/>
-          <w:sz w:val="20"/>
-          <w:szCs w:val="20"/>
-        </w:rPr>
-        <w:t>The Glancer:</w:t>
-      </w:r>
-      <w:r>
-        <w:rPr>
-          <w:rFonts w:cstheme="minorHAnsi"/>
-          <w:sz w:val="20"/>
-          <w:szCs w:val="20"/>
-        </w:rPr>
-        <w:t xml:space="preserve"> James describes someone who listens to truth, glances in a mirror, walks away, and immediately forgets what they look like.</w:t>
-      </w:r>
+        <w:rPr>
+          <w:rFonts w:cstheme="minorHAnsi"/>
+          <w:sz w:val="20"/>
+          <w:szCs w:val="20"/>
+        </w:rPr>
+      </w:pPr>
     </w:p>
     <w:p>
       <w:pPr>
-        <w:numPr>
-          <w:ilvl w:val="0"/>
-          <w:numId w:val="128"/>
-        </w:numPr>
-        <w:rPr>
-          <w:rFonts w:cstheme="minorHAnsi"/>
-          <w:sz w:val="20"/>
-          <w:szCs w:val="20"/>
-        </w:rPr>
-      </w:pPr>
-      <w:r>
-        <w:rPr>
-          <w:rFonts w:cstheme="minorHAnsi"/>
-          <w:b/>
-          <w:bCs/>
-          <w:sz w:val="20"/>
-          <w:szCs w:val="20"/>
-        </w:rPr>
-        <w:t>The Gazer:</w:t>
-      </w:r>
-      <w:r>
-        <w:rPr>
-          <w:rFonts w:cstheme="minorHAnsi"/>
-          <w:sz w:val="20"/>
-          <w:szCs w:val="20"/>
-        </w:rPr>
-        <w:t xml:space="preserve"> An undivided follower looks intently into the "mirror" of scripture, stays there, and acts on what they see.</w:t>
-      </w:r>
-    </w:p>
-    <w:p>
-      <w:pPr>
-        <w:rPr>
-          <w:rFonts w:cstheme="minorHAnsi"/>
-          <w:b/>
-          <w:bCs/>
-          <w:sz w:val="20"/>
-          <w:szCs w:val="20"/>
-        </w:rPr>
-      </w:pPr>
-      <w:r>
-        <w:rPr>
-          <w:rFonts w:cstheme="minorHAnsi"/>
-          <w:b/>
-          <w:bCs/>
-          <w:sz w:val="20"/>
-          <w:szCs w:val="20"/>
-        </w:rPr>
-        <w:t>Core Takeaways</w:t>
-      </w:r>
-    </w:p>
-    <w:p>
-      <w:pPr>
-        <w:numPr>
-          <w:ilvl w:val="0"/>
-          <w:numId w:val="129"/>
-        </w:numPr>
-        <w:rPr>
-          <w:rFonts w:cstheme="minorHAnsi"/>
-          <w:sz w:val="20"/>
-          <w:szCs w:val="20"/>
-        </w:rPr>
-      </w:pPr>
-      <w:r>
-        <w:rPr>
-          <w:rFonts w:cstheme="minorHAnsi"/>
-          <w:b/>
-          <w:bCs/>
-          <w:sz w:val="20"/>
-          <w:szCs w:val="20"/>
-        </w:rPr>
-        <w:t>Self-Examination:</w:t>
-      </w:r>
-      <w:r>
-        <w:rPr>
-          <w:rFonts w:cstheme="minorHAnsi"/>
-          <w:sz w:val="20"/>
-          <w:szCs w:val="20"/>
-        </w:rPr>
-        <w:t xml:space="preserve"> The mirror reveals flaws, character gaps, and areas needing growth.</w:t>
-      </w:r>
-    </w:p>
-    <w:p>
-      <w:pPr>
-        <w:numPr>
-          <w:ilvl w:val="0"/>
-          <w:numId w:val="129"/>
-        </w:numPr>
-        <w:rPr>
-          <w:rFonts w:cstheme="minorHAnsi"/>
-          <w:sz w:val="20"/>
-          <w:szCs w:val="20"/>
-        </w:rPr>
-      </w:pPr>
-      <w:r>
-        <w:rPr>
-          <w:rFonts w:cstheme="minorHAnsi"/>
-          <w:b/>
-          <w:bCs/>
-          <w:sz w:val="20"/>
-          <w:szCs w:val="20"/>
-        </w:rPr>
-        <w:t>Intentional Delay:</w:t>
-      </w:r>
-      <w:r>
-        <w:rPr>
-          <w:rFonts w:cstheme="minorHAnsi"/>
-          <w:sz w:val="20"/>
-          <w:szCs w:val="20"/>
-        </w:rPr>
-        <w:t xml:space="preserve"> "Staying at the mirror" means pausing to reflect rather than rushing to the next distraction.</w:t>
-      </w:r>
-    </w:p>
-    <w:p>
-      <w:pPr>
-        <w:numPr>
-          <w:ilvl w:val="0"/>
-          <w:numId w:val="129"/>
-        </w:numPr>
-        <w:rPr>
-          <w:rFonts w:cstheme="minorHAnsi"/>
-          <w:sz w:val="20"/>
-          <w:szCs w:val="20"/>
-        </w:rPr>
-      </w:pPr>
-      <w:r>
-        <w:rPr>
-          <w:rFonts w:cstheme="minorHAnsi"/>
-          <w:b/>
-          <w:bCs/>
-          <w:sz w:val="20"/>
-          <w:szCs w:val="20"/>
-        </w:rPr>
-        <w:t>Active Transformation:</w:t>
-      </w:r>
-      <w:r>
-        <w:rPr>
-          <w:rFonts w:cstheme="minorHAnsi"/>
-          <w:sz w:val="20"/>
-          <w:szCs w:val="20"/>
-        </w:rPr>
-        <w:t xml:space="preserve"> True faith requires execution, turning what is heard into concrete behavioral change.</w:t>
+        <w:rPr>
+          <w:rFonts w:cstheme="minorHAnsi"/>
+          <w:sz w:val="20"/>
+          <w:szCs w:val="20"/>
+        </w:rPr>
+      </w:pPr>
+      <w:r>
+        <w:rPr>
+          <w:rFonts w:cstheme="minorHAnsi"/>
+          <w:sz w:val="20"/>
+          <w:szCs w:val="20"/>
+        </w:rPr>
+        <w:t>Under the God, the u</w:t>
+      </w:r>
+      <w:r>
+        <w:rPr>
+          <w:rFonts w:cstheme="minorHAnsi"/>
+          <w:sz w:val="20"/>
+          <w:szCs w:val="20"/>
+        </w:rPr>
+        <w:t>ndivided Follower</w:t>
+      </w:r>
+      <w:r>
+        <w:rPr>
+          <w:rFonts w:cstheme="minorHAnsi"/>
+          <w:sz w:val="20"/>
+          <w:szCs w:val="20"/>
+        </w:rPr>
+        <w:t>s</w:t>
+      </w:r>
+      <w:r>
+        <w:rPr>
+          <w:rFonts w:cstheme="minorHAnsi"/>
+          <w:sz w:val="20"/>
+          <w:szCs w:val="20"/>
+        </w:rPr>
+        <w:t xml:space="preserve"> stay at the mirror</w:t>
+      </w:r>
+      <w:r>
+        <w:rPr>
+          <w:rFonts w:cstheme="minorHAnsi"/>
+          <w:sz w:val="20"/>
+          <w:szCs w:val="20"/>
+        </w:rPr>
+        <w:t xml:space="preserve"> (inside and outside)</w:t>
+      </w:r>
+      <w:r>
+        <w:rPr>
+          <w:rFonts w:cstheme="minorHAnsi"/>
+          <w:sz w:val="20"/>
+          <w:szCs w:val="20"/>
+        </w:rPr>
+        <w:t xml:space="preserve"> long enough to change.</w:t>
       </w:r>
     </w:p>
     <w:p>
@@ -8105,7 +7546,7 @@
                     <pic:cNvPicPr/>
                   </pic:nvPicPr>
                   <pic:blipFill>
-                    <a:blip r:embed="rId65"/>
+                    <a:blip r:embed="rId54"/>
                     <a:stretch>
                       <a:fillRect/>
                     </a:stretch>
@@ -8149,7 +7590,6 @@
           <w:sz w:val="20"/>
           <w:szCs w:val="20"/>
         </w:rPr>
-        <w:lastRenderedPageBreak/>
         <w:t>Based on the markings in the image, here is a breakdown of the text structure, contrasts, and key terms highlighted in this passage (James 1:22-25):</w:t>
       </w:r>
     </w:p>
@@ -8223,6 +7663,7 @@
           <w:sz w:val="20"/>
           <w:szCs w:val="20"/>
         </w:rPr>
+        <w:lastRenderedPageBreak/>
         <w:t>Purple brackets contrast "</w:t>
       </w:r>
       <w:r>
@@ -8840,7 +8281,7 @@
                     <pic:cNvPicPr/>
                   </pic:nvPicPr>
                   <pic:blipFill>
-                    <a:blip r:embed="rId65"/>
+                    <a:blip r:embed="rId54"/>
                     <a:stretch>
                       <a:fillRect/>
                     </a:stretch>
@@ -9085,7 +8526,6 @@
           <w:sz w:val="20"/>
           <w:szCs w:val="20"/>
         </w:rPr>
-        <w:lastRenderedPageBreak/>
         <w:t>1. Where is action to match my words today?</w:t>
       </w:r>
     </w:p>
@@ -9184,7 +8624,7 @@
         </w:rPr>
         <w:t xml:space="preserve"> (</w:t>
       </w:r>
-      <w:hyperlink r:id="rId66" w:tgtFrame="_blank" w:history="1">
+      <w:hyperlink r:id="rId55" w:tgtFrame="_blank" w:history="1">
         <w:r>
           <w:rPr>
             <w:rStyle w:val="Hyperlink"/>
@@ -9220,7 +8660,7 @@
         </w:rPr>
         <w:t>The speaker highlights three key breakdowns of a fragmented or "double-minded" life (</w:t>
       </w:r>
-      <w:hyperlink r:id="rId67" w:tgtFrame="_blank" w:history="1">
+      <w:hyperlink r:id="rId56" w:tgtFrame="_blank" w:history="1">
         <w:r>
           <w:rPr>
             <w:rStyle w:val="Hyperlink"/>
@@ -9270,7 +8710,7 @@
         </w:rPr>
         <w:t xml:space="preserve"> James uses a Greek word for "looks" that implies bending down and peering closely (</w:t>
       </w:r>
-      <w:hyperlink r:id="rId68" w:tgtFrame="_blank" w:history="1">
+      <w:hyperlink r:id="rId57" w:tgtFrame="_blank" w:history="1">
         <w:r>
           <w:rPr>
             <w:rStyle w:val="Hyperlink"/>
@@ -9289,7 +8729,7 @@
         </w:rPr>
         <w:t>). The problem isn't a lack of effort or intelligence, but that people do not stay at the spiritual mirror long enough to let what they see change them (</w:t>
       </w:r>
-      <w:hyperlink r:id="rId69" w:tgtFrame="_blank" w:history="1">
+      <w:hyperlink r:id="rId58" w:tgtFrame="_blank" w:history="1">
         <w:r>
           <w:rPr>
             <w:rStyle w:val="Hyperlink"/>
@@ -9339,7 +8779,7 @@
         </w:rPr>
         <w:t xml:space="preserve"> Many people fail to see transformation because their time with God is fragmented and distracted, much like the rest of their overscheduled lives (</w:t>
       </w:r>
-      <w:hyperlink r:id="rId70" w:tgtFrame="_blank" w:history="1">
+      <w:hyperlink r:id="rId59" w:tgtFrame="_blank" w:history="1">
         <w:r>
           <w:rPr>
             <w:rStyle w:val="Hyperlink"/>
@@ -9389,7 +8829,7 @@
         </w:rPr>
         <w:t xml:space="preserve"> The term "doer" originates from professions like poetry—meaning to actively build or make something (</w:t>
       </w:r>
-      <w:hyperlink r:id="rId71" w:tgtFrame="_blank" w:history="1">
+      <w:hyperlink r:id="rId60" w:tgtFrame="_blank" w:history="1">
         <w:r>
           <w:rPr>
             <w:rStyle w:val="Hyperlink"/>
@@ -9408,7 +8848,7 @@
         </w:rPr>
         <w:t>). The sermon stresses that most believers are already far more "spiritually educated" than they are "personally activated." (</w:t>
       </w:r>
-      <w:hyperlink r:id="rId72" w:tgtFrame="_blank" w:history="1">
+      <w:hyperlink r:id="rId61" w:tgtFrame="_blank" w:history="1">
         <w:r>
           <w:rPr>
             <w:rStyle w:val="Hyperlink"/>
@@ -9427,7 +8867,7 @@
         </w:rPr>
         <w:t>) Data alone is not discipleship (</w:t>
       </w:r>
-      <w:hyperlink r:id="rId73" w:tgtFrame="_blank" w:history="1">
+      <w:hyperlink r:id="rId62" w:tgtFrame="_blank" w:history="1">
         <w:r>
           <w:rPr>
             <w:rStyle w:val="Hyperlink"/>
@@ -9556,7 +8996,7 @@
         </w:rPr>
         <w:t xml:space="preserve"> The mirror reveals your true spiritual condition—the messy, unedited reality of who you are, what needs to change, and what God expects of you (</w:t>
       </w:r>
-      <w:hyperlink r:id="rId74" w:tgtFrame="_blank" w:history="1">
+      <w:hyperlink r:id="rId63" w:tgtFrame="_blank" w:history="1">
         <w:r>
           <w:rPr>
             <w:rStyle w:val="Hyperlink"/>
@@ -9675,7 +9115,7 @@
         </w:rPr>
         <w:t xml:space="preserve"> Like a "spiritual goldfish," this person takes a quick look at the mirror, clearly sees what is wrong, but walks away and immediately forgets, changing nothing (</w:t>
       </w:r>
-      <w:hyperlink r:id="rId75" w:tgtFrame="_blank" w:history="1">
+      <w:hyperlink r:id="rId64" w:tgtFrame="_blank" w:history="1">
         <w:r>
           <w:rPr>
             <w:rStyle w:val="Hyperlink"/>
@@ -9725,7 +9165,7 @@
         </w:rPr>
         <w:t xml:space="preserve"> This person adopts a physical posture of bending down, staying at the mirror, and giving it prolonged, undivided attention until it actually changes their behavior (</w:t>
       </w:r>
-      <w:hyperlink r:id="rId76" w:tgtFrame="_blank" w:history="1">
+      <w:hyperlink r:id="rId65" w:tgtFrame="_blank" w:history="1">
         <w:r>
           <w:rPr>
             <w:rStyle w:val="Hyperlink"/>
@@ -9889,7 +9329,7 @@
       </w:r>
     </w:p>
     <w:p>
-      <w:hyperlink r:id="rId77" w:history="1">
+      <w:hyperlink r:id="rId66" w:history="1">
         <w:r>
           <w:rPr>
             <w:rStyle w:val="Hyperlink"/>
@@ -9906,7 +9346,7 @@
           <w:szCs w:val="20"/>
         </w:rPr>
       </w:pPr>
-      <w:hyperlink r:id="rId78" w:history="1">
+      <w:hyperlink r:id="rId67" w:history="1">
         <w:r>
           <w:rPr>
             <w:rStyle w:val="Hyperlink"/>
@@ -9979,7 +9419,23 @@
           <w:sz w:val="20"/>
           <w:szCs w:val="20"/>
         </w:rPr>
-        <w:t>. Miror is the tool to see yourself)</w:t>
+        <w:t>. Mir</w:t>
+      </w:r>
+      <w:r>
+        <w:rPr>
+          <w:rFonts w:cstheme="minorHAnsi"/>
+          <w:sz w:val="20"/>
+          <w:szCs w:val="20"/>
+        </w:rPr>
+        <w:t>r</w:t>
+      </w:r>
+      <w:r>
+        <w:rPr>
+          <w:rFonts w:cstheme="minorHAnsi"/>
+          <w:sz w:val="20"/>
+          <w:szCs w:val="20"/>
+        </w:rPr>
+        <w:t>or is the tool to see yourself)</w:t>
       </w:r>
     </w:p>
     <w:p>
@@ -10037,23 +9493,71 @@
           <w:sz w:val="20"/>
           <w:szCs w:val="20"/>
         </w:rPr>
-        <w:t xml:space="preserve">James 1:1: </w:t>
-      </w:r>
-      <w:r>
-        <w:rPr>
-          <w:rFonts w:cstheme="minorHAnsi"/>
-          <w:sz w:val="20"/>
-          <w:szCs w:val="20"/>
-        </w:rPr>
-        <w:t xml:space="preserve">We have </w:t>
-      </w:r>
-      <w:r>
-        <w:rPr>
-          <w:rFonts w:cstheme="minorHAnsi"/>
-          <w:sz w:val="20"/>
-          <w:szCs w:val="20"/>
-        </w:rPr>
-        <w:t>People are s</w:t>
+        <w:t>Scattered</w:t>
+      </w:r>
+      <w:r>
+        <w:rPr>
+          <w:rFonts w:cstheme="minorHAnsi"/>
+          <w:sz w:val="20"/>
+          <w:szCs w:val="20"/>
+        </w:rPr>
+        <w:t xml:space="preserve"> (</w:t>
+      </w:r>
+      <w:r>
+        <w:rPr>
+          <w:rFonts w:cstheme="minorHAnsi"/>
+          <w:sz w:val="20"/>
+          <w:szCs w:val="20"/>
+        </w:rPr>
+        <w:t>James 1:1</w:t>
+      </w:r>
+      <w:r>
+        <w:rPr>
+          <w:rFonts w:cstheme="minorHAnsi"/>
+          <w:sz w:val="20"/>
+          <w:szCs w:val="20"/>
+        </w:rPr>
+        <w:t>)</w:t>
+      </w:r>
+      <w:r>
+        <w:rPr>
+          <w:rFonts w:cstheme="minorHAnsi"/>
+          <w:sz w:val="20"/>
+          <w:szCs w:val="20"/>
+        </w:rPr>
+        <w:t xml:space="preserve">: </w:t>
+      </w:r>
+      <w:r>
+        <w:rPr>
+          <w:rFonts w:cstheme="minorHAnsi"/>
+          <w:sz w:val="20"/>
+          <w:szCs w:val="20"/>
+        </w:rPr>
+        <w:t>James greet</w:t>
+      </w:r>
+      <w:r>
+        <w:rPr>
+          <w:rFonts w:cstheme="minorHAnsi"/>
+          <w:sz w:val="20"/>
+          <w:szCs w:val="20"/>
+        </w:rPr>
+        <w:t>s</w:t>
+      </w:r>
+      <w:r>
+        <w:rPr>
+          <w:rFonts w:cstheme="minorHAnsi"/>
+          <w:sz w:val="20"/>
+          <w:szCs w:val="20"/>
+        </w:rPr>
+        <w:t xml:space="preserve"> the</w:t>
+      </w:r>
+      <w:r>
+        <w:rPr>
+          <w:rFonts w:cstheme="minorHAnsi"/>
+          <w:sz w:val="20"/>
+          <w:szCs w:val="20"/>
+        </w:rPr>
+        <w:t xml:space="preserve"> s</w:t>
       </w:r>
       <w:r>
         <w:rPr>
@@ -10069,33 +9573,3014 @@
           <w:sz w:val="20"/>
           <w:szCs w:val="20"/>
         </w:rPr>
-        <w:t xml:space="preserve"> around the world.</w:t>
+        <w:t xml:space="preserve"> </w:t>
+      </w:r>
+      <w:r>
+        <w:rPr>
+          <w:rFonts w:cstheme="minorHAnsi"/>
+          <w:sz w:val="20"/>
+          <w:szCs w:val="20"/>
+        </w:rPr>
+        <w:t>of 12 tribes.</w:t>
       </w:r>
     </w:p>
     <w:p>
       <w:pPr>
         <w:rPr>
           <w:rFonts w:cstheme="minorHAnsi"/>
+          <w:sz w:val="20"/>
+          <w:szCs w:val="20"/>
+        </w:rPr>
+      </w:pPr>
+      <w:r>
+        <w:rPr>
+          <w:rFonts w:cstheme="minorHAnsi"/>
+          <w:sz w:val="20"/>
+          <w:szCs w:val="20"/>
+        </w:rPr>
+        <w:t>2.</w:t>
+      </w:r>
+      <w:r>
+        <w:rPr>
+          <w:rFonts w:cstheme="minorHAnsi"/>
+          <w:sz w:val="20"/>
+          <w:szCs w:val="20"/>
+        </w:rPr>
+        <w:t xml:space="preserve"> James 1:1-8, </w:t>
+      </w:r>
+      <w:r>
+        <w:rPr>
+          <w:rFonts w:cstheme="minorHAnsi"/>
+          <w:sz w:val="20"/>
+          <w:szCs w:val="20"/>
+        </w:rPr>
+        <w:t>1:</w:t>
+      </w:r>
+      <w:r>
+        <w:rPr>
+          <w:rFonts w:cstheme="minorHAnsi"/>
+          <w:sz w:val="20"/>
+          <w:szCs w:val="20"/>
+        </w:rPr>
+        <w:t xml:space="preserve">22-25: </w:t>
+      </w:r>
+      <w:r>
+        <w:rPr>
+          <w:rFonts w:cstheme="minorHAnsi"/>
+          <w:sz w:val="20"/>
+          <w:szCs w:val="20"/>
+        </w:rPr>
+        <w:t>B</w:t>
+      </w:r>
+      <w:r>
+        <w:rPr>
+          <w:rFonts w:cstheme="minorHAnsi"/>
+          <w:sz w:val="20"/>
+          <w:szCs w:val="20"/>
+        </w:rPr>
+        <w:t>elievers must face life's hard tests with steady faith, ask God for wisdom without doubting, and put God's word into action rather than just listening to it.</w:t>
+      </w:r>
+    </w:p>
+    <w:p>
+      <w:pPr>
+        <w:rPr>
+          <w:rFonts w:cstheme="minorHAnsi"/>
+          <w:sz w:val="20"/>
+          <w:szCs w:val="20"/>
+        </w:rPr>
+      </w:pPr>
+      <w:r>
+        <w:rPr>
+          <w:rFonts w:cstheme="minorHAnsi"/>
+          <w:sz w:val="20"/>
+          <w:szCs w:val="20"/>
+        </w:rPr>
+        <w:t>3.</w:t>
+      </w:r>
+      <w:r>
+        <w:rPr>
+          <w:rFonts w:cstheme="minorHAnsi"/>
+          <w:sz w:val="20"/>
+          <w:szCs w:val="20"/>
+        </w:rPr>
+        <w:t xml:space="preserve"> Ephesians 5:15-16</w:t>
+      </w:r>
+      <w:r>
+        <w:rPr>
+          <w:rFonts w:cstheme="minorHAnsi"/>
+          <w:sz w:val="20"/>
+          <w:szCs w:val="20"/>
+        </w:rPr>
+        <w:t xml:space="preserve">: </w:t>
+      </w:r>
+      <w:r>
+        <w:rPr>
+          <w:rFonts w:cstheme="minorHAnsi"/>
+          <w:sz w:val="20"/>
+          <w:szCs w:val="20"/>
+        </w:rPr>
+        <w:t xml:space="preserve">Christians must honor God </w:t>
+      </w:r>
+      <w:r>
+        <w:rPr>
+          <w:rFonts w:cstheme="minorHAnsi"/>
+          <w:sz w:val="20"/>
+          <w:szCs w:val="20"/>
+        </w:rPr>
+        <w:t xml:space="preserve">with </w:t>
+      </w:r>
+      <w:r>
+        <w:rPr>
+          <w:rFonts w:cstheme="minorHAnsi"/>
+          <w:sz w:val="20"/>
+          <w:szCs w:val="20"/>
+        </w:rPr>
+        <w:t xml:space="preserve">live </w:t>
+      </w:r>
+      <w:r>
+        <w:rPr>
+          <w:rFonts w:cstheme="minorHAnsi"/>
+          <w:sz w:val="20"/>
+          <w:szCs w:val="20"/>
+        </w:rPr>
+        <w:t>wise</w:t>
+      </w:r>
+      <w:r>
+        <w:rPr>
+          <w:rFonts w:cstheme="minorHAnsi"/>
+          <w:sz w:val="20"/>
+          <w:szCs w:val="20"/>
+        </w:rPr>
+        <w:t>ly.</w:t>
+      </w:r>
+    </w:p>
+    <w:p>
+      <w:pPr>
+        <w:rPr>
+          <w:rFonts w:cstheme="minorHAnsi"/>
+          <w:sz w:val="20"/>
+          <w:szCs w:val="20"/>
+        </w:rPr>
+      </w:pPr>
+      <w:r>
+        <w:rPr>
+          <w:rFonts w:cstheme="minorHAnsi"/>
+          <w:sz w:val="20"/>
+          <w:szCs w:val="20"/>
+        </w:rPr>
+        <w:t xml:space="preserve">4. </w:t>
+      </w:r>
+      <w:r>
+        <w:rPr>
+          <w:rFonts w:cstheme="minorHAnsi"/>
+          <w:sz w:val="20"/>
+          <w:szCs w:val="20"/>
+        </w:rPr>
+        <w:t>Menlo Church</w:t>
+      </w:r>
+      <w:r>
+        <w:rPr>
+          <w:rFonts w:cstheme="minorHAnsi"/>
+          <w:sz w:val="20"/>
+          <w:szCs w:val="20"/>
+        </w:rPr>
+        <w:t xml:space="preserve"> </w:t>
+      </w:r>
+      <w:r>
+        <w:rPr>
+          <w:rFonts w:cstheme="minorHAnsi"/>
+          <w:sz w:val="20"/>
+          <w:szCs w:val="20"/>
+        </w:rPr>
+        <w:t>define</w:t>
+      </w:r>
+      <w:r>
+        <w:rPr>
+          <w:rFonts w:cstheme="minorHAnsi"/>
+          <w:sz w:val="20"/>
+          <w:szCs w:val="20"/>
+        </w:rPr>
+        <w:t>s</w:t>
+      </w:r>
+      <w:r>
+        <w:rPr>
+          <w:rFonts w:cstheme="minorHAnsi"/>
+          <w:sz w:val="20"/>
+          <w:szCs w:val="20"/>
+        </w:rPr>
+        <w:t xml:space="preserve"> “The follower of the way” </w:t>
+      </w:r>
+      <w:r>
+        <w:rPr>
+          <w:rFonts w:cstheme="minorHAnsi"/>
+          <w:sz w:val="20"/>
+          <w:szCs w:val="20"/>
+        </w:rPr>
+        <w:t xml:space="preserve">for </w:t>
+      </w:r>
+      <w:r>
+        <w:rPr>
+          <w:rFonts w:cstheme="minorHAnsi"/>
+          <w:sz w:val="20"/>
+          <w:szCs w:val="20"/>
+        </w:rPr>
+        <w:t xml:space="preserve">Kingdom Qualities: </w:t>
+      </w:r>
+      <w:r>
+        <w:rPr>
+          <w:rFonts w:cstheme="minorHAnsi"/>
+          <w:sz w:val="20"/>
+          <w:szCs w:val="20"/>
+        </w:rPr>
+        <w:t>a. Undivided Follower (James 1:8)</w:t>
+      </w:r>
+      <w:r>
+        <w:rPr>
+          <w:rFonts w:cstheme="minorHAnsi"/>
+          <w:sz w:val="20"/>
+          <w:szCs w:val="20"/>
+        </w:rPr>
+        <w:t xml:space="preserve">, </w:t>
+      </w:r>
+      <w:r>
+        <w:rPr>
+          <w:rFonts w:cstheme="minorHAnsi"/>
+          <w:sz w:val="20"/>
+          <w:szCs w:val="20"/>
+        </w:rPr>
+        <w:t>b. Sacrificial Developer</w:t>
+      </w:r>
+      <w:r>
+        <w:rPr>
+          <w:rFonts w:cstheme="minorHAnsi"/>
+          <w:sz w:val="20"/>
+          <w:szCs w:val="20"/>
+        </w:rPr>
+        <w:t xml:space="preserve"> (Matthew 28:19-20</w:t>
+      </w:r>
+      <w:r>
+        <w:rPr>
+          <w:rFonts w:cstheme="minorHAnsi"/>
+          <w:sz w:val="20"/>
+          <w:szCs w:val="20"/>
+        </w:rPr>
+        <w:t>, 2 Timoth 2:2)</w:t>
+      </w:r>
+      <w:r>
+        <w:rPr>
+          <w:rFonts w:cstheme="minorHAnsi"/>
+          <w:sz w:val="20"/>
+          <w:szCs w:val="20"/>
+        </w:rPr>
+        <w:t>)</w:t>
+      </w:r>
+      <w:r>
+        <w:rPr>
+          <w:rFonts w:cstheme="minorHAnsi"/>
+          <w:sz w:val="20"/>
+          <w:szCs w:val="20"/>
+        </w:rPr>
+        <w:t xml:space="preserve">, </w:t>
+      </w:r>
+      <w:r>
+        <w:rPr>
+          <w:rFonts w:cstheme="minorHAnsi"/>
+          <w:sz w:val="20"/>
+          <w:szCs w:val="20"/>
+        </w:rPr>
+        <w:t>c. Unhurried Friend (Luke 10:38-42)</w:t>
+      </w:r>
+      <w:r>
+        <w:rPr>
+          <w:rFonts w:cstheme="minorHAnsi"/>
+          <w:sz w:val="20"/>
+          <w:szCs w:val="20"/>
+        </w:rPr>
+        <w:t xml:space="preserve">, </w:t>
+      </w:r>
+      <w:r>
+        <w:rPr>
+          <w:rFonts w:cstheme="minorHAnsi"/>
+          <w:sz w:val="20"/>
+          <w:szCs w:val="20"/>
+        </w:rPr>
+        <w:t>d. Thoughtful Witness (1 Peter 3:15)</w:t>
+      </w:r>
+    </w:p>
+    <w:p>
+      <w:pPr>
+        <w:rPr>
+          <w:rFonts w:cstheme="minorHAnsi"/>
+          <w:sz w:val="20"/>
+          <w:szCs w:val="20"/>
+        </w:rPr>
+      </w:pPr>
+      <w:r>
+        <w:rPr>
+          <w:rFonts w:cstheme="minorHAnsi"/>
+          <w:sz w:val="20"/>
+          <w:szCs w:val="20"/>
+        </w:rPr>
+        <w:t xml:space="preserve">5. </w:t>
+      </w:r>
+      <w:r>
+        <w:rPr>
+          <w:rFonts w:cstheme="minorHAnsi"/>
+          <w:sz w:val="20"/>
+          <w:szCs w:val="20"/>
+        </w:rPr>
+        <w:t>James 1:2</w:t>
+      </w:r>
+      <w:r>
+        <w:rPr>
+          <w:rFonts w:cstheme="minorHAnsi"/>
+          <w:sz w:val="20"/>
+          <w:szCs w:val="20"/>
+        </w:rPr>
+        <w:t>-</w:t>
+      </w:r>
+      <w:r>
+        <w:rPr>
+          <w:rFonts w:cstheme="minorHAnsi"/>
+          <w:sz w:val="20"/>
+          <w:szCs w:val="20"/>
+        </w:rPr>
+        <w:t>5</w:t>
+      </w:r>
+      <w:r>
+        <w:rPr>
+          <w:rFonts w:cstheme="minorHAnsi"/>
+          <w:sz w:val="20"/>
+          <w:szCs w:val="20"/>
+        </w:rPr>
+        <w:t>:</w:t>
+      </w:r>
+      <w:r>
+        <w:rPr>
+          <w:rFonts w:cstheme="minorHAnsi"/>
+          <w:sz w:val="20"/>
+          <w:szCs w:val="20"/>
+        </w:rPr>
+        <w:t xml:space="preserve"> </w:t>
+      </w:r>
+      <w:r>
+        <w:rPr>
+          <w:rFonts w:cstheme="minorHAnsi"/>
+          <w:sz w:val="20"/>
+          <w:szCs w:val="20"/>
+        </w:rPr>
+        <w:t>T</w:t>
+      </w:r>
+      <w:r>
+        <w:rPr>
+          <w:rFonts w:cstheme="minorHAnsi"/>
+          <w:sz w:val="20"/>
+          <w:szCs w:val="20"/>
+        </w:rPr>
+        <w:t xml:space="preserve">rials </w:t>
+      </w:r>
+      <w:r>
+        <w:rPr>
+          <w:rFonts w:cstheme="minorHAnsi"/>
+          <w:sz w:val="20"/>
+          <w:szCs w:val="20"/>
+        </w:rPr>
+        <w:t xml:space="preserve">don’t </w:t>
+      </w:r>
+      <w:r>
+        <w:rPr>
+          <w:rFonts w:cstheme="minorHAnsi"/>
+          <w:sz w:val="20"/>
+          <w:szCs w:val="20"/>
+        </w:rPr>
+        <w:t xml:space="preserve">destroy </w:t>
+      </w:r>
+      <w:r>
+        <w:rPr>
+          <w:rFonts w:cstheme="minorHAnsi"/>
+          <w:sz w:val="20"/>
+          <w:szCs w:val="20"/>
+        </w:rPr>
+        <w:t xml:space="preserve">Christian </w:t>
+      </w:r>
+      <w:r>
+        <w:rPr>
+          <w:rFonts w:cstheme="minorHAnsi"/>
+          <w:sz w:val="20"/>
+          <w:szCs w:val="20"/>
+        </w:rPr>
+        <w:t>faith</w:t>
+      </w:r>
+      <w:r>
+        <w:rPr>
+          <w:rFonts w:cstheme="minorHAnsi"/>
+          <w:sz w:val="20"/>
+          <w:szCs w:val="20"/>
+        </w:rPr>
+        <w:t xml:space="preserve">. Trials </w:t>
+      </w:r>
+      <w:r>
+        <w:rPr>
+          <w:rFonts w:cstheme="minorHAnsi"/>
+          <w:sz w:val="20"/>
+          <w:szCs w:val="20"/>
+        </w:rPr>
+        <w:t>driv</w:t>
+      </w:r>
+      <w:r>
+        <w:rPr>
+          <w:rFonts w:cstheme="minorHAnsi"/>
+          <w:sz w:val="20"/>
+          <w:szCs w:val="20"/>
+        </w:rPr>
+        <w:t>e</w:t>
+      </w:r>
+      <w:r>
+        <w:rPr>
+          <w:rFonts w:cstheme="minorHAnsi"/>
+          <w:sz w:val="20"/>
+          <w:szCs w:val="20"/>
+        </w:rPr>
+        <w:t xml:space="preserve"> </w:t>
+      </w:r>
+      <w:r>
+        <w:rPr>
+          <w:rFonts w:cstheme="minorHAnsi"/>
+          <w:sz w:val="20"/>
+          <w:szCs w:val="20"/>
+        </w:rPr>
+        <w:t>Christian</w:t>
+      </w:r>
+      <w:r>
+        <w:rPr>
+          <w:rFonts w:cstheme="minorHAnsi"/>
+          <w:sz w:val="20"/>
+          <w:szCs w:val="20"/>
+        </w:rPr>
+        <w:t xml:space="preserve"> to </w:t>
+      </w:r>
+      <w:r>
+        <w:rPr>
+          <w:rFonts w:cstheme="minorHAnsi"/>
+          <w:sz w:val="20"/>
+          <w:szCs w:val="20"/>
+        </w:rPr>
+        <w:t xml:space="preserve">find </w:t>
+      </w:r>
+      <w:r>
+        <w:rPr>
+          <w:rFonts w:cstheme="minorHAnsi"/>
+          <w:sz w:val="20"/>
+          <w:szCs w:val="20"/>
+        </w:rPr>
+        <w:t>God’s wisdom</w:t>
+      </w:r>
+      <w:r>
+        <w:rPr>
+          <w:rFonts w:cstheme="minorHAnsi"/>
+          <w:sz w:val="20"/>
+          <w:szCs w:val="20"/>
+        </w:rPr>
+        <w:t>.</w:t>
+      </w:r>
+    </w:p>
+    <w:p>
+      <w:pPr>
+        <w:rPr>
+          <w:rFonts w:cstheme="minorHAnsi"/>
+          <w:sz w:val="20"/>
+          <w:szCs w:val="20"/>
+        </w:rPr>
+      </w:pPr>
+      <w:r>
+        <w:rPr>
+          <w:rFonts w:cstheme="minorHAnsi"/>
+          <w:sz w:val="20"/>
+          <w:szCs w:val="20"/>
+        </w:rPr>
+        <w:t>6. Luke 10:25-37, Mark 5:21-43</w:t>
+      </w:r>
+      <w:r>
+        <w:rPr>
+          <w:rFonts w:cstheme="minorHAnsi"/>
+          <w:sz w:val="20"/>
+          <w:szCs w:val="20"/>
+        </w:rPr>
+        <w:t>, Mathew 14:13-14</w:t>
+      </w:r>
+      <w:r>
+        <w:rPr>
+          <w:rFonts w:cstheme="minorHAnsi"/>
+          <w:sz w:val="20"/>
+          <w:szCs w:val="20"/>
+        </w:rPr>
+        <w:t>:</w:t>
+      </w:r>
+      <w:r>
+        <w:rPr>
+          <w:rFonts w:cstheme="minorHAnsi"/>
+          <w:sz w:val="20"/>
+          <w:szCs w:val="20"/>
+        </w:rPr>
+        <w:t xml:space="preserve"> Jesus looked human interruption as divine assignments.</w:t>
+      </w:r>
+    </w:p>
+    <w:p>
+      <w:pPr>
+        <w:rPr>
+          <w:rFonts w:cstheme="minorHAnsi"/>
+          <w:sz w:val="20"/>
+          <w:szCs w:val="20"/>
+        </w:rPr>
+      </w:pPr>
+      <w:r>
+        <w:rPr>
+          <w:rFonts w:cstheme="minorHAnsi"/>
           <w:b/>
           <w:bCs/>
           <w:sz w:val="20"/>
           <w:szCs w:val="20"/>
         </w:rPr>
-      </w:pPr>
+        <w:lastRenderedPageBreak/>
+        <w:t xml:space="preserve">7. </w:t>
+      </w:r>
+      <w:r>
+        <w:rPr>
+          <w:rFonts w:cstheme="minorHAnsi"/>
+          <w:sz w:val="20"/>
+          <w:szCs w:val="20"/>
+        </w:rPr>
+        <w:t>James 1:6-8</w:t>
+      </w:r>
+      <w:r>
+        <w:rPr>
+          <w:rFonts w:cstheme="minorHAnsi"/>
+          <w:sz w:val="20"/>
+          <w:szCs w:val="20"/>
+        </w:rPr>
+        <w:t xml:space="preserve">: </w:t>
+      </w:r>
+      <w:r>
+        <w:rPr>
+          <w:rFonts w:cstheme="minorHAnsi"/>
+          <w:sz w:val="20"/>
+          <w:szCs w:val="20"/>
+        </w:rPr>
+        <w:t>W</w:t>
+      </w:r>
+      <w:r>
+        <w:rPr>
+          <w:rFonts w:cstheme="minorHAnsi"/>
+          <w:sz w:val="20"/>
+          <w:szCs w:val="20"/>
+        </w:rPr>
+        <w:t xml:space="preserve">hen you ask God for wisdom, you must trust </w:t>
+      </w:r>
+      <w:r>
+        <w:rPr>
+          <w:rFonts w:cstheme="minorHAnsi"/>
+          <w:sz w:val="20"/>
+          <w:szCs w:val="20"/>
+        </w:rPr>
+        <w:t>God</w:t>
+      </w:r>
+      <w:r>
+        <w:rPr>
+          <w:rFonts w:cstheme="minorHAnsi"/>
+          <w:sz w:val="20"/>
+          <w:szCs w:val="20"/>
+        </w:rPr>
+        <w:t xml:space="preserve"> fully</w:t>
+      </w:r>
+      <w:r>
+        <w:rPr>
+          <w:rFonts w:cstheme="minorHAnsi"/>
+          <w:sz w:val="20"/>
+          <w:szCs w:val="20"/>
+        </w:rPr>
+        <w:t xml:space="preserve">. </w:t>
+      </w:r>
+      <w:r>
+        <w:rPr>
+          <w:rFonts w:cstheme="minorHAnsi"/>
+          <w:sz w:val="20"/>
+          <w:szCs w:val="20"/>
+        </w:rPr>
+        <w:t>The</w:t>
+      </w:r>
+      <w:r>
+        <w:rPr>
+          <w:rFonts w:cstheme="minorHAnsi"/>
+          <w:sz w:val="20"/>
+          <w:szCs w:val="20"/>
+        </w:rPr>
+        <w:t xml:space="preserve"> undivided follower</w:t>
+      </w:r>
+      <w:r>
+        <w:rPr>
+          <w:rFonts w:cstheme="minorHAnsi"/>
+          <w:sz w:val="20"/>
+          <w:szCs w:val="20"/>
+        </w:rPr>
+        <w:t>s</w:t>
+      </w:r>
+      <w:r>
+        <w:rPr>
+          <w:rFonts w:cstheme="minorHAnsi"/>
+          <w:sz w:val="20"/>
+          <w:szCs w:val="20"/>
+        </w:rPr>
+        <w:t xml:space="preserve"> </w:t>
+      </w:r>
+      <w:r>
+        <w:rPr>
+          <w:rFonts w:cstheme="minorHAnsi"/>
+          <w:sz w:val="20"/>
+          <w:szCs w:val="20"/>
+        </w:rPr>
+        <w:t>have no</w:t>
+      </w:r>
+      <w:r>
+        <w:rPr>
+          <w:rFonts w:cstheme="minorHAnsi"/>
+          <w:sz w:val="20"/>
+          <w:szCs w:val="20"/>
+        </w:rPr>
+        <w:t xml:space="preserve"> </w:t>
+      </w:r>
+      <w:r>
+        <w:rPr>
+          <w:rFonts w:cstheme="minorHAnsi"/>
+          <w:sz w:val="20"/>
+          <w:szCs w:val="20"/>
+        </w:rPr>
+        <w:t>backup plan.</w:t>
+      </w:r>
     </w:p>
     <w:p>
       <w:pPr>
         <w:rPr>
           <w:rFonts w:cstheme="minorHAnsi"/>
+          <w:sz w:val="20"/>
+          <w:szCs w:val="20"/>
+        </w:rPr>
+      </w:pPr>
+      <w:r>
+        <w:rPr>
+          <w:rFonts w:cstheme="minorHAnsi"/>
+          <w:sz w:val="20"/>
+          <w:szCs w:val="20"/>
+        </w:rPr>
+        <w:t>8.</w:t>
+      </w:r>
+      <w:r>
+        <w:rPr>
+          <w:rFonts w:cstheme="minorHAnsi"/>
+          <w:sz w:val="20"/>
+          <w:szCs w:val="20"/>
+        </w:rPr>
+        <w:t xml:space="preserve"> </w:t>
+      </w:r>
+      <w:r>
+        <w:rPr>
+          <w:rFonts w:cstheme="minorHAnsi"/>
+          <w:sz w:val="20"/>
+          <w:szCs w:val="20"/>
+        </w:rPr>
+        <w:t>James 1:22-25</w:t>
+      </w:r>
+      <w:r>
+        <w:rPr>
+          <w:rFonts w:cstheme="minorHAnsi"/>
+          <w:sz w:val="20"/>
+          <w:szCs w:val="20"/>
+        </w:rPr>
+        <w:t>: B</w:t>
+      </w:r>
+      <w:r>
+        <w:rPr>
+          <w:rFonts w:cstheme="minorHAnsi"/>
+          <w:sz w:val="20"/>
+          <w:szCs w:val="20"/>
+        </w:rPr>
+        <w:t>elievers</w:t>
+      </w:r>
+      <w:r>
+        <w:rPr>
+          <w:rFonts w:cstheme="minorHAnsi"/>
+          <w:sz w:val="20"/>
+          <w:szCs w:val="20"/>
+        </w:rPr>
+        <w:t xml:space="preserve"> </w:t>
+      </w:r>
+      <w:r>
+        <w:rPr>
+          <w:rFonts w:cstheme="minorHAnsi"/>
+          <w:sz w:val="20"/>
+          <w:szCs w:val="20"/>
+        </w:rPr>
+        <w:t>listen to God's word</w:t>
+      </w:r>
+      <w:r>
+        <w:rPr>
+          <w:rFonts w:cstheme="minorHAnsi"/>
+          <w:sz w:val="20"/>
+          <w:szCs w:val="20"/>
+        </w:rPr>
+        <w:t>s and</w:t>
+      </w:r>
+      <w:r>
+        <w:rPr>
+          <w:rFonts w:cstheme="minorHAnsi"/>
+          <w:sz w:val="20"/>
+          <w:szCs w:val="20"/>
+        </w:rPr>
+        <w:t xml:space="preserve"> actively put it into practice.</w:t>
+      </w:r>
+      <w:r>
+        <w:rPr>
+          <w:rFonts w:cstheme="minorHAnsi"/>
+          <w:sz w:val="20"/>
+          <w:szCs w:val="20"/>
+        </w:rPr>
+        <w:t xml:space="preserve"> T</w:t>
+      </w:r>
+      <w:r>
+        <w:rPr>
+          <w:rFonts w:cstheme="minorHAnsi"/>
+          <w:sz w:val="20"/>
+          <w:szCs w:val="20"/>
+        </w:rPr>
+        <w:t>he undivided Followers stay at the mirror (</w:t>
+      </w:r>
+      <w:r>
+        <w:rPr>
+          <w:rFonts w:cstheme="minorHAnsi"/>
+          <w:sz w:val="20"/>
+          <w:szCs w:val="20"/>
+        </w:rPr>
+        <w:t xml:space="preserve">to check yourself </w:t>
+      </w:r>
+      <w:r>
+        <w:rPr>
+          <w:rFonts w:cstheme="minorHAnsi"/>
+          <w:sz w:val="20"/>
+          <w:szCs w:val="20"/>
+        </w:rPr>
+        <w:t xml:space="preserve">inside) long enough </w:t>
+      </w:r>
+      <w:r>
+        <w:rPr>
+          <w:rFonts w:cstheme="minorHAnsi"/>
+          <w:sz w:val="20"/>
+          <w:szCs w:val="20"/>
+        </w:rPr>
+        <w:t>and</w:t>
+      </w:r>
+      <w:r>
+        <w:rPr>
+          <w:rFonts w:cstheme="minorHAnsi"/>
+          <w:sz w:val="20"/>
+          <w:szCs w:val="20"/>
+        </w:rPr>
+        <w:t xml:space="preserve"> </w:t>
+      </w:r>
+      <w:r>
+        <w:rPr>
+          <w:rFonts w:cstheme="minorHAnsi"/>
+          <w:sz w:val="20"/>
+          <w:szCs w:val="20"/>
+        </w:rPr>
+        <w:t>put into action</w:t>
+      </w:r>
+      <w:r>
+        <w:rPr>
+          <w:rFonts w:cstheme="minorHAnsi"/>
+          <w:sz w:val="20"/>
+          <w:szCs w:val="20"/>
+        </w:rPr>
+        <w:t>.</w:t>
+      </w:r>
+    </w:p>
+    <w:p>
+      <w:pPr>
+        <w:rPr>
+          <w:rFonts w:cstheme="minorHAnsi"/>
+          <w:sz w:val="20"/>
+          <w:szCs w:val="20"/>
+        </w:rPr>
+      </w:pPr>
+      <w:r>
+        <w:rPr>
+          <w:rFonts w:cstheme="minorHAnsi"/>
+          <w:sz w:val="20"/>
+          <w:szCs w:val="20"/>
+        </w:rPr>
+        <w:t xml:space="preserve">9. Conclusion: Practice every day for two weeks for mirror (check yourself) and </w:t>
+      </w:r>
+      <w:r>
+        <w:rPr>
+          <w:rFonts w:cstheme="minorHAnsi"/>
+          <w:sz w:val="20"/>
+          <w:szCs w:val="20"/>
+        </w:rPr>
+        <w:t>fix</w:t>
+      </w:r>
+      <w:r>
+        <w:rPr>
+          <w:rFonts w:cstheme="minorHAnsi"/>
+          <w:sz w:val="20"/>
+          <w:szCs w:val="20"/>
+        </w:rPr>
+        <w:t xml:space="preserve"> the </w:t>
+      </w:r>
+      <w:r>
+        <w:rPr>
+          <w:rFonts w:cstheme="minorHAnsi"/>
+          <w:sz w:val="20"/>
+          <w:szCs w:val="20"/>
+        </w:rPr>
+        <w:t xml:space="preserve">inside </w:t>
+      </w:r>
+      <w:r>
+        <w:rPr>
+          <w:rFonts w:cstheme="minorHAnsi"/>
+          <w:sz w:val="20"/>
+          <w:szCs w:val="20"/>
+        </w:rPr>
+        <w:t>God Words</w:t>
+      </w:r>
+      <w:r>
+        <w:rPr>
+          <w:rFonts w:cstheme="minorHAnsi"/>
+          <w:sz w:val="20"/>
+          <w:szCs w:val="20"/>
+        </w:rPr>
+        <w:t xml:space="preserve"> into </w:t>
+      </w:r>
+      <w:r>
+        <w:rPr>
+          <w:rFonts w:cstheme="minorHAnsi"/>
+          <w:sz w:val="20"/>
+          <w:szCs w:val="20"/>
+        </w:rPr>
+        <w:t xml:space="preserve">outside </w:t>
+      </w:r>
+      <w:r>
+        <w:rPr>
+          <w:rFonts w:cstheme="minorHAnsi"/>
+          <w:sz w:val="20"/>
+          <w:szCs w:val="20"/>
+        </w:rPr>
+        <w:t>behavior/action</w:t>
+      </w:r>
+      <w:r>
+        <w:rPr>
+          <w:rFonts w:cstheme="minorHAnsi"/>
+          <w:sz w:val="20"/>
+          <w:szCs w:val="20"/>
+        </w:rPr>
+        <w:t>.</w:t>
+      </w:r>
+    </w:p>
+    <w:p>
+      <w:pPr>
+        <w:rPr>
+          <w:rFonts w:cstheme="minorHAnsi"/>
+          <w:sz w:val="20"/>
+          <w:szCs w:val="20"/>
+        </w:rPr>
+      </w:pPr>
+    </w:p>
+    <w:p>
+      <w:pPr>
+        <w:rPr>
+          <w:rFonts w:cstheme="minorHAnsi"/>
           <w:b/>
           <w:bCs/>
           <w:sz w:val="20"/>
           <w:szCs w:val="20"/>
         </w:rPr>
       </w:pPr>
+      <w:r>
+        <w:rPr>
+          <w:rFonts w:cstheme="minorHAnsi"/>
+          <w:b/>
+          <w:bCs/>
+          <w:sz w:val="20"/>
+          <w:szCs w:val="20"/>
+        </w:rPr>
+        <w:t>===</w:t>
+      </w:r>
+    </w:p>
+    <w:p>
+      <w:pPr>
+        <w:rPr>
+          <w:rFonts w:cstheme="minorHAnsi" w:hint="eastAsia"/>
+          <w:sz w:val="20"/>
+          <w:szCs w:val="20"/>
+        </w:rPr>
+      </w:pPr>
+      <w:r>
+        <w:rPr>
+          <w:rFonts w:cstheme="minorHAnsi" w:hint="eastAsia"/>
+          <w:sz w:val="20"/>
+          <w:szCs w:val="20"/>
+        </w:rPr>
+        <w:t>2026</w:t>
+      </w:r>
+      <w:r>
+        <w:rPr>
+          <w:rFonts w:cstheme="minorHAnsi" w:hint="eastAsia"/>
+          <w:sz w:val="20"/>
+          <w:szCs w:val="20"/>
+        </w:rPr>
+        <w:t>年</w:t>
+      </w:r>
+      <w:r>
+        <w:rPr>
+          <w:rFonts w:cstheme="minorHAnsi" w:hint="eastAsia"/>
+          <w:sz w:val="20"/>
+          <w:szCs w:val="20"/>
+        </w:rPr>
+        <w:t>8</w:t>
+      </w:r>
+      <w:r>
+        <w:rPr>
+          <w:rFonts w:cstheme="minorHAnsi" w:hint="eastAsia"/>
+          <w:sz w:val="20"/>
+          <w:szCs w:val="20"/>
+        </w:rPr>
+        <w:t>月</w:t>
+      </w:r>
+      <w:r>
+        <w:rPr>
+          <w:rFonts w:cstheme="minorHAnsi" w:hint="eastAsia"/>
+          <w:sz w:val="20"/>
+          <w:szCs w:val="20"/>
+        </w:rPr>
+        <w:t>22</w:t>
+      </w:r>
+      <w:r>
+        <w:rPr>
+          <w:rFonts w:cstheme="minorHAnsi" w:hint="eastAsia"/>
+          <w:sz w:val="20"/>
+          <w:szCs w:val="20"/>
+        </w:rPr>
+        <w:t>日，</w:t>
+      </w:r>
+      <w:r>
+        <w:rPr>
+          <w:rFonts w:cstheme="minorHAnsi" w:hint="eastAsia"/>
+          <w:sz w:val="20"/>
+          <w:szCs w:val="20"/>
+        </w:rPr>
+        <w:t>Menlo</w:t>
+      </w:r>
+      <w:r>
+        <w:rPr>
+          <w:rFonts w:cstheme="minorHAnsi" w:hint="eastAsia"/>
+          <w:sz w:val="20"/>
+          <w:szCs w:val="20"/>
+        </w:rPr>
+        <w:t>教會敬拜（回顧上週，</w:t>
+      </w:r>
+      <w:r>
+        <w:rPr>
+          <w:rFonts w:cstheme="minorHAnsi" w:hint="eastAsia"/>
+          <w:sz w:val="20"/>
+          <w:szCs w:val="20"/>
+        </w:rPr>
+        <w:t>2026</w:t>
+      </w:r>
+      <w:r>
+        <w:rPr>
+          <w:rFonts w:cstheme="minorHAnsi" w:hint="eastAsia"/>
+          <w:sz w:val="20"/>
+          <w:szCs w:val="20"/>
+        </w:rPr>
+        <w:t>年</w:t>
+      </w:r>
+      <w:r>
+        <w:rPr>
+          <w:rFonts w:cstheme="minorHAnsi" w:hint="eastAsia"/>
+          <w:sz w:val="20"/>
+          <w:szCs w:val="20"/>
+        </w:rPr>
+        <w:t>8</w:t>
+      </w:r>
+      <w:r>
+        <w:rPr>
+          <w:rFonts w:cstheme="minorHAnsi" w:hint="eastAsia"/>
+          <w:sz w:val="20"/>
+          <w:szCs w:val="20"/>
+        </w:rPr>
+        <w:t>月</w:t>
+      </w:r>
+      <w:r>
+        <w:rPr>
+          <w:rFonts w:cstheme="minorHAnsi" w:hint="eastAsia"/>
+          <w:sz w:val="20"/>
+          <w:szCs w:val="20"/>
+        </w:rPr>
+        <w:t>16</w:t>
+      </w:r>
+      <w:r>
+        <w:rPr>
+          <w:rFonts w:cstheme="minorHAnsi" w:hint="eastAsia"/>
+          <w:sz w:val="20"/>
+          <w:szCs w:val="20"/>
+        </w:rPr>
+        <w:t>日）</w:t>
+      </w:r>
+    </w:p>
+    <w:p>
+      <w:pPr>
+        <w:rPr>
+          <w:rFonts w:cstheme="minorHAnsi" w:hint="eastAsia"/>
+          <w:sz w:val="20"/>
+          <w:szCs w:val="20"/>
+        </w:rPr>
+      </w:pPr>
+      <w:r>
+        <w:rPr>
+          <w:rFonts w:cstheme="minorHAnsi" w:hint="eastAsia"/>
+          <w:sz w:val="20"/>
+          <w:szCs w:val="20"/>
+        </w:rPr>
+        <w:t>https://www.youtube.com/watch?v=IeYb7vOVnmU&amp;t=251s</w:t>
+      </w:r>
+    </w:p>
+    <w:p>
+      <w:pPr>
+        <w:rPr>
+          <w:rFonts w:cstheme="minorHAnsi" w:hint="eastAsia"/>
+          <w:sz w:val="20"/>
+          <w:szCs w:val="20"/>
+        </w:rPr>
+      </w:pPr>
+      <w:r>
+        <w:rPr>
+          <w:rFonts w:cstheme="minorHAnsi" w:hint="eastAsia"/>
+          <w:sz w:val="20"/>
+          <w:szCs w:val="20"/>
+        </w:rPr>
+        <w:t>https://github.com/peterhchen/1000_Family/tree/main/Church/2026</w:t>
+      </w:r>
+    </w:p>
+    <w:p>
+      <w:pPr>
+        <w:rPr>
+          <w:rFonts w:cstheme="minorHAnsi" w:hint="eastAsia"/>
+          <w:sz w:val="20"/>
+          <w:szCs w:val="20"/>
+        </w:rPr>
+      </w:pPr>
+      <w:proofErr w:type="spellStart"/>
+      <w:r>
+        <w:rPr>
+          <w:rFonts w:cstheme="minorHAnsi" w:hint="eastAsia"/>
+          <w:sz w:val="20"/>
+          <w:szCs w:val="20"/>
+        </w:rPr>
+        <w:t>鏡子（心志專一的跟隨者</w:t>
+      </w:r>
+      <w:proofErr w:type="spellEnd"/>
+      <w:r>
+        <w:rPr>
+          <w:rFonts w:cstheme="minorHAnsi" w:hint="eastAsia"/>
+          <w:sz w:val="20"/>
+          <w:szCs w:val="20"/>
+        </w:rPr>
+        <w:t>）</w:t>
+      </w:r>
+      <w:r>
+        <w:rPr>
+          <w:rFonts w:cstheme="minorHAnsi" w:hint="eastAsia"/>
+          <w:sz w:val="20"/>
+          <w:szCs w:val="20"/>
+        </w:rPr>
+        <w:t xml:space="preserve">| </w:t>
+      </w:r>
+      <w:proofErr w:type="spellStart"/>
+      <w:r>
+        <w:rPr>
+          <w:rFonts w:cstheme="minorHAnsi" w:hint="eastAsia"/>
+          <w:sz w:val="20"/>
+          <w:szCs w:val="20"/>
+        </w:rPr>
+        <w:t>什麼是「道路」的跟隨者</w:t>
+      </w:r>
+      <w:proofErr w:type="spellEnd"/>
+      <w:r>
+        <w:rPr>
+          <w:rFonts w:cstheme="minorHAnsi" w:hint="eastAsia"/>
+          <w:sz w:val="20"/>
+          <w:szCs w:val="20"/>
+        </w:rPr>
+        <w:t>？</w:t>
+      </w:r>
+      <w:r>
+        <w:rPr>
+          <w:rFonts w:cstheme="minorHAnsi" w:hint="eastAsia"/>
+          <w:sz w:val="20"/>
+          <w:szCs w:val="20"/>
+        </w:rPr>
+        <w:t xml:space="preserve"> | </w:t>
+      </w:r>
+      <w:proofErr w:type="spellStart"/>
+      <w:r>
+        <w:rPr>
+          <w:rFonts w:cstheme="minorHAnsi" w:hint="eastAsia"/>
+          <w:sz w:val="20"/>
+          <w:szCs w:val="20"/>
+        </w:rPr>
+        <w:t>Menlo</w:t>
+      </w:r>
+      <w:r>
+        <w:rPr>
+          <w:rFonts w:cstheme="minorHAnsi" w:hint="eastAsia"/>
+          <w:sz w:val="20"/>
+          <w:szCs w:val="20"/>
+        </w:rPr>
+        <w:t>教會，主任牧師</w:t>
+      </w:r>
+      <w:proofErr w:type="spellEnd"/>
+      <w:r>
+        <w:rPr>
+          <w:rFonts w:cstheme="minorHAnsi" w:hint="eastAsia"/>
+          <w:sz w:val="20"/>
+          <w:szCs w:val="20"/>
+        </w:rPr>
+        <w:t xml:space="preserve"> Phil EuBank</w:t>
+      </w:r>
+    </w:p>
+    <w:p>
+      <w:pPr>
+        <w:rPr>
+          <w:rFonts w:cstheme="minorHAnsi" w:hint="eastAsia"/>
+          <w:sz w:val="20"/>
+          <w:szCs w:val="20"/>
+        </w:rPr>
+      </w:pPr>
+    </w:p>
+    <w:p>
+      <w:pPr>
+        <w:rPr>
+          <w:rFonts w:cstheme="minorHAnsi" w:hint="eastAsia"/>
+          <w:sz w:val="20"/>
+          <w:szCs w:val="20"/>
+        </w:rPr>
+      </w:pPr>
+      <w:proofErr w:type="spellStart"/>
+      <w:r>
+        <w:rPr>
+          <w:rFonts w:cstheme="minorHAnsi" w:hint="eastAsia"/>
+          <w:sz w:val="20"/>
+          <w:szCs w:val="20"/>
+        </w:rPr>
+        <w:t>鏡子：看見你真實的內心</w:t>
+      </w:r>
+      <w:proofErr w:type="spellEnd"/>
+      <w:r>
+        <w:rPr>
+          <w:rFonts w:cstheme="minorHAnsi" w:hint="eastAsia"/>
+          <w:sz w:val="20"/>
+          <w:szCs w:val="20"/>
+        </w:rPr>
+        <w:t>。</w:t>
+      </w:r>
+      <w:r>
+        <w:rPr>
+          <w:rFonts w:cstheme="minorHAnsi" w:hint="eastAsia"/>
+          <w:sz w:val="20"/>
+          <w:szCs w:val="20"/>
+        </w:rPr>
+        <w:t xml:space="preserve"> </w:t>
+      </w:r>
+      <w:r>
+        <w:rPr>
+          <w:rFonts w:cstheme="minorHAnsi" w:hint="eastAsia"/>
+          <w:sz w:val="20"/>
+          <w:szCs w:val="20"/>
+        </w:rPr>
+        <w:t>（</w:t>
+      </w:r>
+      <w:proofErr w:type="spellStart"/>
+      <w:r>
+        <w:rPr>
+          <w:rFonts w:cstheme="minorHAnsi" w:hint="eastAsia"/>
+          <w:sz w:val="20"/>
+          <w:szCs w:val="20"/>
+        </w:rPr>
+        <w:t>鏡子是審視自我的工具</w:t>
+      </w:r>
+      <w:proofErr w:type="spellEnd"/>
+      <w:r>
+        <w:rPr>
+          <w:rFonts w:cstheme="minorHAnsi" w:hint="eastAsia"/>
+          <w:sz w:val="20"/>
+          <w:szCs w:val="20"/>
+        </w:rPr>
+        <w:t>）</w:t>
+      </w:r>
+    </w:p>
+    <w:p>
+      <w:pPr>
+        <w:rPr>
+          <w:rFonts w:cstheme="minorHAnsi" w:hint="eastAsia"/>
+          <w:sz w:val="20"/>
+          <w:szCs w:val="20"/>
+        </w:rPr>
+      </w:pPr>
+      <w:proofErr w:type="spellStart"/>
+      <w:r>
+        <w:rPr>
+          <w:rFonts w:cstheme="minorHAnsi" w:hint="eastAsia"/>
+          <w:sz w:val="20"/>
+          <w:szCs w:val="20"/>
+        </w:rPr>
+        <w:t>心志專一的跟隨者：將內心與外在行為團結起來</w:t>
+      </w:r>
+      <w:proofErr w:type="spellEnd"/>
+      <w:r>
+        <w:rPr>
+          <w:rFonts w:cstheme="minorHAnsi" w:hint="eastAsia"/>
+          <w:sz w:val="20"/>
+          <w:szCs w:val="20"/>
+        </w:rPr>
+        <w:t>。</w:t>
+      </w:r>
+      <w:r>
+        <w:rPr>
+          <w:rFonts w:cstheme="minorHAnsi" w:hint="eastAsia"/>
+          <w:sz w:val="20"/>
+          <w:szCs w:val="20"/>
+        </w:rPr>
+        <w:t xml:space="preserve"> </w:t>
+      </w:r>
+      <w:r>
+        <w:rPr>
+          <w:rFonts w:cstheme="minorHAnsi" w:hint="eastAsia"/>
+          <w:sz w:val="20"/>
+          <w:szCs w:val="20"/>
+        </w:rPr>
+        <w:t>（</w:t>
+      </w:r>
+      <w:proofErr w:type="spellStart"/>
+      <w:r>
+        <w:rPr>
+          <w:rFonts w:cstheme="minorHAnsi" w:hint="eastAsia"/>
+          <w:sz w:val="20"/>
+          <w:szCs w:val="20"/>
+        </w:rPr>
+        <w:t>這是協調內在信念與外在行為的方式</w:t>
+      </w:r>
+      <w:proofErr w:type="spellEnd"/>
+      <w:r>
+        <w:rPr>
+          <w:rFonts w:cstheme="minorHAnsi" w:hint="eastAsia"/>
+          <w:sz w:val="20"/>
+          <w:szCs w:val="20"/>
+        </w:rPr>
+        <w:t>）</w:t>
+      </w:r>
+    </w:p>
+    <w:p>
+      <w:pPr>
+        <w:rPr>
+          <w:rFonts w:cstheme="minorHAnsi" w:hint="eastAsia"/>
+          <w:sz w:val="20"/>
+          <w:szCs w:val="20"/>
+        </w:rPr>
+      </w:pPr>
+      <w:r>
+        <w:rPr>
+          <w:rFonts w:cstheme="minorHAnsi" w:hint="eastAsia"/>
+          <w:sz w:val="20"/>
+          <w:szCs w:val="20"/>
+        </w:rPr>
+        <w:t xml:space="preserve">1. </w:t>
+      </w:r>
+      <w:proofErr w:type="spellStart"/>
+      <w:r>
+        <w:rPr>
+          <w:rFonts w:cstheme="minorHAnsi" w:hint="eastAsia"/>
+          <w:sz w:val="20"/>
+          <w:szCs w:val="20"/>
+        </w:rPr>
+        <w:t>分散各地的人（雅各書</w:t>
+      </w:r>
+      <w:proofErr w:type="spellEnd"/>
+      <w:r>
+        <w:rPr>
+          <w:rFonts w:cstheme="minorHAnsi" w:hint="eastAsia"/>
+          <w:sz w:val="20"/>
+          <w:szCs w:val="20"/>
+        </w:rPr>
+        <w:t xml:space="preserve"> 1:1</w:t>
+      </w:r>
+      <w:r>
+        <w:rPr>
+          <w:rFonts w:cstheme="minorHAnsi" w:hint="eastAsia"/>
+          <w:sz w:val="20"/>
+          <w:szCs w:val="20"/>
+        </w:rPr>
+        <w:t>）：</w:t>
+      </w:r>
+      <w:proofErr w:type="spellStart"/>
+      <w:r>
+        <w:rPr>
+          <w:rFonts w:cstheme="minorHAnsi" w:hint="eastAsia"/>
+          <w:sz w:val="20"/>
+          <w:szCs w:val="20"/>
+        </w:rPr>
+        <w:t>雅各向散居各地的十二個支派問安</w:t>
+      </w:r>
+      <w:proofErr w:type="spellEnd"/>
+      <w:r>
+        <w:rPr>
+          <w:rFonts w:cstheme="minorHAnsi" w:hint="eastAsia"/>
+          <w:sz w:val="20"/>
+          <w:szCs w:val="20"/>
+        </w:rPr>
+        <w:t>。</w:t>
+      </w:r>
+    </w:p>
+    <w:p>
+      <w:pPr>
+        <w:rPr>
+          <w:rFonts w:cstheme="minorHAnsi" w:hint="eastAsia"/>
+          <w:sz w:val="20"/>
+          <w:szCs w:val="20"/>
+        </w:rPr>
+      </w:pPr>
+      <w:r>
+        <w:rPr>
+          <w:rFonts w:cstheme="minorHAnsi" w:hint="eastAsia"/>
+          <w:sz w:val="20"/>
+          <w:szCs w:val="20"/>
+        </w:rPr>
+        <w:t xml:space="preserve">2. </w:t>
+      </w:r>
+      <w:proofErr w:type="spellStart"/>
+      <w:r>
+        <w:rPr>
+          <w:rFonts w:cstheme="minorHAnsi" w:hint="eastAsia"/>
+          <w:sz w:val="20"/>
+          <w:szCs w:val="20"/>
+        </w:rPr>
+        <w:t>雅各書</w:t>
+      </w:r>
+      <w:proofErr w:type="spellEnd"/>
+      <w:r>
+        <w:rPr>
+          <w:rFonts w:cstheme="minorHAnsi" w:hint="eastAsia"/>
+          <w:sz w:val="20"/>
+          <w:szCs w:val="20"/>
+        </w:rPr>
+        <w:t xml:space="preserve"> 1:1-8, 1:22-25</w:t>
+      </w:r>
+      <w:r>
+        <w:rPr>
+          <w:rFonts w:cstheme="minorHAnsi" w:hint="eastAsia"/>
+          <w:sz w:val="20"/>
+          <w:szCs w:val="20"/>
+        </w:rPr>
+        <w:t>：信徒必須以堅定的信心面對生活中的嚴峻考驗，毫無疑惑地向神祈求智慧，並將神的話語付諸行動，而不僅僅是聽道。</w:t>
+      </w:r>
+    </w:p>
+    <w:p>
+      <w:pPr>
+        <w:rPr>
+          <w:rFonts w:cstheme="minorHAnsi" w:hint="eastAsia"/>
+          <w:sz w:val="20"/>
+          <w:szCs w:val="20"/>
+        </w:rPr>
+      </w:pPr>
+      <w:r>
+        <w:rPr>
+          <w:rFonts w:cstheme="minorHAnsi" w:hint="eastAsia"/>
+          <w:sz w:val="20"/>
+          <w:szCs w:val="20"/>
+        </w:rPr>
+        <w:t xml:space="preserve">3. </w:t>
+      </w:r>
+      <w:r>
+        <w:rPr>
+          <w:rFonts w:cstheme="minorHAnsi" w:hint="eastAsia"/>
+          <w:sz w:val="20"/>
+          <w:szCs w:val="20"/>
+        </w:rPr>
+        <w:t>以弗所書</w:t>
+      </w:r>
+      <w:r>
+        <w:rPr>
+          <w:rFonts w:cstheme="minorHAnsi" w:hint="eastAsia"/>
+          <w:sz w:val="20"/>
+          <w:szCs w:val="20"/>
+        </w:rPr>
+        <w:t xml:space="preserve"> 5:15-16</w:t>
+      </w:r>
+      <w:r>
+        <w:rPr>
+          <w:rFonts w:cstheme="minorHAnsi" w:hint="eastAsia"/>
+          <w:sz w:val="20"/>
+          <w:szCs w:val="20"/>
+        </w:rPr>
+        <w:t>：基督徒必須過明智的生活，以此榮耀神。</w:t>
+      </w:r>
+    </w:p>
+    <w:p>
+      <w:pPr>
+        <w:rPr>
+          <w:rFonts w:cstheme="minorHAnsi" w:hint="eastAsia"/>
+          <w:sz w:val="20"/>
+          <w:szCs w:val="20"/>
+        </w:rPr>
+      </w:pPr>
+      <w:r>
+        <w:rPr>
+          <w:rFonts w:cstheme="minorHAnsi" w:hint="eastAsia"/>
+          <w:sz w:val="20"/>
+          <w:szCs w:val="20"/>
+        </w:rPr>
+        <w:t xml:space="preserve">4. </w:t>
+      </w:r>
+      <w:proofErr w:type="spellStart"/>
+      <w:r>
+        <w:rPr>
+          <w:rFonts w:cstheme="minorHAnsi" w:hint="eastAsia"/>
+          <w:sz w:val="20"/>
+          <w:szCs w:val="20"/>
+        </w:rPr>
+        <w:t>Menlo</w:t>
+      </w:r>
+      <w:r>
+        <w:rPr>
+          <w:rFonts w:cstheme="minorHAnsi" w:hint="eastAsia"/>
+          <w:sz w:val="20"/>
+          <w:szCs w:val="20"/>
+        </w:rPr>
+        <w:t>教會根據「天國特質」定義了「道路的跟隨者</w:t>
+      </w:r>
+      <w:proofErr w:type="spellEnd"/>
+      <w:r>
+        <w:rPr>
+          <w:rFonts w:cstheme="minorHAnsi" w:hint="eastAsia"/>
+          <w:sz w:val="20"/>
+          <w:szCs w:val="20"/>
+        </w:rPr>
+        <w:t>」：</w:t>
+      </w:r>
+      <w:r>
+        <w:rPr>
+          <w:rFonts w:cstheme="minorHAnsi" w:hint="eastAsia"/>
+          <w:sz w:val="20"/>
+          <w:szCs w:val="20"/>
+        </w:rPr>
+        <w:t xml:space="preserve">a. </w:t>
+      </w:r>
+      <w:proofErr w:type="spellStart"/>
+      <w:r>
+        <w:rPr>
+          <w:rFonts w:cstheme="minorHAnsi" w:hint="eastAsia"/>
+          <w:sz w:val="20"/>
+          <w:szCs w:val="20"/>
+        </w:rPr>
+        <w:t>心志專一的跟隨者</w:t>
+      </w:r>
+      <w:proofErr w:type="spellEnd"/>
+      <w:r>
+        <w:rPr>
+          <w:rFonts w:cstheme="minorHAnsi" w:hint="eastAsia"/>
+          <w:sz w:val="20"/>
+          <w:szCs w:val="20"/>
+        </w:rPr>
+        <w:t xml:space="preserve"> (</w:t>
+      </w:r>
+      <w:proofErr w:type="spellStart"/>
+      <w:r>
+        <w:rPr>
+          <w:rFonts w:cstheme="minorHAnsi" w:hint="eastAsia"/>
+          <w:sz w:val="20"/>
+          <w:szCs w:val="20"/>
+        </w:rPr>
+        <w:t>雅各書</w:t>
+      </w:r>
+      <w:proofErr w:type="spellEnd"/>
+      <w:r>
+        <w:rPr>
+          <w:rFonts w:cstheme="minorHAnsi" w:hint="eastAsia"/>
+          <w:sz w:val="20"/>
+          <w:szCs w:val="20"/>
+        </w:rPr>
+        <w:t xml:space="preserve"> 1:8)</w:t>
+      </w:r>
+      <w:r>
+        <w:rPr>
+          <w:rFonts w:cstheme="minorHAnsi" w:hint="eastAsia"/>
+          <w:sz w:val="20"/>
+          <w:szCs w:val="20"/>
+        </w:rPr>
+        <w:t>，</w:t>
+      </w:r>
+      <w:r>
+        <w:rPr>
+          <w:rFonts w:cstheme="minorHAnsi" w:hint="eastAsia"/>
+          <w:sz w:val="20"/>
+          <w:szCs w:val="20"/>
+        </w:rPr>
+        <w:t xml:space="preserve">b. </w:t>
+      </w:r>
+      <w:proofErr w:type="spellStart"/>
+      <w:r>
+        <w:rPr>
+          <w:rFonts w:cstheme="minorHAnsi" w:hint="eastAsia"/>
+          <w:sz w:val="20"/>
+          <w:szCs w:val="20"/>
+        </w:rPr>
+        <w:t>願意付出代價的培育者</w:t>
+      </w:r>
+      <w:proofErr w:type="spellEnd"/>
+      <w:r>
+        <w:rPr>
+          <w:rFonts w:cstheme="minorHAnsi" w:hint="eastAsia"/>
+          <w:sz w:val="20"/>
+          <w:szCs w:val="20"/>
+        </w:rPr>
+        <w:t xml:space="preserve"> (</w:t>
+      </w:r>
+      <w:proofErr w:type="spellStart"/>
+      <w:r>
+        <w:rPr>
+          <w:rFonts w:cstheme="minorHAnsi" w:hint="eastAsia"/>
+          <w:sz w:val="20"/>
+          <w:szCs w:val="20"/>
+        </w:rPr>
+        <w:t>馬太福音</w:t>
+      </w:r>
+      <w:proofErr w:type="spellEnd"/>
+      <w:r>
+        <w:rPr>
+          <w:rFonts w:cstheme="minorHAnsi" w:hint="eastAsia"/>
+          <w:sz w:val="20"/>
+          <w:szCs w:val="20"/>
+        </w:rPr>
+        <w:t xml:space="preserve"> 28:19-20; </w:t>
+      </w:r>
+      <w:proofErr w:type="spellStart"/>
+      <w:r>
+        <w:rPr>
+          <w:rFonts w:cstheme="minorHAnsi" w:hint="eastAsia"/>
+          <w:sz w:val="20"/>
+          <w:szCs w:val="20"/>
+        </w:rPr>
+        <w:t>提摩太後書</w:t>
+      </w:r>
+      <w:proofErr w:type="spellEnd"/>
+      <w:r>
+        <w:rPr>
+          <w:rFonts w:cstheme="minorHAnsi" w:hint="eastAsia"/>
+          <w:sz w:val="20"/>
+          <w:szCs w:val="20"/>
+        </w:rPr>
+        <w:t xml:space="preserve"> 2:2)</w:t>
+      </w:r>
+      <w:r>
+        <w:rPr>
+          <w:rFonts w:cstheme="minorHAnsi" w:hint="eastAsia"/>
+          <w:sz w:val="20"/>
+          <w:szCs w:val="20"/>
+        </w:rPr>
+        <w:t>，</w:t>
+      </w:r>
+      <w:r>
+        <w:rPr>
+          <w:rFonts w:cstheme="minorHAnsi" w:hint="eastAsia"/>
+          <w:sz w:val="20"/>
+          <w:szCs w:val="20"/>
+        </w:rPr>
+        <w:t xml:space="preserve">c. </w:t>
+      </w:r>
+      <w:proofErr w:type="spellStart"/>
+      <w:r>
+        <w:rPr>
+          <w:rFonts w:cstheme="minorHAnsi" w:hint="eastAsia"/>
+          <w:sz w:val="20"/>
+          <w:szCs w:val="20"/>
+        </w:rPr>
+        <w:t>從容不迫的朋友</w:t>
+      </w:r>
+      <w:proofErr w:type="spellEnd"/>
+      <w:r>
+        <w:rPr>
+          <w:rFonts w:cstheme="minorHAnsi" w:hint="eastAsia"/>
+          <w:sz w:val="20"/>
+          <w:szCs w:val="20"/>
+        </w:rPr>
+        <w:t xml:space="preserve"> (</w:t>
+      </w:r>
+      <w:proofErr w:type="spellStart"/>
+      <w:r>
+        <w:rPr>
+          <w:rFonts w:cstheme="minorHAnsi" w:hint="eastAsia"/>
+          <w:sz w:val="20"/>
+          <w:szCs w:val="20"/>
+        </w:rPr>
+        <w:t>路加福音</w:t>
+      </w:r>
+      <w:proofErr w:type="spellEnd"/>
+      <w:r>
+        <w:rPr>
+          <w:rFonts w:cstheme="minorHAnsi" w:hint="eastAsia"/>
+          <w:sz w:val="20"/>
+          <w:szCs w:val="20"/>
+        </w:rPr>
+        <w:t xml:space="preserve"> 10:38:38 (38:38) </w:t>
+      </w:r>
+      <w:proofErr w:type="spellStart"/>
+      <w:r>
+        <w:rPr>
+          <w:rFonts w:cstheme="minorHAnsi" w:hint="eastAsia"/>
+          <w:sz w:val="20"/>
+          <w:szCs w:val="20"/>
+        </w:rPr>
+        <w:t>前深思熟慮的見證人（彼得前書</w:t>
+      </w:r>
+      <w:proofErr w:type="spellEnd"/>
+      <w:r>
+        <w:rPr>
+          <w:rFonts w:cstheme="minorHAnsi" w:hint="eastAsia"/>
+          <w:sz w:val="20"/>
+          <w:szCs w:val="20"/>
+        </w:rPr>
+        <w:t>），</w:t>
+      </w:r>
+      <w:proofErr w:type="spellStart"/>
+      <w:r>
+        <w:rPr>
+          <w:rFonts w:cstheme="minorHAnsi" w:hint="eastAsia"/>
+          <w:sz w:val="20"/>
+          <w:szCs w:val="20"/>
+        </w:rPr>
+        <w:t>彼得前書</w:t>
+      </w:r>
+      <w:proofErr w:type="spellEnd"/>
+      <w:r>
+        <w:rPr>
+          <w:rFonts w:cstheme="minorHAnsi" w:hint="eastAsia"/>
+          <w:sz w:val="20"/>
+          <w:szCs w:val="20"/>
+        </w:rPr>
+        <w:t>.</w:t>
+      </w:r>
+    </w:p>
+    <w:p>
+      <w:pPr>
+        <w:rPr>
+          <w:rFonts w:cstheme="minorHAnsi" w:hint="eastAsia"/>
+          <w:sz w:val="20"/>
+          <w:szCs w:val="20"/>
+        </w:rPr>
+      </w:pPr>
+      <w:r>
+        <w:rPr>
+          <w:rFonts w:cstheme="minorHAnsi" w:hint="eastAsia"/>
+          <w:sz w:val="20"/>
+          <w:szCs w:val="20"/>
+        </w:rPr>
+        <w:t xml:space="preserve">5. </w:t>
+      </w:r>
+      <w:proofErr w:type="spellStart"/>
+      <w:r>
+        <w:rPr>
+          <w:rFonts w:cstheme="minorHAnsi" w:hint="eastAsia"/>
+          <w:sz w:val="20"/>
+          <w:szCs w:val="20"/>
+        </w:rPr>
+        <w:t>雅各書</w:t>
+      </w:r>
+      <w:proofErr w:type="spellEnd"/>
+      <w:r>
+        <w:rPr>
+          <w:rFonts w:cstheme="minorHAnsi" w:hint="eastAsia"/>
+          <w:sz w:val="20"/>
+          <w:szCs w:val="20"/>
+        </w:rPr>
+        <w:t xml:space="preserve"> 1:2-5</w:t>
+      </w:r>
+      <w:r>
+        <w:rPr>
+          <w:rFonts w:cstheme="minorHAnsi" w:hint="eastAsia"/>
+          <w:sz w:val="20"/>
+          <w:szCs w:val="20"/>
+        </w:rPr>
+        <w:t>：試煉不會摧毀基督徒的信心，反而促使基督徒尋求神的智慧。</w:t>
+      </w:r>
+    </w:p>
+    <w:p>
+      <w:pPr>
+        <w:rPr>
+          <w:rFonts w:cstheme="minorHAnsi" w:hint="eastAsia"/>
+          <w:sz w:val="20"/>
+          <w:szCs w:val="20"/>
+        </w:rPr>
+      </w:pPr>
+      <w:r>
+        <w:rPr>
+          <w:rFonts w:cstheme="minorHAnsi" w:hint="eastAsia"/>
+          <w:sz w:val="20"/>
+          <w:szCs w:val="20"/>
+        </w:rPr>
+        <w:t xml:space="preserve">6. </w:t>
+      </w:r>
+      <w:proofErr w:type="spellStart"/>
+      <w:r>
+        <w:rPr>
+          <w:rFonts w:cstheme="minorHAnsi" w:hint="eastAsia"/>
+          <w:sz w:val="20"/>
+          <w:szCs w:val="20"/>
+        </w:rPr>
+        <w:t>路加福音</w:t>
+      </w:r>
+      <w:proofErr w:type="spellEnd"/>
+      <w:r>
+        <w:rPr>
+          <w:rFonts w:cstheme="minorHAnsi" w:hint="eastAsia"/>
+          <w:sz w:val="20"/>
+          <w:szCs w:val="20"/>
+        </w:rPr>
+        <w:t xml:space="preserve"> 10:25-37, </w:t>
+      </w:r>
+      <w:proofErr w:type="spellStart"/>
+      <w:r>
+        <w:rPr>
+          <w:rFonts w:cstheme="minorHAnsi" w:hint="eastAsia"/>
+          <w:sz w:val="20"/>
+          <w:szCs w:val="20"/>
+        </w:rPr>
+        <w:t>馬可福音</w:t>
+      </w:r>
+      <w:proofErr w:type="spellEnd"/>
+      <w:r>
+        <w:rPr>
+          <w:rFonts w:cstheme="minorHAnsi" w:hint="eastAsia"/>
+          <w:sz w:val="20"/>
+          <w:szCs w:val="20"/>
+        </w:rPr>
+        <w:t xml:space="preserve"> 5:21-43, </w:t>
+      </w:r>
+      <w:proofErr w:type="spellStart"/>
+      <w:r>
+        <w:rPr>
+          <w:rFonts w:cstheme="minorHAnsi" w:hint="eastAsia"/>
+          <w:sz w:val="20"/>
+          <w:szCs w:val="20"/>
+        </w:rPr>
+        <w:t>馬太福音</w:t>
+      </w:r>
+      <w:proofErr w:type="spellEnd"/>
+      <w:r>
+        <w:rPr>
+          <w:rFonts w:cstheme="minorHAnsi" w:hint="eastAsia"/>
+          <w:sz w:val="20"/>
+          <w:szCs w:val="20"/>
+        </w:rPr>
+        <w:t xml:space="preserve"> 14:13-14</w:t>
+      </w:r>
+      <w:r>
+        <w:rPr>
+          <w:rFonts w:cstheme="minorHAnsi" w:hint="eastAsia"/>
+          <w:sz w:val="20"/>
+          <w:szCs w:val="20"/>
+        </w:rPr>
+        <w:t>：耶穌將他人的打擾視為神聖的託付。</w:t>
+      </w:r>
+    </w:p>
+    <w:p>
+      <w:pPr>
+        <w:rPr>
+          <w:rFonts w:cstheme="minorHAnsi" w:hint="eastAsia"/>
+          <w:sz w:val="20"/>
+          <w:szCs w:val="20"/>
+        </w:rPr>
+      </w:pPr>
+      <w:r>
+        <w:rPr>
+          <w:rFonts w:cstheme="minorHAnsi" w:hint="eastAsia"/>
+          <w:sz w:val="20"/>
+          <w:szCs w:val="20"/>
+        </w:rPr>
+        <w:t xml:space="preserve">7. </w:t>
+      </w:r>
+      <w:proofErr w:type="spellStart"/>
+      <w:r>
+        <w:rPr>
+          <w:rFonts w:cstheme="minorHAnsi" w:hint="eastAsia"/>
+          <w:sz w:val="20"/>
+          <w:szCs w:val="20"/>
+        </w:rPr>
+        <w:t>雅各書</w:t>
+      </w:r>
+      <w:proofErr w:type="spellEnd"/>
+      <w:r>
+        <w:rPr>
+          <w:rFonts w:cstheme="minorHAnsi" w:hint="eastAsia"/>
+          <w:sz w:val="20"/>
+          <w:szCs w:val="20"/>
+        </w:rPr>
+        <w:t xml:space="preserve"> 1:6-8</w:t>
+      </w:r>
+      <w:r>
+        <w:rPr>
+          <w:rFonts w:cstheme="minorHAnsi" w:hint="eastAsia"/>
+          <w:sz w:val="20"/>
+          <w:szCs w:val="20"/>
+        </w:rPr>
+        <w:t>：向神祈求智慧時，必須完全信靠神。心志專一的跟隨者不留退路（沒有備用計畫）。</w:t>
+      </w:r>
+      <w:r>
+        <w:rPr>
+          <w:rFonts w:cstheme="minorHAnsi" w:hint="eastAsia"/>
+          <w:sz w:val="20"/>
+          <w:szCs w:val="20"/>
+        </w:rPr>
+        <w:t xml:space="preserve"> 8. </w:t>
+      </w:r>
+      <w:proofErr w:type="spellStart"/>
+      <w:r>
+        <w:rPr>
+          <w:rFonts w:cstheme="minorHAnsi" w:hint="eastAsia"/>
+          <w:sz w:val="20"/>
+          <w:szCs w:val="20"/>
+        </w:rPr>
+        <w:t>雅各書</w:t>
+      </w:r>
+      <w:proofErr w:type="spellEnd"/>
+      <w:r>
+        <w:rPr>
+          <w:rFonts w:cstheme="minorHAnsi" w:hint="eastAsia"/>
+          <w:sz w:val="20"/>
+          <w:szCs w:val="20"/>
+        </w:rPr>
+        <w:t xml:space="preserve"> 1:22-25</w:t>
+      </w:r>
+      <w:r>
+        <w:rPr>
+          <w:rFonts w:cstheme="minorHAnsi" w:hint="eastAsia"/>
+          <w:sz w:val="20"/>
+          <w:szCs w:val="20"/>
+        </w:rPr>
+        <w:t>：信徒既聽神的話語，也積極將其付諸實踐。全心跟隨主的人會長時間在「鏡子」前（省察內心），</w:t>
+      </w:r>
+      <w:proofErr w:type="spellStart"/>
+      <w:r>
+        <w:rPr>
+          <w:rFonts w:cstheme="minorHAnsi" w:hint="eastAsia"/>
+          <w:sz w:val="20"/>
+          <w:szCs w:val="20"/>
+        </w:rPr>
+        <w:t>並將所見付諸行動</w:t>
+      </w:r>
+      <w:proofErr w:type="spellEnd"/>
+      <w:r>
+        <w:rPr>
+          <w:rFonts w:cstheme="minorHAnsi" w:hint="eastAsia"/>
+          <w:sz w:val="20"/>
+          <w:szCs w:val="20"/>
+        </w:rPr>
+        <w:t>。</w:t>
+      </w:r>
+    </w:p>
+    <w:p>
+      <w:pPr>
+        <w:rPr>
+          <w:rFonts w:cstheme="minorHAnsi"/>
+          <w:sz w:val="20"/>
+          <w:szCs w:val="20"/>
+        </w:rPr>
+      </w:pPr>
+      <w:r>
+        <w:rPr>
+          <w:rFonts w:cstheme="minorHAnsi" w:hint="eastAsia"/>
+          <w:sz w:val="20"/>
+          <w:szCs w:val="20"/>
+        </w:rPr>
+        <w:t xml:space="preserve">9. </w:t>
+      </w:r>
+      <w:proofErr w:type="spellStart"/>
+      <w:r>
+        <w:rPr>
+          <w:rFonts w:cstheme="minorHAnsi" w:hint="eastAsia"/>
+          <w:sz w:val="20"/>
+          <w:szCs w:val="20"/>
+        </w:rPr>
+        <w:t>結論：進行為期兩週的日常操練－透過「鏡子」省察自己，並將內心的神的話語轉化為外在的言行舉止</w:t>
+      </w:r>
+      <w:proofErr w:type="spellEnd"/>
+      <w:r>
+        <w:rPr>
+          <w:rFonts w:cstheme="minorHAnsi" w:hint="eastAsia"/>
+          <w:sz w:val="20"/>
+          <w:szCs w:val="20"/>
+        </w:rPr>
+        <w:t>。</w:t>
+      </w:r>
+    </w:p>
+    <w:p>
+      <w:pPr>
+        <w:rPr>
+          <w:rFonts w:cstheme="minorHAnsi"/>
+          <w:b/>
+          <w:bCs/>
+          <w:sz w:val="20"/>
+          <w:szCs w:val="20"/>
+        </w:rPr>
+      </w:pPr>
+    </w:p>
+    <w:p>
+      <w:pPr>
+        <w:rPr>
+          <w:rFonts w:cstheme="minorHAnsi"/>
+          <w:b/>
+          <w:bCs/>
+          <w:sz w:val="20"/>
+          <w:szCs w:val="20"/>
+        </w:rPr>
+      </w:pPr>
+      <w:r>
+        <w:rPr>
+          <w:rFonts w:cstheme="minorHAnsi"/>
+          <w:b/>
+          <w:bCs/>
+          <w:sz w:val="20"/>
+          <w:szCs w:val="20"/>
+        </w:rPr>
+        <w:t>===</w:t>
+      </w:r>
+    </w:p>
+    <w:p>
+      <w:pPr>
+        <w:rPr>
+          <w:rFonts w:cstheme="minorHAnsi" w:hint="eastAsia"/>
+          <w:sz w:val="20"/>
+          <w:szCs w:val="20"/>
+        </w:rPr>
+      </w:pPr>
+      <w:r>
+        <w:rPr>
+          <w:rFonts w:cstheme="minorHAnsi" w:hint="eastAsia"/>
+          <w:sz w:val="20"/>
+          <w:szCs w:val="20"/>
+        </w:rPr>
+        <w:t>2026</w:t>
+      </w:r>
+      <w:r>
+        <w:rPr>
+          <w:rFonts w:cstheme="minorHAnsi" w:hint="eastAsia"/>
+          <w:sz w:val="20"/>
+          <w:szCs w:val="20"/>
+        </w:rPr>
+        <w:t>年</w:t>
+      </w:r>
+      <w:r>
+        <w:rPr>
+          <w:rFonts w:cstheme="minorHAnsi" w:hint="eastAsia"/>
+          <w:sz w:val="20"/>
+          <w:szCs w:val="20"/>
+        </w:rPr>
+        <w:t>8</w:t>
+      </w:r>
+      <w:r>
+        <w:rPr>
+          <w:rFonts w:cstheme="minorHAnsi" w:hint="eastAsia"/>
+          <w:sz w:val="20"/>
+          <w:szCs w:val="20"/>
+        </w:rPr>
+        <w:t>月</w:t>
+      </w:r>
+      <w:r>
+        <w:rPr>
+          <w:rFonts w:cstheme="minorHAnsi" w:hint="eastAsia"/>
+          <w:sz w:val="20"/>
+          <w:szCs w:val="20"/>
+        </w:rPr>
+        <w:t>22</w:t>
+      </w:r>
+      <w:r>
+        <w:rPr>
+          <w:rFonts w:cstheme="minorHAnsi" w:hint="eastAsia"/>
+          <w:sz w:val="20"/>
+          <w:szCs w:val="20"/>
+        </w:rPr>
+        <w:t>日、メンロ教会礼拝（先週分：</w:t>
+      </w:r>
+      <w:r>
+        <w:rPr>
+          <w:rFonts w:cstheme="minorHAnsi" w:hint="eastAsia"/>
+          <w:sz w:val="20"/>
+          <w:szCs w:val="20"/>
+        </w:rPr>
+        <w:t>2026</w:t>
+      </w:r>
+      <w:r>
+        <w:rPr>
+          <w:rFonts w:cstheme="minorHAnsi" w:hint="eastAsia"/>
+          <w:sz w:val="20"/>
+          <w:szCs w:val="20"/>
+        </w:rPr>
+        <w:t>年</w:t>
+      </w:r>
+      <w:r>
+        <w:rPr>
+          <w:rFonts w:cstheme="minorHAnsi" w:hint="eastAsia"/>
+          <w:sz w:val="20"/>
+          <w:szCs w:val="20"/>
+        </w:rPr>
+        <w:t>8</w:t>
+      </w:r>
+      <w:r>
+        <w:rPr>
+          <w:rFonts w:cstheme="minorHAnsi" w:hint="eastAsia"/>
+          <w:sz w:val="20"/>
+          <w:szCs w:val="20"/>
+        </w:rPr>
+        <w:t>月</w:t>
+      </w:r>
+      <w:r>
+        <w:rPr>
+          <w:rFonts w:cstheme="minorHAnsi" w:hint="eastAsia"/>
+          <w:sz w:val="20"/>
+          <w:szCs w:val="20"/>
+        </w:rPr>
+        <w:t>16</w:t>
+      </w:r>
+      <w:r>
+        <w:rPr>
+          <w:rFonts w:cstheme="minorHAnsi" w:hint="eastAsia"/>
+          <w:sz w:val="20"/>
+          <w:szCs w:val="20"/>
+        </w:rPr>
+        <w:t>日の要約）</w:t>
+      </w:r>
+    </w:p>
+    <w:p>
+      <w:pPr>
+        <w:rPr>
+          <w:rFonts w:cstheme="minorHAnsi" w:hint="eastAsia"/>
+          <w:sz w:val="20"/>
+          <w:szCs w:val="20"/>
+        </w:rPr>
+      </w:pPr>
+      <w:r>
+        <w:rPr>
+          <w:rFonts w:cstheme="minorHAnsi" w:hint="eastAsia"/>
+          <w:sz w:val="20"/>
+          <w:szCs w:val="20"/>
+        </w:rPr>
+        <w:t>https://www.youtube.com/watch?v=IeYb7vOVnmU&amp;t51s</w:t>
+      </w:r>
+    </w:p>
+    <w:p>
+      <w:pPr>
+        <w:rPr>
+          <w:rFonts w:cstheme="minorHAnsi" w:hint="eastAsia"/>
+          <w:sz w:val="20"/>
+          <w:szCs w:val="20"/>
+        </w:rPr>
+      </w:pPr>
+      <w:r>
+        <w:rPr>
+          <w:rFonts w:cstheme="minorHAnsi" w:hint="eastAsia"/>
+          <w:sz w:val="20"/>
+          <w:szCs w:val="20"/>
+        </w:rPr>
+        <w:t>https://github.com/peterhchen/1000_Family/tree/main/Church/2026</w:t>
+      </w:r>
+    </w:p>
+    <w:p>
+      <w:pPr>
+        <w:rPr>
+          <w:rFonts w:cstheme="minorHAnsi" w:hint="eastAsia"/>
+          <w:sz w:val="20"/>
+          <w:szCs w:val="20"/>
+        </w:rPr>
+      </w:pPr>
+      <w:r>
+        <w:rPr>
+          <w:rFonts w:cstheme="minorHAnsi" w:hint="eastAsia"/>
+          <w:sz w:val="20"/>
+          <w:szCs w:val="20"/>
+        </w:rPr>
+        <w:t>「鏡」（</w:t>
+      </w:r>
+      <w:proofErr w:type="spellStart"/>
+      <w:r>
+        <w:rPr>
+          <w:rFonts w:cstheme="minorHAnsi" w:hint="eastAsia"/>
+          <w:sz w:val="20"/>
+          <w:szCs w:val="20"/>
+        </w:rPr>
+        <w:t>分かたれていない従う者</w:t>
+      </w:r>
+      <w:proofErr w:type="spellEnd"/>
+      <w:r>
+        <w:rPr>
+          <w:rFonts w:cstheme="minorHAnsi" w:hint="eastAsia"/>
+          <w:sz w:val="20"/>
+          <w:szCs w:val="20"/>
+        </w:rPr>
+        <w:t>）</w:t>
+      </w:r>
+      <w:r>
+        <w:rPr>
+          <w:rFonts w:cstheme="minorHAnsi" w:hint="eastAsia"/>
+          <w:sz w:val="20"/>
+          <w:szCs w:val="20"/>
+        </w:rPr>
+        <w:t xml:space="preserve">| </w:t>
+      </w:r>
+      <w:r>
+        <w:rPr>
+          <w:rFonts w:cstheme="minorHAnsi" w:hint="eastAsia"/>
+          <w:sz w:val="20"/>
+          <w:szCs w:val="20"/>
+        </w:rPr>
+        <w:t>「</w:t>
+      </w:r>
+      <w:proofErr w:type="spellStart"/>
+      <w:r>
+        <w:rPr>
+          <w:rFonts w:cstheme="minorHAnsi" w:hint="eastAsia"/>
+          <w:sz w:val="20"/>
+          <w:szCs w:val="20"/>
+        </w:rPr>
+        <w:t>道（</w:t>
+      </w:r>
+      <w:r>
+        <w:rPr>
+          <w:rFonts w:cstheme="minorHAnsi" w:hint="eastAsia"/>
+          <w:sz w:val="20"/>
+          <w:szCs w:val="20"/>
+        </w:rPr>
+        <w:t>The</w:t>
+      </w:r>
+      <w:proofErr w:type="spellEnd"/>
+      <w:r>
+        <w:rPr>
+          <w:rFonts w:cstheme="minorHAnsi" w:hint="eastAsia"/>
+          <w:sz w:val="20"/>
+          <w:szCs w:val="20"/>
+        </w:rPr>
+        <w:t xml:space="preserve"> Way</w:t>
+      </w:r>
+      <w:r>
+        <w:rPr>
+          <w:rFonts w:cstheme="minorHAnsi" w:hint="eastAsia"/>
+          <w:sz w:val="20"/>
+          <w:szCs w:val="20"/>
+        </w:rPr>
+        <w:t>）」</w:t>
+      </w:r>
+      <w:proofErr w:type="spellStart"/>
+      <w:r>
+        <w:rPr>
+          <w:rFonts w:cstheme="minorHAnsi" w:hint="eastAsia"/>
+          <w:sz w:val="20"/>
+          <w:szCs w:val="20"/>
+        </w:rPr>
+        <w:t>に従う者とは</w:t>
+      </w:r>
+      <w:proofErr w:type="spellEnd"/>
+      <w:r>
+        <w:rPr>
+          <w:rFonts w:cstheme="minorHAnsi" w:hint="eastAsia"/>
+          <w:sz w:val="20"/>
+          <w:szCs w:val="20"/>
+        </w:rPr>
+        <w:t>？</w:t>
+      </w:r>
+      <w:r>
+        <w:rPr>
+          <w:rFonts w:cstheme="minorHAnsi" w:hint="eastAsia"/>
+          <w:sz w:val="20"/>
+          <w:szCs w:val="20"/>
+        </w:rPr>
+        <w:t xml:space="preserve"> | </w:t>
+      </w:r>
+      <w:proofErr w:type="spellStart"/>
+      <w:r>
+        <w:rPr>
+          <w:rFonts w:cstheme="minorHAnsi" w:hint="eastAsia"/>
+          <w:sz w:val="20"/>
+          <w:szCs w:val="20"/>
+        </w:rPr>
+        <w:t>メンロ教会</w:t>
+      </w:r>
+      <w:proofErr w:type="spellEnd"/>
+      <w:r>
+        <w:rPr>
+          <w:rFonts w:cstheme="minorHAnsi" w:hint="eastAsia"/>
+          <w:sz w:val="20"/>
+          <w:szCs w:val="20"/>
+        </w:rPr>
+        <w:t xml:space="preserve"> </w:t>
+      </w:r>
+      <w:proofErr w:type="spellStart"/>
+      <w:r>
+        <w:rPr>
+          <w:rFonts w:cstheme="minorHAnsi" w:hint="eastAsia"/>
+          <w:sz w:val="20"/>
+          <w:szCs w:val="20"/>
+        </w:rPr>
+        <w:t>主任牧師</w:t>
+      </w:r>
+      <w:proofErr w:type="spellEnd"/>
+      <w:r>
+        <w:rPr>
+          <w:rFonts w:cstheme="minorHAnsi" w:hint="eastAsia"/>
+          <w:sz w:val="20"/>
+          <w:szCs w:val="20"/>
+        </w:rPr>
+        <w:t xml:space="preserve"> </w:t>
+      </w:r>
+      <w:proofErr w:type="spellStart"/>
+      <w:r>
+        <w:rPr>
+          <w:rFonts w:cstheme="minorHAnsi" w:hint="eastAsia"/>
+          <w:sz w:val="20"/>
+          <w:szCs w:val="20"/>
+        </w:rPr>
+        <w:t>フィル</w:t>
+      </w:r>
+      <w:r>
+        <w:rPr>
+          <w:rFonts w:ascii="MS Mincho" w:eastAsia="MS Mincho" w:hAnsi="MS Mincho" w:cs="MS Mincho" w:hint="eastAsia"/>
+          <w:sz w:val="20"/>
+          <w:szCs w:val="20"/>
+        </w:rPr>
+        <w:t>・</w:t>
+      </w:r>
+      <w:r>
+        <w:rPr>
+          <w:rFonts w:ascii="SimSun" w:hAnsi="SimSun" w:cs="SimSun" w:hint="eastAsia"/>
+          <w:sz w:val="20"/>
+          <w:szCs w:val="20"/>
+        </w:rPr>
+        <w:t>ユーバンク</w:t>
+      </w:r>
+      <w:proofErr w:type="spellEnd"/>
+    </w:p>
+    <w:p>
+      <w:pPr>
+        <w:rPr>
+          <w:rFonts w:cstheme="minorHAnsi" w:hint="eastAsia"/>
+          <w:sz w:val="20"/>
+          <w:szCs w:val="20"/>
+        </w:rPr>
+      </w:pPr>
+    </w:p>
+    <w:p>
+      <w:pPr>
+        <w:rPr>
+          <w:rFonts w:cstheme="minorHAnsi" w:hint="eastAsia"/>
+          <w:sz w:val="20"/>
+          <w:szCs w:val="20"/>
+        </w:rPr>
+      </w:pPr>
+      <w:proofErr w:type="spellStart"/>
+      <w:r>
+        <w:rPr>
+          <w:rFonts w:cstheme="minorHAnsi" w:hint="eastAsia"/>
+          <w:sz w:val="20"/>
+          <w:szCs w:val="20"/>
+        </w:rPr>
+        <w:t>鏡：自分の内面の真実を見るもの</w:t>
+      </w:r>
+      <w:proofErr w:type="spellEnd"/>
+      <w:r>
+        <w:rPr>
+          <w:rFonts w:cstheme="minorHAnsi" w:hint="eastAsia"/>
+          <w:sz w:val="20"/>
+          <w:szCs w:val="20"/>
+        </w:rPr>
+        <w:t>。（</w:t>
+      </w:r>
+      <w:proofErr w:type="spellStart"/>
+      <w:r>
+        <w:rPr>
+          <w:rFonts w:cstheme="minorHAnsi" w:hint="eastAsia"/>
+          <w:sz w:val="20"/>
+          <w:szCs w:val="20"/>
+        </w:rPr>
+        <w:t>鏡は自分自身を見るための道具です</w:t>
+      </w:r>
+      <w:proofErr w:type="spellEnd"/>
+      <w:r>
+        <w:rPr>
+          <w:rFonts w:cstheme="minorHAnsi" w:hint="eastAsia"/>
+          <w:sz w:val="20"/>
+          <w:szCs w:val="20"/>
+        </w:rPr>
+        <w:t>）</w:t>
+      </w:r>
+    </w:p>
+    <w:p>
+      <w:pPr>
+        <w:rPr>
+          <w:rFonts w:cstheme="minorHAnsi" w:hint="eastAsia"/>
+          <w:sz w:val="20"/>
+          <w:szCs w:val="20"/>
+        </w:rPr>
+      </w:pPr>
+      <w:proofErr w:type="spellStart"/>
+      <w:r>
+        <w:rPr>
+          <w:rFonts w:cstheme="minorHAnsi" w:hint="eastAsia"/>
+          <w:sz w:val="20"/>
+          <w:szCs w:val="20"/>
+        </w:rPr>
+        <w:t>分かたれていない従う者（</w:t>
+      </w:r>
+      <w:r>
+        <w:rPr>
+          <w:rFonts w:cstheme="minorHAnsi" w:hint="eastAsia"/>
+          <w:sz w:val="20"/>
+          <w:szCs w:val="20"/>
+        </w:rPr>
+        <w:t>Undivided</w:t>
+      </w:r>
+      <w:proofErr w:type="spellEnd"/>
+      <w:r>
+        <w:rPr>
+          <w:rFonts w:cstheme="minorHAnsi" w:hint="eastAsia"/>
+          <w:sz w:val="20"/>
+          <w:szCs w:val="20"/>
+        </w:rPr>
+        <w:t xml:space="preserve"> Follower</w:t>
+      </w:r>
+      <w:r>
+        <w:rPr>
+          <w:rFonts w:cstheme="minorHAnsi" w:hint="eastAsia"/>
+          <w:sz w:val="20"/>
+          <w:szCs w:val="20"/>
+        </w:rPr>
+        <w:t>）：</w:t>
+      </w:r>
+      <w:proofErr w:type="spellStart"/>
+      <w:r>
+        <w:rPr>
+          <w:rFonts w:cstheme="minorHAnsi" w:hint="eastAsia"/>
+          <w:sz w:val="20"/>
+          <w:szCs w:val="20"/>
+        </w:rPr>
+        <w:t>内面と外面を一致させること。内面の信仰と外面の行動を整合させる生き方です</w:t>
+      </w:r>
+      <w:proofErr w:type="spellEnd"/>
+      <w:r>
+        <w:rPr>
+          <w:rFonts w:cstheme="minorHAnsi" w:hint="eastAsia"/>
+          <w:sz w:val="20"/>
+          <w:szCs w:val="20"/>
+        </w:rPr>
+        <w:t>。</w:t>
+      </w:r>
+    </w:p>
+    <w:p>
+      <w:pPr>
+        <w:rPr>
+          <w:rFonts w:cstheme="minorHAnsi" w:hint="eastAsia"/>
+          <w:sz w:val="20"/>
+          <w:szCs w:val="20"/>
+        </w:rPr>
+      </w:pPr>
+      <w:r>
+        <w:rPr>
+          <w:rFonts w:cstheme="minorHAnsi" w:hint="eastAsia"/>
+          <w:sz w:val="20"/>
+          <w:szCs w:val="20"/>
+        </w:rPr>
+        <w:t xml:space="preserve">1.  </w:t>
+      </w:r>
+      <w:r>
+        <w:rPr>
+          <w:rFonts w:cstheme="minorHAnsi" w:hint="eastAsia"/>
+          <w:sz w:val="20"/>
+          <w:szCs w:val="20"/>
+        </w:rPr>
+        <w:t>散らされた者たち（ヤコブ</w:t>
+      </w:r>
+      <w:r>
+        <w:rPr>
+          <w:rFonts w:cstheme="minorHAnsi" w:hint="eastAsia"/>
+          <w:sz w:val="20"/>
+          <w:szCs w:val="20"/>
+        </w:rPr>
+        <w:t>1:1</w:t>
+      </w:r>
+      <w:r>
+        <w:rPr>
+          <w:rFonts w:cstheme="minorHAnsi" w:hint="eastAsia"/>
+          <w:sz w:val="20"/>
+          <w:szCs w:val="20"/>
+        </w:rPr>
+        <w:t>）：</w:t>
+      </w:r>
+      <w:proofErr w:type="spellStart"/>
+      <w:r>
+        <w:rPr>
+          <w:rFonts w:cstheme="minorHAnsi" w:hint="eastAsia"/>
+          <w:sz w:val="20"/>
+          <w:szCs w:val="20"/>
+        </w:rPr>
+        <w:t>ヤコブは、散らされたイスラエルの十二部族に挨拶を送っています</w:t>
+      </w:r>
+      <w:proofErr w:type="spellEnd"/>
+      <w:r>
+        <w:rPr>
+          <w:rFonts w:cstheme="minorHAnsi" w:hint="eastAsia"/>
+          <w:sz w:val="20"/>
+          <w:szCs w:val="20"/>
+        </w:rPr>
+        <w:t>。</w:t>
+      </w:r>
+    </w:p>
+    <w:p>
+      <w:pPr>
+        <w:rPr>
+          <w:rFonts w:cstheme="minorHAnsi" w:hint="eastAsia"/>
+          <w:sz w:val="20"/>
+          <w:szCs w:val="20"/>
+        </w:rPr>
+      </w:pPr>
+      <w:r>
+        <w:rPr>
+          <w:rFonts w:cstheme="minorHAnsi" w:hint="eastAsia"/>
+          <w:sz w:val="20"/>
+          <w:szCs w:val="20"/>
+        </w:rPr>
+        <w:t xml:space="preserve">2. </w:t>
+      </w:r>
+      <w:r>
+        <w:rPr>
+          <w:rFonts w:cstheme="minorHAnsi" w:hint="eastAsia"/>
+          <w:sz w:val="20"/>
+          <w:szCs w:val="20"/>
+        </w:rPr>
+        <w:t>ヤコブ</w:t>
+      </w:r>
+      <w:r>
+        <w:rPr>
+          <w:rFonts w:cstheme="minorHAnsi" w:hint="eastAsia"/>
+          <w:sz w:val="20"/>
+          <w:szCs w:val="20"/>
+        </w:rPr>
+        <w:t>1:1-8</w:t>
+      </w:r>
+      <w:r>
+        <w:rPr>
+          <w:rFonts w:cstheme="minorHAnsi" w:hint="eastAsia"/>
+          <w:sz w:val="20"/>
+          <w:szCs w:val="20"/>
+        </w:rPr>
+        <w:t>、</w:t>
+      </w:r>
+      <w:r>
+        <w:rPr>
+          <w:rFonts w:cstheme="minorHAnsi" w:hint="eastAsia"/>
+          <w:sz w:val="20"/>
+          <w:szCs w:val="20"/>
+        </w:rPr>
+        <w:t>1:22-25</w:t>
+      </w:r>
+      <w:r>
+        <w:rPr>
+          <w:rFonts w:cstheme="minorHAnsi" w:hint="eastAsia"/>
+          <w:sz w:val="20"/>
+          <w:szCs w:val="20"/>
+        </w:rPr>
+        <w:t>：信者は人生の困難な試練に揺るぎない信仰をもって立ち向かい、疑うことなく神に知恵を求め、神の言葉を聞くだけでなく実行に移さなければなりません。</w:t>
+      </w:r>
+    </w:p>
+    <w:p>
+      <w:pPr>
+        <w:rPr>
+          <w:rFonts w:cstheme="minorHAnsi" w:hint="eastAsia"/>
+          <w:sz w:val="20"/>
+          <w:szCs w:val="20"/>
+        </w:rPr>
+      </w:pPr>
+      <w:r>
+        <w:rPr>
+          <w:rFonts w:cstheme="minorHAnsi" w:hint="eastAsia"/>
+          <w:sz w:val="20"/>
+          <w:szCs w:val="20"/>
+        </w:rPr>
+        <w:t xml:space="preserve">3. </w:t>
+      </w:r>
+      <w:r>
+        <w:rPr>
+          <w:rFonts w:cstheme="minorHAnsi" w:hint="eastAsia"/>
+          <w:sz w:val="20"/>
+          <w:szCs w:val="20"/>
+        </w:rPr>
+        <w:t>エペソ</w:t>
+      </w:r>
+      <w:r>
+        <w:rPr>
+          <w:rFonts w:cstheme="minorHAnsi" w:hint="eastAsia"/>
+          <w:sz w:val="20"/>
+          <w:szCs w:val="20"/>
+        </w:rPr>
+        <w:t>5:15-16</w:t>
+      </w:r>
+      <w:r>
+        <w:rPr>
+          <w:rFonts w:cstheme="minorHAnsi" w:hint="eastAsia"/>
+          <w:sz w:val="20"/>
+          <w:szCs w:val="20"/>
+        </w:rPr>
+        <w:t>：クリスチャンは賢明に生きることによって神を敬うべきです。</w:t>
+      </w:r>
+    </w:p>
+    <w:p>
+      <w:pPr>
+        <w:rPr>
+          <w:rFonts w:cstheme="minorHAnsi" w:hint="eastAsia"/>
+          <w:sz w:val="20"/>
+          <w:szCs w:val="20"/>
+        </w:rPr>
+      </w:pPr>
+      <w:r>
+        <w:rPr>
+          <w:rFonts w:cstheme="minorHAnsi" w:hint="eastAsia"/>
+          <w:sz w:val="20"/>
+          <w:szCs w:val="20"/>
+        </w:rPr>
+        <w:t xml:space="preserve">4. </w:t>
+      </w:r>
+      <w:proofErr w:type="spellStart"/>
+      <w:r>
+        <w:rPr>
+          <w:rFonts w:cstheme="minorHAnsi" w:hint="eastAsia"/>
+          <w:sz w:val="20"/>
+          <w:szCs w:val="20"/>
+        </w:rPr>
+        <w:t>メンロ教会は</w:t>
+      </w:r>
+      <w:proofErr w:type="spellEnd"/>
+      <w:r>
+        <w:rPr>
+          <w:rFonts w:cstheme="minorHAnsi" w:hint="eastAsia"/>
+          <w:sz w:val="20"/>
+          <w:szCs w:val="20"/>
+        </w:rPr>
+        <w:t>、「</w:t>
+      </w:r>
+      <w:proofErr w:type="spellStart"/>
+      <w:r>
+        <w:rPr>
+          <w:rFonts w:cstheme="minorHAnsi" w:hint="eastAsia"/>
+          <w:sz w:val="20"/>
+          <w:szCs w:val="20"/>
+        </w:rPr>
+        <w:t>道に従う者」を「神の国にふさわしい資質」を持つ者と定義しています：</w:t>
+      </w:r>
+      <w:r>
+        <w:rPr>
+          <w:rFonts w:cstheme="minorHAnsi" w:hint="eastAsia"/>
+          <w:sz w:val="20"/>
+          <w:szCs w:val="20"/>
+        </w:rPr>
+        <w:t>a</w:t>
+      </w:r>
+      <w:proofErr w:type="spellEnd"/>
+      <w:r>
+        <w:rPr>
+          <w:rFonts w:cstheme="minorHAnsi" w:hint="eastAsia"/>
+          <w:sz w:val="20"/>
+          <w:szCs w:val="20"/>
+        </w:rPr>
+        <w:t xml:space="preserve">. </w:t>
+      </w:r>
+      <w:r>
+        <w:rPr>
+          <w:rFonts w:cstheme="minorHAnsi" w:hint="eastAsia"/>
+          <w:sz w:val="20"/>
+          <w:szCs w:val="20"/>
+        </w:rPr>
+        <w:t>分かたれていない従う者（ヤコブ</w:t>
+      </w:r>
+      <w:r>
+        <w:rPr>
+          <w:rFonts w:cstheme="minorHAnsi" w:hint="eastAsia"/>
+          <w:sz w:val="20"/>
+          <w:szCs w:val="20"/>
+        </w:rPr>
+        <w:t>1:8</w:t>
+      </w:r>
+      <w:r>
+        <w:rPr>
+          <w:rFonts w:cstheme="minorHAnsi" w:hint="eastAsia"/>
+          <w:sz w:val="20"/>
+          <w:szCs w:val="20"/>
+        </w:rPr>
+        <w:t>）、</w:t>
+      </w:r>
+      <w:r>
+        <w:rPr>
+          <w:rFonts w:cstheme="minorHAnsi" w:hint="eastAsia"/>
+          <w:sz w:val="20"/>
+          <w:szCs w:val="20"/>
+        </w:rPr>
+        <w:t xml:space="preserve">b. </w:t>
+      </w:r>
+      <w:r>
+        <w:rPr>
+          <w:rFonts w:cstheme="minorHAnsi" w:hint="eastAsia"/>
+          <w:sz w:val="20"/>
+          <w:szCs w:val="20"/>
+        </w:rPr>
+        <w:t>犠牲を払って人を育てる者（マタイ</w:t>
+      </w:r>
+      <w:r>
+        <w:rPr>
+          <w:rFonts w:cstheme="minorHAnsi" w:hint="eastAsia"/>
+          <w:sz w:val="20"/>
+          <w:szCs w:val="20"/>
+        </w:rPr>
+        <w:t>28:19-20</w:t>
+      </w:r>
+      <w:r>
+        <w:rPr>
+          <w:rFonts w:cstheme="minorHAnsi" w:hint="eastAsia"/>
+          <w:sz w:val="20"/>
+          <w:szCs w:val="20"/>
+        </w:rPr>
+        <w:t>、テモテ第二</w:t>
+      </w:r>
+      <w:r>
+        <w:rPr>
+          <w:rFonts w:cstheme="minorHAnsi" w:hint="eastAsia"/>
+          <w:sz w:val="20"/>
+          <w:szCs w:val="20"/>
+        </w:rPr>
+        <w:t>2:2</w:t>
+      </w:r>
+      <w:r>
+        <w:rPr>
+          <w:rFonts w:cstheme="minorHAnsi" w:hint="eastAsia"/>
+          <w:sz w:val="20"/>
+          <w:szCs w:val="20"/>
+        </w:rPr>
+        <w:t>）、</w:t>
+      </w:r>
+      <w:r>
+        <w:rPr>
+          <w:rFonts w:cstheme="minorHAnsi" w:hint="eastAsia"/>
+          <w:sz w:val="20"/>
+          <w:szCs w:val="20"/>
+        </w:rPr>
+        <w:t xml:space="preserve">c. </w:t>
+      </w:r>
+      <w:r>
+        <w:rPr>
+          <w:rFonts w:cstheme="minorHAnsi" w:hint="eastAsia"/>
+          <w:sz w:val="20"/>
+          <w:szCs w:val="20"/>
+        </w:rPr>
+        <w:t>急がず寄り添う友人（ルカ</w:t>
+      </w:r>
+      <w:r>
+        <w:rPr>
+          <w:rFonts w:cstheme="minorHAnsi" w:hint="eastAsia"/>
+          <w:sz w:val="20"/>
+          <w:szCs w:val="20"/>
+        </w:rPr>
+        <w:t>10:38-42</w:t>
+      </w:r>
+      <w:r>
+        <w:rPr>
+          <w:rFonts w:cstheme="minorHAnsi" w:hint="eastAsia"/>
+          <w:sz w:val="20"/>
+          <w:szCs w:val="20"/>
+        </w:rPr>
+        <w:t>）、</w:t>
+      </w:r>
+      <w:r>
+        <w:rPr>
+          <w:rFonts w:cstheme="minorHAnsi" w:hint="eastAsia"/>
+          <w:sz w:val="20"/>
+          <w:szCs w:val="20"/>
+        </w:rPr>
+        <w:t xml:space="preserve">d. </w:t>
+      </w:r>
+      <w:r>
+        <w:rPr>
+          <w:rFonts w:cstheme="minorHAnsi" w:hint="eastAsia"/>
+          <w:sz w:val="20"/>
+          <w:szCs w:val="20"/>
+        </w:rPr>
+        <w:t>思慮深い証し人（ペテロ第一</w:t>
+      </w:r>
+      <w:r>
+        <w:rPr>
+          <w:rFonts w:cstheme="minorHAnsi" w:hint="eastAsia"/>
+          <w:sz w:val="20"/>
+          <w:szCs w:val="20"/>
+        </w:rPr>
+        <w:t>3:15</w:t>
+      </w:r>
+      <w:r>
+        <w:rPr>
+          <w:rFonts w:cstheme="minorHAnsi" w:hint="eastAsia"/>
+          <w:sz w:val="20"/>
+          <w:szCs w:val="20"/>
+        </w:rPr>
+        <w:t>）</w:t>
+      </w:r>
+    </w:p>
+    <w:p>
+      <w:pPr>
+        <w:rPr>
+          <w:rFonts w:cstheme="minorHAnsi" w:hint="eastAsia"/>
+          <w:sz w:val="20"/>
+          <w:szCs w:val="20"/>
+        </w:rPr>
+      </w:pPr>
+      <w:r>
+        <w:rPr>
+          <w:rFonts w:cstheme="minorHAnsi" w:hint="eastAsia"/>
+          <w:sz w:val="20"/>
+          <w:szCs w:val="20"/>
+        </w:rPr>
+        <w:t xml:space="preserve">5. </w:t>
+      </w:r>
+      <w:r>
+        <w:rPr>
+          <w:rFonts w:cstheme="minorHAnsi" w:hint="eastAsia"/>
+          <w:sz w:val="20"/>
+          <w:szCs w:val="20"/>
+        </w:rPr>
+        <w:t>ヤコブ</w:t>
+      </w:r>
+      <w:r>
+        <w:rPr>
+          <w:rFonts w:cstheme="minorHAnsi" w:hint="eastAsia"/>
+          <w:sz w:val="20"/>
+          <w:szCs w:val="20"/>
+        </w:rPr>
+        <w:t>1:2-5</w:t>
+      </w:r>
+      <w:r>
+        <w:rPr>
+          <w:rFonts w:cstheme="minorHAnsi" w:hint="eastAsia"/>
+          <w:sz w:val="20"/>
+          <w:szCs w:val="20"/>
+        </w:rPr>
+        <w:t>：試練はクリスチャンの信仰を破壊するものではありません。試練は、クリスチャンを神の知恵を求める方向へと導くものです。</w:t>
+      </w:r>
+    </w:p>
+    <w:p>
+      <w:pPr>
+        <w:rPr>
+          <w:rFonts w:cstheme="minorHAnsi" w:hint="eastAsia"/>
+          <w:sz w:val="20"/>
+          <w:szCs w:val="20"/>
+        </w:rPr>
+      </w:pPr>
+      <w:r>
+        <w:rPr>
+          <w:rFonts w:cstheme="minorHAnsi" w:hint="eastAsia"/>
+          <w:sz w:val="20"/>
+          <w:szCs w:val="20"/>
+        </w:rPr>
+        <w:lastRenderedPageBreak/>
+        <w:t xml:space="preserve">6. </w:t>
+      </w:r>
+      <w:r>
+        <w:rPr>
+          <w:rFonts w:cstheme="minorHAnsi" w:hint="eastAsia"/>
+          <w:sz w:val="20"/>
+          <w:szCs w:val="20"/>
+        </w:rPr>
+        <w:t>ルカ</w:t>
+      </w:r>
+      <w:r>
+        <w:rPr>
+          <w:rFonts w:cstheme="minorHAnsi" w:hint="eastAsia"/>
+          <w:sz w:val="20"/>
+          <w:szCs w:val="20"/>
+        </w:rPr>
+        <w:t>10:25-37</w:t>
+      </w:r>
+      <w:r>
+        <w:rPr>
+          <w:rFonts w:cstheme="minorHAnsi" w:hint="eastAsia"/>
+          <w:sz w:val="20"/>
+          <w:szCs w:val="20"/>
+        </w:rPr>
+        <w:t>、マルコ</w:t>
+      </w:r>
+      <w:r>
+        <w:rPr>
+          <w:rFonts w:cstheme="minorHAnsi" w:hint="eastAsia"/>
+          <w:sz w:val="20"/>
+          <w:szCs w:val="20"/>
+        </w:rPr>
+        <w:t>5:21-43</w:t>
+      </w:r>
+      <w:r>
+        <w:rPr>
+          <w:rFonts w:cstheme="minorHAnsi" w:hint="eastAsia"/>
+          <w:sz w:val="20"/>
+          <w:szCs w:val="20"/>
+        </w:rPr>
+        <w:t>、マタイ</w:t>
+      </w:r>
+      <w:r>
+        <w:rPr>
+          <w:rFonts w:cstheme="minorHAnsi" w:hint="eastAsia"/>
+          <w:sz w:val="20"/>
+          <w:szCs w:val="20"/>
+        </w:rPr>
+        <w:t>14:13-14</w:t>
+      </w:r>
+      <w:r>
+        <w:rPr>
+          <w:rFonts w:cstheme="minorHAnsi" w:hint="eastAsia"/>
+          <w:sz w:val="20"/>
+          <w:szCs w:val="20"/>
+        </w:rPr>
+        <w:t>：イエスは、人からの割り込みや予期せぬ出来事を、神からの使命（アサインメント）として捉えておられました。</w:t>
+      </w:r>
+    </w:p>
+    <w:p>
+      <w:pPr>
+        <w:rPr>
+          <w:rFonts w:cstheme="minorHAnsi" w:hint="eastAsia"/>
+          <w:sz w:val="20"/>
+          <w:szCs w:val="20"/>
+        </w:rPr>
+      </w:pPr>
+      <w:r>
+        <w:rPr>
+          <w:rFonts w:cstheme="minorHAnsi" w:hint="eastAsia"/>
+          <w:sz w:val="20"/>
+          <w:szCs w:val="20"/>
+        </w:rPr>
+        <w:t xml:space="preserve">7. </w:t>
+      </w:r>
+      <w:r>
+        <w:rPr>
+          <w:rFonts w:cstheme="minorHAnsi" w:hint="eastAsia"/>
+          <w:sz w:val="20"/>
+          <w:szCs w:val="20"/>
+        </w:rPr>
+        <w:t>ヤコブ</w:t>
+      </w:r>
+      <w:r>
+        <w:rPr>
+          <w:rFonts w:cstheme="minorHAnsi" w:hint="eastAsia"/>
+          <w:sz w:val="20"/>
+          <w:szCs w:val="20"/>
+        </w:rPr>
+        <w:t>1:6-8</w:t>
+      </w:r>
+      <w:r>
+        <w:rPr>
+          <w:rFonts w:cstheme="minorHAnsi" w:hint="eastAsia"/>
+          <w:sz w:val="20"/>
+          <w:szCs w:val="20"/>
+        </w:rPr>
+        <w:t>：神に知恵を求める際、神を全面的に信頼しなければなりません。「分かたれていない従う者」には、予備の計画（バックアッププラン）などないのです。</w:t>
+      </w:r>
+      <w:r>
+        <w:rPr>
+          <w:rFonts w:cstheme="minorHAnsi" w:hint="eastAsia"/>
+          <w:sz w:val="20"/>
+          <w:szCs w:val="20"/>
+        </w:rPr>
+        <w:t xml:space="preserve"> 8. </w:t>
+      </w:r>
+      <w:r>
+        <w:rPr>
+          <w:rFonts w:cstheme="minorHAnsi" w:hint="eastAsia"/>
+          <w:sz w:val="20"/>
+          <w:szCs w:val="20"/>
+        </w:rPr>
+        <w:t>ヤコブの手紙</w:t>
+      </w:r>
+      <w:r>
+        <w:rPr>
+          <w:rFonts w:cstheme="minorHAnsi" w:hint="eastAsia"/>
+          <w:sz w:val="20"/>
+          <w:szCs w:val="20"/>
+        </w:rPr>
+        <w:t>1</w:t>
+      </w:r>
+      <w:r>
+        <w:rPr>
+          <w:rFonts w:cstheme="minorHAnsi" w:hint="eastAsia"/>
+          <w:sz w:val="20"/>
+          <w:szCs w:val="20"/>
+        </w:rPr>
+        <w:t>章</w:t>
+      </w:r>
+      <w:r>
+        <w:rPr>
+          <w:rFonts w:cstheme="minorHAnsi" w:hint="eastAsia"/>
+          <w:sz w:val="20"/>
+          <w:szCs w:val="20"/>
+        </w:rPr>
+        <w:t>22-25</w:t>
+      </w:r>
+      <w:r>
+        <w:rPr>
+          <w:rFonts w:cstheme="minorHAnsi" w:hint="eastAsia"/>
+          <w:sz w:val="20"/>
+          <w:szCs w:val="20"/>
+        </w:rPr>
+        <w:t>節：信者は神の言葉に耳を傾け、それを積極的に実践します。心に揺るぎのない従う者は、鏡（自分の内面を省みるもの）の前に十分な時間とどまって自分を確かめ、その教えを行動に移します。</w:t>
+      </w:r>
+    </w:p>
+    <w:p>
+      <w:pPr>
+        <w:rPr>
+          <w:rFonts w:cstheme="minorHAnsi"/>
+          <w:sz w:val="20"/>
+          <w:szCs w:val="20"/>
+        </w:rPr>
+      </w:pPr>
+      <w:r>
+        <w:rPr>
+          <w:rFonts w:cstheme="minorHAnsi" w:hint="eastAsia"/>
+          <w:sz w:val="20"/>
+          <w:szCs w:val="20"/>
+        </w:rPr>
+        <w:t xml:space="preserve">9. </w:t>
+      </w:r>
+      <w:r>
+        <w:rPr>
+          <w:rFonts w:cstheme="minorHAnsi" w:hint="eastAsia"/>
+          <w:sz w:val="20"/>
+          <w:szCs w:val="20"/>
+        </w:rPr>
+        <w:t>結論：</w:t>
+      </w:r>
+      <w:r>
+        <w:rPr>
+          <w:rFonts w:cstheme="minorHAnsi" w:hint="eastAsia"/>
+          <w:sz w:val="20"/>
+          <w:szCs w:val="20"/>
+        </w:rPr>
+        <w:t>2</w:t>
+      </w:r>
+      <w:r>
+        <w:rPr>
+          <w:rFonts w:cstheme="minorHAnsi" w:hint="eastAsia"/>
+          <w:sz w:val="20"/>
+          <w:szCs w:val="20"/>
+        </w:rPr>
+        <w:t>週間にわたり、毎日「鏡」（自己吟味）に向かう実践を行い、神の言葉を内面にとどめるだけでなく、それを外的な振る舞いや行動として表すようにしましょう。</w:t>
+      </w:r>
+    </w:p>
+    <w:p>
+      <w:pPr>
+        <w:rPr>
+          <w:rFonts w:cstheme="minorHAnsi"/>
+          <w:b/>
+          <w:bCs/>
+          <w:sz w:val="20"/>
+          <w:szCs w:val="20"/>
+        </w:rPr>
+      </w:pPr>
+    </w:p>
+    <w:p>
+      <w:pPr>
+        <w:rPr>
+          <w:rFonts w:cstheme="minorHAnsi"/>
+          <w:b/>
+          <w:bCs/>
+          <w:sz w:val="20"/>
+          <w:szCs w:val="20"/>
+        </w:rPr>
+      </w:pPr>
+    </w:p>
+    <w:p>
+      <w:pPr>
+        <w:rPr>
+          <w:rFonts w:cstheme="minorHAnsi"/>
+          <w:b/>
+          <w:bCs/>
+          <w:sz w:val="20"/>
+          <w:szCs w:val="20"/>
+        </w:rPr>
+      </w:pPr>
     </w:p>
     <w:sectPr>
-      <w:footerReference w:type="default" r:id="rId79"/>
+      <w:footerReference w:type="default" r:id="rId68"/>
       <w:pgSz w:w="12240" w:h="15840"/>
       <w:pgMar w:top="1440" w:right="1440" w:bottom="1530" w:left="1440" w:header="0" w:footer="720" w:gutter="0"/>
       <w:cols w:space="720"/>
